--- a/docs/submission/Документация_Ультратех_задача9.docx
+++ b/docs/submission/Документация_Ультратех_задача9.docx
@@ -98,7 +98,7 @@
       <w:pPr>
         <w:pStyle w:val="1"/>
       </w:pPr>
-      <w:bookmarkStart w:id="0" w:name="_Toc241181247"/>
+      <w:bookmarkStart w:id="0" w:name="_Toc241182893"/>
       <w:r>
         <w:lastRenderedPageBreak/>
         <w:t>Содержание</w:t>
@@ -124,7 +124,7 @@
       <w:r>
         <w:fldChar w:fldCharType="separate"/>
       </w:r>
-      <w:hyperlink w:anchor="_Toc241181247" w:history="1">
+      <w:hyperlink w:anchor="_Toc241182893" w:history="1">
         <w:r>
           <w:rPr>
             <w:rStyle w:val="aff8"/>
@@ -151,7 +151,7 @@
             <w:noProof/>
             <w:webHidden/>
           </w:rPr>
-          <w:instrText xml:space="preserve"> PAGEREF _Toc241181247 \h </w:instrText>
+          <w:instrText xml:space="preserve"> PAGEREF _Toc241182893 \h </w:instrText>
         </w:r>
         <w:r>
           <w:rPr>
@@ -192,7 +192,7 @@
           <w:noProof/>
         </w:rPr>
       </w:pPr>
-      <w:hyperlink w:anchor="_Toc241181248" w:history="1">
+      <w:hyperlink w:anchor="_Toc241182894" w:history="1">
         <w:r>
           <w:rPr>
             <w:rStyle w:val="aff8"/>
@@ -219,7 +219,7 @@
             <w:noProof/>
             <w:webHidden/>
           </w:rPr>
-          <w:instrText xml:space="preserve"> PAGEREF _Toc241181248 \h </w:instrText>
+          <w:instrText xml:space="preserve"> PAGEREF _Toc241182894 \h </w:instrText>
         </w:r>
         <w:r>
           <w:rPr>
@@ -260,7 +260,7 @@
           <w:noProof/>
         </w:rPr>
       </w:pPr>
-      <w:hyperlink w:anchor="_Toc241181249" w:history="1">
+      <w:hyperlink w:anchor="_Toc241182895" w:history="1">
         <w:r>
           <w:rPr>
             <w:rStyle w:val="aff8"/>
@@ -287,7 +287,7 @@
             <w:noProof/>
             <w:webHidden/>
           </w:rPr>
-          <w:instrText xml:space="preserve"> PAGEREF _Toc241181249 \h </w:instrText>
+          <w:instrText xml:space="preserve"> PAGEREF _Toc241182895 \h </w:instrText>
         </w:r>
         <w:r>
           <w:rPr>
@@ -328,7 +328,7 @@
           <w:noProof/>
         </w:rPr>
       </w:pPr>
-      <w:hyperlink w:anchor="_Toc241181250" w:history="1">
+      <w:hyperlink w:anchor="_Toc241182896" w:history="1">
         <w:r>
           <w:rPr>
             <w:rStyle w:val="aff8"/>
@@ -355,7 +355,7 @@
             <w:noProof/>
             <w:webHidden/>
           </w:rPr>
-          <w:instrText xml:space="preserve"> PAGEREF _Toc241181250 \h </w:instrText>
+          <w:instrText xml:space="preserve"> PAGEREF _Toc241182896 \h </w:instrText>
         </w:r>
         <w:r>
           <w:rPr>
@@ -396,7 +396,7 @@
           <w:noProof/>
         </w:rPr>
       </w:pPr>
-      <w:hyperlink w:anchor="_Toc241181251" w:history="1">
+      <w:hyperlink w:anchor="_Toc241182897" w:history="1">
         <w:r>
           <w:rPr>
             <w:rStyle w:val="aff8"/>
@@ -423,7 +423,7 @@
             <w:noProof/>
             <w:webHidden/>
           </w:rPr>
-          <w:instrText xml:space="preserve"> PAGEREF _Toc241181251 \h </w:instrText>
+          <w:instrText xml:space="preserve"> PAGEREF _Toc241182897 \h </w:instrText>
         </w:r>
         <w:r>
           <w:rPr>
@@ -464,7 +464,7 @@
           <w:noProof/>
         </w:rPr>
       </w:pPr>
-      <w:hyperlink w:anchor="_Toc241181252" w:history="1">
+      <w:hyperlink w:anchor="_Toc241182898" w:history="1">
         <w:r>
           <w:rPr>
             <w:rStyle w:val="aff8"/>
@@ -491,7 +491,7 @@
             <w:noProof/>
             <w:webHidden/>
           </w:rPr>
-          <w:instrText xml:space="preserve"> PAGEREF _Toc241181252 \h </w:instrText>
+          <w:instrText xml:space="preserve"> PAGEREF _Toc241182898 \h </w:instrText>
         </w:r>
         <w:r>
           <w:rPr>
@@ -532,7 +532,7 @@
           <w:noProof/>
         </w:rPr>
       </w:pPr>
-      <w:hyperlink w:anchor="_Toc241181253" w:history="1">
+      <w:hyperlink w:anchor="_Toc241182899" w:history="1">
         <w:r>
           <w:rPr>
             <w:rStyle w:val="aff8"/>
@@ -559,7 +559,7 @@
             <w:noProof/>
             <w:webHidden/>
           </w:rPr>
-          <w:instrText xml:space="preserve"> PAGEREF _Toc241181253 \h </w:instrText>
+          <w:instrText xml:space="preserve"> PAGEREF _Toc241182899 \h </w:instrText>
         </w:r>
         <w:r>
           <w:rPr>
@@ -600,7 +600,7 @@
           <w:noProof/>
         </w:rPr>
       </w:pPr>
-      <w:hyperlink w:anchor="_Toc241181254" w:history="1">
+      <w:hyperlink w:anchor="_Toc241182900" w:history="1">
         <w:r>
           <w:rPr>
             <w:rStyle w:val="aff8"/>
@@ -627,7 +627,7 @@
             <w:noProof/>
             <w:webHidden/>
           </w:rPr>
-          <w:instrText xml:space="preserve"> PAGEREF _Toc241181254 \h </w:instrText>
+          <w:instrText xml:space="preserve"> PAGEREF _Toc241182900 \h </w:instrText>
         </w:r>
         <w:r>
           <w:rPr>
@@ -668,7 +668,7 @@
           <w:noProof/>
         </w:rPr>
       </w:pPr>
-      <w:hyperlink w:anchor="_Toc241181255" w:history="1">
+      <w:hyperlink w:anchor="_Toc241182901" w:history="1">
         <w:r>
           <w:rPr>
             <w:rStyle w:val="aff8"/>
@@ -695,7 +695,7 @@
             <w:noProof/>
             <w:webHidden/>
           </w:rPr>
-          <w:instrText xml:space="preserve"> PAGEREF _Toc241181255 \h </w:instrText>
+          <w:instrText xml:space="preserve"> PAGEREF _Toc241182901 \h </w:instrText>
         </w:r>
         <w:r>
           <w:rPr>
@@ -736,7 +736,7 @@
           <w:noProof/>
         </w:rPr>
       </w:pPr>
-      <w:hyperlink w:anchor="_Toc241181256" w:history="1">
+      <w:hyperlink w:anchor="_Toc241182902" w:history="1">
         <w:r>
           <w:rPr>
             <w:rStyle w:val="aff8"/>
@@ -763,7 +763,7 @@
             <w:noProof/>
             <w:webHidden/>
           </w:rPr>
-          <w:instrText xml:space="preserve"> PAGEREF _Toc241181256 \h </w:instrText>
+          <w:instrText xml:space="preserve"> PAGEREF _Toc241182902 \h </w:instrText>
         </w:r>
         <w:r>
           <w:rPr>
@@ -783,7 +783,7 @@
             <w:noProof/>
             <w:webHidden/>
           </w:rPr>
-          <w:t>8</w:t>
+          <w:t>9</w:t>
         </w:r>
         <w:r>
           <w:rPr>
@@ -804,7 +804,7 @@
           <w:noProof/>
         </w:rPr>
       </w:pPr>
-      <w:hyperlink w:anchor="_Toc241181257" w:history="1">
+      <w:hyperlink w:anchor="_Toc241182903" w:history="1">
         <w:r>
           <w:rPr>
             <w:rStyle w:val="aff8"/>
@@ -831,7 +831,7 @@
             <w:noProof/>
             <w:webHidden/>
           </w:rPr>
-          <w:instrText xml:space="preserve"> PAGEREF _Toc241181257 \h </w:instrText>
+          <w:instrText xml:space="preserve"> PAGEREF _Toc241182903 \h </w:instrText>
         </w:r>
         <w:r>
           <w:rPr>
@@ -851,7 +851,7 @@
             <w:noProof/>
             <w:webHidden/>
           </w:rPr>
-          <w:t>9</w:t>
+          <w:t>10</w:t>
         </w:r>
         <w:r>
           <w:rPr>
@@ -872,7 +872,7 @@
           <w:noProof/>
         </w:rPr>
       </w:pPr>
-      <w:hyperlink w:anchor="_Toc241181258" w:history="1">
+      <w:hyperlink w:anchor="_Toc241182904" w:history="1">
         <w:r>
           <w:rPr>
             <w:rStyle w:val="aff8"/>
@@ -899,7 +899,7 @@
             <w:noProof/>
             <w:webHidden/>
           </w:rPr>
-          <w:instrText xml:space="preserve"> PAGEREF _Toc241181258 \h </w:instrText>
+          <w:instrText xml:space="preserve"> PAGEREF _Toc241182904 \h </w:instrText>
         </w:r>
         <w:r>
           <w:rPr>
@@ -919,7 +919,7 @@
             <w:noProof/>
             <w:webHidden/>
           </w:rPr>
-          <w:t>9</w:t>
+          <w:t>10</w:t>
         </w:r>
         <w:r>
           <w:rPr>
@@ -940,7 +940,7 @@
           <w:noProof/>
         </w:rPr>
       </w:pPr>
-      <w:hyperlink w:anchor="_Toc241181259" w:history="1">
+      <w:hyperlink w:anchor="_Toc241182905" w:history="1">
         <w:r>
           <w:rPr>
             <w:rStyle w:val="aff8"/>
@@ -967,7 +967,7 @@
             <w:noProof/>
             <w:webHidden/>
           </w:rPr>
-          <w:instrText xml:space="preserve"> PAGEREF _Toc241181259 \h </w:instrText>
+          <w:instrText xml:space="preserve"> PAGEREF _Toc241182905 \h </w:instrText>
         </w:r>
         <w:r>
           <w:rPr>
@@ -1008,7 +1008,7 @@
           <w:noProof/>
         </w:rPr>
       </w:pPr>
-      <w:hyperlink w:anchor="_Toc241181260" w:history="1">
+      <w:hyperlink w:anchor="_Toc241182906" w:history="1">
         <w:r>
           <w:rPr>
             <w:rStyle w:val="aff8"/>
@@ -1035,7 +1035,7 @@
             <w:noProof/>
             <w:webHidden/>
           </w:rPr>
-          <w:instrText xml:space="preserve"> PAGEREF _Toc241181260 \h </w:instrText>
+          <w:instrText xml:space="preserve"> PAGEREF _Toc241182906 \h </w:instrText>
         </w:r>
         <w:r>
           <w:rPr>
@@ -1055,7 +1055,7 @@
             <w:noProof/>
             <w:webHidden/>
           </w:rPr>
-          <w:t>11</w:t>
+          <w:t>12</w:t>
         </w:r>
         <w:r>
           <w:rPr>
@@ -1076,7 +1076,7 @@
           <w:noProof/>
         </w:rPr>
       </w:pPr>
-      <w:hyperlink w:anchor="_Toc241181261" w:history="1">
+      <w:hyperlink w:anchor="_Toc241182907" w:history="1">
         <w:r>
           <w:rPr>
             <w:rStyle w:val="aff8"/>
@@ -1103,7 +1103,7 @@
             <w:noProof/>
             <w:webHidden/>
           </w:rPr>
-          <w:instrText xml:space="preserve"> PAGEREF _Toc241181261 \h </w:instrText>
+          <w:instrText xml:space="preserve"> PAGEREF _Toc241182907 \h </w:instrText>
         </w:r>
         <w:r>
           <w:rPr>
@@ -1123,7 +1123,7 @@
             <w:noProof/>
             <w:webHidden/>
           </w:rPr>
-          <w:t>11</w:t>
+          <w:t>12</w:t>
         </w:r>
         <w:r>
           <w:rPr>
@@ -1144,7 +1144,7 @@
           <w:noProof/>
         </w:rPr>
       </w:pPr>
-      <w:hyperlink w:anchor="_Toc241181262" w:history="1">
+      <w:hyperlink w:anchor="_Toc241182908" w:history="1">
         <w:r>
           <w:rPr>
             <w:rStyle w:val="aff8"/>
@@ -1171,7 +1171,7 @@
             <w:noProof/>
             <w:webHidden/>
           </w:rPr>
-          <w:instrText xml:space="preserve"> PAGEREF _Toc241181262 \h </w:instrText>
+          <w:instrText xml:space="preserve"> PAGEREF _Toc241182908 \h </w:instrText>
         </w:r>
         <w:r>
           <w:rPr>
@@ -1191,7 +1191,7 @@
             <w:noProof/>
             <w:webHidden/>
           </w:rPr>
-          <w:t>11</w:t>
+          <w:t>12</w:t>
         </w:r>
         <w:r>
           <w:rPr>
@@ -1212,7 +1212,7 @@
           <w:noProof/>
         </w:rPr>
       </w:pPr>
-      <w:hyperlink w:anchor="_Toc241181263" w:history="1">
+      <w:hyperlink w:anchor="_Toc241182909" w:history="1">
         <w:r>
           <w:rPr>
             <w:rStyle w:val="aff8"/>
@@ -1239,7 +1239,7 @@
             <w:noProof/>
             <w:webHidden/>
           </w:rPr>
-          <w:instrText xml:space="preserve"> PAGEREF _Toc241181263 \h </w:instrText>
+          <w:instrText xml:space="preserve"> PAGEREF _Toc241182909 \h </w:instrText>
         </w:r>
         <w:r>
           <w:rPr>
@@ -1259,7 +1259,7 @@
             <w:noProof/>
             <w:webHidden/>
           </w:rPr>
-          <w:t>13</w:t>
+          <w:t>14</w:t>
         </w:r>
         <w:r>
           <w:rPr>
@@ -1280,7 +1280,7 @@
           <w:noProof/>
         </w:rPr>
       </w:pPr>
-      <w:hyperlink w:anchor="_Toc241181264" w:history="1">
+      <w:hyperlink w:anchor="_Toc241182910" w:history="1">
         <w:r>
           <w:rPr>
             <w:rStyle w:val="aff8"/>
@@ -1307,7 +1307,7 @@
             <w:noProof/>
             <w:webHidden/>
           </w:rPr>
-          <w:instrText xml:space="preserve"> PAGEREF _Toc241181264 \h </w:instrText>
+          <w:instrText xml:space="preserve"> PAGEREF _Toc241182910 \h </w:instrText>
         </w:r>
         <w:r>
           <w:rPr>
@@ -1327,7 +1327,7 @@
             <w:noProof/>
             <w:webHidden/>
           </w:rPr>
-          <w:t>13</w:t>
+          <w:t>14</w:t>
         </w:r>
         <w:r>
           <w:rPr>
@@ -1348,7 +1348,7 @@
           <w:noProof/>
         </w:rPr>
       </w:pPr>
-      <w:hyperlink w:anchor="_Toc241181265" w:history="1">
+      <w:hyperlink w:anchor="_Toc241182911" w:history="1">
         <w:r>
           <w:rPr>
             <w:rStyle w:val="aff8"/>
@@ -1375,7 +1375,7 @@
             <w:noProof/>
             <w:webHidden/>
           </w:rPr>
-          <w:instrText xml:space="preserve"> PAGEREF _Toc241181265 \h </w:instrText>
+          <w:instrText xml:space="preserve"> PAGEREF _Toc241182911 \h </w:instrText>
         </w:r>
         <w:r>
           <w:rPr>
@@ -1395,7 +1395,7 @@
             <w:noProof/>
             <w:webHidden/>
           </w:rPr>
-          <w:t>13</w:t>
+          <w:t>14</w:t>
         </w:r>
         <w:r>
           <w:rPr>
@@ -1416,7 +1416,7 @@
           <w:noProof/>
         </w:rPr>
       </w:pPr>
-      <w:hyperlink w:anchor="_Toc241181266" w:history="1">
+      <w:hyperlink w:anchor="_Toc241182912" w:history="1">
         <w:r>
           <w:rPr>
             <w:rStyle w:val="aff8"/>
@@ -1443,7 +1443,7 @@
             <w:noProof/>
             <w:webHidden/>
           </w:rPr>
-          <w:instrText xml:space="preserve"> PAGEREF _Toc241181266 \h </w:instrText>
+          <w:instrText xml:space="preserve"> PAGEREF _Toc241182912 \h </w:instrText>
         </w:r>
         <w:r>
           <w:rPr>
@@ -1463,7 +1463,7 @@
             <w:noProof/>
             <w:webHidden/>
           </w:rPr>
-          <w:t>15</w:t>
+          <w:t>16</w:t>
         </w:r>
         <w:r>
           <w:rPr>
@@ -1484,7 +1484,7 @@
           <w:noProof/>
         </w:rPr>
       </w:pPr>
-      <w:hyperlink w:anchor="_Toc241181267" w:history="1">
+      <w:hyperlink w:anchor="_Toc241182913" w:history="1">
         <w:r>
           <w:rPr>
             <w:rStyle w:val="aff8"/>
@@ -1511,7 +1511,7 @@
             <w:noProof/>
             <w:webHidden/>
           </w:rPr>
-          <w:instrText xml:space="preserve"> PAGEREF _Toc241181267 \h </w:instrText>
+          <w:instrText xml:space="preserve"> PAGEREF _Toc241182913 \h </w:instrText>
         </w:r>
         <w:r>
           <w:rPr>
@@ -1531,7 +1531,7 @@
             <w:noProof/>
             <w:webHidden/>
           </w:rPr>
-          <w:t>15</w:t>
+          <w:t>16</w:t>
         </w:r>
         <w:r>
           <w:rPr>
@@ -1552,7 +1552,7 @@
           <w:noProof/>
         </w:rPr>
       </w:pPr>
-      <w:hyperlink w:anchor="_Toc241181268" w:history="1">
+      <w:hyperlink w:anchor="_Toc241182914" w:history="1">
         <w:r>
           <w:rPr>
             <w:rStyle w:val="aff8"/>
@@ -1579,7 +1579,7 @@
             <w:noProof/>
             <w:webHidden/>
           </w:rPr>
-          <w:instrText xml:space="preserve"> PAGEREF _Toc241181268 \h </w:instrText>
+          <w:instrText xml:space="preserve"> PAGEREF _Toc241182914 \h </w:instrText>
         </w:r>
         <w:r>
           <w:rPr>
@@ -1599,7 +1599,7 @@
             <w:noProof/>
             <w:webHidden/>
           </w:rPr>
-          <w:t>15</w:t>
+          <w:t>16</w:t>
         </w:r>
         <w:r>
           <w:rPr>
@@ -1620,7 +1620,7 @@
           <w:noProof/>
         </w:rPr>
       </w:pPr>
-      <w:hyperlink w:anchor="_Toc241181269" w:history="1">
+      <w:hyperlink w:anchor="_Toc241182915" w:history="1">
         <w:r>
           <w:rPr>
             <w:rStyle w:val="aff8"/>
@@ -1647,7 +1647,7 @@
             <w:noProof/>
             <w:webHidden/>
           </w:rPr>
-          <w:instrText xml:space="preserve"> PAGEREF _Toc241181269 \h </w:instrText>
+          <w:instrText xml:space="preserve"> PAGEREF _Toc241182915 \h </w:instrText>
         </w:r>
         <w:r>
           <w:rPr>
@@ -1667,7 +1667,7 @@
             <w:noProof/>
             <w:webHidden/>
           </w:rPr>
-          <w:t>15</w:t>
+          <w:t>16</w:t>
         </w:r>
         <w:r>
           <w:rPr>
@@ -1688,7 +1688,7 @@
           <w:noProof/>
         </w:rPr>
       </w:pPr>
-      <w:hyperlink w:anchor="_Toc241181270" w:history="1">
+      <w:hyperlink w:anchor="_Toc241182916" w:history="1">
         <w:r>
           <w:rPr>
             <w:rStyle w:val="aff8"/>
@@ -1715,7 +1715,7 @@
             <w:noProof/>
             <w:webHidden/>
           </w:rPr>
-          <w:instrText xml:space="preserve"> PAGEREF _Toc241181270 \h </w:instrText>
+          <w:instrText xml:space="preserve"> PAGEREF _Toc241182916 \h </w:instrText>
         </w:r>
         <w:r>
           <w:rPr>
@@ -1735,7 +1735,7 @@
             <w:noProof/>
             <w:webHidden/>
           </w:rPr>
-          <w:t>16</w:t>
+          <w:t>17</w:t>
         </w:r>
         <w:r>
           <w:rPr>
@@ -1756,7 +1756,7 @@
           <w:noProof/>
         </w:rPr>
       </w:pPr>
-      <w:hyperlink w:anchor="_Toc241181271" w:history="1">
+      <w:hyperlink w:anchor="_Toc241182917" w:history="1">
         <w:r>
           <w:rPr>
             <w:rStyle w:val="aff8"/>
@@ -1783,7 +1783,7 @@
             <w:noProof/>
             <w:webHidden/>
           </w:rPr>
-          <w:instrText xml:space="preserve"> PAGEREF _Toc241181271 \h </w:instrText>
+          <w:instrText xml:space="preserve"> PAGEREF _Toc241182917 \h </w:instrText>
         </w:r>
         <w:r>
           <w:rPr>
@@ -1803,7 +1803,7 @@
             <w:noProof/>
             <w:webHidden/>
           </w:rPr>
-          <w:t>16</w:t>
+          <w:t>17</w:t>
         </w:r>
         <w:r>
           <w:rPr>
@@ -1824,7 +1824,7 @@
           <w:noProof/>
         </w:rPr>
       </w:pPr>
-      <w:hyperlink w:anchor="_Toc241181272" w:history="1">
+      <w:hyperlink w:anchor="_Toc241182918" w:history="1">
         <w:r>
           <w:rPr>
             <w:rStyle w:val="aff8"/>
@@ -1851,7 +1851,7 @@
             <w:noProof/>
             <w:webHidden/>
           </w:rPr>
-          <w:instrText xml:space="preserve"> PAGEREF _Toc241181272 \h </w:instrText>
+          <w:instrText xml:space="preserve"> PAGEREF _Toc241182918 \h </w:instrText>
         </w:r>
         <w:r>
           <w:rPr>
@@ -1871,7 +1871,7 @@
             <w:noProof/>
             <w:webHidden/>
           </w:rPr>
-          <w:t>16</w:t>
+          <w:t>17</w:t>
         </w:r>
         <w:r>
           <w:rPr>
@@ -1892,7 +1892,7 @@
           <w:noProof/>
         </w:rPr>
       </w:pPr>
-      <w:hyperlink w:anchor="_Toc241181273" w:history="1">
+      <w:hyperlink w:anchor="_Toc241182919" w:history="1">
         <w:r>
           <w:rPr>
             <w:rStyle w:val="aff8"/>
@@ -1919,7 +1919,7 @@
             <w:noProof/>
             <w:webHidden/>
           </w:rPr>
-          <w:instrText xml:space="preserve"> PAGEREF _Toc241181273 \h </w:instrText>
+          <w:instrText xml:space="preserve"> PAGEREF _Toc241182919 \h </w:instrText>
         </w:r>
         <w:r>
           <w:rPr>
@@ -1939,7 +1939,7 @@
             <w:noProof/>
             <w:webHidden/>
           </w:rPr>
-          <w:t>17</w:t>
+          <w:t>18</w:t>
         </w:r>
         <w:r>
           <w:rPr>
@@ -1960,7 +1960,7 @@
           <w:noProof/>
         </w:rPr>
       </w:pPr>
-      <w:hyperlink w:anchor="_Toc241181274" w:history="1">
+      <w:hyperlink w:anchor="_Toc241182920" w:history="1">
         <w:r>
           <w:rPr>
             <w:rStyle w:val="aff8"/>
@@ -1987,7 +1987,7 @@
             <w:noProof/>
             <w:webHidden/>
           </w:rPr>
-          <w:instrText xml:space="preserve"> PAGEREF _Toc241181274 \h </w:instrText>
+          <w:instrText xml:space="preserve"> PAGEREF _Toc241182920 \h </w:instrText>
         </w:r>
         <w:r>
           <w:rPr>
@@ -2007,7 +2007,7 @@
             <w:noProof/>
             <w:webHidden/>
           </w:rPr>
-          <w:t>17</w:t>
+          <w:t>18</w:t>
         </w:r>
         <w:r>
           <w:rPr>
@@ -2028,7 +2028,7 @@
           <w:noProof/>
         </w:rPr>
       </w:pPr>
-      <w:hyperlink w:anchor="_Toc241181275" w:history="1">
+      <w:hyperlink w:anchor="_Toc241182921" w:history="1">
         <w:r>
           <w:rPr>
             <w:rStyle w:val="aff8"/>
@@ -2055,7 +2055,7 @@
             <w:noProof/>
             <w:webHidden/>
           </w:rPr>
-          <w:instrText xml:space="preserve"> PAGEREF _Toc241181275 \h </w:instrText>
+          <w:instrText xml:space="preserve"> PAGEREF _Toc241182921 \h </w:instrText>
         </w:r>
         <w:r>
           <w:rPr>
@@ -2075,7 +2075,7 @@
             <w:noProof/>
             <w:webHidden/>
           </w:rPr>
-          <w:t>18</w:t>
+          <w:t>19</w:t>
         </w:r>
         <w:r>
           <w:rPr>
@@ -2096,7 +2096,7 @@
           <w:noProof/>
         </w:rPr>
       </w:pPr>
-      <w:hyperlink w:anchor="_Toc241181276" w:history="1">
+      <w:hyperlink w:anchor="_Toc241182922" w:history="1">
         <w:r>
           <w:rPr>
             <w:rStyle w:val="aff8"/>
@@ -2123,7 +2123,7 @@
             <w:noProof/>
             <w:webHidden/>
           </w:rPr>
-          <w:instrText xml:space="preserve"> PAGEREF _Toc241181276 \h </w:instrText>
+          <w:instrText xml:space="preserve"> PAGEREF _Toc241182922 \h </w:instrText>
         </w:r>
         <w:r>
           <w:rPr>
@@ -2143,7 +2143,7 @@
             <w:noProof/>
             <w:webHidden/>
           </w:rPr>
-          <w:t>19</w:t>
+          <w:t>20</w:t>
         </w:r>
         <w:r>
           <w:rPr>
@@ -2164,7 +2164,7 @@
           <w:noProof/>
         </w:rPr>
       </w:pPr>
-      <w:hyperlink w:anchor="_Toc241181277" w:history="1">
+      <w:hyperlink w:anchor="_Toc241182923" w:history="1">
         <w:r>
           <w:rPr>
             <w:rStyle w:val="aff8"/>
@@ -2191,7 +2191,7 @@
             <w:noProof/>
             <w:webHidden/>
           </w:rPr>
-          <w:instrText xml:space="preserve"> PAGEREF _Toc241181277 \h </w:instrText>
+          <w:instrText xml:space="preserve"> PAGEREF _Toc241182923 \h </w:instrText>
         </w:r>
         <w:r>
           <w:rPr>
@@ -2211,7 +2211,7 @@
             <w:noProof/>
             <w:webHidden/>
           </w:rPr>
-          <w:t>19</w:t>
+          <w:t>20</w:t>
         </w:r>
         <w:r>
           <w:rPr>
@@ -2232,7 +2232,7 @@
           <w:noProof/>
         </w:rPr>
       </w:pPr>
-      <w:hyperlink w:anchor="_Toc241181278" w:history="1">
+      <w:hyperlink w:anchor="_Toc241182924" w:history="1">
         <w:r>
           <w:rPr>
             <w:rStyle w:val="aff8"/>
@@ -2259,7 +2259,7 @@
             <w:noProof/>
             <w:webHidden/>
           </w:rPr>
-          <w:instrText xml:space="preserve"> PAGEREF _Toc241181278 \h </w:instrText>
+          <w:instrText xml:space="preserve"> PAGEREF _Toc241182924 \h </w:instrText>
         </w:r>
         <w:r>
           <w:rPr>
@@ -2279,7 +2279,7 @@
             <w:noProof/>
             <w:webHidden/>
           </w:rPr>
-          <w:t>20</w:t>
+          <w:t>21</w:t>
         </w:r>
         <w:r>
           <w:rPr>
@@ -2300,7 +2300,7 @@
           <w:noProof/>
         </w:rPr>
       </w:pPr>
-      <w:hyperlink w:anchor="_Toc241181279" w:history="1">
+      <w:hyperlink w:anchor="_Toc241182925" w:history="1">
         <w:r>
           <w:rPr>
             <w:rStyle w:val="aff8"/>
@@ -2327,7 +2327,7 @@
             <w:noProof/>
             <w:webHidden/>
           </w:rPr>
-          <w:instrText xml:space="preserve"> PAGEREF _Toc241181279 \h </w:instrText>
+          <w:instrText xml:space="preserve"> PAGEREF _Toc241182925 \h </w:instrText>
         </w:r>
         <w:r>
           <w:rPr>
@@ -2347,7 +2347,7 @@
             <w:noProof/>
             <w:webHidden/>
           </w:rPr>
-          <w:t>21</w:t>
+          <w:t>22</w:t>
         </w:r>
         <w:r>
           <w:rPr>
@@ -2368,7 +2368,7 @@
           <w:noProof/>
         </w:rPr>
       </w:pPr>
-      <w:hyperlink w:anchor="_Toc241181280" w:history="1">
+      <w:hyperlink w:anchor="_Toc241182926" w:history="1">
         <w:r>
           <w:rPr>
             <w:rStyle w:val="aff8"/>
@@ -2395,7 +2395,7 @@
             <w:noProof/>
             <w:webHidden/>
           </w:rPr>
-          <w:instrText xml:space="preserve"> PAGEREF _Toc241181280 \h </w:instrText>
+          <w:instrText xml:space="preserve"> PAGEREF _Toc241182926 \h </w:instrText>
         </w:r>
         <w:r>
           <w:rPr>
@@ -2415,7 +2415,7 @@
             <w:noProof/>
             <w:webHidden/>
           </w:rPr>
-          <w:t>22</w:t>
+          <w:t>23</w:t>
         </w:r>
         <w:r>
           <w:rPr>
@@ -2436,7 +2436,7 @@
           <w:noProof/>
         </w:rPr>
       </w:pPr>
-      <w:hyperlink w:anchor="_Toc241181281" w:history="1">
+      <w:hyperlink w:anchor="_Toc241182927" w:history="1">
         <w:r>
           <w:rPr>
             <w:rStyle w:val="aff8"/>
@@ -2463,7 +2463,7 @@
             <w:noProof/>
             <w:webHidden/>
           </w:rPr>
-          <w:instrText xml:space="preserve"> PAGEREF _Toc241181281 \h </w:instrText>
+          <w:instrText xml:space="preserve"> PAGEREF _Toc241182927 \h </w:instrText>
         </w:r>
         <w:r>
           <w:rPr>
@@ -2483,7 +2483,7 @@
             <w:noProof/>
             <w:webHidden/>
           </w:rPr>
-          <w:t>23</w:t>
+          <w:t>24</w:t>
         </w:r>
         <w:r>
           <w:rPr>
@@ -2504,7 +2504,7 @@
           <w:noProof/>
         </w:rPr>
       </w:pPr>
-      <w:hyperlink w:anchor="_Toc241181282" w:history="1">
+      <w:hyperlink w:anchor="_Toc241182928" w:history="1">
         <w:r>
           <w:rPr>
             <w:rStyle w:val="aff8"/>
@@ -2531,7 +2531,7 @@
             <w:noProof/>
             <w:webHidden/>
           </w:rPr>
-          <w:instrText xml:space="preserve"> PAGEREF _Toc241181282 \h </w:instrText>
+          <w:instrText xml:space="preserve"> PAGEREF _Toc241182928 \h </w:instrText>
         </w:r>
         <w:r>
           <w:rPr>
@@ -2551,7 +2551,7 @@
             <w:noProof/>
             <w:webHidden/>
           </w:rPr>
-          <w:t>23</w:t>
+          <w:t>24</w:t>
         </w:r>
         <w:r>
           <w:rPr>
@@ -2572,7 +2572,7 @@
           <w:noProof/>
         </w:rPr>
       </w:pPr>
-      <w:hyperlink w:anchor="_Toc241181283" w:history="1">
+      <w:hyperlink w:anchor="_Toc241182929" w:history="1">
         <w:r>
           <w:rPr>
             <w:rStyle w:val="aff8"/>
@@ -2599,7 +2599,7 @@
             <w:noProof/>
             <w:webHidden/>
           </w:rPr>
-          <w:instrText xml:space="preserve"> PAGEREF _Toc241181283 \h </w:instrText>
+          <w:instrText xml:space="preserve"> PAGEREF _Toc241182929 \h </w:instrText>
         </w:r>
         <w:r>
           <w:rPr>
@@ -2619,7 +2619,7 @@
             <w:noProof/>
             <w:webHidden/>
           </w:rPr>
-          <w:t>26</w:t>
+          <w:t>27</w:t>
         </w:r>
         <w:r>
           <w:rPr>
@@ -2640,7 +2640,7 @@
           <w:noProof/>
         </w:rPr>
       </w:pPr>
-      <w:hyperlink w:anchor="_Toc241181284" w:history="1">
+      <w:hyperlink w:anchor="_Toc241182930" w:history="1">
         <w:r>
           <w:rPr>
             <w:rStyle w:val="aff8"/>
@@ -2667,7 +2667,7 @@
             <w:noProof/>
             <w:webHidden/>
           </w:rPr>
-          <w:instrText xml:space="preserve"> PAGEREF _Toc241181284 \h </w:instrText>
+          <w:instrText xml:space="preserve"> PAGEREF _Toc241182930 \h </w:instrText>
         </w:r>
         <w:r>
           <w:rPr>
@@ -2687,7 +2687,7 @@
             <w:noProof/>
             <w:webHidden/>
           </w:rPr>
-          <w:t>27</w:t>
+          <w:t>28</w:t>
         </w:r>
         <w:r>
           <w:rPr>
@@ -2708,7 +2708,7 @@
           <w:noProof/>
         </w:rPr>
       </w:pPr>
-      <w:hyperlink w:anchor="_Toc241181285" w:history="1">
+      <w:hyperlink w:anchor="_Toc241182931" w:history="1">
         <w:r>
           <w:rPr>
             <w:rStyle w:val="aff8"/>
@@ -2735,7 +2735,7 @@
             <w:noProof/>
             <w:webHidden/>
           </w:rPr>
-          <w:instrText xml:space="preserve"> PAGEREF _Toc241181285 \h </w:instrText>
+          <w:instrText xml:space="preserve"> PAGEREF _Toc241182931 \h </w:instrText>
         </w:r>
         <w:r>
           <w:rPr>
@@ -2755,7 +2755,7 @@
             <w:noProof/>
             <w:webHidden/>
           </w:rPr>
-          <w:t>27</w:t>
+          <w:t>28</w:t>
         </w:r>
         <w:r>
           <w:rPr>
@@ -2776,7 +2776,7 @@
           <w:noProof/>
         </w:rPr>
       </w:pPr>
-      <w:hyperlink w:anchor="_Toc241181286" w:history="1">
+      <w:hyperlink w:anchor="_Toc241182932" w:history="1">
         <w:r>
           <w:rPr>
             <w:rStyle w:val="aff8"/>
@@ -2803,7 +2803,7 @@
             <w:noProof/>
             <w:webHidden/>
           </w:rPr>
-          <w:instrText xml:space="preserve"> PAGEREF _Toc241181286 \h </w:instrText>
+          <w:instrText xml:space="preserve"> PAGEREF _Toc241182932 \h </w:instrText>
         </w:r>
         <w:r>
           <w:rPr>
@@ -2823,7 +2823,7 @@
             <w:noProof/>
             <w:webHidden/>
           </w:rPr>
-          <w:t>27</w:t>
+          <w:t>28</w:t>
         </w:r>
         <w:r>
           <w:rPr>
@@ -2844,7 +2844,7 @@
           <w:noProof/>
         </w:rPr>
       </w:pPr>
-      <w:hyperlink w:anchor="_Toc241181287" w:history="1">
+      <w:hyperlink w:anchor="_Toc241182933" w:history="1">
         <w:r>
           <w:rPr>
             <w:rStyle w:val="aff8"/>
@@ -2871,7 +2871,7 @@
             <w:noProof/>
             <w:webHidden/>
           </w:rPr>
-          <w:instrText xml:space="preserve"> PAGEREF _Toc241181287 \h </w:instrText>
+          <w:instrText xml:space="preserve"> PAGEREF _Toc241182933 \h </w:instrText>
         </w:r>
         <w:r>
           <w:rPr>
@@ -2891,7 +2891,7 @@
             <w:noProof/>
             <w:webHidden/>
           </w:rPr>
-          <w:t>28</w:t>
+          <w:t>29</w:t>
         </w:r>
         <w:r>
           <w:rPr>
@@ -2912,7 +2912,7 @@
           <w:noProof/>
         </w:rPr>
       </w:pPr>
-      <w:hyperlink w:anchor="_Toc241181288" w:history="1">
+      <w:hyperlink w:anchor="_Toc241182934" w:history="1">
         <w:r>
           <w:rPr>
             <w:rStyle w:val="aff8"/>
@@ -2939,7 +2939,7 @@
             <w:noProof/>
             <w:webHidden/>
           </w:rPr>
-          <w:instrText xml:space="preserve"> PAGEREF _Toc241181288 \h </w:instrText>
+          <w:instrText xml:space="preserve"> PAGEREF _Toc241182934 \h </w:instrText>
         </w:r>
         <w:r>
           <w:rPr>
@@ -2959,7 +2959,7 @@
             <w:noProof/>
             <w:webHidden/>
           </w:rPr>
-          <w:t>29</w:t>
+          <w:t>30</w:t>
         </w:r>
         <w:r>
           <w:rPr>
@@ -2980,7 +2980,7 @@
           <w:noProof/>
         </w:rPr>
       </w:pPr>
-      <w:hyperlink w:anchor="_Toc241181289" w:history="1">
+      <w:hyperlink w:anchor="_Toc241182935" w:history="1">
         <w:r>
           <w:rPr>
             <w:rStyle w:val="aff8"/>
@@ -3007,7 +3007,7 @@
             <w:noProof/>
             <w:webHidden/>
           </w:rPr>
-          <w:instrText xml:space="preserve"> PAGEREF _Toc241181289 \h </w:instrText>
+          <w:instrText xml:space="preserve"> PAGEREF _Toc241182935 \h </w:instrText>
         </w:r>
         <w:r>
           <w:rPr>
@@ -3027,7 +3027,7 @@
             <w:noProof/>
             <w:webHidden/>
           </w:rPr>
-          <w:t>29</w:t>
+          <w:t>30</w:t>
         </w:r>
         <w:r>
           <w:rPr>
@@ -3048,7 +3048,7 @@
           <w:noProof/>
         </w:rPr>
       </w:pPr>
-      <w:hyperlink w:anchor="_Toc241181290" w:history="1">
+      <w:hyperlink w:anchor="_Toc241182936" w:history="1">
         <w:r>
           <w:rPr>
             <w:rStyle w:val="aff8"/>
@@ -3075,7 +3075,7 @@
             <w:noProof/>
             <w:webHidden/>
           </w:rPr>
-          <w:instrText xml:space="preserve"> PAGEREF _Toc241181290 \h </w:instrText>
+          <w:instrText xml:space="preserve"> PAGEREF _Toc241182936 \h </w:instrText>
         </w:r>
         <w:r>
           <w:rPr>
@@ -3095,7 +3095,7 @@
             <w:noProof/>
             <w:webHidden/>
           </w:rPr>
-          <w:t>29</w:t>
+          <w:t>30</w:t>
         </w:r>
         <w:r>
           <w:rPr>
@@ -3116,7 +3116,7 @@
           <w:noProof/>
         </w:rPr>
       </w:pPr>
-      <w:hyperlink w:anchor="_Toc241181291" w:history="1">
+      <w:hyperlink w:anchor="_Toc241182937" w:history="1">
         <w:r>
           <w:rPr>
             <w:rStyle w:val="aff8"/>
@@ -3143,7 +3143,7 @@
             <w:noProof/>
             <w:webHidden/>
           </w:rPr>
-          <w:instrText xml:space="preserve"> PAGEREF _Toc241181291 \h </w:instrText>
+          <w:instrText xml:space="preserve"> PAGEREF _Toc241182937 \h </w:instrText>
         </w:r>
         <w:r>
           <w:rPr>
@@ -3163,7 +3163,7 @@
             <w:noProof/>
             <w:webHidden/>
           </w:rPr>
-          <w:t>29</w:t>
+          <w:t>30</w:t>
         </w:r>
         <w:r>
           <w:rPr>
@@ -3184,7 +3184,7 @@
           <w:noProof/>
         </w:rPr>
       </w:pPr>
-      <w:hyperlink w:anchor="_Toc241181292" w:history="1">
+      <w:hyperlink w:anchor="_Toc241182938" w:history="1">
         <w:r>
           <w:rPr>
             <w:rStyle w:val="aff8"/>
@@ -3211,7 +3211,7 @@
             <w:noProof/>
             <w:webHidden/>
           </w:rPr>
-          <w:instrText xml:space="preserve"> PAGEREF _Toc241181292 \h </w:instrText>
+          <w:instrText xml:space="preserve"> PAGEREF _Toc241182938 \h </w:instrText>
         </w:r>
         <w:r>
           <w:rPr>
@@ -3231,7 +3231,7 @@
             <w:noProof/>
             <w:webHidden/>
           </w:rPr>
-          <w:t>30</w:t>
+          <w:t>31</w:t>
         </w:r>
         <w:r>
           <w:rPr>
@@ -3252,7 +3252,7 @@
           <w:noProof/>
         </w:rPr>
       </w:pPr>
-      <w:hyperlink w:anchor="_Toc241181293" w:history="1">
+      <w:hyperlink w:anchor="_Toc241182939" w:history="1">
         <w:r>
           <w:rPr>
             <w:rStyle w:val="aff8"/>
@@ -3279,7 +3279,7 @@
             <w:noProof/>
             <w:webHidden/>
           </w:rPr>
-          <w:instrText xml:space="preserve"> PAGEREF _Toc241181293 \h </w:instrText>
+          <w:instrText xml:space="preserve"> PAGEREF _Toc241182939 \h </w:instrText>
         </w:r>
         <w:r>
           <w:rPr>
@@ -3299,7 +3299,7 @@
             <w:noProof/>
             <w:webHidden/>
           </w:rPr>
-          <w:t>30</w:t>
+          <w:t>31</w:t>
         </w:r>
         <w:r>
           <w:rPr>
@@ -3320,7 +3320,7 @@
           <w:noProof/>
         </w:rPr>
       </w:pPr>
-      <w:hyperlink w:anchor="_Toc241181294" w:history="1">
+      <w:hyperlink w:anchor="_Toc241182940" w:history="1">
         <w:r>
           <w:rPr>
             <w:rStyle w:val="aff8"/>
@@ -3347,7 +3347,7 @@
             <w:noProof/>
             <w:webHidden/>
           </w:rPr>
-          <w:instrText xml:space="preserve"> PAGEREF _Toc241181294 \h </w:instrText>
+          <w:instrText xml:space="preserve"> PAGEREF _Toc241182940 \h </w:instrText>
         </w:r>
         <w:r>
           <w:rPr>
@@ -3367,7 +3367,7 @@
             <w:noProof/>
             <w:webHidden/>
           </w:rPr>
-          <w:t>31</w:t>
+          <w:t>32</w:t>
         </w:r>
         <w:r>
           <w:rPr>
@@ -3388,7 +3388,7 @@
           <w:noProof/>
         </w:rPr>
       </w:pPr>
-      <w:hyperlink w:anchor="_Toc241181295" w:history="1">
+      <w:hyperlink w:anchor="_Toc241182941" w:history="1">
         <w:r>
           <w:rPr>
             <w:rStyle w:val="aff8"/>
@@ -3415,7 +3415,7 @@
             <w:noProof/>
             <w:webHidden/>
           </w:rPr>
-          <w:instrText xml:space="preserve"> PAGEREF _Toc241181295 \h </w:instrText>
+          <w:instrText xml:space="preserve"> PAGEREF _Toc241182941 \h </w:instrText>
         </w:r>
         <w:r>
           <w:rPr>
@@ -3435,7 +3435,7 @@
             <w:noProof/>
             <w:webHidden/>
           </w:rPr>
-          <w:t>31</w:t>
+          <w:t>32</w:t>
         </w:r>
         <w:r>
           <w:rPr>
@@ -3456,7 +3456,7 @@
           <w:noProof/>
         </w:rPr>
       </w:pPr>
-      <w:hyperlink w:anchor="_Toc241181296" w:history="1">
+      <w:hyperlink w:anchor="_Toc241182942" w:history="1">
         <w:r>
           <w:rPr>
             <w:rStyle w:val="aff8"/>
@@ -3483,7 +3483,7 @@
             <w:noProof/>
             <w:webHidden/>
           </w:rPr>
-          <w:instrText xml:space="preserve"> PAGEREF _Toc241181296 \h </w:instrText>
+          <w:instrText xml:space="preserve"> PAGEREF _Toc241182942 \h </w:instrText>
         </w:r>
         <w:r>
           <w:rPr>
@@ -3503,7 +3503,7 @@
             <w:noProof/>
             <w:webHidden/>
           </w:rPr>
-          <w:t>32</w:t>
+          <w:t>33</w:t>
         </w:r>
         <w:r>
           <w:rPr>
@@ -3524,7 +3524,7 @@
           <w:noProof/>
         </w:rPr>
       </w:pPr>
-      <w:hyperlink w:anchor="_Toc241181297" w:history="1">
+      <w:hyperlink w:anchor="_Toc241182943" w:history="1">
         <w:r>
           <w:rPr>
             <w:rStyle w:val="aff8"/>
@@ -3551,7 +3551,7 @@
             <w:noProof/>
             <w:webHidden/>
           </w:rPr>
-          <w:instrText xml:space="preserve"> PAGEREF _Toc241181297 \h </w:instrText>
+          <w:instrText xml:space="preserve"> PAGEREF _Toc241182943 \h </w:instrText>
         </w:r>
         <w:r>
           <w:rPr>
@@ -3571,7 +3571,7 @@
             <w:noProof/>
             <w:webHidden/>
           </w:rPr>
-          <w:t>32</w:t>
+          <w:t>33</w:t>
         </w:r>
         <w:r>
           <w:rPr>
@@ -3592,7 +3592,7 @@
           <w:noProof/>
         </w:rPr>
       </w:pPr>
-      <w:hyperlink w:anchor="_Toc241181298" w:history="1">
+      <w:hyperlink w:anchor="_Toc241182944" w:history="1">
         <w:r>
           <w:rPr>
             <w:rStyle w:val="aff8"/>
@@ -3619,7 +3619,7 @@
             <w:noProof/>
             <w:webHidden/>
           </w:rPr>
-          <w:instrText xml:space="preserve"> PAGEREF _Toc241181298 \h </w:instrText>
+          <w:instrText xml:space="preserve"> PAGEREF _Toc241182944 \h </w:instrText>
         </w:r>
         <w:r>
           <w:rPr>
@@ -3639,7 +3639,7 @@
             <w:noProof/>
             <w:webHidden/>
           </w:rPr>
-          <w:t>32</w:t>
+          <w:t>33</w:t>
         </w:r>
         <w:r>
           <w:rPr>
@@ -3660,7 +3660,7 @@
           <w:noProof/>
         </w:rPr>
       </w:pPr>
-      <w:hyperlink w:anchor="_Toc241181299" w:history="1">
+      <w:hyperlink w:anchor="_Toc241182945" w:history="1">
         <w:r>
           <w:rPr>
             <w:rStyle w:val="aff8"/>
@@ -3687,7 +3687,7 @@
             <w:noProof/>
             <w:webHidden/>
           </w:rPr>
-          <w:instrText xml:space="preserve"> PAGEREF _Toc241181299 \h </w:instrText>
+          <w:instrText xml:space="preserve"> PAGEREF _Toc241182945 \h </w:instrText>
         </w:r>
         <w:r>
           <w:rPr>
@@ -3707,7 +3707,7 @@
             <w:noProof/>
             <w:webHidden/>
           </w:rPr>
-          <w:t>34</w:t>
+          <w:t>35</w:t>
         </w:r>
         <w:r>
           <w:rPr>
@@ -3728,7 +3728,7 @@
           <w:noProof/>
         </w:rPr>
       </w:pPr>
-      <w:hyperlink w:anchor="_Toc241181300" w:history="1">
+      <w:hyperlink w:anchor="_Toc241182946" w:history="1">
         <w:r>
           <w:rPr>
             <w:rStyle w:val="aff8"/>
@@ -3755,7 +3755,7 @@
             <w:noProof/>
             <w:webHidden/>
           </w:rPr>
-          <w:instrText xml:space="preserve"> PAGEREF _Toc241181300 \h </w:instrText>
+          <w:instrText xml:space="preserve"> PAGEREF _Toc241182946 \h </w:instrText>
         </w:r>
         <w:r>
           <w:rPr>
@@ -3775,7 +3775,7 @@
             <w:noProof/>
             <w:webHidden/>
           </w:rPr>
-          <w:t>34</w:t>
+          <w:t>35</w:t>
         </w:r>
         <w:r>
           <w:rPr>
@@ -3796,7 +3796,7 @@
           <w:noProof/>
         </w:rPr>
       </w:pPr>
-      <w:hyperlink w:anchor="_Toc241181301" w:history="1">
+      <w:hyperlink w:anchor="_Toc241182947" w:history="1">
         <w:r>
           <w:rPr>
             <w:rStyle w:val="aff8"/>
@@ -3823,7 +3823,7 @@
             <w:noProof/>
             <w:webHidden/>
           </w:rPr>
-          <w:instrText xml:space="preserve"> PAGEREF _Toc241181301 \h </w:instrText>
+          <w:instrText xml:space="preserve"> PAGEREF _Toc241182947 \h </w:instrText>
         </w:r>
         <w:r>
           <w:rPr>
@@ -3843,7 +3843,7 @@
             <w:noProof/>
             <w:webHidden/>
           </w:rPr>
-          <w:t>34</w:t>
+          <w:t>35</w:t>
         </w:r>
         <w:r>
           <w:rPr>
@@ -3864,7 +3864,7 @@
           <w:noProof/>
         </w:rPr>
       </w:pPr>
-      <w:hyperlink w:anchor="_Toc241181302" w:history="1">
+      <w:hyperlink w:anchor="_Toc241182948" w:history="1">
         <w:r>
           <w:rPr>
             <w:rStyle w:val="aff8"/>
@@ -3891,7 +3891,7 @@
             <w:noProof/>
             <w:webHidden/>
           </w:rPr>
-          <w:instrText xml:space="preserve"> PAGEREF _Toc241181302 \h </w:instrText>
+          <w:instrText xml:space="preserve"> PAGEREF _Toc241182948 \h </w:instrText>
         </w:r>
         <w:r>
           <w:rPr>
@@ -3911,7 +3911,7 @@
             <w:noProof/>
             <w:webHidden/>
           </w:rPr>
-          <w:t>34</w:t>
+          <w:t>35</w:t>
         </w:r>
         <w:r>
           <w:rPr>
@@ -3932,7 +3932,7 @@
           <w:noProof/>
         </w:rPr>
       </w:pPr>
-      <w:hyperlink w:anchor="_Toc241181303" w:history="1">
+      <w:hyperlink w:anchor="_Toc241182949" w:history="1">
         <w:r>
           <w:rPr>
             <w:rStyle w:val="aff8"/>
@@ -3959,7 +3959,7 @@
             <w:noProof/>
             <w:webHidden/>
           </w:rPr>
-          <w:instrText xml:space="preserve"> PAGEREF _Toc241181303 \h </w:instrText>
+          <w:instrText xml:space="preserve"> PAGEREF _Toc241182949 \h </w:instrText>
         </w:r>
         <w:r>
           <w:rPr>
@@ -3979,7 +3979,7 @@
             <w:noProof/>
             <w:webHidden/>
           </w:rPr>
-          <w:t>35</w:t>
+          <w:t>36</w:t>
         </w:r>
         <w:r>
           <w:rPr>
@@ -4000,7 +4000,7 @@
           <w:noProof/>
         </w:rPr>
       </w:pPr>
-      <w:hyperlink w:anchor="_Toc241181304" w:history="1">
+      <w:hyperlink w:anchor="_Toc241182950" w:history="1">
         <w:r>
           <w:rPr>
             <w:rStyle w:val="aff8"/>
@@ -4027,7 +4027,7 @@
             <w:noProof/>
             <w:webHidden/>
           </w:rPr>
-          <w:instrText xml:space="preserve"> PAGEREF _Toc241181304 \h </w:instrText>
+          <w:instrText xml:space="preserve"> PAGEREF _Toc241182950 \h </w:instrText>
         </w:r>
         <w:r>
           <w:rPr>
@@ -4047,7 +4047,7 @@
             <w:noProof/>
             <w:webHidden/>
           </w:rPr>
-          <w:t>36</w:t>
+          <w:t>37</w:t>
         </w:r>
         <w:r>
           <w:rPr>
@@ -4068,7 +4068,7 @@
           <w:noProof/>
         </w:rPr>
       </w:pPr>
-      <w:hyperlink w:anchor="_Toc241181305" w:history="1">
+      <w:hyperlink w:anchor="_Toc241182951" w:history="1">
         <w:r>
           <w:rPr>
             <w:rStyle w:val="aff8"/>
@@ -4095,7 +4095,7 @@
             <w:noProof/>
             <w:webHidden/>
           </w:rPr>
-          <w:instrText xml:space="preserve"> PAGEREF _Toc241181305 \h </w:instrText>
+          <w:instrText xml:space="preserve"> PAGEREF _Toc241182951 \h </w:instrText>
         </w:r>
         <w:r>
           <w:rPr>
@@ -4115,7 +4115,7 @@
             <w:noProof/>
             <w:webHidden/>
           </w:rPr>
-          <w:t>36</w:t>
+          <w:t>37</w:t>
         </w:r>
         <w:r>
           <w:rPr>
@@ -4136,7 +4136,7 @@
           <w:noProof/>
         </w:rPr>
       </w:pPr>
-      <w:hyperlink w:anchor="_Toc241181306" w:history="1">
+      <w:hyperlink w:anchor="_Toc241182952" w:history="1">
         <w:r>
           <w:rPr>
             <w:rStyle w:val="aff8"/>
@@ -4163,7 +4163,7 @@
             <w:noProof/>
             <w:webHidden/>
           </w:rPr>
-          <w:instrText xml:space="preserve"> PAGEREF _Toc241181306 \h </w:instrText>
+          <w:instrText xml:space="preserve"> PAGEREF _Toc241182952 \h </w:instrText>
         </w:r>
         <w:r>
           <w:rPr>
@@ -4183,7 +4183,7 @@
             <w:noProof/>
             <w:webHidden/>
           </w:rPr>
-          <w:t>38</w:t>
+          <w:t>39</w:t>
         </w:r>
         <w:r>
           <w:rPr>
@@ -4204,7 +4204,7 @@
           <w:noProof/>
         </w:rPr>
       </w:pPr>
-      <w:hyperlink w:anchor="_Toc241181307" w:history="1">
+      <w:hyperlink w:anchor="_Toc241182953" w:history="1">
         <w:r>
           <w:rPr>
             <w:rStyle w:val="aff8"/>
@@ -4231,7 +4231,7 @@
             <w:noProof/>
             <w:webHidden/>
           </w:rPr>
-          <w:instrText xml:space="preserve"> PAGEREF _Toc241181307 \h </w:instrText>
+          <w:instrText xml:space="preserve"> PAGEREF _Toc241182953 \h </w:instrText>
         </w:r>
         <w:r>
           <w:rPr>
@@ -4251,7 +4251,7 @@
             <w:noProof/>
             <w:webHidden/>
           </w:rPr>
-          <w:t>38</w:t>
+          <w:t>39</w:t>
         </w:r>
         <w:r>
           <w:rPr>
@@ -4272,7 +4272,7 @@
           <w:noProof/>
         </w:rPr>
       </w:pPr>
-      <w:hyperlink w:anchor="_Toc241181308" w:history="1">
+      <w:hyperlink w:anchor="_Toc241182954" w:history="1">
         <w:r>
           <w:rPr>
             <w:rStyle w:val="aff8"/>
@@ -4299,7 +4299,7 @@
             <w:noProof/>
             <w:webHidden/>
           </w:rPr>
-          <w:instrText xml:space="preserve"> PAGEREF _Toc241181308 \h </w:instrText>
+          <w:instrText xml:space="preserve"> PAGEREF _Toc241182954 \h </w:instrText>
         </w:r>
         <w:r>
           <w:rPr>
@@ -4319,7 +4319,7 @@
             <w:noProof/>
             <w:webHidden/>
           </w:rPr>
-          <w:t>40</w:t>
+          <w:t>41</w:t>
         </w:r>
         <w:r>
           <w:rPr>
@@ -4340,7 +4340,7 @@
           <w:noProof/>
         </w:rPr>
       </w:pPr>
-      <w:hyperlink w:anchor="_Toc241181309" w:history="1">
+      <w:hyperlink w:anchor="_Toc241182955" w:history="1">
         <w:r>
           <w:rPr>
             <w:rStyle w:val="aff8"/>
@@ -4367,7 +4367,7 @@
             <w:noProof/>
             <w:webHidden/>
           </w:rPr>
-          <w:instrText xml:space="preserve"> PAGEREF _Toc241181309 \h </w:instrText>
+          <w:instrText xml:space="preserve"> PAGEREF _Toc241182955 \h </w:instrText>
         </w:r>
         <w:r>
           <w:rPr>
@@ -4387,7 +4387,7 @@
             <w:noProof/>
             <w:webHidden/>
           </w:rPr>
-          <w:t>41</w:t>
+          <w:t>42</w:t>
         </w:r>
         <w:r>
           <w:rPr>
@@ -4408,7 +4408,7 @@
           <w:noProof/>
         </w:rPr>
       </w:pPr>
-      <w:hyperlink w:anchor="_Toc241181310" w:history="1">
+      <w:hyperlink w:anchor="_Toc241182956" w:history="1">
         <w:r>
           <w:rPr>
             <w:rStyle w:val="aff8"/>
@@ -4435,7 +4435,7 @@
             <w:noProof/>
             <w:webHidden/>
           </w:rPr>
-          <w:instrText xml:space="preserve"> PAGEREF _Toc241181310 \h </w:instrText>
+          <w:instrText xml:space="preserve"> PAGEREF _Toc241182956 \h </w:instrText>
         </w:r>
         <w:r>
           <w:rPr>
@@ -4455,7 +4455,7 @@
             <w:noProof/>
             <w:webHidden/>
           </w:rPr>
-          <w:t>42</w:t>
+          <w:t>43</w:t>
         </w:r>
         <w:r>
           <w:rPr>
@@ -4476,7 +4476,7 @@
           <w:noProof/>
         </w:rPr>
       </w:pPr>
-      <w:hyperlink w:anchor="_Toc241181311" w:history="1">
+      <w:hyperlink w:anchor="_Toc241182957" w:history="1">
         <w:r>
           <w:rPr>
             <w:rStyle w:val="aff8"/>
@@ -4503,7 +4503,7 @@
             <w:noProof/>
             <w:webHidden/>
           </w:rPr>
-          <w:instrText xml:space="preserve"> PAGEREF _Toc241181311 \h </w:instrText>
+          <w:instrText xml:space="preserve"> PAGEREF _Toc241182957 \h </w:instrText>
         </w:r>
         <w:r>
           <w:rPr>
@@ -4523,7 +4523,7 @@
             <w:noProof/>
             <w:webHidden/>
           </w:rPr>
-          <w:t>42</w:t>
+          <w:t>43</w:t>
         </w:r>
         <w:r>
           <w:rPr>
@@ -4544,7 +4544,7 @@
           <w:noProof/>
         </w:rPr>
       </w:pPr>
-      <w:hyperlink w:anchor="_Toc241181312" w:history="1">
+      <w:hyperlink w:anchor="_Toc241182958" w:history="1">
         <w:r>
           <w:rPr>
             <w:rStyle w:val="aff8"/>
@@ -4571,7 +4571,7 @@
             <w:noProof/>
             <w:webHidden/>
           </w:rPr>
-          <w:instrText xml:space="preserve"> PAGEREF _Toc241181312 \h </w:instrText>
+          <w:instrText xml:space="preserve"> PAGEREF _Toc241182958 \h </w:instrText>
         </w:r>
         <w:r>
           <w:rPr>
@@ -4591,7 +4591,7 @@
             <w:noProof/>
             <w:webHidden/>
           </w:rPr>
-          <w:t>43</w:t>
+          <w:t>44</w:t>
         </w:r>
         <w:r>
           <w:rPr>
@@ -4612,7 +4612,7 @@
           <w:noProof/>
         </w:rPr>
       </w:pPr>
-      <w:hyperlink w:anchor="_Toc241181313" w:history="1">
+      <w:hyperlink w:anchor="_Toc241182959" w:history="1">
         <w:r>
           <w:rPr>
             <w:rStyle w:val="aff8"/>
@@ -4639,7 +4639,7 @@
             <w:noProof/>
             <w:webHidden/>
           </w:rPr>
-          <w:instrText xml:space="preserve"> PAGEREF _Toc241181313 \h </w:instrText>
+          <w:instrText xml:space="preserve"> PAGEREF _Toc241182959 \h </w:instrText>
         </w:r>
         <w:r>
           <w:rPr>
@@ -4659,7 +4659,7 @@
             <w:noProof/>
             <w:webHidden/>
           </w:rPr>
-          <w:t>44</w:t>
+          <w:t>45</w:t>
         </w:r>
         <w:r>
           <w:rPr>
@@ -4680,7 +4680,7 @@
           <w:noProof/>
         </w:rPr>
       </w:pPr>
-      <w:hyperlink w:anchor="_Toc241181314" w:history="1">
+      <w:hyperlink w:anchor="_Toc241182960" w:history="1">
         <w:r>
           <w:rPr>
             <w:rStyle w:val="aff8"/>
@@ -4707,7 +4707,7 @@
             <w:noProof/>
             <w:webHidden/>
           </w:rPr>
-          <w:instrText xml:space="preserve"> PAGEREF _Toc241181314 \h </w:instrText>
+          <w:instrText xml:space="preserve"> PAGEREF _Toc241182960 \h </w:instrText>
         </w:r>
         <w:r>
           <w:rPr>
@@ -4727,7 +4727,7 @@
             <w:noProof/>
             <w:webHidden/>
           </w:rPr>
-          <w:t>44</w:t>
+          <w:t>45</w:t>
         </w:r>
         <w:r>
           <w:rPr>
@@ -4748,7 +4748,7 @@
           <w:noProof/>
         </w:rPr>
       </w:pPr>
-      <w:hyperlink w:anchor="_Toc241181315" w:history="1">
+      <w:hyperlink w:anchor="_Toc241182961" w:history="1">
         <w:r>
           <w:rPr>
             <w:rStyle w:val="aff8"/>
@@ -4775,7 +4775,7 @@
             <w:noProof/>
             <w:webHidden/>
           </w:rPr>
-          <w:instrText xml:space="preserve"> PAGEREF _Toc241181315 \h </w:instrText>
+          <w:instrText xml:space="preserve"> PAGEREF _Toc241182961 \h </w:instrText>
         </w:r>
         <w:r>
           <w:rPr>
@@ -4795,7 +4795,7 @@
             <w:noProof/>
             <w:webHidden/>
           </w:rPr>
-          <w:t>44</w:t>
+          <w:t>45</w:t>
         </w:r>
         <w:r>
           <w:rPr>
@@ -4816,7 +4816,7 @@
           <w:noProof/>
         </w:rPr>
       </w:pPr>
-      <w:hyperlink w:anchor="_Toc241181316" w:history="1">
+      <w:hyperlink w:anchor="_Toc241182962" w:history="1">
         <w:r>
           <w:rPr>
             <w:rStyle w:val="aff8"/>
@@ -4843,7 +4843,7 @@
             <w:noProof/>
             <w:webHidden/>
           </w:rPr>
-          <w:instrText xml:space="preserve"> PAGEREF _Toc241181316 \h </w:instrText>
+          <w:instrText xml:space="preserve"> PAGEREF _Toc241182962 \h </w:instrText>
         </w:r>
         <w:r>
           <w:rPr>
@@ -4863,7 +4863,7 @@
             <w:noProof/>
             <w:webHidden/>
           </w:rPr>
-          <w:t>45</w:t>
+          <w:t>46</w:t>
         </w:r>
         <w:r>
           <w:rPr>
@@ -4884,7 +4884,7 @@
           <w:noProof/>
         </w:rPr>
       </w:pPr>
-      <w:hyperlink w:anchor="_Toc241181317" w:history="1">
+      <w:hyperlink w:anchor="_Toc241182963" w:history="1">
         <w:r>
           <w:rPr>
             <w:rStyle w:val="aff8"/>
@@ -4911,7 +4911,7 @@
             <w:noProof/>
             <w:webHidden/>
           </w:rPr>
-          <w:instrText xml:space="preserve"> PAGEREF _Toc241181317 \h </w:instrText>
+          <w:instrText xml:space="preserve"> PAGEREF _Toc241182963 \h </w:instrText>
         </w:r>
         <w:r>
           <w:rPr>
@@ -4931,7 +4931,7 @@
             <w:noProof/>
             <w:webHidden/>
           </w:rPr>
-          <w:t>45</w:t>
+          <w:t>46</w:t>
         </w:r>
         <w:r>
           <w:rPr>
@@ -4952,7 +4952,7 @@
           <w:noProof/>
         </w:rPr>
       </w:pPr>
-      <w:hyperlink w:anchor="_Toc241181318" w:history="1">
+      <w:hyperlink w:anchor="_Toc241182964" w:history="1">
         <w:r>
           <w:rPr>
             <w:rStyle w:val="aff8"/>
@@ -4979,7 +4979,7 @@
             <w:noProof/>
             <w:webHidden/>
           </w:rPr>
-          <w:instrText xml:space="preserve"> PAGEREF _Toc241181318 \h </w:instrText>
+          <w:instrText xml:space="preserve"> PAGEREF _Toc241182964 \h </w:instrText>
         </w:r>
         <w:r>
           <w:rPr>
@@ -4999,7 +4999,7 @@
             <w:noProof/>
             <w:webHidden/>
           </w:rPr>
-          <w:t>45</w:t>
+          <w:t>46</w:t>
         </w:r>
         <w:r>
           <w:rPr>
@@ -5020,7 +5020,7 @@
           <w:noProof/>
         </w:rPr>
       </w:pPr>
-      <w:hyperlink w:anchor="_Toc241181319" w:history="1">
+      <w:hyperlink w:anchor="_Toc241182965" w:history="1">
         <w:r>
           <w:rPr>
             <w:rStyle w:val="aff8"/>
@@ -5047,7 +5047,7 @@
             <w:noProof/>
             <w:webHidden/>
           </w:rPr>
-          <w:instrText xml:space="preserve"> PAGEREF _Toc241181319 \h </w:instrText>
+          <w:instrText xml:space="preserve"> PAGEREF _Toc241182965 \h </w:instrText>
         </w:r>
         <w:r>
           <w:rPr>
@@ -5067,7 +5067,7 @@
             <w:noProof/>
             <w:webHidden/>
           </w:rPr>
-          <w:t>46</w:t>
+          <w:t>47</w:t>
         </w:r>
         <w:r>
           <w:rPr>
@@ -5088,7 +5088,7 @@
           <w:noProof/>
         </w:rPr>
       </w:pPr>
-      <w:hyperlink w:anchor="_Toc241181320" w:history="1">
+      <w:hyperlink w:anchor="_Toc241182966" w:history="1">
         <w:r>
           <w:rPr>
             <w:rStyle w:val="aff8"/>
@@ -5115,7 +5115,7 @@
             <w:noProof/>
             <w:webHidden/>
           </w:rPr>
-          <w:instrText xml:space="preserve"> PAGEREF _Toc241181320 \h </w:instrText>
+          <w:instrText xml:space="preserve"> PAGEREF _Toc241182966 \h </w:instrText>
         </w:r>
         <w:r>
           <w:rPr>
@@ -5135,7 +5135,7 @@
             <w:noProof/>
             <w:webHidden/>
           </w:rPr>
-          <w:t>46</w:t>
+          <w:t>47</w:t>
         </w:r>
         <w:r>
           <w:rPr>
@@ -5156,7 +5156,7 @@
           <w:noProof/>
         </w:rPr>
       </w:pPr>
-      <w:hyperlink w:anchor="_Toc241181321" w:history="1">
+      <w:hyperlink w:anchor="_Toc241182967" w:history="1">
         <w:r>
           <w:rPr>
             <w:rStyle w:val="aff8"/>
@@ -5183,7 +5183,7 @@
             <w:noProof/>
             <w:webHidden/>
           </w:rPr>
-          <w:instrText xml:space="preserve"> PAGEREF _Toc241181321 \h </w:instrText>
+          <w:instrText xml:space="preserve"> PAGEREF _Toc241182967 \h </w:instrText>
         </w:r>
         <w:r>
           <w:rPr>
@@ -5203,7 +5203,7 @@
             <w:noProof/>
             <w:webHidden/>
           </w:rPr>
-          <w:t>46</w:t>
+          <w:t>47</w:t>
         </w:r>
         <w:r>
           <w:rPr>
@@ -5224,7 +5224,7 @@
           <w:noProof/>
         </w:rPr>
       </w:pPr>
-      <w:hyperlink w:anchor="_Toc241181322" w:history="1">
+      <w:hyperlink w:anchor="_Toc241182968" w:history="1">
         <w:r>
           <w:rPr>
             <w:rStyle w:val="aff8"/>
@@ -5251,7 +5251,7 @@
             <w:noProof/>
             <w:webHidden/>
           </w:rPr>
-          <w:instrText xml:space="preserve"> PAGEREF _Toc241181322 \h </w:instrText>
+          <w:instrText xml:space="preserve"> PAGEREF _Toc241182968 \h </w:instrText>
         </w:r>
         <w:r>
           <w:rPr>
@@ -5271,7 +5271,7 @@
             <w:noProof/>
             <w:webHidden/>
           </w:rPr>
-          <w:t>47</w:t>
+          <w:t>48</w:t>
         </w:r>
         <w:r>
           <w:rPr>
@@ -5292,7 +5292,7 @@
           <w:noProof/>
         </w:rPr>
       </w:pPr>
-      <w:hyperlink w:anchor="_Toc241181323" w:history="1">
+      <w:hyperlink w:anchor="_Toc241182969" w:history="1">
         <w:r>
           <w:rPr>
             <w:rStyle w:val="aff8"/>
@@ -5319,7 +5319,7 @@
             <w:noProof/>
             <w:webHidden/>
           </w:rPr>
-          <w:instrText xml:space="preserve"> PAGEREF _Toc241181323 \h </w:instrText>
+          <w:instrText xml:space="preserve"> PAGEREF _Toc241182969 \h </w:instrText>
         </w:r>
         <w:r>
           <w:rPr>
@@ -5339,7 +5339,7 @@
             <w:noProof/>
             <w:webHidden/>
           </w:rPr>
-          <w:t>47</w:t>
+          <w:t>48</w:t>
         </w:r>
         <w:r>
           <w:rPr>
@@ -5360,7 +5360,7 @@
           <w:noProof/>
         </w:rPr>
       </w:pPr>
-      <w:hyperlink w:anchor="_Toc241181324" w:history="1">
+      <w:hyperlink w:anchor="_Toc241182970" w:history="1">
         <w:r>
           <w:rPr>
             <w:rStyle w:val="aff8"/>
@@ -5387,7 +5387,7 @@
             <w:noProof/>
             <w:webHidden/>
           </w:rPr>
-          <w:instrText xml:space="preserve"> PAGEREF _Toc241181324 \h </w:instrText>
+          <w:instrText xml:space="preserve"> PAGEREF _Toc241182970 \h </w:instrText>
         </w:r>
         <w:r>
           <w:rPr>
@@ -5407,7 +5407,7 @@
             <w:noProof/>
             <w:webHidden/>
           </w:rPr>
-          <w:t>48</w:t>
+          <w:t>49</w:t>
         </w:r>
         <w:r>
           <w:rPr>
@@ -5428,7 +5428,7 @@
           <w:noProof/>
         </w:rPr>
       </w:pPr>
-      <w:hyperlink w:anchor="_Toc241181325" w:history="1">
+      <w:hyperlink w:anchor="_Toc241182971" w:history="1">
         <w:r>
           <w:rPr>
             <w:rStyle w:val="aff8"/>
@@ -5455,7 +5455,7 @@
             <w:noProof/>
             <w:webHidden/>
           </w:rPr>
-          <w:instrText xml:space="preserve"> PAGEREF _Toc241181325 \h </w:instrText>
+          <w:instrText xml:space="preserve"> PAGEREF _Toc241182971 \h </w:instrText>
         </w:r>
         <w:r>
           <w:rPr>
@@ -5475,7 +5475,7 @@
             <w:noProof/>
             <w:webHidden/>
           </w:rPr>
-          <w:t>48</w:t>
+          <w:t>49</w:t>
         </w:r>
         <w:r>
           <w:rPr>
@@ -5496,7 +5496,7 @@
           <w:noProof/>
         </w:rPr>
       </w:pPr>
-      <w:hyperlink w:anchor="_Toc241181326" w:history="1">
+      <w:hyperlink w:anchor="_Toc241182972" w:history="1">
         <w:r>
           <w:rPr>
             <w:rStyle w:val="aff8"/>
@@ -5523,7 +5523,7 @@
             <w:noProof/>
             <w:webHidden/>
           </w:rPr>
-          <w:instrText xml:space="preserve"> PAGEREF _Toc241181326 \h </w:instrText>
+          <w:instrText xml:space="preserve"> PAGEREF _Toc241182972 \h </w:instrText>
         </w:r>
         <w:r>
           <w:rPr>
@@ -5543,7 +5543,7 @@
             <w:noProof/>
             <w:webHidden/>
           </w:rPr>
-          <w:t>49</w:t>
+          <w:t>50</w:t>
         </w:r>
         <w:r>
           <w:rPr>
@@ -5564,7 +5564,7 @@
           <w:noProof/>
         </w:rPr>
       </w:pPr>
-      <w:hyperlink w:anchor="_Toc241181327" w:history="1">
+      <w:hyperlink w:anchor="_Toc241182973" w:history="1">
         <w:r>
           <w:rPr>
             <w:rStyle w:val="aff8"/>
@@ -5591,7 +5591,7 @@
             <w:noProof/>
             <w:webHidden/>
           </w:rPr>
-          <w:instrText xml:space="preserve"> PAGEREF _Toc241181327 \h </w:instrText>
+          <w:instrText xml:space="preserve"> PAGEREF _Toc241182973 \h </w:instrText>
         </w:r>
         <w:r>
           <w:rPr>
@@ -5611,7 +5611,7 @@
             <w:noProof/>
             <w:webHidden/>
           </w:rPr>
-          <w:t>50</w:t>
+          <w:t>51</w:t>
         </w:r>
         <w:r>
           <w:rPr>
@@ -5632,7 +5632,7 @@
           <w:noProof/>
         </w:rPr>
       </w:pPr>
-      <w:hyperlink w:anchor="_Toc241181328" w:history="1">
+      <w:hyperlink w:anchor="_Toc241182974" w:history="1">
         <w:r>
           <w:rPr>
             <w:rStyle w:val="aff8"/>
@@ -5659,7 +5659,7 @@
             <w:noProof/>
             <w:webHidden/>
           </w:rPr>
-          <w:instrText xml:space="preserve"> PAGEREF _Toc241181328 \h </w:instrText>
+          <w:instrText xml:space="preserve"> PAGEREF _Toc241182974 \h </w:instrText>
         </w:r>
         <w:r>
           <w:rPr>
@@ -5679,7 +5679,7 @@
             <w:noProof/>
             <w:webHidden/>
           </w:rPr>
-          <w:t>51</w:t>
+          <w:t>52</w:t>
         </w:r>
         <w:r>
           <w:rPr>
@@ -5700,7 +5700,7 @@
           <w:noProof/>
         </w:rPr>
       </w:pPr>
-      <w:hyperlink w:anchor="_Toc241181329" w:history="1">
+      <w:hyperlink w:anchor="_Toc241182975" w:history="1">
         <w:r>
           <w:rPr>
             <w:rStyle w:val="aff8"/>
@@ -5727,7 +5727,7 @@
             <w:noProof/>
             <w:webHidden/>
           </w:rPr>
-          <w:instrText xml:space="preserve"> PAGEREF _Toc241181329 \h </w:instrText>
+          <w:instrText xml:space="preserve"> PAGEREF _Toc241182975 \h </w:instrText>
         </w:r>
         <w:r>
           <w:rPr>
@@ -5747,7 +5747,7 @@
             <w:noProof/>
             <w:webHidden/>
           </w:rPr>
-          <w:t>52</w:t>
+          <w:t>53</w:t>
         </w:r>
         <w:r>
           <w:rPr>
@@ -5768,7 +5768,7 @@
           <w:noProof/>
         </w:rPr>
       </w:pPr>
-      <w:hyperlink w:anchor="_Toc241181330" w:history="1">
+      <w:hyperlink w:anchor="_Toc241182976" w:history="1">
         <w:r>
           <w:rPr>
             <w:rStyle w:val="aff8"/>
@@ -5795,7 +5795,7 @@
             <w:noProof/>
             <w:webHidden/>
           </w:rPr>
-          <w:instrText xml:space="preserve"> PAGEREF _Toc241181330 \h </w:instrText>
+          <w:instrText xml:space="preserve"> PAGEREF _Toc241182976 \h </w:instrText>
         </w:r>
         <w:r>
           <w:rPr>
@@ -5815,7 +5815,7 @@
             <w:noProof/>
             <w:webHidden/>
           </w:rPr>
-          <w:t>53</w:t>
+          <w:t>54</w:t>
         </w:r>
         <w:r>
           <w:rPr>
@@ -5836,7 +5836,7 @@
           <w:noProof/>
         </w:rPr>
       </w:pPr>
-      <w:hyperlink w:anchor="_Toc241181331" w:history="1">
+      <w:hyperlink w:anchor="_Toc241182977" w:history="1">
         <w:r>
           <w:rPr>
             <w:rStyle w:val="aff8"/>
@@ -5863,7 +5863,7 @@
             <w:noProof/>
             <w:webHidden/>
           </w:rPr>
-          <w:instrText xml:space="preserve"> PAGEREF _Toc241181331 \h </w:instrText>
+          <w:instrText xml:space="preserve"> PAGEREF _Toc241182977 \h </w:instrText>
         </w:r>
         <w:r>
           <w:rPr>
@@ -5883,7 +5883,7 @@
             <w:noProof/>
             <w:webHidden/>
           </w:rPr>
-          <w:t>53</w:t>
+          <w:t>54</w:t>
         </w:r>
         <w:r>
           <w:rPr>
@@ -5908,7 +5908,7 @@
       <w:pPr>
         <w:pStyle w:val="1"/>
       </w:pPr>
-      <w:bookmarkStart w:id="1" w:name="_Toc241181248"/>
+      <w:bookmarkStart w:id="1" w:name="_Toc241182894"/>
       <w:r>
         <w:lastRenderedPageBreak/>
         <w:t>1. Маршрут проверки решения</w:t>
@@ -5945,7 +5945,7 @@
       <w:pPr>
         <w:pStyle w:val="21"/>
       </w:pPr>
-      <w:bookmarkStart w:id="2" w:name="_Toc241181249"/>
+      <w:bookmarkStart w:id="2" w:name="_Toc241182895"/>
       <w:r>
         <w:t>Как открыть</w:t>
       </w:r>
@@ -6130,7 +6130,7 @@
       <w:pPr>
         <w:pStyle w:val="21"/>
       </w:pPr>
-      <w:bookmarkStart w:id="3" w:name="_Toc241181250"/>
+      <w:bookmarkStart w:id="3" w:name="_Toc241182896"/>
       <w:r>
         <w:t>Маршрут на 10 минут</w:t>
       </w:r>
@@ -6294,7 +6294,7 @@
       <w:pPr>
         <w:pStyle w:val="21"/>
       </w:pPr>
-      <w:bookmarkStart w:id="4" w:name="_Toc241181251"/>
+      <w:bookmarkStart w:id="4" w:name="_Toc241182897"/>
       <w:r>
         <w:t>Где ответ по каждому критерию</w:t>
       </w:r>
@@ -6706,7 +6706,7 @@
       <w:pPr>
         <w:pStyle w:val="21"/>
       </w:pPr>
-      <w:bookmarkStart w:id="5" w:name="_Toc241181252"/>
+      <w:bookmarkStart w:id="5" w:name="_Toc241182898"/>
       <w:r>
         <w:t>Что стоит заметить</w:t>
       </w:r>
@@ -6792,7 +6792,7 @@
       <w:pPr>
         <w:pStyle w:val="21"/>
       </w:pPr>
-      <w:bookmarkStart w:id="6" w:name="_Toc241181253"/>
+      <w:bookmarkStart w:id="6" w:name="_Toc241182899"/>
       <w:r>
         <w:lastRenderedPageBreak/>
         <w:t>Если что-то не открылось</w:t>
@@ -6813,7 +6813,7 @@
       <w:pPr>
         <w:pStyle w:val="1"/>
       </w:pPr>
-      <w:bookmarkStart w:id="7" w:name="_Toc241181254"/>
+      <w:bookmarkStart w:id="7" w:name="_Toc241182900"/>
       <w:r>
         <w:lastRenderedPageBreak/>
         <w:t>2. Архитектура решения</w:t>
@@ -6829,7 +6829,7 @@
       <w:pPr>
         <w:pStyle w:val="21"/>
       </w:pPr>
-      <w:bookmarkStart w:id="8" w:name="_Toc241181255"/>
+      <w:bookmarkStart w:id="8" w:name="_Toc241182901"/>
       <w:r>
         <w:t>Функциональная архитектура</w:t>
       </w:r>
@@ -6841,58 +6841,65 @@
       </w:r>
     </w:p>
     <w:p>
+      <w:pPr>
+        <w:jc w:val="center"/>
+      </w:pPr>
       <w:r>
         <w:rPr>
-          <w:rFonts w:ascii="Consolas" w:hAnsi="Consolas"/>
-          <w:sz w:val="18"/>
+          <w:noProof/>
         </w:rPr>
-        <w:t xml:space="preserve"> Обучающийся                 Преподаватель                Администратор</w:t>
-      </w:r>
+        <w:drawing>
+          <wp:inline distT="0" distB="0" distL="0" distR="0" wp14:anchorId="14F30C3A" wp14:editId="4B28BE86">
+            <wp:extent cx="5760000" cy="1867886"/>
+            <wp:effectExtent l="0" t="0" r="0" b="0"/>
+            <wp:docPr id="1" name="Picture 1"/>
+            <wp:cNvGraphicFramePr>
+              <a:graphicFrameLocks xmlns:a="http://schemas.openxmlformats.org/drawingml/2006/main" noChangeAspect="1"/>
+            </wp:cNvGraphicFramePr>
+            <a:graphic xmlns:a="http://schemas.openxmlformats.org/drawingml/2006/main">
+              <a:graphicData uri="http://schemas.openxmlformats.org/drawingml/2006/picture">
+                <pic:pic xmlns:pic="http://schemas.openxmlformats.org/drawingml/2006/picture">
+                  <pic:nvPicPr>
+                    <pic:cNvPr id="0" name="arch-roles.png"/>
+                    <pic:cNvPicPr/>
+                  </pic:nvPicPr>
+                  <pic:blipFill>
+                    <a:blip r:embed="rId6"/>
+                    <a:stretch>
+                      <a:fillRect/>
+                    </a:stretch>
+                  </pic:blipFill>
+                  <pic:spPr>
+                    <a:xfrm>
+                      <a:off x="0" y="0"/>
+                      <a:ext cx="5760000" cy="1867886"/>
+                    </a:xfrm>
+                    <a:prstGeom prst="rect">
+                      <a:avLst/>
+                    </a:prstGeom>
+                  </pic:spPr>
+                </pic:pic>
+              </a:graphicData>
+            </a:graphic>
+          </wp:inline>
+        </w:drawing>
+      </w:r>
+    </w:p>
+    <w:p>
+      <w:pPr>
+        <w:jc w:val="center"/>
+      </w:pPr>
       <w:r>
         <w:rPr>
-          <w:rFonts w:ascii="Consolas" w:hAnsi="Consolas"/>
-          <w:sz w:val="18"/>
+          <w:i/>
+          <w:sz w:val="20"/>
         </w:rPr>
-        <w:br/>
-        <w:t xml:space="preserve"> ├─ журнал происшествий      ├─ занятия и группы          ├─ пользователи и роли</w:t>
-      </w:r>
-      <w:r>
-        <w:rPr>
-          <w:rFonts w:ascii="Consolas" w:hAnsi="Consolas"/>
-          <w:sz w:val="18"/>
-        </w:rPr>
-        <w:br/>
-      </w:r>
-      <w:r>
-        <w:rPr>
-          <w:rFonts w:ascii="Consolas" w:hAnsi="Consolas"/>
-          <w:sz w:val="18"/>
-        </w:rPr>
-        <w:t xml:space="preserve"> ├─ карточка ДДС             ├─ живой мониторинг          ├─ состояние сервисов</w:t>
-      </w:r>
-      <w:r>
-        <w:rPr>
-          <w:rFonts w:ascii="Consolas" w:hAnsi="Consolas"/>
-          <w:sz w:val="18"/>
-        </w:rPr>
-        <w:br/>
-        <w:t xml:space="preserve"> ├─ приём вызова             ├─ отчёты и экспорт          ├─ журнал аудита</w:t>
-      </w:r>
-      <w:r>
-        <w:rPr>
-          <w:rFonts w:ascii="Consolas" w:hAnsi="Consolas"/>
-          <w:sz w:val="18"/>
-        </w:rPr>
-        <w:br/>
-        <w:t xml:space="preserve"> ├─ разбор попытки           ├─ сценарии и реплики        ├─ резервные копии</w:t>
-      </w:r>
-      <w:r>
-        <w:rPr>
-          <w:rFonts w:ascii="Consolas" w:hAnsi="Consolas"/>
-          <w:sz w:val="18"/>
-        </w:rPr>
-        <w:br/>
-        <w:t xml:space="preserve"> └─ прогресс                 └─ аналитика и прогноз       └─ настройки</w:t>
+        <w:t>Роли и разделы системы</w:t>
+      </w:r>
+    </w:p>
+    <w:p>
+      <w:r>
+        <w:t>Обучающемуся доступны журнал происшествий, карточка ДДС, приём вызова, разбор попытки и собственный прогресс. Преподавателю доступны занятия и группы, живой мониторинг, отчёты и выгрузка, сценарии и реплики, аналитика с прогнозом. Администратору доступны пользователи и роли, состояние сервисов, журнал аудита, резервные копии и настройки.</w:t>
       </w:r>
     </w:p>
     <w:p>
@@ -6926,137 +6933,113 @@
       <w:pPr>
         <w:pStyle w:val="21"/>
       </w:pPr>
-      <w:bookmarkStart w:id="9" w:name="_Toc241181256"/>
-      <w:r>
+      <w:bookmarkStart w:id="9" w:name="_Toc241182902"/>
+      <w:r>
+        <w:lastRenderedPageBreak/>
         <w:t>Компонентная архитектура</w:t>
       </w:r>
       <w:bookmarkEnd w:id="9"/>
     </w:p>
     <w:p>
+      <w:pPr>
+        <w:jc w:val="center"/>
+      </w:pPr>
+      <w:r>
+        <w:rPr>
+          <w:noProof/>
+        </w:rPr>
+        <w:drawing>
+          <wp:inline distT="0" distB="0" distL="0" distR="0" wp14:anchorId="7521F005" wp14:editId="3201EBC0">
+            <wp:extent cx="5760000" cy="3081600"/>
+            <wp:effectExtent l="0" t="0" r="0" b="0"/>
+            <wp:docPr id="2" name="Picture 2"/>
+            <wp:cNvGraphicFramePr>
+              <a:graphicFrameLocks xmlns:a="http://schemas.openxmlformats.org/drawingml/2006/main" noChangeAspect="1"/>
+            </wp:cNvGraphicFramePr>
+            <a:graphic xmlns:a="http://schemas.openxmlformats.org/drawingml/2006/main">
+              <a:graphicData uri="http://schemas.openxmlformats.org/drawingml/2006/picture">
+                <pic:pic xmlns:pic="http://schemas.openxmlformats.org/drawingml/2006/picture">
+                  <pic:nvPicPr>
+                    <pic:cNvPr id="0" name="arch-components.png"/>
+                    <pic:cNvPicPr/>
+                  </pic:nvPicPr>
+                  <pic:blipFill>
+                    <a:blip r:embed="rId7"/>
+                    <a:stretch>
+                      <a:fillRect/>
+                    </a:stretch>
+                  </pic:blipFill>
+                  <pic:spPr>
+                    <a:xfrm>
+                      <a:off x="0" y="0"/>
+                      <a:ext cx="5760000" cy="3081600"/>
+                    </a:xfrm>
+                    <a:prstGeom prst="rect">
+                      <a:avLst/>
+                    </a:prstGeom>
+                  </pic:spPr>
+                </pic:pic>
+              </a:graphicData>
+            </a:graphic>
+          </wp:inline>
+        </w:drawing>
+      </w:r>
+    </w:p>
+    <w:p>
+      <w:pPr>
+        <w:jc w:val="center"/>
+      </w:pPr>
+      <w:r>
+        <w:rPr>
+          <w:i/>
+          <w:sz w:val="20"/>
+        </w:rPr>
+        <w:t>Компонентная архитектура</w:t>
+      </w:r>
+    </w:p>
+    <w:p>
+      <w:r>
+        <w:t xml:space="preserve">Браузер работает с сервером по HTTPS и WebSocket через nginx, который завершает TLS и отдаёт статику. Запросы обслуживает </w:t>
+      </w:r>
       <w:r>
         <w:rPr>
           <w:rFonts w:ascii="Consolas" w:hAnsi="Consolas"/>
-          <w:sz w:val="18"/>
+          <w:sz w:val="20"/>
         </w:rPr>
-        <w:t xml:space="preserve">            браузер (React, софтфон WebRTC)</w:t>
+        <w:t>backend</w:t>
+      </w:r>
+      <w:r>
+        <w:t xml:space="preserve"> на FastAPI: API, события занятия, оценка действий, ход диалога и клиент телефонии. Фоновые задачи (генерация сценариев, озвучка, отчёты, резервные копии) выполняет </w:t>
       </w:r>
       <w:r>
         <w:rPr>
           <w:rFonts w:ascii="Consolas" w:hAnsi="Consolas"/>
-          <w:sz w:val="18"/>
+          <w:sz w:val="20"/>
         </w:rPr>
-        <w:br/>
-        <w:t xml:space="preserve">                        │ HTTPS / WSS</w:t>
+        <w:t>worker</w:t>
+      </w:r>
+      <w:r>
+        <w:t xml:space="preserve">, очередь и рассылка событий идут через Redis. Данные, история и аудит лежат в PostgreSQL с расширением pgvector, грамотность проверяет LanguageTool, телефонию ведёт Asterisk (профиль </w:t>
       </w:r>
       <w:r>
         <w:rPr>
           <w:rFonts w:ascii="Consolas" w:hAnsi="Consolas"/>
-          <w:sz w:val="18"/>
+          <w:sz w:val="20"/>
         </w:rPr>
-        <w:br/>
-        <w:t xml:space="preserve">                     nginx (TLS, статика, прокси)</w:t>
+        <w:t>telephony</w:t>
+      </w:r>
+      <w:r>
+        <w:t xml:space="preserve">), модели диалога, генерации, распознавания и синтеза речи работают на процессоре (профиль </w:t>
       </w:r>
       <w:r>
         <w:rPr>
           <w:rFonts w:ascii="Consolas" w:hAnsi="Consolas"/>
-          <w:sz w:val="18"/>
+          <w:sz w:val="20"/>
         </w:rPr>
-        <w:br/>
-        <w:t xml:space="preserve">                        │</w:t>
-      </w:r>
-      <w:r>
-        <w:rPr>
-          <w:rFonts w:ascii="Consolas" w:hAnsi="Consolas"/>
-          <w:sz w:val="18"/>
-        </w:rPr>
-        <w:br/>
-        <w:t xml:space="preserve">        ┌───────────────┴───────────────┐</w:t>
-      </w:r>
-      <w:r>
-        <w:rPr>
-          <w:rFonts w:ascii="Consolas" w:hAnsi="Consolas"/>
-          <w:sz w:val="18"/>
-        </w:rPr>
-        <w:br/>
-        <w:t xml:space="preserve">     backend (FastAPI)              worker (ARQ)</w:t>
-      </w:r>
-      <w:r>
-        <w:rPr>
-          <w:rFonts w:ascii="Consolas" w:hAnsi="Consolas"/>
-          <w:sz w:val="18"/>
-        </w:rPr>
-        <w:br/>
-        <w:t xml:space="preserve">   REST, WebSocket, оценка,     генерация сценариев, озвучка,</w:t>
-      </w:r>
-      <w:r>
-        <w:rPr>
-          <w:rFonts w:ascii="Consolas" w:hAnsi="Consolas"/>
-          <w:sz w:val="18"/>
-        </w:rPr>
-        <w:br/>
-        <w:t xml:space="preserve">   ход диалога, ARI-клиент      отчёты, резервные копии</w:t>
-      </w:r>
-      <w:r>
-        <w:rPr>
-          <w:rFonts w:ascii="Consolas" w:hAnsi="Consolas"/>
-          <w:sz w:val="18"/>
-        </w:rPr>
-        <w:br/>
-      </w:r>
-      <w:r>
-        <w:rPr>
-          <w:rFonts w:ascii="Consolas" w:hAnsi="Consolas"/>
-          <w:sz w:val="18"/>
-        </w:rPr>
-        <w:t xml:space="preserve">        │                               │</w:t>
-      </w:r>
-      <w:r>
-        <w:rPr>
-          <w:rFonts w:ascii="Consolas" w:hAnsi="Consolas"/>
-          <w:sz w:val="18"/>
-        </w:rPr>
-        <w:br/>
-        <w:t xml:space="preserve">        ├──────────── Redis (очередь и рассылка событий) ──────────┤</w:t>
-      </w:r>
-      <w:r>
-        <w:rPr>
-          <w:rFonts w:ascii="Consolas" w:hAnsi="Consolas"/>
-          <w:sz w:val="18"/>
-        </w:rPr>
-        <w:br/>
-        <w:t xml:space="preserve">        │</w:t>
-      </w:r>
-      <w:r>
-        <w:rPr>
-          <w:rFonts w:ascii="Consolas" w:hAnsi="Consolas"/>
-          <w:sz w:val="18"/>
-        </w:rPr>
-        <w:br/>
-        <w:t xml:space="preserve">   PostgreSQL 16 + pgvector        LanguageTool      Asterisk [telephony]</w:t>
-      </w:r>
-      <w:r>
-        <w:rPr>
-          <w:rFonts w:ascii="Consolas" w:hAnsi="Consolas"/>
-          <w:sz w:val="18"/>
-        </w:rPr>
-        <w:br/>
-        <w:t xml:space="preserve">   данные, история, аудит          грамотность       SIP, WebRTC, ARI, запись</w:t>
-      </w:r>
-      <w:r>
-        <w:rPr>
-          <w:rFonts w:ascii="Consolas" w:hAnsi="Consolas"/>
-          <w:sz w:val="18"/>
-        </w:rPr>
-        <w:br/>
-        <w:t xml:space="preserve">        │</w:t>
-      </w:r>
-      <w:r>
-        <w:rPr>
-          <w:rFonts w:ascii="Consolas" w:hAnsi="Consolas"/>
-          <w:sz w:val="18"/>
-        </w:rPr>
-        <w:br/>
-        <w:t xml:space="preserve">   llm-dialog, llm-gen, stt [профиль ai]   ← локальные модели на CPU</w:t>
+        <w:t>ai</w:t>
+      </w:r>
+      <w:r>
+        <w:t>). Обращений во внешнюю сеть нет.</w:t>
       </w:r>
     </w:p>
     <w:p>
@@ -7305,14 +7288,7 @@
               <w:rPr>
                 <w:sz w:val="18"/>
               </w:rPr>
-              <w:t xml:space="preserve">база данных, расширение pgvector для </w:t>
-            </w:r>
-            <w:r>
-              <w:rPr>
-                <w:sz w:val="18"/>
-              </w:rPr>
-              <w:lastRenderedPageBreak/>
-              <w:t>поиска по методичкам</w:t>
+              <w:t>база данных, расширение pgvector для поиска по методичкам</w:t>
             </w:r>
           </w:p>
         </w:tc>
@@ -7328,7 +7304,6 @@
                 <w:rFonts w:ascii="Consolas" w:hAnsi="Consolas"/>
                 <w:sz w:val="18"/>
               </w:rPr>
-              <w:lastRenderedPageBreak/>
               <w:t>redis</w:t>
             </w:r>
           </w:p>
@@ -7647,6 +7622,7 @@
         <w:pStyle w:val="31"/>
       </w:pPr>
       <w:r>
+        <w:lastRenderedPageBreak/>
         <w:t>Данные</w:t>
       </w:r>
     </w:p>
@@ -7905,7 +7881,7 @@
       <w:pPr>
         <w:pStyle w:val="21"/>
       </w:pPr>
-      <w:bookmarkStart w:id="10" w:name="_Toc241181257"/>
+      <w:bookmarkStart w:id="10" w:name="_Toc241182903"/>
       <w:r>
         <w:t>Масштабирование</w:t>
       </w:r>
@@ -7961,7 +7937,7 @@
       <w:pPr>
         <w:pStyle w:val="21"/>
       </w:pPr>
-      <w:bookmarkStart w:id="11" w:name="_Toc241181258"/>
+      <w:bookmarkStart w:id="11" w:name="_Toc241182904"/>
       <w:r>
         <w:t>Надёжность</w:t>
       </w:r>
@@ -8016,7 +7992,6 @@
         <w:pStyle w:val="a0"/>
       </w:pPr>
       <w:r>
-        <w:lastRenderedPageBreak/>
         <w:t>Журнал аудита связан цепочкой контрольных сумм, нарушение цепочки обнаруживается проверкой.</w:t>
       </w:r>
     </w:p>
@@ -8024,7 +7999,7 @@
       <w:pPr>
         <w:pStyle w:val="21"/>
       </w:pPr>
-      <w:bookmarkStart w:id="12" w:name="_Toc241181259"/>
+      <w:bookmarkStart w:id="12" w:name="_Toc241182905"/>
       <w:r>
         <w:t>Безопасность</w:t>
       </w:r>
@@ -8072,6 +8047,7 @@
     </w:p>
     <w:p>
       <w:r>
+        <w:lastRenderedPageBreak/>
         <w:t>без явного разрешения система не запускается.</w:t>
       </w:r>
     </w:p>
@@ -8084,7 +8060,7 @@
       <w:pPr>
         <w:pStyle w:val="1"/>
       </w:pPr>
-      <w:bookmarkStart w:id="13" w:name="_Toc241181260"/>
+      <w:bookmarkStart w:id="13" w:name="_Toc241182906"/>
       <w:r>
         <w:lastRenderedPageBreak/>
         <w:t>3. Методы обработки данных</w:t>
@@ -8100,7 +8076,7 @@
       <w:pPr>
         <w:pStyle w:val="21"/>
       </w:pPr>
-      <w:bookmarkStart w:id="14" w:name="_Toc241181261"/>
+      <w:bookmarkStart w:id="14" w:name="_Toc241182907"/>
       <w:r>
         <w:t>1. Данные заказчика</w:t>
       </w:r>
@@ -8148,7 +8124,7 @@
       <w:pPr>
         <w:pStyle w:val="21"/>
       </w:pPr>
-      <w:bookmarkStart w:id="15" w:name="_Toc241181262"/>
+      <w:bookmarkStart w:id="15" w:name="_Toc241182908"/>
       <w:r>
         <w:t>2. Оценка действий</w:t>
       </w:r>
@@ -8519,7 +8495,7 @@
       <w:pPr>
         <w:pStyle w:val="21"/>
       </w:pPr>
-      <w:bookmarkStart w:id="16" w:name="_Toc241181263"/>
+      <w:bookmarkStart w:id="16" w:name="_Toc241182909"/>
       <w:r>
         <w:lastRenderedPageBreak/>
         <w:t>3. Диалог с заявителем</w:t>
@@ -8621,7 +8597,7 @@
       <w:pPr>
         <w:pStyle w:val="21"/>
       </w:pPr>
-      <w:bookmarkStart w:id="17" w:name="_Toc241181264"/>
+      <w:bookmarkStart w:id="17" w:name="_Toc241182910"/>
       <w:r>
         <w:t>4. Генерация сценариев</w:t>
       </w:r>
@@ -8641,7 +8617,7 @@
       <w:pPr>
         <w:pStyle w:val="21"/>
       </w:pPr>
-      <w:bookmarkStart w:id="18" w:name="_Toc241181265"/>
+      <w:bookmarkStart w:id="18" w:name="_Toc241182911"/>
       <w:r>
         <w:t>5. Аналитика и прогноз</w:t>
       </w:r>
@@ -8704,7 +8680,7 @@
       <w:pPr>
         <w:pStyle w:val="1"/>
       </w:pPr>
-      <w:bookmarkStart w:id="19" w:name="_Toc241181266"/>
+      <w:bookmarkStart w:id="19" w:name="_Toc241182912"/>
       <w:r>
         <w:lastRenderedPageBreak/>
         <w:t>4. Установка, настройка и восстановление</w:t>
@@ -8720,7 +8696,7 @@
       <w:pPr>
         <w:pStyle w:val="21"/>
       </w:pPr>
-      <w:bookmarkStart w:id="20" w:name="_Toc241181267"/>
+      <w:bookmarkStart w:id="20" w:name="_Toc241182913"/>
       <w:r>
         <w:t>1. Требования</w:t>
       </w:r>
@@ -8807,7 +8783,7 @@
       <w:pPr>
         <w:pStyle w:val="21"/>
       </w:pPr>
-      <w:bookmarkStart w:id="21" w:name="_Toc241181268"/>
+      <w:bookmarkStart w:id="21" w:name="_Toc241182914"/>
       <w:r>
         <w:t>2. Обычная установка</w:t>
       </w:r>
@@ -8958,7 +8934,7 @@
       <w:pPr>
         <w:pStyle w:val="21"/>
       </w:pPr>
-      <w:bookmarkStart w:id="22" w:name="_Toc241181269"/>
+      <w:bookmarkStart w:id="22" w:name="_Toc241182915"/>
       <w:r>
         <w:t>3. Загрузка материалов заказчика</w:t>
       </w:r>
@@ -9015,7 +8991,7 @@
       <w:pPr>
         <w:pStyle w:val="21"/>
       </w:pPr>
-      <w:bookmarkStart w:id="23" w:name="_Toc241181270"/>
+      <w:bookmarkStart w:id="23" w:name="_Toc241182916"/>
       <w:r>
         <w:lastRenderedPageBreak/>
         <w:t>4. Модели искусственного интеллекта</w:t>
@@ -9173,7 +9149,7 @@
       <w:pPr>
         <w:pStyle w:val="21"/>
       </w:pPr>
-      <w:bookmarkStart w:id="24" w:name="_Toc241181271"/>
+      <w:bookmarkStart w:id="24" w:name="_Toc241182917"/>
       <w:r>
         <w:t>5. Телефония</w:t>
       </w:r>
@@ -9309,7 +9285,7 @@
       <w:pPr>
         <w:pStyle w:val="21"/>
       </w:pPr>
-      <w:bookmarkStart w:id="25" w:name="_Toc241181272"/>
+      <w:bookmarkStart w:id="25" w:name="_Toc241182918"/>
       <w:r>
         <w:t>6. Установка без доступа в интернет</w:t>
       </w:r>
@@ -9623,7 +9599,7 @@
       <w:pPr>
         <w:pStyle w:val="21"/>
       </w:pPr>
-      <w:bookmarkStart w:id="26" w:name="_Toc241181273"/>
+      <w:bookmarkStart w:id="26" w:name="_Toc241182919"/>
       <w:r>
         <w:t>7. Резервное копирование и восстановление</w:t>
       </w:r>
@@ -9707,7 +9683,7 @@
       <w:pPr>
         <w:pStyle w:val="21"/>
       </w:pPr>
-      <w:bookmarkStart w:id="27" w:name="_Toc241181274"/>
+      <w:bookmarkStart w:id="27" w:name="_Toc241182920"/>
       <w:r>
         <w:t>8. Обновление</w:t>
       </w:r>
@@ -9792,7 +9768,7 @@
       <w:pPr>
         <w:pStyle w:val="21"/>
       </w:pPr>
-      <w:bookmarkStart w:id="28" w:name="_Toc241181275"/>
+      <w:bookmarkStart w:id="28" w:name="_Toc241182921"/>
       <w:r>
         <w:lastRenderedPageBreak/>
         <w:t>9. Частые проблемы</w:t>
@@ -10083,7 +10059,7 @@
       <w:pPr>
         <w:pStyle w:val="1"/>
       </w:pPr>
-      <w:bookmarkStart w:id="29" w:name="_Toc241181276"/>
+      <w:bookmarkStart w:id="29" w:name="_Toc241182922"/>
       <w:r>
         <w:lastRenderedPageBreak/>
         <w:t>5. Руководство пользователя</w:t>
@@ -10104,7 +10080,7 @@
       <w:pPr>
         <w:pStyle w:val="21"/>
       </w:pPr>
-      <w:bookmarkStart w:id="30" w:name="_Toc241181277"/>
+      <w:bookmarkStart w:id="30" w:name="_Toc241182923"/>
       <w:r>
         <w:t>Обучающийся</w:t>
       </w:r>
@@ -10393,7 +10369,7 @@
       <w:pPr>
         <w:pStyle w:val="21"/>
       </w:pPr>
-      <w:bookmarkStart w:id="31" w:name="_Toc241181278"/>
+      <w:bookmarkStart w:id="31" w:name="_Toc241182924"/>
       <w:r>
         <w:t>Преподаватель</w:t>
       </w:r>
@@ -10577,7 +10553,7 @@
       <w:pPr>
         <w:pStyle w:val="21"/>
       </w:pPr>
-      <w:bookmarkStart w:id="32" w:name="_Toc241181279"/>
+      <w:bookmarkStart w:id="32" w:name="_Toc241182925"/>
       <w:r>
         <w:t>Администратор</w:t>
       </w:r>
@@ -10673,7 +10649,7 @@
       <w:pPr>
         <w:pStyle w:val="21"/>
       </w:pPr>
-      <w:bookmarkStart w:id="33" w:name="_Toc241181280"/>
+      <w:bookmarkStart w:id="33" w:name="_Toc241182926"/>
       <w:r>
         <w:t>Если что-то не работает</w:t>
       </w:r>
@@ -10869,7 +10845,7 @@
       <w:pPr>
         <w:pStyle w:val="1"/>
       </w:pPr>
-      <w:bookmarkStart w:id="34" w:name="_Toc241181281"/>
+      <w:bookmarkStart w:id="34" w:name="_Toc241182927"/>
       <w:r>
         <w:lastRenderedPageBreak/>
         <w:t>6. Данные заказчика</w:t>
@@ -11314,7 +11290,7 @@
       <w:pPr>
         <w:pStyle w:val="21"/>
       </w:pPr>
-      <w:bookmarkStart w:id="35" w:name="_Toc241181282"/>
+      <w:bookmarkStart w:id="35" w:name="_Toc241182928"/>
       <w:r>
         <w:t>1. Классификатор происшествий (xlsx)</w:t>
       </w:r>
@@ -13235,7 +13211,7 @@
       <w:pPr>
         <w:pStyle w:val="21"/>
       </w:pPr>
-      <w:bookmarkStart w:id="36" w:name="_Toc241181283"/>
+      <w:bookmarkStart w:id="36" w:name="_Toc241182929"/>
       <w:r>
         <w:lastRenderedPageBreak/>
         <w:t>2. Билеты (PDF-скан)</w:t>
@@ -13572,7 +13548,7 @@
       <w:pPr>
         <w:pStyle w:val="21"/>
       </w:pPr>
-      <w:bookmarkStart w:id="37" w:name="_Toc241181284"/>
+      <w:bookmarkStart w:id="37" w:name="_Toc241182930"/>
       <w:r>
         <w:lastRenderedPageBreak/>
         <w:t>3. Памятка «Работа на АРМ-112»</w:t>
@@ -13997,7 +13973,7 @@
       <w:pPr>
         <w:pStyle w:val="21"/>
       </w:pPr>
-      <w:bookmarkStart w:id="38" w:name="_Toc241181285"/>
+      <w:bookmarkStart w:id="38" w:name="_Toc241182931"/>
       <w:r>
         <w:t>4. Улицы Москвы</w:t>
       </w:r>
@@ -14122,7 +14098,7 @@
       <w:pPr>
         <w:pStyle w:val="21"/>
       </w:pPr>
-      <w:bookmarkStart w:id="39" w:name="_Toc241181286"/>
+      <w:bookmarkStart w:id="39" w:name="_Toc241182932"/>
       <w:r>
         <w:t>Заложенные ошибки оператора 112 (задача #35)</w:t>
       </w:r>
@@ -14493,7 +14469,7 @@
       <w:pPr>
         <w:pStyle w:val="21"/>
       </w:pPr>
-      <w:bookmarkStart w:id="40" w:name="_Toc241181287"/>
+      <w:bookmarkStart w:id="40" w:name="_Toc241182933"/>
       <w:r>
         <w:t>Звонки в службы (задача #36)</w:t>
       </w:r>
@@ -14658,7 +14634,7 @@
       <w:pPr>
         <w:pStyle w:val="1"/>
       </w:pPr>
-      <w:bookmarkStart w:id="41" w:name="_Toc241181288"/>
+      <w:bookmarkStart w:id="41" w:name="_Toc241182934"/>
       <w:r>
         <w:lastRenderedPageBreak/>
         <w:t>7. Условия и ограничения решения</w:t>
@@ -14674,7 +14650,7 @@
       <w:pPr>
         <w:pStyle w:val="21"/>
       </w:pPr>
-      <w:bookmarkStart w:id="42" w:name="_Toc241181289"/>
+      <w:bookmarkStart w:id="42" w:name="_Toc241182935"/>
       <w:r>
         <w:t>1. Назначение</w:t>
       </w:r>
@@ -14740,7 +14716,7 @@
       <w:pPr>
         <w:pStyle w:val="21"/>
       </w:pPr>
-      <w:bookmarkStart w:id="43" w:name="_Toc241181290"/>
+      <w:bookmarkStart w:id="43" w:name="_Toc241182936"/>
       <w:r>
         <w:t>2. Работа без внешних сетей</w:t>
       </w:r>
@@ -14765,7 +14741,7 @@
       <w:pPr>
         <w:pStyle w:val="21"/>
       </w:pPr>
-      <w:bookmarkStart w:id="44" w:name="_Toc241181291"/>
+      <w:bookmarkStart w:id="44" w:name="_Toc241182937"/>
       <w:r>
         <w:t>3. Ограничения искусственного интеллекта</w:t>
       </w:r>
@@ -14919,7 +14895,7 @@
       <w:pPr>
         <w:pStyle w:val="21"/>
       </w:pPr>
-      <w:bookmarkStart w:id="45" w:name="_Toc241181292"/>
+      <w:bookmarkStart w:id="45" w:name="_Toc241182938"/>
       <w:r>
         <w:t>4. Ограничения телефонии</w:t>
       </w:r>
@@ -14963,7 +14939,7 @@
       <w:pPr>
         <w:pStyle w:val="21"/>
       </w:pPr>
-      <w:bookmarkStart w:id="46" w:name="_Toc241181293"/>
+      <w:bookmarkStart w:id="46" w:name="_Toc241182939"/>
       <w:r>
         <w:t>5. Ограничения данных</w:t>
       </w:r>
@@ -15021,7 +14997,7 @@
       <w:pPr>
         <w:pStyle w:val="21"/>
       </w:pPr>
-      <w:bookmarkStart w:id="47" w:name="_Toc241181294"/>
+      <w:bookmarkStart w:id="47" w:name="_Toc241182940"/>
       <w:r>
         <w:t>6. Что не реализовано</w:t>
       </w:r>
@@ -15240,7 +15216,7 @@
       <w:pPr>
         <w:pStyle w:val="21"/>
       </w:pPr>
-      <w:bookmarkStart w:id="48" w:name="_Toc241181295"/>
+      <w:bookmarkStart w:id="48" w:name="_Toc241182941"/>
       <w:r>
         <w:t>7. Условия эксплуатации</w:t>
       </w:r>
@@ -15310,7 +15286,7 @@
       <w:pPr>
         <w:pStyle w:val="1"/>
       </w:pPr>
-      <w:bookmarkStart w:id="49" w:name="_Toc241181296"/>
+      <w:bookmarkStart w:id="49" w:name="_Toc241182942"/>
       <w:r>
         <w:lastRenderedPageBreak/>
         <w:t>8. Производительность и нагрузка</w:t>
@@ -15386,7 +15362,7 @@
       <w:pPr>
         <w:pStyle w:val="21"/>
       </w:pPr>
-      <w:bookmarkStart w:id="50" w:name="_Toc241181297"/>
+      <w:bookmarkStart w:id="50" w:name="_Toc241182943"/>
       <w:r>
         <w:t>Задержка ответа</w:t>
       </w:r>
@@ -16451,7 +16427,7 @@
       <w:pPr>
         <w:pStyle w:val="21"/>
       </w:pPr>
-      <w:bookmarkStart w:id="51" w:name="_Toc241181298"/>
+      <w:bookmarkStart w:id="51" w:name="_Toc241182944"/>
       <w:r>
         <w:t>Точность выбора реплики (select)</w:t>
       </w:r>
@@ -16977,7 +16953,7 @@
       <w:pPr>
         <w:pStyle w:val="21"/>
       </w:pPr>
-      <w:bookmarkStart w:id="52" w:name="_Toc241181299"/>
+      <w:bookmarkStart w:id="52" w:name="_Toc241182945"/>
       <w:r>
         <w:lastRenderedPageBreak/>
         <w:t>Провокации (generate)</w:t>
@@ -17131,7 +17107,7 @@
       <w:pPr>
         <w:pStyle w:val="21"/>
       </w:pPr>
-      <w:bookmarkStart w:id="53" w:name="_Toc241181300"/>
+      <w:bookmarkStart w:id="53" w:name="_Toc241182946"/>
       <w:r>
         <w:t>Как воспроизвести</w:t>
       </w:r>
@@ -17150,7 +17126,7 @@
       <w:pPr>
         <w:pStyle w:val="21"/>
       </w:pPr>
-      <w:bookmarkStart w:id="54" w:name="_Toc241181301"/>
+      <w:bookmarkStart w:id="54" w:name="_Toc241182947"/>
       <w:r>
         <w:t>Телефония: задержка ответа в линии (волна 6)</w:t>
       </w:r>
@@ -17817,7 +17793,7 @@
       <w:pPr>
         <w:pStyle w:val="21"/>
       </w:pPr>
-      <w:bookmarkStart w:id="55" w:name="_Toc241181302"/>
+      <w:bookmarkStart w:id="55" w:name="_Toc241182948"/>
       <w:r>
         <w:t>Генерация сценариев моделью диалога (волна 11, 20.09.2026)</w:t>
       </w:r>
@@ -18422,7 +18398,7 @@
       <w:pPr>
         <w:pStyle w:val="21"/>
       </w:pPr>
-      <w:bookmarkStart w:id="56" w:name="_Toc241181303"/>
+      <w:bookmarkStart w:id="56" w:name="_Toc241182949"/>
       <w:r>
         <w:t>Облачный голос заявителя (Vapi), 21.09.2026</w:t>
       </w:r>
@@ -18660,7 +18636,7 @@
       <w:pPr>
         <w:pStyle w:val="21"/>
       </w:pPr>
-      <w:bookmarkStart w:id="57" w:name="_Toc241181304"/>
+      <w:bookmarkStart w:id="57" w:name="_Toc241182950"/>
       <w:r>
         <w:lastRenderedPageBreak/>
         <w:t>Вход в систему под нагрузкой (#71, 22.09.2026)</w:t>
@@ -19005,7 +18981,7 @@
       <w:pPr>
         <w:pStyle w:val="21"/>
       </w:pPr>
-      <w:bookmarkStart w:id="58" w:name="_Toc241181305"/>
+      <w:bookmarkStart w:id="58" w:name="_Toc241182951"/>
       <w:r>
         <w:t>Нагрузка по цифрам ТЗ (22.09.2026)</w:t>
       </w:r>
@@ -19495,7 +19471,7 @@
       <w:pPr>
         <w:pStyle w:val="1"/>
       </w:pPr>
-      <w:bookmarkStart w:id="59" w:name="_Toc241181306"/>
+      <w:bookmarkStart w:id="59" w:name="_Toc241182952"/>
       <w:r>
         <w:lastRenderedPageBreak/>
         <w:t>9. Проверка подсчёта оценки на живых звонках</w:t>
@@ -19585,7 +19561,7 @@
       <w:pPr>
         <w:pStyle w:val="21"/>
       </w:pPr>
-      <w:bookmarkStart w:id="60" w:name="_Toc241181307"/>
+      <w:bookmarkStart w:id="60" w:name="_Toc241182953"/>
       <w:r>
         <w:t>Прогон 21.09.2026</w:t>
       </w:r>
@@ -21222,7 +21198,7 @@
       <w:pPr>
         <w:pStyle w:val="21"/>
       </w:pPr>
-      <w:bookmarkStart w:id="61" w:name="_Toc241181308"/>
+      <w:bookmarkStart w:id="61" w:name="_Toc241182954"/>
       <w:r>
         <w:lastRenderedPageBreak/>
         <w:t>Пример: стенограмма теста 01</w:t>
@@ -21715,7 +21691,7 @@
       <w:pPr>
         <w:pStyle w:val="21"/>
       </w:pPr>
-      <w:bookmarkStart w:id="62" w:name="_Toc241181309"/>
+      <w:bookmarkStart w:id="62" w:name="_Toc241182955"/>
       <w:r>
         <w:lastRenderedPageBreak/>
         <w:t>Как запустить</w:t>
@@ -21927,7 +21903,7 @@
       <w:pPr>
         <w:pStyle w:val="1"/>
       </w:pPr>
-      <w:bookmarkStart w:id="63" w:name="_Toc241181310"/>
+      <w:bookmarkStart w:id="63" w:name="_Toc241182956"/>
       <w:r>
         <w:lastRenderedPageBreak/>
         <w:t>10. Использованные библиотеки и компоненты</w:t>
@@ -21943,7 +21919,7 @@
       <w:pPr>
         <w:pStyle w:val="21"/>
       </w:pPr>
-      <w:bookmarkStart w:id="64" w:name="_Toc241181311"/>
+      <w:bookmarkStart w:id="64" w:name="_Toc241182957"/>
       <w:r>
         <w:t>Бэкенд (Python)</w:t>
       </w:r>
@@ -23784,7 +23760,7 @@
       <w:pPr>
         <w:pStyle w:val="21"/>
       </w:pPr>
-      <w:bookmarkStart w:id="65" w:name="_Toc241181312"/>
+      <w:bookmarkStart w:id="65" w:name="_Toc241182958"/>
       <w:r>
         <w:t>Модели</w:t>
       </w:r>
@@ -24470,7 +24446,7 @@
       <w:pPr>
         <w:pStyle w:val="21"/>
       </w:pPr>
-      <w:bookmarkStart w:id="66" w:name="_Toc241181313"/>
+      <w:bookmarkStart w:id="66" w:name="_Toc241182959"/>
       <w:r>
         <w:t>Данные</w:t>
       </w:r>
@@ -24631,7 +24607,7 @@
       <w:pPr>
         <w:pStyle w:val="21"/>
       </w:pPr>
-      <w:bookmarkStart w:id="67" w:name="_Toc241181314"/>
+      <w:bookmarkStart w:id="67" w:name="_Toc241182960"/>
       <w:r>
         <w:t>Фронтенд (TypeScript)</w:t>
       </w:r>
@@ -25107,7 +25083,7 @@
       <w:pPr>
         <w:pStyle w:val="21"/>
       </w:pPr>
-      <w:bookmarkStart w:id="68" w:name="_Toc241181315"/>
+      <w:bookmarkStart w:id="68" w:name="_Toc241182961"/>
       <w:r>
         <w:t>Инфраструктура (образы)</w:t>
       </w:r>
@@ -25450,7 +25426,7 @@
       <w:pPr>
         <w:pStyle w:val="1"/>
       </w:pPr>
-      <w:bookmarkStart w:id="69" w:name="_Toc241181316"/>
+      <w:bookmarkStart w:id="69" w:name="_Toc241182962"/>
       <w:r>
         <w:lastRenderedPageBreak/>
         <w:t>11. Соответствие техническому заданию</w:t>
@@ -25492,7 +25468,7 @@
       <w:pPr>
         <w:pStyle w:val="21"/>
       </w:pPr>
-      <w:bookmarkStart w:id="70" w:name="_Toc241181317"/>
+      <w:bookmarkStart w:id="70" w:name="_Toc241182963"/>
       <w:r>
         <w:t>1. Ключевые компоненты решения (раздел «Описание работы компании»)</w:t>
       </w:r>
@@ -25835,7 +25811,7 @@
       <w:pPr>
         <w:pStyle w:val="21"/>
       </w:pPr>
-      <w:bookmarkStart w:id="71" w:name="_Toc241181318"/>
+      <w:bookmarkStart w:id="71" w:name="_Toc241182964"/>
       <w:r>
         <w:t>2. Предназначение сервиса</w:t>
       </w:r>
@@ -26676,7 +26652,7 @@
       <w:pPr>
         <w:pStyle w:val="21"/>
       </w:pPr>
-      <w:bookmarkStart w:id="72" w:name="_Toc241181319"/>
+      <w:bookmarkStart w:id="72" w:name="_Toc241182965"/>
       <w:r>
         <w:t>3. Постановка задачи</w:t>
       </w:r>
@@ -27282,7 +27258,7 @@
       <w:pPr>
         <w:pStyle w:val="21"/>
       </w:pPr>
-      <w:bookmarkStart w:id="73" w:name="_Toc241181320"/>
+      <w:bookmarkStart w:id="73" w:name="_Toc241182966"/>
       <w:r>
         <w:t>4. Границы решения</w:t>
       </w:r>
@@ -27582,7 +27558,7 @@
       <w:pPr>
         <w:pStyle w:val="21"/>
       </w:pPr>
-      <w:bookmarkStart w:id="74" w:name="_Toc241181321"/>
+      <w:bookmarkStart w:id="74" w:name="_Toc241182967"/>
       <w:r>
         <w:t>5. Общие требования к сервису</w:t>
       </w:r>
@@ -28486,7 +28462,7 @@
       <w:pPr>
         <w:pStyle w:val="21"/>
       </w:pPr>
-      <w:bookmarkStart w:id="75" w:name="_Toc241181322"/>
+      <w:bookmarkStart w:id="75" w:name="_Toc241182968"/>
       <w:r>
         <w:t>6. Опциональные требования</w:t>
       </w:r>
@@ -28861,7 +28837,7 @@
       <w:pPr>
         <w:pStyle w:val="21"/>
       </w:pPr>
-      <w:bookmarkStart w:id="76" w:name="_Toc241181323"/>
+      <w:bookmarkStart w:id="76" w:name="_Toc241182969"/>
       <w:r>
         <w:t>7. Требования к производительности</w:t>
       </w:r>
@@ -29634,7 +29610,7 @@
       <w:pPr>
         <w:pStyle w:val="21"/>
       </w:pPr>
-      <w:bookmarkStart w:id="77" w:name="_Toc241181324"/>
+      <w:bookmarkStart w:id="77" w:name="_Toc241182970"/>
       <w:r>
         <w:t>8. Пользовательские требования: интерфейс</w:t>
       </w:r>
@@ -29938,7 +29914,7 @@
       <w:pPr>
         <w:pStyle w:val="21"/>
       </w:pPr>
-      <w:bookmarkStart w:id="78" w:name="_Toc241181325"/>
+      <w:bookmarkStart w:id="78" w:name="_Toc241182971"/>
       <w:r>
         <w:t>9. Роль: администратор</w:t>
       </w:r>
@@ -31446,7 +31422,7 @@
       <w:pPr>
         <w:pStyle w:val="21"/>
       </w:pPr>
-      <w:bookmarkStart w:id="79" w:name="_Toc241181326"/>
+      <w:bookmarkStart w:id="79" w:name="_Toc241182972"/>
       <w:r>
         <w:t>10. Роль: преподаватель</w:t>
       </w:r>
@@ -32689,7 +32665,7 @@
       <w:pPr>
         <w:pStyle w:val="21"/>
       </w:pPr>
-      <w:bookmarkStart w:id="80" w:name="_Toc241181327"/>
+      <w:bookmarkStart w:id="80" w:name="_Toc241182973"/>
       <w:r>
         <w:t>11. Роль: обучающийся</w:t>
       </w:r>
@@ -34331,7 +34307,7 @@
       <w:pPr>
         <w:pStyle w:val="21"/>
       </w:pPr>
-      <w:bookmarkStart w:id="81" w:name="_Toc241181328"/>
+      <w:bookmarkStart w:id="81" w:name="_Toc241182974"/>
       <w:r>
         <w:t>12. Нефункциональные требования</w:t>
       </w:r>
@@ -35363,7 +35339,7 @@
       <w:pPr>
         <w:pStyle w:val="21"/>
       </w:pPr>
-      <w:bookmarkStart w:id="82" w:name="_Toc241181329"/>
+      <w:bookmarkStart w:id="82" w:name="_Toc241182975"/>
       <w:r>
         <w:t>13. Сценарии из ТЗ и ответы заказчика</w:t>
       </w:r>
@@ -36225,7 +36201,7 @@
       <w:pPr>
         <w:pStyle w:val="21"/>
       </w:pPr>
-      <w:bookmarkStart w:id="83" w:name="_Toc241181330"/>
+      <w:bookmarkStart w:id="83" w:name="_Toc241182976"/>
       <w:r>
         <w:t>14. Требования к решению и сдаче</w:t>
       </w:r>
@@ -36940,7 +36916,7 @@
       <w:pPr>
         <w:pStyle w:val="21"/>
       </w:pPr>
-      <w:bookmarkStart w:id="84" w:name="_Toc241181331"/>
+      <w:bookmarkStart w:id="84" w:name="_Toc241182977"/>
       <w:r>
         <w:t>Что закрывает оставшиеся пункты</w:t>
       </w:r>
@@ -37339,31 +37315,31 @@
       </w:rPr>
     </w:lvl>
   </w:abstractNum>
-  <w:num w:numId="1" w16cid:durableId="2023043177">
+  <w:num w:numId="1" w16cid:durableId="1908570926">
     <w:abstractNumId w:val="8"/>
   </w:num>
-  <w:num w:numId="2" w16cid:durableId="1141389539">
+  <w:num w:numId="2" w16cid:durableId="262804105">
     <w:abstractNumId w:val="6"/>
   </w:num>
-  <w:num w:numId="3" w16cid:durableId="1420978446">
+  <w:num w:numId="3" w16cid:durableId="2137096031">
     <w:abstractNumId w:val="5"/>
   </w:num>
-  <w:num w:numId="4" w16cid:durableId="1125079222">
+  <w:num w:numId="4" w16cid:durableId="227738367">
     <w:abstractNumId w:val="4"/>
   </w:num>
-  <w:num w:numId="5" w16cid:durableId="1203441430">
+  <w:num w:numId="5" w16cid:durableId="293172163">
     <w:abstractNumId w:val="7"/>
   </w:num>
-  <w:num w:numId="6" w16cid:durableId="243422689">
+  <w:num w:numId="6" w16cid:durableId="57555847">
     <w:abstractNumId w:val="3"/>
   </w:num>
-  <w:num w:numId="7" w16cid:durableId="969162921">
+  <w:num w:numId="7" w16cid:durableId="401293613">
     <w:abstractNumId w:val="2"/>
   </w:num>
-  <w:num w:numId="8" w16cid:durableId="731660737">
+  <w:num w:numId="8" w16cid:durableId="1843155060">
     <w:abstractNumId w:val="1"/>
   </w:num>
-  <w:num w:numId="9" w16cid:durableId="1979800310">
+  <w:num w:numId="9" w16cid:durableId="1810590972">
     <w:abstractNumId w:val="0"/>
   </w:num>
 </w:numbering>
@@ -48759,7 +48735,7 @@
     <w:autoRedefine/>
     <w:uiPriority w:val="39"/>
     <w:unhideWhenUsed/>
-    <w:rsid w:val="00245F7C"/>
+    <w:rsid w:val="008F2CF4"/>
     <w:pPr>
       <w:spacing w:after="100"/>
     </w:pPr>
@@ -48771,7 +48747,7 @@
     <w:autoRedefine/>
     <w:uiPriority w:val="39"/>
     <w:unhideWhenUsed/>
-    <w:rsid w:val="00245F7C"/>
+    <w:rsid w:val="008F2CF4"/>
     <w:pPr>
       <w:spacing w:after="100"/>
       <w:ind w:left="240"/>
@@ -48782,7 +48758,7 @@
     <w:basedOn w:val="a2"/>
     <w:uiPriority w:val="99"/>
     <w:unhideWhenUsed/>
-    <w:rsid w:val="00245F7C"/>
+    <w:rsid w:val="008F2CF4"/>
     <w:rPr>
       <w:color w:val="0000FF" w:themeColor="hyperlink"/>
       <w:u w:val="single"/>

--- a/docs/submission/Документация_Ультратех_задача9.docx
+++ b/docs/submission/Документация_Ультратех_задача9.docx
@@ -98,7 +98,7 @@
       <w:pPr>
         <w:pStyle w:val="1"/>
       </w:pPr>
-      <w:bookmarkStart w:id="0" w:name="_Toc241182893"/>
+      <w:bookmarkStart w:id="0" w:name="_Toc241183477"/>
       <w:r>
         <w:lastRenderedPageBreak/>
         <w:t>Содержание</w:t>
@@ -124,7 +124,7 @@
       <w:r>
         <w:fldChar w:fldCharType="separate"/>
       </w:r>
-      <w:hyperlink w:anchor="_Toc241182893" w:history="1">
+      <w:hyperlink w:anchor="_Toc241183477" w:history="1">
         <w:r>
           <w:rPr>
             <w:rStyle w:val="aff8"/>
@@ -151,7 +151,7 @@
             <w:noProof/>
             <w:webHidden/>
           </w:rPr>
-          <w:instrText xml:space="preserve"> PAGEREF _Toc241182893 \h </w:instrText>
+          <w:instrText xml:space="preserve"> PAGEREF _Toc241183477 \h </w:instrText>
         </w:r>
         <w:r>
           <w:rPr>
@@ -192,13 +192,13 @@
           <w:noProof/>
         </w:rPr>
       </w:pPr>
-      <w:hyperlink w:anchor="_Toc241182894" w:history="1">
+      <w:hyperlink w:anchor="_Toc241183478" w:history="1">
         <w:r>
           <w:rPr>
             <w:rStyle w:val="aff8"/>
             <w:noProof/>
           </w:rPr>
-          <w:t>1. Маршрут проверки решения</w:t>
+          <w:t>1. Пояснительная записка</w:t>
         </w:r>
         <w:r>
           <w:rPr>
@@ -219,7 +219,7 @@
             <w:noProof/>
             <w:webHidden/>
           </w:rPr>
-          <w:instrText xml:space="preserve"> PAGEREF _Toc241182894 \h </w:instrText>
+          <w:instrText xml:space="preserve"> PAGEREF _Toc241183478 \h </w:instrText>
         </w:r>
         <w:r>
           <w:rPr>
@@ -239,7 +239,7 @@
             <w:noProof/>
             <w:webHidden/>
           </w:rPr>
-          <w:t>5</w:t>
+          <w:t>6</w:t>
         </w:r>
         <w:r>
           <w:rPr>
@@ -260,13 +260,13 @@
           <w:noProof/>
         </w:rPr>
       </w:pPr>
-      <w:hyperlink w:anchor="_Toc241182895" w:history="1">
+      <w:hyperlink w:anchor="_Toc241183479" w:history="1">
         <w:r>
           <w:rPr>
             <w:rStyle w:val="aff8"/>
             <w:noProof/>
           </w:rPr>
-          <w:t>Как открыть</w:t>
+          <w:t>1. Основание и назначение</w:t>
         </w:r>
         <w:r>
           <w:rPr>
@@ -287,7 +287,7 @@
             <w:noProof/>
             <w:webHidden/>
           </w:rPr>
-          <w:instrText xml:space="preserve"> PAGEREF _Toc241182895 \h </w:instrText>
+          <w:instrText xml:space="preserve"> PAGEREF _Toc241183479 \h </w:instrText>
         </w:r>
         <w:r>
           <w:rPr>
@@ -307,7 +307,7 @@
             <w:noProof/>
             <w:webHidden/>
           </w:rPr>
-          <w:t>5</w:t>
+          <w:t>6</w:t>
         </w:r>
         <w:r>
           <w:rPr>
@@ -328,13 +328,13 @@
           <w:noProof/>
         </w:rPr>
       </w:pPr>
-      <w:hyperlink w:anchor="_Toc241182896" w:history="1">
+      <w:hyperlink w:anchor="_Toc241183480" w:history="1">
         <w:r>
           <w:rPr>
             <w:rStyle w:val="aff8"/>
             <w:noProof/>
           </w:rPr>
-          <w:t>Маршрут на 10 минут</w:t>
+          <w:t>2. Кого и чему учит</w:t>
         </w:r>
         <w:r>
           <w:rPr>
@@ -355,7 +355,7 @@
             <w:noProof/>
             <w:webHidden/>
           </w:rPr>
-          <w:instrText xml:space="preserve"> PAGEREF _Toc241182896 \h </w:instrText>
+          <w:instrText xml:space="preserve"> PAGEREF _Toc241183480 \h </w:instrText>
         </w:r>
         <w:r>
           <w:rPr>
@@ -375,7 +375,7 @@
             <w:noProof/>
             <w:webHidden/>
           </w:rPr>
-          <w:t>5</w:t>
+          <w:t>6</w:t>
         </w:r>
         <w:r>
           <w:rPr>
@@ -396,13 +396,13 @@
           <w:noProof/>
         </w:rPr>
       </w:pPr>
-      <w:hyperlink w:anchor="_Toc241182897" w:history="1">
+      <w:hyperlink w:anchor="_Toc241183481" w:history="1">
         <w:r>
           <w:rPr>
             <w:rStyle w:val="aff8"/>
             <w:noProof/>
           </w:rPr>
-          <w:t>Где ответ по каждому критерию</w:t>
+          <w:t>3. Состав решения</w:t>
         </w:r>
         <w:r>
           <w:rPr>
@@ -423,7 +423,7 @@
             <w:noProof/>
             <w:webHidden/>
           </w:rPr>
-          <w:instrText xml:space="preserve"> PAGEREF _Toc241182897 \h </w:instrText>
+          <w:instrText xml:space="preserve"> PAGEREF _Toc241183481 \h </w:instrText>
         </w:r>
         <w:r>
           <w:rPr>
@@ -464,13 +464,13 @@
           <w:noProof/>
         </w:rPr>
       </w:pPr>
-      <w:hyperlink w:anchor="_Toc241182898" w:history="1">
+      <w:hyperlink w:anchor="_Toc241183482" w:history="1">
         <w:r>
           <w:rPr>
             <w:rStyle w:val="aff8"/>
             <w:noProof/>
           </w:rPr>
-          <w:t>Что стоит заметить</w:t>
+          <w:t>4. Как работает занятие</w:t>
         </w:r>
         <w:r>
           <w:rPr>
@@ -491,7 +491,7 @@
             <w:noProof/>
             <w:webHidden/>
           </w:rPr>
-          <w:instrText xml:space="preserve"> PAGEREF _Toc241182898 \h </w:instrText>
+          <w:instrText xml:space="preserve"> PAGEREF _Toc241183482 \h </w:instrText>
         </w:r>
         <w:r>
           <w:rPr>
@@ -511,7 +511,7 @@
             <w:noProof/>
             <w:webHidden/>
           </w:rPr>
-          <w:t>6</w:t>
+          <w:t>7</w:t>
         </w:r>
         <w:r>
           <w:rPr>
@@ -532,13 +532,13 @@
           <w:noProof/>
         </w:rPr>
       </w:pPr>
-      <w:hyperlink w:anchor="_Toc241182899" w:history="1">
+      <w:hyperlink w:anchor="_Toc241183483" w:history="1">
         <w:r>
           <w:rPr>
             <w:rStyle w:val="aff8"/>
             <w:noProof/>
           </w:rPr>
-          <w:t>Если что-то не открылось</w:t>
+          <w:t>5. Исходные данные заказчика</w:t>
         </w:r>
         <w:r>
           <w:rPr>
@@ -559,7 +559,7 @@
             <w:noProof/>
             <w:webHidden/>
           </w:rPr>
-          <w:instrText xml:space="preserve"> PAGEREF _Toc241182899 \h </w:instrText>
+          <w:instrText xml:space="preserve"> PAGEREF _Toc241183483 \h </w:instrText>
         </w:r>
         <w:r>
           <w:rPr>
@@ -580,6 +580,346 @@
             <w:webHidden/>
           </w:rPr>
           <w:t>7</w:t>
+        </w:r>
+        <w:r>
+          <w:rPr>
+            <w:noProof/>
+            <w:webHidden/>
+          </w:rPr>
+          <w:fldChar w:fldCharType="end"/>
+        </w:r>
+      </w:hyperlink>
+    </w:p>
+    <w:p>
+      <w:pPr>
+        <w:pStyle w:val="2c"/>
+        <w:tabs>
+          <w:tab w:val="right" w:leader="dot" w:pos="10246"/>
+        </w:tabs>
+        <w:rPr>
+          <w:noProof/>
+        </w:rPr>
+      </w:pPr>
+      <w:hyperlink w:anchor="_Toc241183484" w:history="1">
+        <w:r>
+          <w:rPr>
+            <w:rStyle w:val="aff8"/>
+            <w:noProof/>
+          </w:rPr>
+          <w:t>6. Оценка действий и прогноз</w:t>
+        </w:r>
+        <w:r>
+          <w:rPr>
+            <w:noProof/>
+            <w:webHidden/>
+          </w:rPr>
+          <w:tab/>
+        </w:r>
+        <w:r>
+          <w:rPr>
+            <w:noProof/>
+            <w:webHidden/>
+          </w:rPr>
+          <w:fldChar w:fldCharType="begin"/>
+        </w:r>
+        <w:r>
+          <w:rPr>
+            <w:noProof/>
+            <w:webHidden/>
+          </w:rPr>
+          <w:instrText xml:space="preserve"> PAGEREF _Toc241183484 \h </w:instrText>
+        </w:r>
+        <w:r>
+          <w:rPr>
+            <w:noProof/>
+            <w:webHidden/>
+          </w:rPr>
+        </w:r>
+        <w:r>
+          <w:rPr>
+            <w:noProof/>
+            <w:webHidden/>
+          </w:rPr>
+          <w:fldChar w:fldCharType="separate"/>
+        </w:r>
+        <w:r>
+          <w:rPr>
+            <w:noProof/>
+            <w:webHidden/>
+          </w:rPr>
+          <w:t>8</w:t>
+        </w:r>
+        <w:r>
+          <w:rPr>
+            <w:noProof/>
+            <w:webHidden/>
+          </w:rPr>
+          <w:fldChar w:fldCharType="end"/>
+        </w:r>
+      </w:hyperlink>
+    </w:p>
+    <w:p>
+      <w:pPr>
+        <w:pStyle w:val="2c"/>
+        <w:tabs>
+          <w:tab w:val="right" w:leader="dot" w:pos="10246"/>
+        </w:tabs>
+        <w:rPr>
+          <w:noProof/>
+        </w:rPr>
+      </w:pPr>
+      <w:hyperlink w:anchor="_Toc241183485" w:history="1">
+        <w:r>
+          <w:rPr>
+            <w:rStyle w:val="aff8"/>
+            <w:noProof/>
+          </w:rPr>
+          <w:t>7. Что проверено</w:t>
+        </w:r>
+        <w:r>
+          <w:rPr>
+            <w:noProof/>
+            <w:webHidden/>
+          </w:rPr>
+          <w:tab/>
+        </w:r>
+        <w:r>
+          <w:rPr>
+            <w:noProof/>
+            <w:webHidden/>
+          </w:rPr>
+          <w:fldChar w:fldCharType="begin"/>
+        </w:r>
+        <w:r>
+          <w:rPr>
+            <w:noProof/>
+            <w:webHidden/>
+          </w:rPr>
+          <w:instrText xml:space="preserve"> PAGEREF _Toc241183485 \h </w:instrText>
+        </w:r>
+        <w:r>
+          <w:rPr>
+            <w:noProof/>
+            <w:webHidden/>
+          </w:rPr>
+        </w:r>
+        <w:r>
+          <w:rPr>
+            <w:noProof/>
+            <w:webHidden/>
+          </w:rPr>
+          <w:fldChar w:fldCharType="separate"/>
+        </w:r>
+        <w:r>
+          <w:rPr>
+            <w:noProof/>
+            <w:webHidden/>
+          </w:rPr>
+          <w:t>8</w:t>
+        </w:r>
+        <w:r>
+          <w:rPr>
+            <w:noProof/>
+            <w:webHidden/>
+          </w:rPr>
+          <w:fldChar w:fldCharType="end"/>
+        </w:r>
+      </w:hyperlink>
+    </w:p>
+    <w:p>
+      <w:pPr>
+        <w:pStyle w:val="2c"/>
+        <w:tabs>
+          <w:tab w:val="right" w:leader="dot" w:pos="10246"/>
+        </w:tabs>
+        <w:rPr>
+          <w:noProof/>
+        </w:rPr>
+      </w:pPr>
+      <w:hyperlink w:anchor="_Toc241183486" w:history="1">
+        <w:r>
+          <w:rPr>
+            <w:rStyle w:val="aff8"/>
+            <w:noProof/>
+          </w:rPr>
+          <w:t>8. Соответствие техническому заданию</w:t>
+        </w:r>
+        <w:r>
+          <w:rPr>
+            <w:noProof/>
+            <w:webHidden/>
+          </w:rPr>
+          <w:tab/>
+        </w:r>
+        <w:r>
+          <w:rPr>
+            <w:noProof/>
+            <w:webHidden/>
+          </w:rPr>
+          <w:fldChar w:fldCharType="begin"/>
+        </w:r>
+        <w:r>
+          <w:rPr>
+            <w:noProof/>
+            <w:webHidden/>
+          </w:rPr>
+          <w:instrText xml:space="preserve"> PAGEREF _Toc241183486 \h </w:instrText>
+        </w:r>
+        <w:r>
+          <w:rPr>
+            <w:noProof/>
+            <w:webHidden/>
+          </w:rPr>
+        </w:r>
+        <w:r>
+          <w:rPr>
+            <w:noProof/>
+            <w:webHidden/>
+          </w:rPr>
+          <w:fldChar w:fldCharType="separate"/>
+        </w:r>
+        <w:r>
+          <w:rPr>
+            <w:noProof/>
+            <w:webHidden/>
+          </w:rPr>
+          <w:t>8</w:t>
+        </w:r>
+        <w:r>
+          <w:rPr>
+            <w:noProof/>
+            <w:webHidden/>
+          </w:rPr>
+          <w:fldChar w:fldCharType="end"/>
+        </w:r>
+      </w:hyperlink>
+    </w:p>
+    <w:p>
+      <w:pPr>
+        <w:pStyle w:val="2c"/>
+        <w:tabs>
+          <w:tab w:val="right" w:leader="dot" w:pos="10246"/>
+        </w:tabs>
+        <w:rPr>
+          <w:noProof/>
+        </w:rPr>
+      </w:pPr>
+      <w:hyperlink w:anchor="_Toc241183487" w:history="1">
+        <w:r>
+          <w:rPr>
+            <w:rStyle w:val="aff8"/>
+            <w:noProof/>
+          </w:rPr>
+          <w:t>9. Границы решения</w:t>
+        </w:r>
+        <w:r>
+          <w:rPr>
+            <w:noProof/>
+            <w:webHidden/>
+          </w:rPr>
+          <w:tab/>
+        </w:r>
+        <w:r>
+          <w:rPr>
+            <w:noProof/>
+            <w:webHidden/>
+          </w:rPr>
+          <w:fldChar w:fldCharType="begin"/>
+        </w:r>
+        <w:r>
+          <w:rPr>
+            <w:noProof/>
+            <w:webHidden/>
+          </w:rPr>
+          <w:instrText xml:space="preserve"> PAGEREF _Toc241183487 \h </w:instrText>
+        </w:r>
+        <w:r>
+          <w:rPr>
+            <w:noProof/>
+            <w:webHidden/>
+          </w:rPr>
+        </w:r>
+        <w:r>
+          <w:rPr>
+            <w:noProof/>
+            <w:webHidden/>
+          </w:rPr>
+          <w:fldChar w:fldCharType="separate"/>
+        </w:r>
+        <w:r>
+          <w:rPr>
+            <w:noProof/>
+            <w:webHidden/>
+          </w:rPr>
+          <w:t>8</w:t>
+        </w:r>
+        <w:r>
+          <w:rPr>
+            <w:noProof/>
+            <w:webHidden/>
+          </w:rPr>
+          <w:fldChar w:fldCharType="end"/>
+        </w:r>
+      </w:hyperlink>
+    </w:p>
+    <w:p>
+      <w:pPr>
+        <w:pStyle w:val="2c"/>
+        <w:tabs>
+          <w:tab w:val="right" w:leader="dot" w:pos="10246"/>
+        </w:tabs>
+        <w:rPr>
+          <w:noProof/>
+        </w:rPr>
+      </w:pPr>
+      <w:hyperlink w:anchor="_Toc241183488" w:history="1">
+        <w:r>
+          <w:rPr>
+            <w:rStyle w:val="aff8"/>
+            <w:noProof/>
+          </w:rPr>
+          <w:t>10. Состав поставки</w:t>
+        </w:r>
+        <w:r>
+          <w:rPr>
+            <w:noProof/>
+            <w:webHidden/>
+          </w:rPr>
+          <w:tab/>
+        </w:r>
+        <w:r>
+          <w:rPr>
+            <w:noProof/>
+            <w:webHidden/>
+          </w:rPr>
+          <w:fldChar w:fldCharType="begin"/>
+        </w:r>
+        <w:r>
+          <w:rPr>
+            <w:noProof/>
+            <w:webHidden/>
+          </w:rPr>
+          <w:instrText xml:space="preserve"> PAGEREF _Toc241183488 \h </w:instrText>
+        </w:r>
+        <w:r>
+          <w:rPr>
+            <w:noProof/>
+            <w:webHidden/>
+          </w:rPr>
+        </w:r>
+        <w:r>
+          <w:rPr>
+            <w:noProof/>
+            <w:webHidden/>
+          </w:rPr>
+          <w:fldChar w:fldCharType="separate"/>
+        </w:r>
+        <w:r>
+          <w:rPr>
+            <w:noProof/>
+            <w:webHidden/>
+          </w:rPr>
+          <w:t>8</w:t>
         </w:r>
         <w:r>
           <w:rPr>
@@ -600,13 +940,13 @@
           <w:noProof/>
         </w:rPr>
       </w:pPr>
-      <w:hyperlink w:anchor="_Toc241182900" w:history="1">
+      <w:hyperlink w:anchor="_Toc241183489" w:history="1">
         <w:r>
           <w:rPr>
             <w:rStyle w:val="aff8"/>
             <w:noProof/>
           </w:rPr>
-          <w:t>2. Архитектура решения</w:t>
+          <w:t>2. Маршрут проверки решения</w:t>
         </w:r>
         <w:r>
           <w:rPr>
@@ -627,7 +967,7 @@
             <w:noProof/>
             <w:webHidden/>
           </w:rPr>
-          <w:instrText xml:space="preserve"> PAGEREF _Toc241182900 \h </w:instrText>
+          <w:instrText xml:space="preserve"> PAGEREF _Toc241183489 \h </w:instrText>
         </w:r>
         <w:r>
           <w:rPr>
@@ -647,7 +987,7 @@
             <w:noProof/>
             <w:webHidden/>
           </w:rPr>
-          <w:t>8</w:t>
+          <w:t>9</w:t>
         </w:r>
         <w:r>
           <w:rPr>
@@ -668,13 +1008,13 @@
           <w:noProof/>
         </w:rPr>
       </w:pPr>
-      <w:hyperlink w:anchor="_Toc241182901" w:history="1">
+      <w:hyperlink w:anchor="_Toc241183490" w:history="1">
         <w:r>
           <w:rPr>
             <w:rStyle w:val="aff8"/>
             <w:noProof/>
           </w:rPr>
-          <w:t>Функциональная архитектура</w:t>
+          <w:t>Как открыть</w:t>
         </w:r>
         <w:r>
           <w:rPr>
@@ -695,7 +1035,7 @@
             <w:noProof/>
             <w:webHidden/>
           </w:rPr>
-          <w:instrText xml:space="preserve"> PAGEREF _Toc241182901 \h </w:instrText>
+          <w:instrText xml:space="preserve"> PAGEREF _Toc241183490 \h </w:instrText>
         </w:r>
         <w:r>
           <w:rPr>
@@ -715,7 +1055,7 @@
             <w:noProof/>
             <w:webHidden/>
           </w:rPr>
-          <w:t>8</w:t>
+          <w:t>9</w:t>
         </w:r>
         <w:r>
           <w:rPr>
@@ -736,13 +1076,13 @@
           <w:noProof/>
         </w:rPr>
       </w:pPr>
-      <w:hyperlink w:anchor="_Toc241182902" w:history="1">
+      <w:hyperlink w:anchor="_Toc241183491" w:history="1">
         <w:r>
           <w:rPr>
             <w:rStyle w:val="aff8"/>
             <w:noProof/>
           </w:rPr>
-          <w:t>Компонентная архитектура</w:t>
+          <w:t>Маршрут на 10 минут</w:t>
         </w:r>
         <w:r>
           <w:rPr>
@@ -763,7 +1103,7 @@
             <w:noProof/>
             <w:webHidden/>
           </w:rPr>
-          <w:instrText xml:space="preserve"> PAGEREF _Toc241182902 \h </w:instrText>
+          <w:instrText xml:space="preserve"> PAGEREF _Toc241183491 \h </w:instrText>
         </w:r>
         <w:r>
           <w:rPr>
@@ -804,13 +1144,13 @@
           <w:noProof/>
         </w:rPr>
       </w:pPr>
-      <w:hyperlink w:anchor="_Toc241182903" w:history="1">
+      <w:hyperlink w:anchor="_Toc241183492" w:history="1">
         <w:r>
           <w:rPr>
             <w:rStyle w:val="aff8"/>
             <w:noProof/>
           </w:rPr>
-          <w:t>Масштабирование</w:t>
+          <w:t>Где ответ по каждому критерию</w:t>
         </w:r>
         <w:r>
           <w:rPr>
@@ -831,7 +1171,7 @@
             <w:noProof/>
             <w:webHidden/>
           </w:rPr>
-          <w:instrText xml:space="preserve"> PAGEREF _Toc241182903 \h </w:instrText>
+          <w:instrText xml:space="preserve"> PAGEREF _Toc241183492 \h </w:instrText>
         </w:r>
         <w:r>
           <w:rPr>
@@ -872,13 +1212,13 @@
           <w:noProof/>
         </w:rPr>
       </w:pPr>
-      <w:hyperlink w:anchor="_Toc241182904" w:history="1">
+      <w:hyperlink w:anchor="_Toc241183493" w:history="1">
         <w:r>
           <w:rPr>
             <w:rStyle w:val="aff8"/>
             <w:noProof/>
           </w:rPr>
-          <w:t>Надёжность</w:t>
+          <w:t>Что стоит заметить</w:t>
         </w:r>
         <w:r>
           <w:rPr>
@@ -899,7 +1239,7 @@
             <w:noProof/>
             <w:webHidden/>
           </w:rPr>
-          <w:instrText xml:space="preserve"> PAGEREF _Toc241182904 \h </w:instrText>
+          <w:instrText xml:space="preserve"> PAGEREF _Toc241183493 \h </w:instrText>
         </w:r>
         <w:r>
           <w:rPr>
@@ -940,13 +1280,13 @@
           <w:noProof/>
         </w:rPr>
       </w:pPr>
-      <w:hyperlink w:anchor="_Toc241182905" w:history="1">
+      <w:hyperlink w:anchor="_Toc241183494" w:history="1">
         <w:r>
           <w:rPr>
             <w:rStyle w:val="aff8"/>
             <w:noProof/>
           </w:rPr>
-          <w:t>Безопасность</w:t>
+          <w:t>Если что-то не открылось</w:t>
         </w:r>
         <w:r>
           <w:rPr>
@@ -967,7 +1307,7 @@
             <w:noProof/>
             <w:webHidden/>
           </w:rPr>
-          <w:instrText xml:space="preserve"> PAGEREF _Toc241182905 \h </w:instrText>
+          <w:instrText xml:space="preserve"> PAGEREF _Toc241183494 \h </w:instrText>
         </w:r>
         <w:r>
           <w:rPr>
@@ -987,7 +1327,7 @@
             <w:noProof/>
             <w:webHidden/>
           </w:rPr>
-          <w:t>10</w:t>
+          <w:t>11</w:t>
         </w:r>
         <w:r>
           <w:rPr>
@@ -1008,13 +1348,13 @@
           <w:noProof/>
         </w:rPr>
       </w:pPr>
-      <w:hyperlink w:anchor="_Toc241182906" w:history="1">
+      <w:hyperlink w:anchor="_Toc241183495" w:history="1">
         <w:r>
           <w:rPr>
             <w:rStyle w:val="aff8"/>
             <w:noProof/>
           </w:rPr>
-          <w:t>3. Методы обработки данных</w:t>
+          <w:t>3. Архитектура решения</w:t>
         </w:r>
         <w:r>
           <w:rPr>
@@ -1035,7 +1375,7 @@
             <w:noProof/>
             <w:webHidden/>
           </w:rPr>
-          <w:instrText xml:space="preserve"> PAGEREF _Toc241182906 \h </w:instrText>
+          <w:instrText xml:space="preserve"> PAGEREF _Toc241183495 \h </w:instrText>
         </w:r>
         <w:r>
           <w:rPr>
@@ -1076,13 +1416,13 @@
           <w:noProof/>
         </w:rPr>
       </w:pPr>
-      <w:hyperlink w:anchor="_Toc241182907" w:history="1">
+      <w:hyperlink w:anchor="_Toc241183496" w:history="1">
         <w:r>
           <w:rPr>
             <w:rStyle w:val="aff8"/>
             <w:noProof/>
           </w:rPr>
-          <w:t>1. Данные заказчика</w:t>
+          <w:t>Функциональная архитектура</w:t>
         </w:r>
         <w:r>
           <w:rPr>
@@ -1103,7 +1443,7 @@
             <w:noProof/>
             <w:webHidden/>
           </w:rPr>
-          <w:instrText xml:space="preserve"> PAGEREF _Toc241182907 \h </w:instrText>
+          <w:instrText xml:space="preserve"> PAGEREF _Toc241183496 \h </w:instrText>
         </w:r>
         <w:r>
           <w:rPr>
@@ -1144,13 +1484,13 @@
           <w:noProof/>
         </w:rPr>
       </w:pPr>
-      <w:hyperlink w:anchor="_Toc241182908" w:history="1">
+      <w:hyperlink w:anchor="_Toc241183497" w:history="1">
         <w:r>
           <w:rPr>
             <w:rStyle w:val="aff8"/>
             <w:noProof/>
           </w:rPr>
-          <w:t>2. Оценка действий</w:t>
+          <w:t>Компонентная архитектура</w:t>
         </w:r>
         <w:r>
           <w:rPr>
@@ -1171,7 +1511,7 @@
             <w:noProof/>
             <w:webHidden/>
           </w:rPr>
-          <w:instrText xml:space="preserve"> PAGEREF _Toc241182908 \h </w:instrText>
+          <w:instrText xml:space="preserve"> PAGEREF _Toc241183497 \h </w:instrText>
         </w:r>
         <w:r>
           <w:rPr>
@@ -1191,7 +1531,7 @@
             <w:noProof/>
             <w:webHidden/>
           </w:rPr>
-          <w:t>12</w:t>
+          <w:t>13</w:t>
         </w:r>
         <w:r>
           <w:rPr>
@@ -1212,13 +1552,13 @@
           <w:noProof/>
         </w:rPr>
       </w:pPr>
-      <w:hyperlink w:anchor="_Toc241182909" w:history="1">
+      <w:hyperlink w:anchor="_Toc241183498" w:history="1">
         <w:r>
           <w:rPr>
             <w:rStyle w:val="aff8"/>
             <w:noProof/>
           </w:rPr>
-          <w:t>3. Диалог с заявителем</w:t>
+          <w:t>Масштабирование</w:t>
         </w:r>
         <w:r>
           <w:rPr>
@@ -1239,7 +1579,7 @@
             <w:noProof/>
             <w:webHidden/>
           </w:rPr>
-          <w:instrText xml:space="preserve"> PAGEREF _Toc241182909 \h </w:instrText>
+          <w:instrText xml:space="preserve"> PAGEREF _Toc241183498 \h </w:instrText>
         </w:r>
         <w:r>
           <w:rPr>
@@ -1280,13 +1620,13 @@
           <w:noProof/>
         </w:rPr>
       </w:pPr>
-      <w:hyperlink w:anchor="_Toc241182910" w:history="1">
+      <w:hyperlink w:anchor="_Toc241183499" w:history="1">
         <w:r>
           <w:rPr>
             <w:rStyle w:val="aff8"/>
             <w:noProof/>
           </w:rPr>
-          <w:t>4. Генерация сценариев</w:t>
+          <w:t>Надёжность</w:t>
         </w:r>
         <w:r>
           <w:rPr>
@@ -1307,7 +1647,7 @@
             <w:noProof/>
             <w:webHidden/>
           </w:rPr>
-          <w:instrText xml:space="preserve"> PAGEREF _Toc241182910 \h </w:instrText>
+          <w:instrText xml:space="preserve"> PAGEREF _Toc241183499 \h </w:instrText>
         </w:r>
         <w:r>
           <w:rPr>
@@ -1348,13 +1688,13 @@
           <w:noProof/>
         </w:rPr>
       </w:pPr>
-      <w:hyperlink w:anchor="_Toc241182911" w:history="1">
+      <w:hyperlink w:anchor="_Toc241183500" w:history="1">
         <w:r>
           <w:rPr>
             <w:rStyle w:val="aff8"/>
             <w:noProof/>
           </w:rPr>
-          <w:t>5. Аналитика и прогноз</w:t>
+          <w:t>Безопасность</w:t>
         </w:r>
         <w:r>
           <w:rPr>
@@ -1375,7 +1715,7 @@
             <w:noProof/>
             <w:webHidden/>
           </w:rPr>
-          <w:instrText xml:space="preserve"> PAGEREF _Toc241182911 \h </w:instrText>
+          <w:instrText xml:space="preserve"> PAGEREF _Toc241183500 \h </w:instrText>
         </w:r>
         <w:r>
           <w:rPr>
@@ -1416,13 +1756,13 @@
           <w:noProof/>
         </w:rPr>
       </w:pPr>
-      <w:hyperlink w:anchor="_Toc241182912" w:history="1">
+      <w:hyperlink w:anchor="_Toc241183501" w:history="1">
         <w:r>
           <w:rPr>
             <w:rStyle w:val="aff8"/>
             <w:noProof/>
           </w:rPr>
-          <w:t>4. Установка, настройка и восстановление</w:t>
+          <w:t>4. Методы обработки данных</w:t>
         </w:r>
         <w:r>
           <w:rPr>
@@ -1443,7 +1783,7 @@
             <w:noProof/>
             <w:webHidden/>
           </w:rPr>
-          <w:instrText xml:space="preserve"> PAGEREF _Toc241182912 \h </w:instrText>
+          <w:instrText xml:space="preserve"> PAGEREF _Toc241183501 \h </w:instrText>
         </w:r>
         <w:r>
           <w:rPr>
@@ -1484,13 +1824,13 @@
           <w:noProof/>
         </w:rPr>
       </w:pPr>
-      <w:hyperlink w:anchor="_Toc241182913" w:history="1">
+      <w:hyperlink w:anchor="_Toc241183502" w:history="1">
         <w:r>
           <w:rPr>
             <w:rStyle w:val="aff8"/>
             <w:noProof/>
           </w:rPr>
-          <w:t>1. Требования</w:t>
+          <w:t>1. Данные заказчика</w:t>
         </w:r>
         <w:r>
           <w:rPr>
@@ -1511,7 +1851,7 @@
             <w:noProof/>
             <w:webHidden/>
           </w:rPr>
-          <w:instrText xml:space="preserve"> PAGEREF _Toc241182913 \h </w:instrText>
+          <w:instrText xml:space="preserve"> PAGEREF _Toc241183502 \h </w:instrText>
         </w:r>
         <w:r>
           <w:rPr>
@@ -1552,13 +1892,13 @@
           <w:noProof/>
         </w:rPr>
       </w:pPr>
-      <w:hyperlink w:anchor="_Toc241182914" w:history="1">
+      <w:hyperlink w:anchor="_Toc241183503" w:history="1">
         <w:r>
           <w:rPr>
             <w:rStyle w:val="aff8"/>
             <w:noProof/>
           </w:rPr>
-          <w:t>2. Обычная установка</w:t>
+          <w:t>2. Оценка действий</w:t>
         </w:r>
         <w:r>
           <w:rPr>
@@ -1579,7 +1919,7 @@
             <w:noProof/>
             <w:webHidden/>
           </w:rPr>
-          <w:instrText xml:space="preserve"> PAGEREF _Toc241182914 \h </w:instrText>
+          <w:instrText xml:space="preserve"> PAGEREF _Toc241183503 \h </w:instrText>
         </w:r>
         <w:r>
           <w:rPr>
@@ -1620,13 +1960,13 @@
           <w:noProof/>
         </w:rPr>
       </w:pPr>
-      <w:hyperlink w:anchor="_Toc241182915" w:history="1">
+      <w:hyperlink w:anchor="_Toc241183504" w:history="1">
         <w:r>
           <w:rPr>
             <w:rStyle w:val="aff8"/>
             <w:noProof/>
           </w:rPr>
-          <w:t>3. Загрузка материалов заказчика</w:t>
+          <w:t>3. Диалог с заявителем</w:t>
         </w:r>
         <w:r>
           <w:rPr>
@@ -1647,7 +1987,7 @@
             <w:noProof/>
             <w:webHidden/>
           </w:rPr>
-          <w:instrText xml:space="preserve"> PAGEREF _Toc241182915 \h </w:instrText>
+          <w:instrText xml:space="preserve"> PAGEREF _Toc241183504 \h </w:instrText>
         </w:r>
         <w:r>
           <w:rPr>
@@ -1667,7 +2007,7 @@
             <w:noProof/>
             <w:webHidden/>
           </w:rPr>
-          <w:t>16</w:t>
+          <w:t>18</w:t>
         </w:r>
         <w:r>
           <w:rPr>
@@ -1688,13 +2028,13 @@
           <w:noProof/>
         </w:rPr>
       </w:pPr>
-      <w:hyperlink w:anchor="_Toc241182916" w:history="1">
+      <w:hyperlink w:anchor="_Toc241183505" w:history="1">
         <w:r>
           <w:rPr>
             <w:rStyle w:val="aff8"/>
             <w:noProof/>
           </w:rPr>
-          <w:t>4. Модели искусственного интеллекта</w:t>
+          <w:t>4. Генерация сценариев</w:t>
         </w:r>
         <w:r>
           <w:rPr>
@@ -1715,7 +2055,7 @@
             <w:noProof/>
             <w:webHidden/>
           </w:rPr>
-          <w:instrText xml:space="preserve"> PAGEREF _Toc241182916 \h </w:instrText>
+          <w:instrText xml:space="preserve"> PAGEREF _Toc241183505 \h </w:instrText>
         </w:r>
         <w:r>
           <w:rPr>
@@ -1735,7 +2075,7 @@
             <w:noProof/>
             <w:webHidden/>
           </w:rPr>
-          <w:t>17</w:t>
+          <w:t>18</w:t>
         </w:r>
         <w:r>
           <w:rPr>
@@ -1756,13 +2096,13 @@
           <w:noProof/>
         </w:rPr>
       </w:pPr>
-      <w:hyperlink w:anchor="_Toc241182917" w:history="1">
+      <w:hyperlink w:anchor="_Toc241183506" w:history="1">
         <w:r>
           <w:rPr>
             <w:rStyle w:val="aff8"/>
             <w:noProof/>
           </w:rPr>
-          <w:t>5. Телефония</w:t>
+          <w:t>5. Аналитика и прогноз</w:t>
         </w:r>
         <w:r>
           <w:rPr>
@@ -1783,7 +2123,7 @@
             <w:noProof/>
             <w:webHidden/>
           </w:rPr>
-          <w:instrText xml:space="preserve"> PAGEREF _Toc241182917 \h </w:instrText>
+          <w:instrText xml:space="preserve"> PAGEREF _Toc241183506 \h </w:instrText>
         </w:r>
         <w:r>
           <w:rPr>
@@ -1803,7 +2143,75 @@
             <w:noProof/>
             <w:webHidden/>
           </w:rPr>
-          <w:t>17</w:t>
+          <w:t>18</w:t>
+        </w:r>
+        <w:r>
+          <w:rPr>
+            <w:noProof/>
+            <w:webHidden/>
+          </w:rPr>
+          <w:fldChar w:fldCharType="end"/>
+        </w:r>
+      </w:hyperlink>
+    </w:p>
+    <w:p>
+      <w:pPr>
+        <w:pStyle w:val="14"/>
+        <w:tabs>
+          <w:tab w:val="right" w:leader="dot" w:pos="10246"/>
+        </w:tabs>
+        <w:rPr>
+          <w:noProof/>
+        </w:rPr>
+      </w:pPr>
+      <w:hyperlink w:anchor="_Toc241183507" w:history="1">
+        <w:r>
+          <w:rPr>
+            <w:rStyle w:val="aff8"/>
+            <w:noProof/>
+          </w:rPr>
+          <w:t>5. Установка, настройка и восстановление</w:t>
+        </w:r>
+        <w:r>
+          <w:rPr>
+            <w:noProof/>
+            <w:webHidden/>
+          </w:rPr>
+          <w:tab/>
+        </w:r>
+        <w:r>
+          <w:rPr>
+            <w:noProof/>
+            <w:webHidden/>
+          </w:rPr>
+          <w:fldChar w:fldCharType="begin"/>
+        </w:r>
+        <w:r>
+          <w:rPr>
+            <w:noProof/>
+            <w:webHidden/>
+          </w:rPr>
+          <w:instrText xml:space="preserve"> PAGEREF _Toc241183507 \h </w:instrText>
+        </w:r>
+        <w:r>
+          <w:rPr>
+            <w:noProof/>
+            <w:webHidden/>
+          </w:rPr>
+        </w:r>
+        <w:r>
+          <w:rPr>
+            <w:noProof/>
+            <w:webHidden/>
+          </w:rPr>
+          <w:fldChar w:fldCharType="separate"/>
+        </w:r>
+        <w:r>
+          <w:rPr>
+            <w:noProof/>
+            <w:webHidden/>
+          </w:rPr>
+          <w:t>20</w:t>
         </w:r>
         <w:r>
           <w:rPr>
@@ -1824,13 +2232,13 @@
           <w:noProof/>
         </w:rPr>
       </w:pPr>
-      <w:hyperlink w:anchor="_Toc241182918" w:history="1">
+      <w:hyperlink w:anchor="_Toc241183508" w:history="1">
         <w:r>
           <w:rPr>
             <w:rStyle w:val="aff8"/>
             <w:noProof/>
           </w:rPr>
-          <w:t>6. Установка без доступа в интернет</w:t>
+          <w:t>1. Требования</w:t>
         </w:r>
         <w:r>
           <w:rPr>
@@ -1851,7 +2259,7 @@
             <w:noProof/>
             <w:webHidden/>
           </w:rPr>
-          <w:instrText xml:space="preserve"> PAGEREF _Toc241182918 \h </w:instrText>
+          <w:instrText xml:space="preserve"> PAGEREF _Toc241183508 \h </w:instrText>
         </w:r>
         <w:r>
           <w:rPr>
@@ -1871,7 +2279,7 @@
             <w:noProof/>
             <w:webHidden/>
           </w:rPr>
-          <w:t>17</w:t>
+          <w:t>20</w:t>
         </w:r>
         <w:r>
           <w:rPr>
@@ -1892,13 +2300,13 @@
           <w:noProof/>
         </w:rPr>
       </w:pPr>
-      <w:hyperlink w:anchor="_Toc241182919" w:history="1">
+      <w:hyperlink w:anchor="_Toc241183509" w:history="1">
         <w:r>
           <w:rPr>
             <w:rStyle w:val="aff8"/>
             <w:noProof/>
           </w:rPr>
-          <w:t>7. Резервное копирование и восстановление</w:t>
+          <w:t>2. Обычная установка</w:t>
         </w:r>
         <w:r>
           <w:rPr>
@@ -1919,7 +2327,7 @@
             <w:noProof/>
             <w:webHidden/>
           </w:rPr>
-          <w:instrText xml:space="preserve"> PAGEREF _Toc241182919 \h </w:instrText>
+          <w:instrText xml:space="preserve"> PAGEREF _Toc241183509 \h </w:instrText>
         </w:r>
         <w:r>
           <w:rPr>
@@ -1939,7 +2347,7 @@
             <w:noProof/>
             <w:webHidden/>
           </w:rPr>
-          <w:t>18</w:t>
+          <w:t>20</w:t>
         </w:r>
         <w:r>
           <w:rPr>
@@ -1960,13 +2368,13 @@
           <w:noProof/>
         </w:rPr>
       </w:pPr>
-      <w:hyperlink w:anchor="_Toc241182920" w:history="1">
+      <w:hyperlink w:anchor="_Toc241183510" w:history="1">
         <w:r>
           <w:rPr>
             <w:rStyle w:val="aff8"/>
             <w:noProof/>
           </w:rPr>
-          <w:t>8. Обновление</w:t>
+          <w:t>3. Загрузка материалов заказчика</w:t>
         </w:r>
         <w:r>
           <w:rPr>
@@ -1987,7 +2395,7 @@
             <w:noProof/>
             <w:webHidden/>
           </w:rPr>
-          <w:instrText xml:space="preserve"> PAGEREF _Toc241182920 \h </w:instrText>
+          <w:instrText xml:space="preserve"> PAGEREF _Toc241183510 \h </w:instrText>
         </w:r>
         <w:r>
           <w:rPr>
@@ -2007,7 +2415,7 @@
             <w:noProof/>
             <w:webHidden/>
           </w:rPr>
-          <w:t>18</w:t>
+          <w:t>20</w:t>
         </w:r>
         <w:r>
           <w:rPr>
@@ -2028,12 +2436,352 @@
           <w:noProof/>
         </w:rPr>
       </w:pPr>
-      <w:hyperlink w:anchor="_Toc241182921" w:history="1">
+      <w:hyperlink w:anchor="_Toc241183511" w:history="1">
         <w:r>
           <w:rPr>
             <w:rStyle w:val="aff8"/>
             <w:noProof/>
           </w:rPr>
+          <w:t>4. Модели искусственного интеллекта</w:t>
+        </w:r>
+        <w:r>
+          <w:rPr>
+            <w:noProof/>
+            <w:webHidden/>
+          </w:rPr>
+          <w:tab/>
+        </w:r>
+        <w:r>
+          <w:rPr>
+            <w:noProof/>
+            <w:webHidden/>
+          </w:rPr>
+          <w:fldChar w:fldCharType="begin"/>
+        </w:r>
+        <w:r>
+          <w:rPr>
+            <w:noProof/>
+            <w:webHidden/>
+          </w:rPr>
+          <w:instrText xml:space="preserve"> PAGEREF _Toc241183511 \h </w:instrText>
+        </w:r>
+        <w:r>
+          <w:rPr>
+            <w:noProof/>
+            <w:webHidden/>
+          </w:rPr>
+        </w:r>
+        <w:r>
+          <w:rPr>
+            <w:noProof/>
+            <w:webHidden/>
+          </w:rPr>
+          <w:fldChar w:fldCharType="separate"/>
+        </w:r>
+        <w:r>
+          <w:rPr>
+            <w:noProof/>
+            <w:webHidden/>
+          </w:rPr>
+          <w:t>21</w:t>
+        </w:r>
+        <w:r>
+          <w:rPr>
+            <w:noProof/>
+            <w:webHidden/>
+          </w:rPr>
+          <w:fldChar w:fldCharType="end"/>
+        </w:r>
+      </w:hyperlink>
+    </w:p>
+    <w:p>
+      <w:pPr>
+        <w:pStyle w:val="2c"/>
+        <w:tabs>
+          <w:tab w:val="right" w:leader="dot" w:pos="10246"/>
+        </w:tabs>
+        <w:rPr>
+          <w:noProof/>
+        </w:rPr>
+      </w:pPr>
+      <w:hyperlink w:anchor="_Toc241183512" w:history="1">
+        <w:r>
+          <w:rPr>
+            <w:rStyle w:val="aff8"/>
+            <w:noProof/>
+          </w:rPr>
+          <w:t>5. Телефония</w:t>
+        </w:r>
+        <w:r>
+          <w:rPr>
+            <w:noProof/>
+            <w:webHidden/>
+          </w:rPr>
+          <w:tab/>
+        </w:r>
+        <w:r>
+          <w:rPr>
+            <w:noProof/>
+            <w:webHidden/>
+          </w:rPr>
+          <w:fldChar w:fldCharType="begin"/>
+        </w:r>
+        <w:r>
+          <w:rPr>
+            <w:noProof/>
+            <w:webHidden/>
+          </w:rPr>
+          <w:instrText xml:space="preserve"> PAGEREF _Toc241183512 \h </w:instrText>
+        </w:r>
+        <w:r>
+          <w:rPr>
+            <w:noProof/>
+            <w:webHidden/>
+          </w:rPr>
+        </w:r>
+        <w:r>
+          <w:rPr>
+            <w:noProof/>
+            <w:webHidden/>
+          </w:rPr>
+          <w:fldChar w:fldCharType="separate"/>
+        </w:r>
+        <w:r>
+          <w:rPr>
+            <w:noProof/>
+            <w:webHidden/>
+          </w:rPr>
+          <w:t>21</w:t>
+        </w:r>
+        <w:r>
+          <w:rPr>
+            <w:noProof/>
+            <w:webHidden/>
+          </w:rPr>
+          <w:fldChar w:fldCharType="end"/>
+        </w:r>
+      </w:hyperlink>
+    </w:p>
+    <w:p>
+      <w:pPr>
+        <w:pStyle w:val="2c"/>
+        <w:tabs>
+          <w:tab w:val="right" w:leader="dot" w:pos="10246"/>
+        </w:tabs>
+        <w:rPr>
+          <w:noProof/>
+        </w:rPr>
+      </w:pPr>
+      <w:hyperlink w:anchor="_Toc241183513" w:history="1">
+        <w:r>
+          <w:rPr>
+            <w:rStyle w:val="aff8"/>
+            <w:noProof/>
+          </w:rPr>
+          <w:t>6. Установка без доступа в интернет</w:t>
+        </w:r>
+        <w:r>
+          <w:rPr>
+            <w:noProof/>
+            <w:webHidden/>
+          </w:rPr>
+          <w:tab/>
+        </w:r>
+        <w:r>
+          <w:rPr>
+            <w:noProof/>
+            <w:webHidden/>
+          </w:rPr>
+          <w:fldChar w:fldCharType="begin"/>
+        </w:r>
+        <w:r>
+          <w:rPr>
+            <w:noProof/>
+            <w:webHidden/>
+          </w:rPr>
+          <w:instrText xml:space="preserve"> PAGEREF _Toc241183513 \h </w:instrText>
+        </w:r>
+        <w:r>
+          <w:rPr>
+            <w:noProof/>
+            <w:webHidden/>
+          </w:rPr>
+        </w:r>
+        <w:r>
+          <w:rPr>
+            <w:noProof/>
+            <w:webHidden/>
+          </w:rPr>
+          <w:fldChar w:fldCharType="separate"/>
+        </w:r>
+        <w:r>
+          <w:rPr>
+            <w:noProof/>
+            <w:webHidden/>
+          </w:rPr>
+          <w:t>21</w:t>
+        </w:r>
+        <w:r>
+          <w:rPr>
+            <w:noProof/>
+            <w:webHidden/>
+          </w:rPr>
+          <w:fldChar w:fldCharType="end"/>
+        </w:r>
+      </w:hyperlink>
+    </w:p>
+    <w:p>
+      <w:pPr>
+        <w:pStyle w:val="2c"/>
+        <w:tabs>
+          <w:tab w:val="right" w:leader="dot" w:pos="10246"/>
+        </w:tabs>
+        <w:rPr>
+          <w:noProof/>
+        </w:rPr>
+      </w:pPr>
+      <w:hyperlink w:anchor="_Toc241183514" w:history="1">
+        <w:r>
+          <w:rPr>
+            <w:rStyle w:val="aff8"/>
+            <w:noProof/>
+          </w:rPr>
+          <w:t>7. Резервное копирование и восстановление</w:t>
+        </w:r>
+        <w:r>
+          <w:rPr>
+            <w:noProof/>
+            <w:webHidden/>
+          </w:rPr>
+          <w:tab/>
+        </w:r>
+        <w:r>
+          <w:rPr>
+            <w:noProof/>
+            <w:webHidden/>
+          </w:rPr>
+          <w:fldChar w:fldCharType="begin"/>
+        </w:r>
+        <w:r>
+          <w:rPr>
+            <w:noProof/>
+            <w:webHidden/>
+          </w:rPr>
+          <w:instrText xml:space="preserve"> PAGEREF _Toc241183514 \h </w:instrText>
+        </w:r>
+        <w:r>
+          <w:rPr>
+            <w:noProof/>
+            <w:webHidden/>
+          </w:rPr>
+        </w:r>
+        <w:r>
+          <w:rPr>
+            <w:noProof/>
+            <w:webHidden/>
+          </w:rPr>
+          <w:fldChar w:fldCharType="separate"/>
+        </w:r>
+        <w:r>
+          <w:rPr>
+            <w:noProof/>
+            <w:webHidden/>
+          </w:rPr>
+          <w:t>22</w:t>
+        </w:r>
+        <w:r>
+          <w:rPr>
+            <w:noProof/>
+            <w:webHidden/>
+          </w:rPr>
+          <w:fldChar w:fldCharType="end"/>
+        </w:r>
+      </w:hyperlink>
+    </w:p>
+    <w:p>
+      <w:pPr>
+        <w:pStyle w:val="2c"/>
+        <w:tabs>
+          <w:tab w:val="right" w:leader="dot" w:pos="10246"/>
+        </w:tabs>
+        <w:rPr>
+          <w:noProof/>
+        </w:rPr>
+      </w:pPr>
+      <w:hyperlink w:anchor="_Toc241183515" w:history="1">
+        <w:r>
+          <w:rPr>
+            <w:rStyle w:val="aff8"/>
+            <w:noProof/>
+          </w:rPr>
+          <w:t>8. Обновление</w:t>
+        </w:r>
+        <w:r>
+          <w:rPr>
+            <w:noProof/>
+            <w:webHidden/>
+          </w:rPr>
+          <w:tab/>
+        </w:r>
+        <w:r>
+          <w:rPr>
+            <w:noProof/>
+            <w:webHidden/>
+          </w:rPr>
+          <w:fldChar w:fldCharType="begin"/>
+        </w:r>
+        <w:r>
+          <w:rPr>
+            <w:noProof/>
+            <w:webHidden/>
+          </w:rPr>
+          <w:instrText xml:space="preserve"> PAGEREF _Toc241183515 \h </w:instrText>
+        </w:r>
+        <w:r>
+          <w:rPr>
+            <w:noProof/>
+            <w:webHidden/>
+          </w:rPr>
+        </w:r>
+        <w:r>
+          <w:rPr>
+            <w:noProof/>
+            <w:webHidden/>
+          </w:rPr>
+          <w:fldChar w:fldCharType="separate"/>
+        </w:r>
+        <w:r>
+          <w:rPr>
+            <w:noProof/>
+            <w:webHidden/>
+          </w:rPr>
+          <w:t>22</w:t>
+        </w:r>
+        <w:r>
+          <w:rPr>
+            <w:noProof/>
+            <w:webHidden/>
+          </w:rPr>
+          <w:fldChar w:fldCharType="end"/>
+        </w:r>
+      </w:hyperlink>
+    </w:p>
+    <w:p>
+      <w:pPr>
+        <w:pStyle w:val="2c"/>
+        <w:tabs>
+          <w:tab w:val="right" w:leader="dot" w:pos="10246"/>
+        </w:tabs>
+        <w:rPr>
+          <w:noProof/>
+        </w:rPr>
+      </w:pPr>
+      <w:hyperlink w:anchor="_Toc241183516" w:history="1">
+        <w:r>
+          <w:rPr>
+            <w:rStyle w:val="aff8"/>
+            <w:noProof/>
+          </w:rPr>
           <w:t>9. Частые проблемы</w:t>
         </w:r>
         <w:r>
@@ -2055,7 +2803,7 @@
             <w:noProof/>
             <w:webHidden/>
           </w:rPr>
-          <w:instrText xml:space="preserve"> PAGEREF _Toc241182921 \h </w:instrText>
+          <w:instrText xml:space="preserve"> PAGEREF _Toc241183516 \h </w:instrText>
         </w:r>
         <w:r>
           <w:rPr>
@@ -2075,7 +2823,7 @@
             <w:noProof/>
             <w:webHidden/>
           </w:rPr>
-          <w:t>19</w:t>
+          <w:t>23</w:t>
         </w:r>
         <w:r>
           <w:rPr>
@@ -2096,13 +2844,13 @@
           <w:noProof/>
         </w:rPr>
       </w:pPr>
-      <w:hyperlink w:anchor="_Toc241182922" w:history="1">
+      <w:hyperlink w:anchor="_Toc241183517" w:history="1">
         <w:r>
           <w:rPr>
             <w:rStyle w:val="aff8"/>
             <w:noProof/>
           </w:rPr>
-          <w:t>5. Руководство пользователя</w:t>
+          <w:t>6. Руководство пользователя</w:t>
         </w:r>
         <w:r>
           <w:rPr>
@@ -2123,7 +2871,7 @@
             <w:noProof/>
             <w:webHidden/>
           </w:rPr>
-          <w:instrText xml:space="preserve"> PAGEREF _Toc241182922 \h </w:instrText>
+          <w:instrText xml:space="preserve"> PAGEREF _Toc241183517 \h </w:instrText>
         </w:r>
         <w:r>
           <w:rPr>
@@ -2143,7 +2891,7 @@
             <w:noProof/>
             <w:webHidden/>
           </w:rPr>
-          <w:t>20</w:t>
+          <w:t>24</w:t>
         </w:r>
         <w:r>
           <w:rPr>
@@ -2164,7 +2912,7 @@
           <w:noProof/>
         </w:rPr>
       </w:pPr>
-      <w:hyperlink w:anchor="_Toc241182923" w:history="1">
+      <w:hyperlink w:anchor="_Toc241183518" w:history="1">
         <w:r>
           <w:rPr>
             <w:rStyle w:val="aff8"/>
@@ -2191,7 +2939,7 @@
             <w:noProof/>
             <w:webHidden/>
           </w:rPr>
-          <w:instrText xml:space="preserve"> PAGEREF _Toc241182923 \h </w:instrText>
+          <w:instrText xml:space="preserve"> PAGEREF _Toc241183518 \h </w:instrText>
         </w:r>
         <w:r>
           <w:rPr>
@@ -2211,7 +2959,7 @@
             <w:noProof/>
             <w:webHidden/>
           </w:rPr>
-          <w:t>20</w:t>
+          <w:t>24</w:t>
         </w:r>
         <w:r>
           <w:rPr>
@@ -2232,7 +2980,7 @@
           <w:noProof/>
         </w:rPr>
       </w:pPr>
-      <w:hyperlink w:anchor="_Toc241182924" w:history="1">
+      <w:hyperlink w:anchor="_Toc241183519" w:history="1">
         <w:r>
           <w:rPr>
             <w:rStyle w:val="aff8"/>
@@ -2259,7 +3007,7 @@
             <w:noProof/>
             <w:webHidden/>
           </w:rPr>
-          <w:instrText xml:space="preserve"> PAGEREF _Toc241182924 \h </w:instrText>
+          <w:instrText xml:space="preserve"> PAGEREF _Toc241183519 \h </w:instrText>
         </w:r>
         <w:r>
           <w:rPr>
@@ -2279,7 +3027,7 @@
             <w:noProof/>
             <w:webHidden/>
           </w:rPr>
-          <w:t>21</w:t>
+          <w:t>25</w:t>
         </w:r>
         <w:r>
           <w:rPr>
@@ -2300,7 +3048,7 @@
           <w:noProof/>
         </w:rPr>
       </w:pPr>
-      <w:hyperlink w:anchor="_Toc241182925" w:history="1">
+      <w:hyperlink w:anchor="_Toc241183520" w:history="1">
         <w:r>
           <w:rPr>
             <w:rStyle w:val="aff8"/>
@@ -2327,7 +3075,7 @@
             <w:noProof/>
             <w:webHidden/>
           </w:rPr>
-          <w:instrText xml:space="preserve"> PAGEREF _Toc241182925 \h </w:instrText>
+          <w:instrText xml:space="preserve"> PAGEREF _Toc241183520 \h </w:instrText>
         </w:r>
         <w:r>
           <w:rPr>
@@ -2347,7 +3095,7 @@
             <w:noProof/>
             <w:webHidden/>
           </w:rPr>
-          <w:t>22</w:t>
+          <w:t>26</w:t>
         </w:r>
         <w:r>
           <w:rPr>
@@ -2368,7 +3116,7 @@
           <w:noProof/>
         </w:rPr>
       </w:pPr>
-      <w:hyperlink w:anchor="_Toc241182926" w:history="1">
+      <w:hyperlink w:anchor="_Toc241183521" w:history="1">
         <w:r>
           <w:rPr>
             <w:rStyle w:val="aff8"/>
@@ -2395,7 +3143,7 @@
             <w:noProof/>
             <w:webHidden/>
           </w:rPr>
-          <w:instrText xml:space="preserve"> PAGEREF _Toc241182926 \h </w:instrText>
+          <w:instrText xml:space="preserve"> PAGEREF _Toc241183521 \h </w:instrText>
         </w:r>
         <w:r>
           <w:rPr>
@@ -2415,7 +3163,7 @@
             <w:noProof/>
             <w:webHidden/>
           </w:rPr>
-          <w:t>23</w:t>
+          <w:t>27</w:t>
         </w:r>
         <w:r>
           <w:rPr>
@@ -2436,13 +3184,13 @@
           <w:noProof/>
         </w:rPr>
       </w:pPr>
-      <w:hyperlink w:anchor="_Toc241182927" w:history="1">
+      <w:hyperlink w:anchor="_Toc241183522" w:history="1">
         <w:r>
           <w:rPr>
             <w:rStyle w:val="aff8"/>
             <w:noProof/>
           </w:rPr>
-          <w:t>6. Данные заказчика</w:t>
+          <w:t>7. Данные заказчика</w:t>
         </w:r>
         <w:r>
           <w:rPr>
@@ -2463,7 +3211,7 @@
             <w:noProof/>
             <w:webHidden/>
           </w:rPr>
-          <w:instrText xml:space="preserve"> PAGEREF _Toc241182927 \h </w:instrText>
+          <w:instrText xml:space="preserve"> PAGEREF _Toc241183522 \h </w:instrText>
         </w:r>
         <w:r>
           <w:rPr>
@@ -2483,7 +3231,7 @@
             <w:noProof/>
             <w:webHidden/>
           </w:rPr>
-          <w:t>24</w:t>
+          <w:t>28</w:t>
         </w:r>
         <w:r>
           <w:rPr>
@@ -2504,7 +3252,7 @@
           <w:noProof/>
         </w:rPr>
       </w:pPr>
-      <w:hyperlink w:anchor="_Toc241182928" w:history="1">
+      <w:hyperlink w:anchor="_Toc241183523" w:history="1">
         <w:r>
           <w:rPr>
             <w:rStyle w:val="aff8"/>
@@ -2531,7 +3279,7 @@
             <w:noProof/>
             <w:webHidden/>
           </w:rPr>
-          <w:instrText xml:space="preserve"> PAGEREF _Toc241182928 \h </w:instrText>
+          <w:instrText xml:space="preserve"> PAGEREF _Toc241183523 \h </w:instrText>
         </w:r>
         <w:r>
           <w:rPr>
@@ -2551,7 +3299,7 @@
             <w:noProof/>
             <w:webHidden/>
           </w:rPr>
-          <w:t>24</w:t>
+          <w:t>28</w:t>
         </w:r>
         <w:r>
           <w:rPr>
@@ -2572,7 +3320,7 @@
           <w:noProof/>
         </w:rPr>
       </w:pPr>
-      <w:hyperlink w:anchor="_Toc241182929" w:history="1">
+      <w:hyperlink w:anchor="_Toc241183524" w:history="1">
         <w:r>
           <w:rPr>
             <w:rStyle w:val="aff8"/>
@@ -2599,7 +3347,7 @@
             <w:noProof/>
             <w:webHidden/>
           </w:rPr>
-          <w:instrText xml:space="preserve"> PAGEREF _Toc241182929 \h </w:instrText>
+          <w:instrText xml:space="preserve"> PAGEREF _Toc241183524 \h </w:instrText>
         </w:r>
         <w:r>
           <w:rPr>
@@ -2619,7 +3367,7 @@
             <w:noProof/>
             <w:webHidden/>
           </w:rPr>
-          <w:t>27</w:t>
+          <w:t>31</w:t>
         </w:r>
         <w:r>
           <w:rPr>
@@ -2640,7 +3388,7 @@
           <w:noProof/>
         </w:rPr>
       </w:pPr>
-      <w:hyperlink w:anchor="_Toc241182930" w:history="1">
+      <w:hyperlink w:anchor="_Toc241183525" w:history="1">
         <w:r>
           <w:rPr>
             <w:rStyle w:val="aff8"/>
@@ -2667,7 +3415,7 @@
             <w:noProof/>
             <w:webHidden/>
           </w:rPr>
-          <w:instrText xml:space="preserve"> PAGEREF _Toc241182930 \h </w:instrText>
+          <w:instrText xml:space="preserve"> PAGEREF _Toc241183525 \h </w:instrText>
         </w:r>
         <w:r>
           <w:rPr>
@@ -2687,7 +3435,7 @@
             <w:noProof/>
             <w:webHidden/>
           </w:rPr>
-          <w:t>28</w:t>
+          <w:t>32</w:t>
         </w:r>
         <w:r>
           <w:rPr>
@@ -2708,7 +3456,7 @@
           <w:noProof/>
         </w:rPr>
       </w:pPr>
-      <w:hyperlink w:anchor="_Toc241182931" w:history="1">
+      <w:hyperlink w:anchor="_Toc241183526" w:history="1">
         <w:r>
           <w:rPr>
             <w:rStyle w:val="aff8"/>
@@ -2735,7 +3483,7 @@
             <w:noProof/>
             <w:webHidden/>
           </w:rPr>
-          <w:instrText xml:space="preserve"> PAGEREF _Toc241182931 \h </w:instrText>
+          <w:instrText xml:space="preserve"> PAGEREF _Toc241183526 \h </w:instrText>
         </w:r>
         <w:r>
           <w:rPr>
@@ -2755,7 +3503,7 @@
             <w:noProof/>
             <w:webHidden/>
           </w:rPr>
-          <w:t>28</w:t>
+          <w:t>32</w:t>
         </w:r>
         <w:r>
           <w:rPr>
@@ -2776,7 +3524,7 @@
           <w:noProof/>
         </w:rPr>
       </w:pPr>
-      <w:hyperlink w:anchor="_Toc241182932" w:history="1">
+      <w:hyperlink w:anchor="_Toc241183527" w:history="1">
         <w:r>
           <w:rPr>
             <w:rStyle w:val="aff8"/>
@@ -2803,7 +3551,7 @@
             <w:noProof/>
             <w:webHidden/>
           </w:rPr>
-          <w:instrText xml:space="preserve"> PAGEREF _Toc241182932 \h </w:instrText>
+          <w:instrText xml:space="preserve"> PAGEREF _Toc241183527 \h </w:instrText>
         </w:r>
         <w:r>
           <w:rPr>
@@ -2823,7 +3571,7 @@
             <w:noProof/>
             <w:webHidden/>
           </w:rPr>
-          <w:t>28</w:t>
+          <w:t>32</w:t>
         </w:r>
         <w:r>
           <w:rPr>
@@ -2844,7 +3592,7 @@
           <w:noProof/>
         </w:rPr>
       </w:pPr>
-      <w:hyperlink w:anchor="_Toc241182933" w:history="1">
+      <w:hyperlink w:anchor="_Toc241183528" w:history="1">
         <w:r>
           <w:rPr>
             <w:rStyle w:val="aff8"/>
@@ -2871,7 +3619,7 @@
             <w:noProof/>
             <w:webHidden/>
           </w:rPr>
-          <w:instrText xml:space="preserve"> PAGEREF _Toc241182933 \h </w:instrText>
+          <w:instrText xml:space="preserve"> PAGEREF _Toc241183528 \h </w:instrText>
         </w:r>
         <w:r>
           <w:rPr>
@@ -2891,7 +3639,7 @@
             <w:noProof/>
             <w:webHidden/>
           </w:rPr>
-          <w:t>29</w:t>
+          <w:t>33</w:t>
         </w:r>
         <w:r>
           <w:rPr>
@@ -2912,13 +3660,13 @@
           <w:noProof/>
         </w:rPr>
       </w:pPr>
-      <w:hyperlink w:anchor="_Toc241182934" w:history="1">
+      <w:hyperlink w:anchor="_Toc241183529" w:history="1">
         <w:r>
           <w:rPr>
             <w:rStyle w:val="aff8"/>
             <w:noProof/>
           </w:rPr>
-          <w:t>7. Условия и ограничения решения</w:t>
+          <w:t>8. Условия и ограничения решения</w:t>
         </w:r>
         <w:r>
           <w:rPr>
@@ -2939,7 +3687,7 @@
             <w:noProof/>
             <w:webHidden/>
           </w:rPr>
-          <w:instrText xml:space="preserve"> PAGEREF _Toc241182934 \h </w:instrText>
+          <w:instrText xml:space="preserve"> PAGEREF _Toc241183529 \h </w:instrText>
         </w:r>
         <w:r>
           <w:rPr>
@@ -2959,7 +3707,7 @@
             <w:noProof/>
             <w:webHidden/>
           </w:rPr>
-          <w:t>30</w:t>
+          <w:t>34</w:t>
         </w:r>
         <w:r>
           <w:rPr>
@@ -2980,7 +3728,7 @@
           <w:noProof/>
         </w:rPr>
       </w:pPr>
-      <w:hyperlink w:anchor="_Toc241182935" w:history="1">
+      <w:hyperlink w:anchor="_Toc241183530" w:history="1">
         <w:r>
           <w:rPr>
             <w:rStyle w:val="aff8"/>
@@ -3007,7 +3755,7 @@
             <w:noProof/>
             <w:webHidden/>
           </w:rPr>
-          <w:instrText xml:space="preserve"> PAGEREF _Toc241182935 \h </w:instrText>
+          <w:instrText xml:space="preserve"> PAGEREF _Toc241183530 \h </w:instrText>
         </w:r>
         <w:r>
           <w:rPr>
@@ -3027,7 +3775,7 @@
             <w:noProof/>
             <w:webHidden/>
           </w:rPr>
-          <w:t>30</w:t>
+          <w:t>34</w:t>
         </w:r>
         <w:r>
           <w:rPr>
@@ -3048,7 +3796,7 @@
           <w:noProof/>
         </w:rPr>
       </w:pPr>
-      <w:hyperlink w:anchor="_Toc241182936" w:history="1">
+      <w:hyperlink w:anchor="_Toc241183531" w:history="1">
         <w:r>
           <w:rPr>
             <w:rStyle w:val="aff8"/>
@@ -3075,7 +3823,7 @@
             <w:noProof/>
             <w:webHidden/>
           </w:rPr>
-          <w:instrText xml:space="preserve"> PAGEREF _Toc241182936 \h </w:instrText>
+          <w:instrText xml:space="preserve"> PAGEREF _Toc241183531 \h </w:instrText>
         </w:r>
         <w:r>
           <w:rPr>
@@ -3095,7 +3843,7 @@
             <w:noProof/>
             <w:webHidden/>
           </w:rPr>
-          <w:t>30</w:t>
+          <w:t>34</w:t>
         </w:r>
         <w:r>
           <w:rPr>
@@ -3116,7 +3864,7 @@
           <w:noProof/>
         </w:rPr>
       </w:pPr>
-      <w:hyperlink w:anchor="_Toc241182937" w:history="1">
+      <w:hyperlink w:anchor="_Toc241183532" w:history="1">
         <w:r>
           <w:rPr>
             <w:rStyle w:val="aff8"/>
@@ -3143,7 +3891,7 @@
             <w:noProof/>
             <w:webHidden/>
           </w:rPr>
-          <w:instrText xml:space="preserve"> PAGEREF _Toc241182937 \h </w:instrText>
+          <w:instrText xml:space="preserve"> PAGEREF _Toc241183532 \h </w:instrText>
         </w:r>
         <w:r>
           <w:rPr>
@@ -3163,7 +3911,7 @@
             <w:noProof/>
             <w:webHidden/>
           </w:rPr>
-          <w:t>30</w:t>
+          <w:t>34</w:t>
         </w:r>
         <w:r>
           <w:rPr>
@@ -3184,7 +3932,7 @@
           <w:noProof/>
         </w:rPr>
       </w:pPr>
-      <w:hyperlink w:anchor="_Toc241182938" w:history="1">
+      <w:hyperlink w:anchor="_Toc241183533" w:history="1">
         <w:r>
           <w:rPr>
             <w:rStyle w:val="aff8"/>
@@ -3211,7 +3959,7 @@
             <w:noProof/>
             <w:webHidden/>
           </w:rPr>
-          <w:instrText xml:space="preserve"> PAGEREF _Toc241182938 \h </w:instrText>
+          <w:instrText xml:space="preserve"> PAGEREF _Toc241183533 \h </w:instrText>
         </w:r>
         <w:r>
           <w:rPr>
@@ -3231,7 +3979,7 @@
             <w:noProof/>
             <w:webHidden/>
           </w:rPr>
-          <w:t>31</w:t>
+          <w:t>35</w:t>
         </w:r>
         <w:r>
           <w:rPr>
@@ -3252,7 +4000,7 @@
           <w:noProof/>
         </w:rPr>
       </w:pPr>
-      <w:hyperlink w:anchor="_Toc241182939" w:history="1">
+      <w:hyperlink w:anchor="_Toc241183534" w:history="1">
         <w:r>
           <w:rPr>
             <w:rStyle w:val="aff8"/>
@@ -3279,7 +4027,7 @@
             <w:noProof/>
             <w:webHidden/>
           </w:rPr>
-          <w:instrText xml:space="preserve"> PAGEREF _Toc241182939 \h </w:instrText>
+          <w:instrText xml:space="preserve"> PAGEREF _Toc241183534 \h </w:instrText>
         </w:r>
         <w:r>
           <w:rPr>
@@ -3299,7 +4047,7 @@
             <w:noProof/>
             <w:webHidden/>
           </w:rPr>
-          <w:t>31</w:t>
+          <w:t>35</w:t>
         </w:r>
         <w:r>
           <w:rPr>
@@ -3320,7 +4068,7 @@
           <w:noProof/>
         </w:rPr>
       </w:pPr>
-      <w:hyperlink w:anchor="_Toc241182940" w:history="1">
+      <w:hyperlink w:anchor="_Toc241183535" w:history="1">
         <w:r>
           <w:rPr>
             <w:rStyle w:val="aff8"/>
@@ -3347,7 +4095,7 @@
             <w:noProof/>
             <w:webHidden/>
           </w:rPr>
-          <w:instrText xml:space="preserve"> PAGEREF _Toc241182940 \h </w:instrText>
+          <w:instrText xml:space="preserve"> PAGEREF _Toc241183535 \h </w:instrText>
         </w:r>
         <w:r>
           <w:rPr>
@@ -3367,7 +4115,7 @@
             <w:noProof/>
             <w:webHidden/>
           </w:rPr>
-          <w:t>32</w:t>
+          <w:t>36</w:t>
         </w:r>
         <w:r>
           <w:rPr>
@@ -3388,7 +4136,7 @@
           <w:noProof/>
         </w:rPr>
       </w:pPr>
-      <w:hyperlink w:anchor="_Toc241182941" w:history="1">
+      <w:hyperlink w:anchor="_Toc241183536" w:history="1">
         <w:r>
           <w:rPr>
             <w:rStyle w:val="aff8"/>
@@ -3415,7 +4163,7 @@
             <w:noProof/>
             <w:webHidden/>
           </w:rPr>
-          <w:instrText xml:space="preserve"> PAGEREF _Toc241182941 \h </w:instrText>
+          <w:instrText xml:space="preserve"> PAGEREF _Toc241183536 \h </w:instrText>
         </w:r>
         <w:r>
           <w:rPr>
@@ -3435,7 +4183,7 @@
             <w:noProof/>
             <w:webHidden/>
           </w:rPr>
-          <w:t>32</w:t>
+          <w:t>36</w:t>
         </w:r>
         <w:r>
           <w:rPr>
@@ -3456,13 +4204,13 @@
           <w:noProof/>
         </w:rPr>
       </w:pPr>
-      <w:hyperlink w:anchor="_Toc241182942" w:history="1">
+      <w:hyperlink w:anchor="_Toc241183537" w:history="1">
         <w:r>
           <w:rPr>
             <w:rStyle w:val="aff8"/>
             <w:noProof/>
           </w:rPr>
-          <w:t>8. Производительность и нагрузка</w:t>
+          <w:t>9. Производительность и нагрузка</w:t>
         </w:r>
         <w:r>
           <w:rPr>
@@ -3483,7 +4231,7 @@
             <w:noProof/>
             <w:webHidden/>
           </w:rPr>
-          <w:instrText xml:space="preserve"> PAGEREF _Toc241182942 \h </w:instrText>
+          <w:instrText xml:space="preserve"> PAGEREF _Toc241183537 \h </w:instrText>
         </w:r>
         <w:r>
           <w:rPr>
@@ -3503,7 +4251,7 @@
             <w:noProof/>
             <w:webHidden/>
           </w:rPr>
-          <w:t>33</w:t>
+          <w:t>37</w:t>
         </w:r>
         <w:r>
           <w:rPr>
@@ -3524,7 +4272,7 @@
           <w:noProof/>
         </w:rPr>
       </w:pPr>
-      <w:hyperlink w:anchor="_Toc241182943" w:history="1">
+      <w:hyperlink w:anchor="_Toc241183538" w:history="1">
         <w:r>
           <w:rPr>
             <w:rStyle w:val="aff8"/>
@@ -3551,7 +4299,7 @@
             <w:noProof/>
             <w:webHidden/>
           </w:rPr>
-          <w:instrText xml:space="preserve"> PAGEREF _Toc241182943 \h </w:instrText>
+          <w:instrText xml:space="preserve"> PAGEREF _Toc241183538 \h </w:instrText>
         </w:r>
         <w:r>
           <w:rPr>
@@ -3571,7 +4319,7 @@
             <w:noProof/>
             <w:webHidden/>
           </w:rPr>
-          <w:t>33</w:t>
+          <w:t>37</w:t>
         </w:r>
         <w:r>
           <w:rPr>
@@ -3592,7 +4340,7 @@
           <w:noProof/>
         </w:rPr>
       </w:pPr>
-      <w:hyperlink w:anchor="_Toc241182944" w:history="1">
+      <w:hyperlink w:anchor="_Toc241183539" w:history="1">
         <w:r>
           <w:rPr>
             <w:rStyle w:val="aff8"/>
@@ -3619,7 +4367,7 @@
             <w:noProof/>
             <w:webHidden/>
           </w:rPr>
-          <w:instrText xml:space="preserve"> PAGEREF _Toc241182944 \h </w:instrText>
+          <w:instrText xml:space="preserve"> PAGEREF _Toc241183539 \h </w:instrText>
         </w:r>
         <w:r>
           <w:rPr>
@@ -3639,7 +4387,7 @@
             <w:noProof/>
             <w:webHidden/>
           </w:rPr>
-          <w:t>33</w:t>
+          <w:t>37</w:t>
         </w:r>
         <w:r>
           <w:rPr>
@@ -3660,7 +4408,7 @@
           <w:noProof/>
         </w:rPr>
       </w:pPr>
-      <w:hyperlink w:anchor="_Toc241182945" w:history="1">
+      <w:hyperlink w:anchor="_Toc241183540" w:history="1">
         <w:r>
           <w:rPr>
             <w:rStyle w:val="aff8"/>
@@ -3687,7 +4435,7 @@
             <w:noProof/>
             <w:webHidden/>
           </w:rPr>
-          <w:instrText xml:space="preserve"> PAGEREF _Toc241182945 \h </w:instrText>
+          <w:instrText xml:space="preserve"> PAGEREF _Toc241183540 \h </w:instrText>
         </w:r>
         <w:r>
           <w:rPr>
@@ -3707,7 +4455,7 @@
             <w:noProof/>
             <w:webHidden/>
           </w:rPr>
-          <w:t>35</w:t>
+          <w:t>39</w:t>
         </w:r>
         <w:r>
           <w:rPr>
@@ -3728,7 +4476,7 @@
           <w:noProof/>
         </w:rPr>
       </w:pPr>
-      <w:hyperlink w:anchor="_Toc241182946" w:history="1">
+      <w:hyperlink w:anchor="_Toc241183541" w:history="1">
         <w:r>
           <w:rPr>
             <w:rStyle w:val="aff8"/>
@@ -3755,7 +4503,7 @@
             <w:noProof/>
             <w:webHidden/>
           </w:rPr>
-          <w:instrText xml:space="preserve"> PAGEREF _Toc241182946 \h </w:instrText>
+          <w:instrText xml:space="preserve"> PAGEREF _Toc241183541 \h </w:instrText>
         </w:r>
         <w:r>
           <w:rPr>
@@ -3775,7 +4523,7 @@
             <w:noProof/>
             <w:webHidden/>
           </w:rPr>
-          <w:t>35</w:t>
+          <w:t>39</w:t>
         </w:r>
         <w:r>
           <w:rPr>
@@ -3796,7 +4544,7 @@
           <w:noProof/>
         </w:rPr>
       </w:pPr>
-      <w:hyperlink w:anchor="_Toc241182947" w:history="1">
+      <w:hyperlink w:anchor="_Toc241183542" w:history="1">
         <w:r>
           <w:rPr>
             <w:rStyle w:val="aff8"/>
@@ -3823,7 +4571,7 @@
             <w:noProof/>
             <w:webHidden/>
           </w:rPr>
-          <w:instrText xml:space="preserve"> PAGEREF _Toc241182947 \h </w:instrText>
+          <w:instrText xml:space="preserve"> PAGEREF _Toc241183542 \h </w:instrText>
         </w:r>
         <w:r>
           <w:rPr>
@@ -3843,7 +4591,7 @@
             <w:noProof/>
             <w:webHidden/>
           </w:rPr>
-          <w:t>35</w:t>
+          <w:t>39</w:t>
         </w:r>
         <w:r>
           <w:rPr>
@@ -3864,7 +4612,7 @@
           <w:noProof/>
         </w:rPr>
       </w:pPr>
-      <w:hyperlink w:anchor="_Toc241182948" w:history="1">
+      <w:hyperlink w:anchor="_Toc241183543" w:history="1">
         <w:r>
           <w:rPr>
             <w:rStyle w:val="aff8"/>
@@ -3891,7 +4639,7 @@
             <w:noProof/>
             <w:webHidden/>
           </w:rPr>
-          <w:instrText xml:space="preserve"> PAGEREF _Toc241182948 \h </w:instrText>
+          <w:instrText xml:space="preserve"> PAGEREF _Toc241183543 \h </w:instrText>
         </w:r>
         <w:r>
           <w:rPr>
@@ -3911,7 +4659,7 @@
             <w:noProof/>
             <w:webHidden/>
           </w:rPr>
-          <w:t>35</w:t>
+          <w:t>39</w:t>
         </w:r>
         <w:r>
           <w:rPr>
@@ -3932,7 +4680,7 @@
           <w:noProof/>
         </w:rPr>
       </w:pPr>
-      <w:hyperlink w:anchor="_Toc241182949" w:history="1">
+      <w:hyperlink w:anchor="_Toc241183544" w:history="1">
         <w:r>
           <w:rPr>
             <w:rStyle w:val="aff8"/>
@@ -3959,7 +4707,7 @@
             <w:noProof/>
             <w:webHidden/>
           </w:rPr>
-          <w:instrText xml:space="preserve"> PAGEREF _Toc241182949 \h </w:instrText>
+          <w:instrText xml:space="preserve"> PAGEREF _Toc241183544 \h </w:instrText>
         </w:r>
         <w:r>
           <w:rPr>
@@ -3979,7 +4727,7 @@
             <w:noProof/>
             <w:webHidden/>
           </w:rPr>
-          <w:t>36</w:t>
+          <w:t>40</w:t>
         </w:r>
         <w:r>
           <w:rPr>
@@ -4000,7 +4748,7 @@
           <w:noProof/>
         </w:rPr>
       </w:pPr>
-      <w:hyperlink w:anchor="_Toc241182950" w:history="1">
+      <w:hyperlink w:anchor="_Toc241183545" w:history="1">
         <w:r>
           <w:rPr>
             <w:rStyle w:val="aff8"/>
@@ -4027,7 +4775,7 @@
             <w:noProof/>
             <w:webHidden/>
           </w:rPr>
-          <w:instrText xml:space="preserve"> PAGEREF _Toc241182950 \h </w:instrText>
+          <w:instrText xml:space="preserve"> PAGEREF _Toc241183545 \h </w:instrText>
         </w:r>
         <w:r>
           <w:rPr>
@@ -4047,7 +4795,7 @@
             <w:noProof/>
             <w:webHidden/>
           </w:rPr>
-          <w:t>37</w:t>
+          <w:t>41</w:t>
         </w:r>
         <w:r>
           <w:rPr>
@@ -4068,7 +4816,7 @@
           <w:noProof/>
         </w:rPr>
       </w:pPr>
-      <w:hyperlink w:anchor="_Toc241182951" w:history="1">
+      <w:hyperlink w:anchor="_Toc241183546" w:history="1">
         <w:r>
           <w:rPr>
             <w:rStyle w:val="aff8"/>
@@ -4095,7 +4843,7 @@
             <w:noProof/>
             <w:webHidden/>
           </w:rPr>
-          <w:instrText xml:space="preserve"> PAGEREF _Toc241182951 \h </w:instrText>
+          <w:instrText xml:space="preserve"> PAGEREF _Toc241183546 \h </w:instrText>
         </w:r>
         <w:r>
           <w:rPr>
@@ -4115,7 +4863,7 @@
             <w:noProof/>
             <w:webHidden/>
           </w:rPr>
-          <w:t>37</w:t>
+          <w:t>41</w:t>
         </w:r>
         <w:r>
           <w:rPr>
@@ -4136,13 +4884,13 @@
           <w:noProof/>
         </w:rPr>
       </w:pPr>
-      <w:hyperlink w:anchor="_Toc241182952" w:history="1">
+      <w:hyperlink w:anchor="_Toc241183547" w:history="1">
         <w:r>
           <w:rPr>
             <w:rStyle w:val="aff8"/>
             <w:noProof/>
           </w:rPr>
-          <w:t>9. Проверка подсчёта оценки на живых звонках</w:t>
+          <w:t>10. Проверка подсчёта оценки на живых звонках</w:t>
         </w:r>
         <w:r>
           <w:rPr>
@@ -4163,7 +4911,7 @@
             <w:noProof/>
             <w:webHidden/>
           </w:rPr>
-          <w:instrText xml:space="preserve"> PAGEREF _Toc241182952 \h </w:instrText>
+          <w:instrText xml:space="preserve"> PAGEREF _Toc241183547 \h </w:instrText>
         </w:r>
         <w:r>
           <w:rPr>
@@ -4183,7 +4931,7 @@
             <w:noProof/>
             <w:webHidden/>
           </w:rPr>
-          <w:t>39</w:t>
+          <w:t>43</w:t>
         </w:r>
         <w:r>
           <w:rPr>
@@ -4204,7 +4952,7 @@
           <w:noProof/>
         </w:rPr>
       </w:pPr>
-      <w:hyperlink w:anchor="_Toc241182953" w:history="1">
+      <w:hyperlink w:anchor="_Toc241183548" w:history="1">
         <w:r>
           <w:rPr>
             <w:rStyle w:val="aff8"/>
@@ -4231,7 +4979,7 @@
             <w:noProof/>
             <w:webHidden/>
           </w:rPr>
-          <w:instrText xml:space="preserve"> PAGEREF _Toc241182953 \h </w:instrText>
+          <w:instrText xml:space="preserve"> PAGEREF _Toc241183548 \h </w:instrText>
         </w:r>
         <w:r>
           <w:rPr>
@@ -4251,7 +4999,7 @@
             <w:noProof/>
             <w:webHidden/>
           </w:rPr>
-          <w:t>39</w:t>
+          <w:t>43</w:t>
         </w:r>
         <w:r>
           <w:rPr>
@@ -4272,7 +5020,7 @@
           <w:noProof/>
         </w:rPr>
       </w:pPr>
-      <w:hyperlink w:anchor="_Toc241182954" w:history="1">
+      <w:hyperlink w:anchor="_Toc241183549" w:history="1">
         <w:r>
           <w:rPr>
             <w:rStyle w:val="aff8"/>
@@ -4299,7 +5047,7 @@
             <w:noProof/>
             <w:webHidden/>
           </w:rPr>
-          <w:instrText xml:space="preserve"> PAGEREF _Toc241182954 \h </w:instrText>
+          <w:instrText xml:space="preserve"> PAGEREF _Toc241183549 \h </w:instrText>
         </w:r>
         <w:r>
           <w:rPr>
@@ -4319,7 +5067,7 @@
             <w:noProof/>
             <w:webHidden/>
           </w:rPr>
-          <w:t>41</w:t>
+          <w:t>45</w:t>
         </w:r>
         <w:r>
           <w:rPr>
@@ -4340,7 +5088,7 @@
           <w:noProof/>
         </w:rPr>
       </w:pPr>
-      <w:hyperlink w:anchor="_Toc241182955" w:history="1">
+      <w:hyperlink w:anchor="_Toc241183550" w:history="1">
         <w:r>
           <w:rPr>
             <w:rStyle w:val="aff8"/>
@@ -4367,7 +5115,7 @@
             <w:noProof/>
             <w:webHidden/>
           </w:rPr>
-          <w:instrText xml:space="preserve"> PAGEREF _Toc241182955 \h </w:instrText>
+          <w:instrText xml:space="preserve"> PAGEREF _Toc241183550 \h </w:instrText>
         </w:r>
         <w:r>
           <w:rPr>
@@ -4387,7 +5135,7 @@
             <w:noProof/>
             <w:webHidden/>
           </w:rPr>
-          <w:t>42</w:t>
+          <w:t>46</w:t>
         </w:r>
         <w:r>
           <w:rPr>
@@ -4408,13 +5156,13 @@
           <w:noProof/>
         </w:rPr>
       </w:pPr>
-      <w:hyperlink w:anchor="_Toc241182956" w:history="1">
+      <w:hyperlink w:anchor="_Toc241183551" w:history="1">
         <w:r>
           <w:rPr>
             <w:rStyle w:val="aff8"/>
             <w:noProof/>
           </w:rPr>
-          <w:t>10. Использованные библиотеки и компоненты</w:t>
+          <w:t>11. Использованные библиотеки и компоненты</w:t>
         </w:r>
         <w:r>
           <w:rPr>
@@ -4435,7 +5183,7 @@
             <w:noProof/>
             <w:webHidden/>
           </w:rPr>
-          <w:instrText xml:space="preserve"> PAGEREF _Toc241182956 \h </w:instrText>
+          <w:instrText xml:space="preserve"> PAGEREF _Toc241183551 \h </w:instrText>
         </w:r>
         <w:r>
           <w:rPr>
@@ -4455,7 +5203,7 @@
             <w:noProof/>
             <w:webHidden/>
           </w:rPr>
-          <w:t>43</w:t>
+          <w:t>47</w:t>
         </w:r>
         <w:r>
           <w:rPr>
@@ -4476,7 +5224,7 @@
           <w:noProof/>
         </w:rPr>
       </w:pPr>
-      <w:hyperlink w:anchor="_Toc241182957" w:history="1">
+      <w:hyperlink w:anchor="_Toc241183552" w:history="1">
         <w:r>
           <w:rPr>
             <w:rStyle w:val="aff8"/>
@@ -4503,7 +5251,7 @@
             <w:noProof/>
             <w:webHidden/>
           </w:rPr>
-          <w:instrText xml:space="preserve"> PAGEREF _Toc241182957 \h </w:instrText>
+          <w:instrText xml:space="preserve"> PAGEREF _Toc241183552 \h </w:instrText>
         </w:r>
         <w:r>
           <w:rPr>
@@ -4523,7 +5271,7 @@
             <w:noProof/>
             <w:webHidden/>
           </w:rPr>
-          <w:t>43</w:t>
+          <w:t>47</w:t>
         </w:r>
         <w:r>
           <w:rPr>
@@ -4544,7 +5292,7 @@
           <w:noProof/>
         </w:rPr>
       </w:pPr>
-      <w:hyperlink w:anchor="_Toc241182958" w:history="1">
+      <w:hyperlink w:anchor="_Toc241183553" w:history="1">
         <w:r>
           <w:rPr>
             <w:rStyle w:val="aff8"/>
@@ -4571,7 +5319,7 @@
             <w:noProof/>
             <w:webHidden/>
           </w:rPr>
-          <w:instrText xml:space="preserve"> PAGEREF _Toc241182958 \h </w:instrText>
+          <w:instrText xml:space="preserve"> PAGEREF _Toc241183553 \h </w:instrText>
         </w:r>
         <w:r>
           <w:rPr>
@@ -4591,7 +5339,7 @@
             <w:noProof/>
             <w:webHidden/>
           </w:rPr>
-          <w:t>44</w:t>
+          <w:t>48</w:t>
         </w:r>
         <w:r>
           <w:rPr>
@@ -4612,7 +5360,7 @@
           <w:noProof/>
         </w:rPr>
       </w:pPr>
-      <w:hyperlink w:anchor="_Toc241182959" w:history="1">
+      <w:hyperlink w:anchor="_Toc241183554" w:history="1">
         <w:r>
           <w:rPr>
             <w:rStyle w:val="aff8"/>
@@ -4639,7 +5387,7 @@
             <w:noProof/>
             <w:webHidden/>
           </w:rPr>
-          <w:instrText xml:space="preserve"> PAGEREF _Toc241182959 \h </w:instrText>
+          <w:instrText xml:space="preserve"> PAGEREF _Toc241183554 \h </w:instrText>
         </w:r>
         <w:r>
           <w:rPr>
@@ -4659,7 +5407,7 @@
             <w:noProof/>
             <w:webHidden/>
           </w:rPr>
-          <w:t>45</w:t>
+          <w:t>49</w:t>
         </w:r>
         <w:r>
           <w:rPr>
@@ -4680,7 +5428,7 @@
           <w:noProof/>
         </w:rPr>
       </w:pPr>
-      <w:hyperlink w:anchor="_Toc241182960" w:history="1">
+      <w:hyperlink w:anchor="_Toc241183555" w:history="1">
         <w:r>
           <w:rPr>
             <w:rStyle w:val="aff8"/>
@@ -4707,7 +5455,7 @@
             <w:noProof/>
             <w:webHidden/>
           </w:rPr>
-          <w:instrText xml:space="preserve"> PAGEREF _Toc241182960 \h </w:instrText>
+          <w:instrText xml:space="preserve"> PAGEREF _Toc241183555 \h </w:instrText>
         </w:r>
         <w:r>
           <w:rPr>
@@ -4727,7 +5475,7 @@
             <w:noProof/>
             <w:webHidden/>
           </w:rPr>
-          <w:t>45</w:t>
+          <w:t>49</w:t>
         </w:r>
         <w:r>
           <w:rPr>
@@ -4748,7 +5496,7 @@
           <w:noProof/>
         </w:rPr>
       </w:pPr>
-      <w:hyperlink w:anchor="_Toc241182961" w:history="1">
+      <w:hyperlink w:anchor="_Toc241183556" w:history="1">
         <w:r>
           <w:rPr>
             <w:rStyle w:val="aff8"/>
@@ -4775,7 +5523,7 @@
             <w:noProof/>
             <w:webHidden/>
           </w:rPr>
-          <w:instrText xml:space="preserve"> PAGEREF _Toc241182961 \h </w:instrText>
+          <w:instrText xml:space="preserve"> PAGEREF _Toc241183556 \h </w:instrText>
         </w:r>
         <w:r>
           <w:rPr>
@@ -4795,7 +5543,7 @@
             <w:noProof/>
             <w:webHidden/>
           </w:rPr>
-          <w:t>45</w:t>
+          <w:t>49</w:t>
         </w:r>
         <w:r>
           <w:rPr>
@@ -4816,13 +5564,13 @@
           <w:noProof/>
         </w:rPr>
       </w:pPr>
-      <w:hyperlink w:anchor="_Toc241182962" w:history="1">
+      <w:hyperlink w:anchor="_Toc241183557" w:history="1">
         <w:r>
           <w:rPr>
             <w:rStyle w:val="aff8"/>
             <w:noProof/>
           </w:rPr>
-          <w:t>11. Соответствие техническому заданию</w:t>
+          <w:t>12. Соответствие техническому заданию</w:t>
         </w:r>
         <w:r>
           <w:rPr>
@@ -4843,7 +5591,7 @@
             <w:noProof/>
             <w:webHidden/>
           </w:rPr>
-          <w:instrText xml:space="preserve"> PAGEREF _Toc241182962 \h </w:instrText>
+          <w:instrText xml:space="preserve"> PAGEREF _Toc241183557 \h </w:instrText>
         </w:r>
         <w:r>
           <w:rPr>
@@ -4863,7 +5611,7 @@
             <w:noProof/>
             <w:webHidden/>
           </w:rPr>
-          <w:t>46</w:t>
+          <w:t>50</w:t>
         </w:r>
         <w:r>
           <w:rPr>
@@ -4884,7 +5632,7 @@
           <w:noProof/>
         </w:rPr>
       </w:pPr>
-      <w:hyperlink w:anchor="_Toc241182963" w:history="1">
+      <w:hyperlink w:anchor="_Toc241183558" w:history="1">
         <w:r>
           <w:rPr>
             <w:rStyle w:val="aff8"/>
@@ -4911,7 +5659,7 @@
             <w:noProof/>
             <w:webHidden/>
           </w:rPr>
-          <w:instrText xml:space="preserve"> PAGEREF _Toc241182963 \h </w:instrText>
+          <w:instrText xml:space="preserve"> PAGEREF _Toc241183558 \h </w:instrText>
         </w:r>
         <w:r>
           <w:rPr>
@@ -4931,7 +5679,7 @@
             <w:noProof/>
             <w:webHidden/>
           </w:rPr>
-          <w:t>46</w:t>
+          <w:t>50</w:t>
         </w:r>
         <w:r>
           <w:rPr>
@@ -4952,7 +5700,7 @@
           <w:noProof/>
         </w:rPr>
       </w:pPr>
-      <w:hyperlink w:anchor="_Toc241182964" w:history="1">
+      <w:hyperlink w:anchor="_Toc241183559" w:history="1">
         <w:r>
           <w:rPr>
             <w:rStyle w:val="aff8"/>
@@ -4979,7 +5727,7 @@
             <w:noProof/>
             <w:webHidden/>
           </w:rPr>
-          <w:instrText xml:space="preserve"> PAGEREF _Toc241182964 \h </w:instrText>
+          <w:instrText xml:space="preserve"> PAGEREF _Toc241183559 \h </w:instrText>
         </w:r>
         <w:r>
           <w:rPr>
@@ -4999,7 +5747,7 @@
             <w:noProof/>
             <w:webHidden/>
           </w:rPr>
-          <w:t>46</w:t>
+          <w:t>50</w:t>
         </w:r>
         <w:r>
           <w:rPr>
@@ -5020,7 +5768,7 @@
           <w:noProof/>
         </w:rPr>
       </w:pPr>
-      <w:hyperlink w:anchor="_Toc241182965" w:history="1">
+      <w:hyperlink w:anchor="_Toc241183560" w:history="1">
         <w:r>
           <w:rPr>
             <w:rStyle w:val="aff8"/>
@@ -5047,7 +5795,7 @@
             <w:noProof/>
             <w:webHidden/>
           </w:rPr>
-          <w:instrText xml:space="preserve"> PAGEREF _Toc241182965 \h </w:instrText>
+          <w:instrText xml:space="preserve"> PAGEREF _Toc241183560 \h </w:instrText>
         </w:r>
         <w:r>
           <w:rPr>
@@ -5067,7 +5815,7 @@
             <w:noProof/>
             <w:webHidden/>
           </w:rPr>
-          <w:t>47</w:t>
+          <w:t>51</w:t>
         </w:r>
         <w:r>
           <w:rPr>
@@ -5088,7 +5836,7 @@
           <w:noProof/>
         </w:rPr>
       </w:pPr>
-      <w:hyperlink w:anchor="_Toc241182966" w:history="1">
+      <w:hyperlink w:anchor="_Toc241183561" w:history="1">
         <w:r>
           <w:rPr>
             <w:rStyle w:val="aff8"/>
@@ -5115,7 +5863,7 @@
             <w:noProof/>
             <w:webHidden/>
           </w:rPr>
-          <w:instrText xml:space="preserve"> PAGEREF _Toc241182966 \h </w:instrText>
+          <w:instrText xml:space="preserve"> PAGEREF _Toc241183561 \h </w:instrText>
         </w:r>
         <w:r>
           <w:rPr>
@@ -5135,7 +5883,7 @@
             <w:noProof/>
             <w:webHidden/>
           </w:rPr>
-          <w:t>47</w:t>
+          <w:t>51</w:t>
         </w:r>
         <w:r>
           <w:rPr>
@@ -5156,7 +5904,7 @@
           <w:noProof/>
         </w:rPr>
       </w:pPr>
-      <w:hyperlink w:anchor="_Toc241182967" w:history="1">
+      <w:hyperlink w:anchor="_Toc241183562" w:history="1">
         <w:r>
           <w:rPr>
             <w:rStyle w:val="aff8"/>
@@ -5183,7 +5931,7 @@
             <w:noProof/>
             <w:webHidden/>
           </w:rPr>
-          <w:instrText xml:space="preserve"> PAGEREF _Toc241182967 \h </w:instrText>
+          <w:instrText xml:space="preserve"> PAGEREF _Toc241183562 \h </w:instrText>
         </w:r>
         <w:r>
           <w:rPr>
@@ -5203,7 +5951,7 @@
             <w:noProof/>
             <w:webHidden/>
           </w:rPr>
-          <w:t>47</w:t>
+          <w:t>51</w:t>
         </w:r>
         <w:r>
           <w:rPr>
@@ -5224,7 +5972,7 @@
           <w:noProof/>
         </w:rPr>
       </w:pPr>
-      <w:hyperlink w:anchor="_Toc241182968" w:history="1">
+      <w:hyperlink w:anchor="_Toc241183563" w:history="1">
         <w:r>
           <w:rPr>
             <w:rStyle w:val="aff8"/>
@@ -5251,7 +5999,7 @@
             <w:noProof/>
             <w:webHidden/>
           </w:rPr>
-          <w:instrText xml:space="preserve"> PAGEREF _Toc241182968 \h </w:instrText>
+          <w:instrText xml:space="preserve"> PAGEREF _Toc241183563 \h </w:instrText>
         </w:r>
         <w:r>
           <w:rPr>
@@ -5271,7 +6019,7 @@
             <w:noProof/>
             <w:webHidden/>
           </w:rPr>
-          <w:t>48</w:t>
+          <w:t>52</w:t>
         </w:r>
         <w:r>
           <w:rPr>
@@ -5292,7 +6040,7 @@
           <w:noProof/>
         </w:rPr>
       </w:pPr>
-      <w:hyperlink w:anchor="_Toc241182969" w:history="1">
+      <w:hyperlink w:anchor="_Toc241183564" w:history="1">
         <w:r>
           <w:rPr>
             <w:rStyle w:val="aff8"/>
@@ -5319,7 +6067,7 @@
             <w:noProof/>
             <w:webHidden/>
           </w:rPr>
-          <w:instrText xml:space="preserve"> PAGEREF _Toc241182969 \h </w:instrText>
+          <w:instrText xml:space="preserve"> PAGEREF _Toc241183564 \h </w:instrText>
         </w:r>
         <w:r>
           <w:rPr>
@@ -5339,7 +6087,7 @@
             <w:noProof/>
             <w:webHidden/>
           </w:rPr>
-          <w:t>48</w:t>
+          <w:t>52</w:t>
         </w:r>
         <w:r>
           <w:rPr>
@@ -5360,7 +6108,7 @@
           <w:noProof/>
         </w:rPr>
       </w:pPr>
-      <w:hyperlink w:anchor="_Toc241182970" w:history="1">
+      <w:hyperlink w:anchor="_Toc241183565" w:history="1">
         <w:r>
           <w:rPr>
             <w:rStyle w:val="aff8"/>
@@ -5387,7 +6135,7 @@
             <w:noProof/>
             <w:webHidden/>
           </w:rPr>
-          <w:instrText xml:space="preserve"> PAGEREF _Toc241182970 \h </w:instrText>
+          <w:instrText xml:space="preserve"> PAGEREF _Toc241183565 \h </w:instrText>
         </w:r>
         <w:r>
           <w:rPr>
@@ -5407,7 +6155,7 @@
             <w:noProof/>
             <w:webHidden/>
           </w:rPr>
-          <w:t>49</w:t>
+          <w:t>53</w:t>
         </w:r>
         <w:r>
           <w:rPr>
@@ -5428,7 +6176,7 @@
           <w:noProof/>
         </w:rPr>
       </w:pPr>
-      <w:hyperlink w:anchor="_Toc241182971" w:history="1">
+      <w:hyperlink w:anchor="_Toc241183566" w:history="1">
         <w:r>
           <w:rPr>
             <w:rStyle w:val="aff8"/>
@@ -5455,7 +6203,7 @@
             <w:noProof/>
             <w:webHidden/>
           </w:rPr>
-          <w:instrText xml:space="preserve"> PAGEREF _Toc241182971 \h </w:instrText>
+          <w:instrText xml:space="preserve"> PAGEREF _Toc241183566 \h </w:instrText>
         </w:r>
         <w:r>
           <w:rPr>
@@ -5475,7 +6223,7 @@
             <w:noProof/>
             <w:webHidden/>
           </w:rPr>
-          <w:t>49</w:t>
+          <w:t>53</w:t>
         </w:r>
         <w:r>
           <w:rPr>
@@ -5496,7 +6244,7 @@
           <w:noProof/>
         </w:rPr>
       </w:pPr>
-      <w:hyperlink w:anchor="_Toc241182972" w:history="1">
+      <w:hyperlink w:anchor="_Toc241183567" w:history="1">
         <w:r>
           <w:rPr>
             <w:rStyle w:val="aff8"/>
@@ -5523,7 +6271,7 @@
             <w:noProof/>
             <w:webHidden/>
           </w:rPr>
-          <w:instrText xml:space="preserve"> PAGEREF _Toc241182972 \h </w:instrText>
+          <w:instrText xml:space="preserve"> PAGEREF _Toc241183567 \h </w:instrText>
         </w:r>
         <w:r>
           <w:rPr>
@@ -5543,7 +6291,7 @@
             <w:noProof/>
             <w:webHidden/>
           </w:rPr>
-          <w:t>50</w:t>
+          <w:t>54</w:t>
         </w:r>
         <w:r>
           <w:rPr>
@@ -5564,7 +6312,7 @@
           <w:noProof/>
         </w:rPr>
       </w:pPr>
-      <w:hyperlink w:anchor="_Toc241182973" w:history="1">
+      <w:hyperlink w:anchor="_Toc241183568" w:history="1">
         <w:r>
           <w:rPr>
             <w:rStyle w:val="aff8"/>
@@ -5591,7 +6339,7 @@
             <w:noProof/>
             <w:webHidden/>
           </w:rPr>
-          <w:instrText xml:space="preserve"> PAGEREF _Toc241182973 \h </w:instrText>
+          <w:instrText xml:space="preserve"> PAGEREF _Toc241183568 \h </w:instrText>
         </w:r>
         <w:r>
           <w:rPr>
@@ -5611,7 +6359,7 @@
             <w:noProof/>
             <w:webHidden/>
           </w:rPr>
-          <w:t>51</w:t>
+          <w:t>55</w:t>
         </w:r>
         <w:r>
           <w:rPr>
@@ -5632,7 +6380,7 @@
           <w:noProof/>
         </w:rPr>
       </w:pPr>
-      <w:hyperlink w:anchor="_Toc241182974" w:history="1">
+      <w:hyperlink w:anchor="_Toc241183569" w:history="1">
         <w:r>
           <w:rPr>
             <w:rStyle w:val="aff8"/>
@@ -5659,7 +6407,7 @@
             <w:noProof/>
             <w:webHidden/>
           </w:rPr>
-          <w:instrText xml:space="preserve"> PAGEREF _Toc241182974 \h </w:instrText>
+          <w:instrText xml:space="preserve"> PAGEREF _Toc241183569 \h </w:instrText>
         </w:r>
         <w:r>
           <w:rPr>
@@ -5679,7 +6427,7 @@
             <w:noProof/>
             <w:webHidden/>
           </w:rPr>
-          <w:t>52</w:t>
+          <w:t>56</w:t>
         </w:r>
         <w:r>
           <w:rPr>
@@ -5700,7 +6448,7 @@
           <w:noProof/>
         </w:rPr>
       </w:pPr>
-      <w:hyperlink w:anchor="_Toc241182975" w:history="1">
+      <w:hyperlink w:anchor="_Toc241183570" w:history="1">
         <w:r>
           <w:rPr>
             <w:rStyle w:val="aff8"/>
@@ -5727,7 +6475,7 @@
             <w:noProof/>
             <w:webHidden/>
           </w:rPr>
-          <w:instrText xml:space="preserve"> PAGEREF _Toc241182975 \h </w:instrText>
+          <w:instrText xml:space="preserve"> PAGEREF _Toc241183570 \h </w:instrText>
         </w:r>
         <w:r>
           <w:rPr>
@@ -5747,7 +6495,7 @@
             <w:noProof/>
             <w:webHidden/>
           </w:rPr>
-          <w:t>53</w:t>
+          <w:t>57</w:t>
         </w:r>
         <w:r>
           <w:rPr>
@@ -5768,7 +6516,7 @@
           <w:noProof/>
         </w:rPr>
       </w:pPr>
-      <w:hyperlink w:anchor="_Toc241182976" w:history="1">
+      <w:hyperlink w:anchor="_Toc241183571" w:history="1">
         <w:r>
           <w:rPr>
             <w:rStyle w:val="aff8"/>
@@ -5795,7 +6543,7 @@
             <w:noProof/>
             <w:webHidden/>
           </w:rPr>
-          <w:instrText xml:space="preserve"> PAGEREF _Toc241182976 \h </w:instrText>
+          <w:instrText xml:space="preserve"> PAGEREF _Toc241183571 \h </w:instrText>
         </w:r>
         <w:r>
           <w:rPr>
@@ -5815,7 +6563,7 @@
             <w:noProof/>
             <w:webHidden/>
           </w:rPr>
-          <w:t>54</w:t>
+          <w:t>58</w:t>
         </w:r>
         <w:r>
           <w:rPr>
@@ -5836,7 +6584,7 @@
           <w:noProof/>
         </w:rPr>
       </w:pPr>
-      <w:hyperlink w:anchor="_Toc241182977" w:history="1">
+      <w:hyperlink w:anchor="_Toc241183572" w:history="1">
         <w:r>
           <w:rPr>
             <w:rStyle w:val="aff8"/>
@@ -5863,7 +6611,7 @@
             <w:noProof/>
             <w:webHidden/>
           </w:rPr>
-          <w:instrText xml:space="preserve"> PAGEREF _Toc241182977 \h </w:instrText>
+          <w:instrText xml:space="preserve"> PAGEREF _Toc241183572 \h </w:instrText>
         </w:r>
         <w:r>
           <w:rPr>
@@ -5883,7 +6631,7 @@
             <w:noProof/>
             <w:webHidden/>
           </w:rPr>
-          <w:t>54</w:t>
+          <w:t>58</w:t>
         </w:r>
         <w:r>
           <w:rPr>
@@ -5908,48 +6656,47 @@
       <w:pPr>
         <w:pStyle w:val="1"/>
       </w:pPr>
-      <w:bookmarkStart w:id="1" w:name="_Toc241182894"/>
+      <w:bookmarkStart w:id="1" w:name="_Toc241183478"/>
       <w:r>
         <w:lastRenderedPageBreak/>
-        <w:t>1. Маршрут проверки решения</w:t>
+        <w:t>1. Пояснительная записка</w:t>
       </w:r>
       <w:bookmarkEnd w:id="1"/>
-    </w:p>
-    <w:p>
-      <w:r>
-        <w:t xml:space="preserve">Короткий маршрут для эксперта: что открыть, под кем войти, на что смотреть и где лежит ответ по каждому критерию оценки. Полные описания в остальных документах </w:t>
-      </w:r>
-      <w:r>
-        <w:rPr>
-          <w:rFonts w:ascii="Consolas" w:hAnsi="Consolas"/>
-          <w:sz w:val="20"/>
-        </w:rPr>
-        <w:t>docs/</w:t>
-      </w:r>
-      <w:r>
-        <w:t>, здесь только навигация.</w:t>
-      </w:r>
-    </w:p>
-    <w:p>
-      <w:r>
-        <w:rPr>
-          <w:b/>
-        </w:rPr>
-        <w:t>Что это за система.</w:t>
-      </w:r>
-      <w:r>
-        <w:t xml:space="preserve"> Учебное программное обеспечение для подготовки диспетчера ДДС города Москвы: имитация рабочего места АРМ-112, звонки, автоматическая оценка действий обучающегося, кабинет преподавателя и прогноз готовности к аттестации. Работает в закрытом контуре без интернета, на процессоре, без видеокарты.</w:t>
-      </w:r>
     </w:p>
     <w:p>
       <w:pPr>
         <w:pStyle w:val="21"/>
       </w:pPr>
-      <w:bookmarkStart w:id="2" w:name="_Toc241182895"/>
-      <w:r>
-        <w:t>Как открыть</w:t>
+      <w:bookmarkStart w:id="2" w:name="_Toc241183479"/>
+      <w:r>
+        <w:t>1. Основание и назначение</w:t>
       </w:r>
       <w:bookmarkEnd w:id="2"/>
+    </w:p>
+    <w:p>
+      <w:r>
+        <w:t>Работа выполнена по техническому заданию задачи № 9 хакатона «Лидеры цифровой трансформации 2026». Постановщик: Департамент по делам гражданской обороны, чрезвычайным ситуациям и пожарной безопасности города Москвы, ГБУ «Система 112».</w:t>
+      </w:r>
+    </w:p>
+    <w:p>
+      <w:r>
+        <w:t>Назначение решения: учебное программное обеспечение для подготовки диспетчеров дежурно- диспетчерских служб города Москвы, работающих с карточками происшествий системы-112. Тренажёр воспроизводит рабочее место АРМ-112, проигрывает учебные происшествия с телефонными разговорами, автоматически оценивает действия обучающегося и даёт преподавателю отчёты, аналитику и прогноз готовности группы к аттестации.</w:t>
+      </w:r>
+    </w:p>
+    <w:p>
+      <w:r>
+        <w:t>Решение работает в закрытом контуре: обращений во внешние сети нет, распознавание речи, языковые модели, синтез голоса и проверка грамотности выполняются на сервере заказчика, на процессоре, без видеокарты.</w:t>
+      </w:r>
+    </w:p>
+    <w:p>
+      <w:pPr>
+        <w:pStyle w:val="21"/>
+      </w:pPr>
+      <w:bookmarkStart w:id="3" w:name="_Toc241183480"/>
+      <w:r>
+        <w:t>2. Кого и чему учит</w:t>
+      </w:r>
+      <w:bookmarkEnd w:id="3"/>
     </w:p>
     <w:tbl>
       <w:tblPr>
@@ -5972,7 +6719,7 @@
                 <w:b/>
                 <w:sz w:val="18"/>
               </w:rPr>
-              <w:t>Способ</w:t>
+              <w:t>Роль в жизни</w:t>
             </w:r>
           </w:p>
         </w:tc>
@@ -5986,7 +6733,7 @@
                 <w:b/>
                 <w:sz w:val="18"/>
               </w:rPr>
-              <w:t>Что делать</w:t>
+              <w:t>Что делает в тренажёре</w:t>
             </w:r>
           </w:p>
         </w:tc>
@@ -6001,7 +6748,7 @@
               <w:rPr>
                 <w:sz w:val="18"/>
               </w:rPr>
-              <w:t>Готовый стенд</w:t>
+              <w:t>Диспетчер ДДС (основная роль)</w:t>
             </w:r>
           </w:p>
         </w:tc>
@@ -6014,7 +6761,7 @@
               <w:rPr>
                 <w:sz w:val="18"/>
               </w:rPr>
-              <w:t>Адрес и демонстрационные логины указаны в форме сдачи. Логины и пароли продублированы на странице входа стенда, отдельно запрашивать ничего не нужно</w:t>
+              <w:t>принимает карточку из системы-112 в норматив 30 секунд, ведёт ход работ статусами с комментариями и номером наряда, звонит дежурному службы, принимает доклады старшего группы, при необходимости звонит заявителю</w:t>
             </w:r>
           </w:p>
         </w:tc>
@@ -6029,7 +6776,7 @@
               <w:rPr>
                 <w:sz w:val="18"/>
               </w:rPr>
-              <w:t>У себя</w:t>
+              <w:t>Оператор 112</w:t>
             </w:r>
           </w:p>
         </w:tc>
@@ -6040,55 +6787,65 @@
           <w:p>
             <w:r>
               <w:rPr>
-                <w:rFonts w:ascii="Consolas" w:hAnsi="Consolas"/>
-                <w:sz w:val="18"/>
-              </w:rPr>
-              <w:t>git clone</w:t>
-            </w:r>
-            <w:r>
-              <w:rPr>
-                <w:sz w:val="18"/>
-              </w:rPr>
-              <w:t xml:space="preserve">, </w:t>
-            </w:r>
-            <w:r>
-              <w:rPr>
-                <w:rFonts w:ascii="Consolas" w:hAnsi="Consolas"/>
-                <w:sz w:val="18"/>
-              </w:rPr>
-              <w:t>cp .env.example .env</w:t>
-            </w:r>
-            <w:r>
-              <w:rPr>
-                <w:sz w:val="18"/>
-              </w:rPr>
-              <w:t xml:space="preserve">, </w:t>
-            </w:r>
-            <w:r>
-              <w:rPr>
-                <w:rFonts w:ascii="Consolas" w:hAnsi="Consolas"/>
-                <w:sz w:val="18"/>
-              </w:rPr>
-              <w:t>docker compose up -d --build</w:t>
-            </w:r>
-            <w:r>
-              <w:rPr>
-                <w:sz w:val="18"/>
-              </w:rPr>
-              <w:t xml:space="preserve">, через минуту </w:t>
-            </w:r>
-            <w:r>
-              <w:rPr>
-                <w:rFonts w:ascii="Consolas" w:hAnsi="Consolas"/>
-                <w:sz w:val="18"/>
-              </w:rPr>
-              <w:t>https://localhost</w:t>
-            </w:r>
-            <w:r>
-              <w:rPr>
-                <w:sz w:val="18"/>
-              </w:rPr>
-              <w:t>. Подробно в README и INSTALL.md</w:t>
+                <w:sz w:val="18"/>
+              </w:rPr>
+              <w:t>принимает звонок заявителя, роль которого исполняет система, ведёт опрос, заполняет адрес и опросную карту, выбирает службы</w:t>
+            </w:r>
+          </w:p>
+        </w:tc>
+      </w:tr>
+      <w:tr>
+        <w:tc>
+          <w:tcPr>
+            <w:tcW w:w="5128" w:type="dxa"/>
+          </w:tcPr>
+          <w:p>
+            <w:r>
+              <w:rPr>
+                <w:sz w:val="18"/>
+              </w:rPr>
+              <w:t>Преподаватель</w:t>
+            </w:r>
+          </w:p>
+        </w:tc>
+        <w:tc>
+          <w:tcPr>
+            <w:tcW w:w="5128" w:type="dxa"/>
+          </w:tcPr>
+          <w:p>
+            <w:r>
+              <w:rPr>
+                <w:sz w:val="18"/>
+              </w:rPr>
+              <w:t>создаёт занятия и группы, наблюдает за работой вживую, получает отчёты и выгрузки, ведёт сценарии и реплики, смотрит аналитику и прогноз</w:t>
+            </w:r>
+          </w:p>
+        </w:tc>
+      </w:tr>
+      <w:tr>
+        <w:tc>
+          <w:tcPr>
+            <w:tcW w:w="5128" w:type="dxa"/>
+          </w:tcPr>
+          <w:p>
+            <w:r>
+              <w:rPr>
+                <w:sz w:val="18"/>
+              </w:rPr>
+              <w:t>Администратор</w:t>
+            </w:r>
+          </w:p>
+        </w:tc>
+        <w:tc>
+          <w:tcPr>
+            <w:tcW w:w="5128" w:type="dxa"/>
+          </w:tcPr>
+          <w:p>
+            <w:r>
+              <w:rPr>
+                <w:sz w:val="18"/>
+              </w:rPr>
+              <w:t>пользователи и роли, состояние сервисов, журнал аудита, резервные копии, настройки</w:t>
             </w:r>
           </w:p>
         </w:tc>
@@ -6096,55 +6853,239 @@
     </w:tbl>
     <w:p>
       <w:r>
-        <w:t xml:space="preserve">Роли: </w:t>
-      </w:r>
+        <w:t>Два режима занятий соответствуют двум сценариям технического задания: «Действия с карточками» и «Практическое занятие на АРМ-112».</w:t>
+      </w:r>
+    </w:p>
+    <w:p>
+      <w:pPr>
+        <w:pStyle w:val="21"/>
+      </w:pPr>
+      <w:bookmarkStart w:id="4" w:name="_Toc241183481"/>
+      <w:r>
+        <w:t>3. Состав решения</w:t>
+      </w:r>
+      <w:bookmarkEnd w:id="4"/>
+    </w:p>
+    <w:p>
+      <w:pPr>
+        <w:pStyle w:val="a0"/>
+      </w:pPr>
       <w:r>
         <w:rPr>
           <w:b/>
         </w:rPr>
-        <w:t>преподаватель</w:t>
-      </w:r>
-      <w:r>
-        <w:t xml:space="preserve"> (занятия, отчёты, аналитика), </w:t>
-      </w:r>
+        <w:t>Веб-интерфейс</w:t>
+      </w:r>
+      <w:r>
+        <w:t xml:space="preserve"> (React): эмулятор АРМ-112 (журнал происшествий и карточка), рабочее место</w:t>
+      </w:r>
+    </w:p>
+    <w:p>
+      <w:r>
+        <w:t>оператора 112, кабинеты преподавателя, обучающегося и администратора, программный телефон в браузере.</w:t>
+      </w:r>
+    </w:p>
+    <w:p>
+      <w:pPr>
+        <w:pStyle w:val="a0"/>
+      </w:pPr>
       <w:r>
         <w:rPr>
           <w:b/>
         </w:rPr>
-        <w:t>обучающийся</w:t>
-      </w:r>
-      <w:r>
-        <w:t xml:space="preserve"> (рабочее место диспетчера и оператора 112), </w:t>
-      </w:r>
+        <w:t>Сервер приложения</w:t>
+      </w:r>
+      <w:r>
+        <w:t xml:space="preserve"> (Python, FastAPI): занятия и карточки, оценка действий, ход диалога с</w:t>
+      </w:r>
+    </w:p>
+    <w:p>
+      <w:r>
+        <w:t>заявителем, события занятия, клиент телефонии.</w:t>
+      </w:r>
+    </w:p>
+    <w:p>
+      <w:pPr>
+        <w:pStyle w:val="a0"/>
+      </w:pPr>
       <w:r>
         <w:rPr>
           <w:b/>
         </w:rPr>
-        <w:t>администратор</w:t>
-      </w:r>
-      <w:r>
-        <w:t xml:space="preserve"> (пользователи, состояние системы, резервные копии).</w:t>
+        <w:t>Фоновый обработчик</w:t>
+      </w:r>
+      <w:r>
+        <w:t xml:space="preserve"> (ARQ): генерация учебных сценариев, озвучка реплик, отчёты, резервные</w:t>
+      </w:r>
+    </w:p>
+    <w:p>
+      <w:r>
+        <w:t>копии.</w:t>
+      </w:r>
+    </w:p>
+    <w:p>
+      <w:pPr>
+        <w:pStyle w:val="a0"/>
+      </w:pPr>
+      <w:r>
+        <w:rPr>
+          <w:b/>
+        </w:rPr>
+        <w:t>Хранилища</w:t>
+      </w:r>
+      <w:r>
+        <w:t>: PostgreSQL с расширением pgvector для данных, истории и аудита; Redis для</w:t>
+      </w:r>
+    </w:p>
+    <w:p>
+      <w:r>
+        <w:lastRenderedPageBreak/>
+        <w:t>очереди задач и рассылки событий.</w:t>
+      </w:r>
+    </w:p>
+    <w:p>
+      <w:pPr>
+        <w:pStyle w:val="a0"/>
+      </w:pPr>
+      <w:r>
+        <w:rPr>
+          <w:b/>
+        </w:rPr>
+        <w:t>Модели внутри контура</w:t>
+      </w:r>
+      <w:r>
+        <w:t>: выбор реплики заявителя и генерация сценариев (языковые модели),</w:t>
+      </w:r>
+    </w:p>
+    <w:p>
+      <w:r>
+        <w:t>распознавание речи, синтез голоса, проверка грамотности.</w:t>
+      </w:r>
+    </w:p>
+    <w:p>
+      <w:pPr>
+        <w:pStyle w:val="a0"/>
+      </w:pPr>
+      <w:r>
+        <w:rPr>
+          <w:b/>
+        </w:rPr>
+        <w:t>Телефония</w:t>
+      </w:r>
+      <w:r>
+        <w:t xml:space="preserve"> (Asterisk): SIP и WebRTC, звонок заявителя обучающемуся, звонок диспетчера</w:t>
+      </w:r>
+    </w:p>
+    <w:p>
+      <w:r>
+        <w:t>дежурному службы, входящие доклады бригады, запись разговоров. Поддерживается настольный IP-телефон заказчика.</w:t>
+      </w:r>
+    </w:p>
+    <w:p>
+      <w:r>
+        <w:t>Всё разворачивается одной командой через Docker Compose и переносится в изолированный контур на носителе. Подробности в разделах «Архитектура решения» и «Установка, настройка и восстановление».</w:t>
       </w:r>
     </w:p>
     <w:p>
       <w:pPr>
         <w:pStyle w:val="21"/>
       </w:pPr>
-      <w:bookmarkStart w:id="3" w:name="_Toc241182896"/>
-      <w:r>
-        <w:t>Маршрут на 10 минут</w:t>
-      </w:r>
-      <w:bookmarkEnd w:id="3"/>
-    </w:p>
-    <w:p>
+      <w:bookmarkStart w:id="5" w:name="_Toc241183482"/>
+      <w:r>
+        <w:t>4. Как работает занятие</w:t>
+      </w:r>
+      <w:bookmarkEnd w:id="5"/>
+    </w:p>
+    <w:p>
+      <w:pPr>
+        <w:pStyle w:val="a"/>
+      </w:pPr>
+      <w:r>
+        <w:t>Преподаватель создаёт занятие: режим, группа, набор сценариев, норматив, порог зачёта.</w:t>
+      </w:r>
+    </w:p>
+    <w:p>
+      <w:pPr>
+        <w:pStyle w:val="a"/>
+      </w:pPr>
+      <w:r>
+        <w:t>Обучающийся получает карточку в журнал (или звонок, если режим «Приём вызова»). С этого</w:t>
+      </w:r>
+    </w:p>
+    <w:p>
+      <w:r>
+        <w:t>момента идёт норматив.</w:t>
+      </w:r>
+    </w:p>
+    <w:p>
+      <w:pPr>
+        <w:pStyle w:val="a"/>
+      </w:pPr>
+      <w:r>
+        <w:t>Обучающийся работает: принимает решение, ведёт статусы, звонит в службы, отвечает на доклады</w:t>
+      </w:r>
+    </w:p>
+    <w:p>
+      <w:r>
+        <w:t>бригады, заполняет поля карточки.</w:t>
+      </w:r>
+    </w:p>
+    <w:p>
+      <w:pPr>
+        <w:pStyle w:val="a"/>
+      </w:pPr>
+      <w:r>
+        <w:t>Система записывает каждое действие с отметкой времени и сравнивает с эталоном сценария.</w:t>
+      </w:r>
+    </w:p>
+    <w:p>
+      <w:pPr>
+        <w:pStyle w:val="a"/>
+      </w:pPr>
+      <w:r>
+        <w:t>После завершения формируется разбор: балл по составляющим, найденные ошибки с названиями из</w:t>
+      </w:r>
+    </w:p>
+    <w:p>
+      <w:r>
+        <w:t>памятки заказчика, расшифровка звонков, сравнение с эталоном.</w:t>
+      </w:r>
+    </w:p>
+    <w:p>
+      <w:pPr>
+        <w:pStyle w:val="a"/>
+      </w:pPr>
+      <w:r>
+        <w:t>Преподаватель видит результаты группы, слабые места по видам происшествий и прогноз</w:t>
+      </w:r>
+    </w:p>
+    <w:p>
+      <w:r>
+        <w:t>готовности к аттестации с объяснением причин.</w:t>
+      </w:r>
+    </w:p>
+    <w:p>
+      <w:pPr>
+        <w:pStyle w:val="21"/>
+      </w:pPr>
+      <w:bookmarkStart w:id="6" w:name="_Toc241183483"/>
+      <w:r>
+        <w:t>5. Исходные данные заказчика</w:t>
+      </w:r>
+      <w:bookmarkEnd w:id="6"/>
+    </w:p>
+    <w:p>
+      <w:pPr>
+        <w:pStyle w:val="a0"/>
+      </w:pPr>
       <w:r>
         <w:rPr>
           <w:b/>
         </w:rPr>
-        <w:t>1. Преподаватель, 2 минуты.</w:t>
-      </w:r>
-      <w:r>
-        <w:t xml:space="preserve"> Войдите преподавателем.</w:t>
+        <w:t>Классификатор происшествий</w:t>
+      </w:r>
+      <w:r>
+        <w:t>: 1283 итоговых типа, по признакам карточки подбираются службы.</w:t>
       </w:r>
     </w:p>
     <w:p>
@@ -6152,7 +7093,18 @@
         <w:pStyle w:val="a0"/>
       </w:pPr>
       <w:r>
-        <w:t>«Занятия»: откройте любое завершённое занятие, посмотрите отчёт и выгрузку.</w:t>
+        <w:rPr>
+          <w:b/>
+        </w:rPr>
+        <w:t>Памятка по работе с АРМ-112 для ДДС</w:t>
+      </w:r>
+      <w:r>
+        <w:t>: статусы реагирования, статусы карточки и перечень</w:t>
+      </w:r>
+    </w:p>
+    <w:p>
+      <w:r>
+        <w:t>типичных нарушений. Названия ошибок в разборе взяты оттуда, со ссылкой на страницу.</w:t>
       </w:r>
     </w:p>
     <w:p>
@@ -6160,12 +7112,13 @@
         <w:pStyle w:val="a0"/>
       </w:pPr>
       <w:r>
-        <w:t>«Аналитика»: выжимка текстом, тепловая карта «обучающиеся × группы происшествий», динамика по</w:t>
-      </w:r>
-    </w:p>
-    <w:p>
-      <w:r>
-        <w:t>неделям, типичные ошибки группы, прогноз готовности к аттестации.</w:t>
+        <w:rPr>
+          <w:b/>
+        </w:rPr>
+        <w:t>Учебные билеты</w:t>
+      </w:r>
+      <w:r>
+        <w:t>: 96 ситуаций распознаны и превращены в учебные сценарии.</w:t>
       </w:r>
     </w:p>
     <w:p>
@@ -6173,132 +7126,55 @@
         <w:pStyle w:val="a0"/>
       </w:pPr>
       <w:r>
-        <w:t xml:space="preserve">Ссылка </w:t>
-      </w:r>
-      <w:r>
         <w:rPr>
           <w:b/>
         </w:rPr>
-        <w:t>«Достоверность прогноза»</w:t>
-      </w:r>
-      <w:r>
-        <w:t>: качество модели на отложенной выборке, калибровка,</w:t>
-      </w:r>
-    </w:p>
-    <w:p>
-      <w:r>
-        <w:t>вес признаков и честное объяснение, откуда взяты данные.</w:t>
-      </w:r>
-    </w:p>
-    <w:p>
-      <w:r>
-        <w:rPr>
-          <w:b/>
-        </w:rPr>
-        <w:t>2. Обучающийся, 5 минут.</w:t>
-      </w:r>
-      <w:r>
-        <w:t xml:space="preserve"> Войдите обучающимся, откройте активное занятие.</w:t>
-      </w:r>
-    </w:p>
-    <w:p>
-      <w:pPr>
-        <w:pStyle w:val="a0"/>
-      </w:pPr>
-      <w:r>
-        <w:t xml:space="preserve">Режим </w:t>
-      </w:r>
-      <w:r>
-        <w:rPr>
-          <w:b/>
-        </w:rPr>
-        <w:t>«Реагирование на карточку»</w:t>
-      </w:r>
-      <w:r>
-        <w:t>: журнал происшествий, карточка, первичный статус в</w:t>
-      </w:r>
-    </w:p>
-    <w:p>
-      <w:r>
-        <w:t>течение норматива, ход работ, звонок дежурному службы, доклады бригады по телефону.</w:t>
-      </w:r>
-    </w:p>
-    <w:p>
-      <w:pPr>
-        <w:pStyle w:val="a0"/>
-      </w:pPr>
-      <w:r>
-        <w:t xml:space="preserve">Режим </w:t>
-      </w:r>
-      <w:r>
-        <w:rPr>
-          <w:b/>
-        </w:rPr>
-        <w:t>«Приём вызова»</w:t>
-      </w:r>
-      <w:r>
-        <w:t>: звонок заявителя, его роль играет модель, заполнение адреса и</w:t>
-      </w:r>
-    </w:p>
-    <w:p>
-      <w:r>
-        <w:t>опросной карты, выбор служб, сохранение карточки.</w:t>
-      </w:r>
-    </w:p>
-    <w:p>
-      <w:pPr>
-        <w:pStyle w:val="a0"/>
-      </w:pPr>
-      <w:r>
-        <w:t xml:space="preserve">После завершения карточки откройте </w:t>
-      </w:r>
-      <w:r>
-        <w:rPr>
-          <w:b/>
-        </w:rPr>
-        <w:t>разбор</w:t>
-      </w:r>
-      <w:r>
-        <w:t>: составляющие оценки, эталон против решения,</w:t>
-      </w:r>
-    </w:p>
-    <w:p>
-      <w:r>
-        <w:t>найденные ошибки со ссылками на страницы памятки заказчика, расшифровка звонков.</w:t>
-      </w:r>
-    </w:p>
-    <w:p>
-      <w:r>
-        <w:rPr>
-          <w:b/>
-        </w:rPr>
-        <w:t>3. Администратор, 1 минута.</w:t>
-      </w:r>
-      <w:r>
-        <w:t xml:space="preserve"> Состояние сервисов, журнал аудита, резервные копии.</w:t>
-      </w:r>
-    </w:p>
-    <w:p>
-      <w:r>
-        <w:rPr>
-          <w:b/>
-        </w:rPr>
+        <w:t>Скриншоты живой системы</w:t>
+      </w:r>
+      <w:r>
+        <w:t xml:space="preserve"> от 17.09.2026: по ним воспроизведены реестр происшествий и</w:t>
+      </w:r>
+    </w:p>
+    <w:p>
+      <w:r>
+        <w:t>карточка, включая состав колонок, строку статуса и полосу служб.</w:t>
+      </w:r>
+    </w:p>
+    <w:p>
+      <w:r>
         <w:lastRenderedPageBreak/>
-        <w:t>4. Код и документы, 2 минуты.</w:t>
-      </w:r>
-      <w:r>
-        <w:t xml:space="preserve"> Разделы ниже.</w:t>
+        <w:t>Разбор данных и способ загрузки описаны в разделе «Данные заказчика».</w:t>
       </w:r>
     </w:p>
     <w:p>
       <w:pPr>
         <w:pStyle w:val="21"/>
       </w:pPr>
-      <w:bookmarkStart w:id="4" w:name="_Toc241182897"/>
-      <w:r>
-        <w:t>Где ответ по каждому критерию</w:t>
-      </w:r>
-      <w:bookmarkEnd w:id="4"/>
+      <w:bookmarkStart w:id="7" w:name="_Toc241183484"/>
+      <w:r>
+        <w:t>6. Оценка действий и прогноз</w:t>
+      </w:r>
+      <w:bookmarkEnd w:id="7"/>
+    </w:p>
+    <w:p>
+      <w:r>
+        <w:t>Оценка складывается из независимых составляющих: решение по карточке, время относительно норматива, цепочка статусов, звонки в службы, комментарии и номер наряда, типичные ошибки, грамотность. Неприменимые к сценарию составляющие отбрасываются, остальные нормируются к 100. Каждый балл объясняется в разборе, преподаватель вправе изменить итог с указанием причины, и это изменение фиксируется в журнале.</w:t>
+      </w:r>
+    </w:p>
+    <w:p>
+      <w:r>
+        <w:t>Прогноз готовности к аттестации считается по истории попыток обучающегося и показывается вместе с проверкой достоверности: качество модели на отложенной выборке, калибровка обещанной вероятности против фактической и вклад признаков. Методика в разделе «Методы обработки данных».</w:t>
+      </w:r>
+    </w:p>
+    <w:p>
+      <w:pPr>
+        <w:pStyle w:val="21"/>
+      </w:pPr>
+      <w:bookmarkStart w:id="8" w:name="_Toc241183485"/>
+      <w:r>
+        <w:t>7. Что проверено</w:t>
+      </w:r>
+      <w:bookmarkEnd w:id="8"/>
     </w:p>
     <w:tbl>
       <w:tblPr>
@@ -6321,7 +7197,7 @@
                 <w:b/>
                 <w:sz w:val="18"/>
               </w:rPr>
-              <w:t>Критерий экспертизы</w:t>
+              <w:t>Проверка</w:t>
             </w:r>
           </w:p>
         </w:tc>
@@ -6335,7 +7211,7 @@
                 <w:b/>
                 <w:sz w:val="18"/>
               </w:rPr>
-              <w:t>Где смотреть</w:t>
+              <w:t>Результат</w:t>
             </w:r>
           </w:p>
         </w:tc>
@@ -6350,7 +7226,7 @@
               <w:rPr>
                 <w:sz w:val="18"/>
               </w:rPr>
-              <w:t>Идея и способ решения, используемые технологии</w:t>
+              <w:t>Подсчёт баллов на живых звонках</w:t>
             </w:r>
           </w:p>
         </w:tc>
@@ -6363,7 +7239,7 @@
               <w:rPr>
                 <w:sz w:val="18"/>
               </w:rPr>
-              <w:t>ARCHITECTURE.md, LIBRARIES.md</w:t>
+              <w:t>12 звонков, 408 сверок итога и составляющих с независимым пересчётом, расхождений нет</w:t>
             </w:r>
           </w:p>
         </w:tc>
@@ -6378,7 +7254,7 @@
               <w:rPr>
                 <w:sz w:val="18"/>
               </w:rPr>
-              <w:t>Качество кода</w:t>
+              <w:t>Отклик интерфейса при 100 пользователях</w:t>
             </w:r>
           </w:p>
         </w:tc>
@@ -6389,29 +7265,9 @@
           <w:p>
             <w:r>
               <w:rPr>
-                <w:rFonts w:ascii="Consolas" w:hAnsi="Consolas"/>
-                <w:sz w:val="18"/>
-              </w:rPr>
-              <w:t>backend/app</w:t>
-            </w:r>
-            <w:r>
-              <w:rPr>
-                <w:sz w:val="18"/>
-              </w:rPr>
-              <w:t xml:space="preserve"> и </w:t>
-            </w:r>
-            <w:r>
-              <w:rPr>
-                <w:rFonts w:ascii="Consolas" w:hAnsi="Consolas"/>
-                <w:sz w:val="18"/>
-              </w:rPr>
-              <w:t>frontend/src</w:t>
-            </w:r>
-            <w:r>
-              <w:rPr>
-                <w:sz w:val="18"/>
-              </w:rPr>
-              <w:t>, тесты: 64 набора на сервере и 19 в интерфейсе; запуск в README</w:t>
+                <w:sz w:val="18"/>
+              </w:rPr>
+              <w:t>худшее значение 1,8 с при требовании ТЗ не более 2 с</w:t>
             </w:r>
           </w:p>
         </w:tc>
@@ -6426,7 +7282,7 @@
               <w:rPr>
                 <w:sz w:val="18"/>
               </w:rPr>
-              <w:t>Возможность интеграции в другие системы</w:t>
+              <w:t>Одновременные занятия</w:t>
             </w:r>
           </w:p>
         </w:tc>
@@ -6439,33 +7295,7 @@
               <w:rPr>
                 <w:sz w:val="18"/>
               </w:rPr>
-              <w:t xml:space="preserve">HTTP API с описанием OpenAPI на </w:t>
-            </w:r>
-            <w:r>
-              <w:rPr>
-                <w:rFonts w:ascii="Consolas" w:hAnsi="Consolas"/>
-                <w:sz w:val="18"/>
-              </w:rPr>
-              <w:t>/api/openapi.json</w:t>
-            </w:r>
-            <w:r>
-              <w:rPr>
-                <w:sz w:val="18"/>
-              </w:rPr>
-              <w:t xml:space="preserve"> (страница </w:t>
-            </w:r>
-            <w:r>
-              <w:rPr>
-                <w:rFonts w:ascii="Consolas" w:hAnsi="Consolas"/>
-                <w:sz w:val="18"/>
-              </w:rPr>
-              <w:t>/api/docs</w:t>
-            </w:r>
-            <w:r>
-              <w:rPr>
-                <w:sz w:val="18"/>
-              </w:rPr>
-              <w:t xml:space="preserve"> включается вне боевого режима), обмен по протоколам SIP и ARI, адрес модели задаётся настройкой, см. ARCHITECTURE.md</w:t>
+              <w:t>20 обучающихся ведут карточки одновременно, отклик 1,1 с</w:t>
             </w:r>
           </w:p>
         </w:tc>
@@ -6480,7 +7310,7 @@
               <w:rPr>
                 <w:sz w:val="18"/>
               </w:rPr>
-              <w:t>Скорость работы решения</w:t>
+              <w:t>Запись в базу</w:t>
             </w:r>
           </w:p>
         </w:tc>
@@ -6493,7 +7323,7 @@
               <w:rPr>
                 <w:sz w:val="18"/>
               </w:rPr>
-              <w:t>PERFORMANCE.md: отклик при 100 пользователях, 20 одновременных занятий, запись в базу, задержка голоса, время ответа модели на процессоре</w:t>
+              <w:t>825 событий в секунду при требовании не менее 100</w:t>
             </w:r>
           </w:p>
         </w:tc>
@@ -6508,7 +7338,7 @@
               <w:rPr>
                 <w:sz w:val="18"/>
               </w:rPr>
-              <w:t>Проверка работы расчётов</w:t>
+              <w:t>Задержка голоса в линии</w:t>
             </w:r>
           </w:p>
         </w:tc>
@@ -6521,7 +7351,7 @@
               <w:rPr>
                 <w:sz w:val="18"/>
               </w:rPr>
-              <w:t>VOICE_TESTS.md: 12 живых звонков, 408 проверок подсчёта баллов без расхождений с независимым пересчётом; формулы в METHODS.md, раздел 2</w:t>
+              <w:t>2 мс в локальной сети при требовании не более 150 мс</w:t>
             </w:r>
           </w:p>
         </w:tc>
@@ -6536,7 +7366,7 @@
               <w:rPr>
                 <w:sz w:val="18"/>
               </w:rPr>
-              <w:t>Проверка прогнозирования и достоверности</w:t>
+              <w:t>Автоматические тесты</w:t>
             </w:r>
           </w:p>
         </w:tc>
@@ -6549,168 +7379,919 @@
               <w:rPr>
                 <w:sz w:val="18"/>
               </w:rPr>
-              <w:t>Страница «Достоверность прогноза» в кабинете преподавателя; методика в METHODS.md, раздел 5</w:t>
-            </w:r>
-          </w:p>
-        </w:tc>
-      </w:tr>
-      <w:tr>
-        <w:tc>
-          <w:tcPr>
-            <w:tcW w:w="5128" w:type="dxa"/>
-          </w:tcPr>
-          <w:p>
-            <w:r>
-              <w:rPr>
-                <w:sz w:val="18"/>
-              </w:rPr>
-              <w:t>Объективность диаграмм</w:t>
-            </w:r>
-          </w:p>
-        </w:tc>
-        <w:tc>
-          <w:tcPr>
-            <w:tcW w:w="5128" w:type="dxa"/>
-          </w:tcPr>
-          <w:p>
-            <w:r>
-              <w:rPr>
-                <w:sz w:val="18"/>
-              </w:rPr>
-              <w:t>Раздел «Аналитика»: под каждым графиком написано, из каких данных он построен и за какой период</w:t>
-            </w:r>
-          </w:p>
-        </w:tc>
-      </w:tr>
-      <w:tr>
-        <w:tc>
-          <w:tcPr>
-            <w:tcW w:w="5128" w:type="dxa"/>
-          </w:tcPr>
-          <w:p>
-            <w:r>
-              <w:rPr>
-                <w:sz w:val="18"/>
-              </w:rPr>
-              <w:t>Соответствие техническому заданию</w:t>
-            </w:r>
-          </w:p>
-        </w:tc>
-        <w:tc>
-          <w:tcPr>
-            <w:tcW w:w="5128" w:type="dxa"/>
-          </w:tcPr>
-          <w:p>
-            <w:r>
-              <w:rPr>
-                <w:sz w:val="18"/>
-              </w:rPr>
-              <w:t>REQUIREMENTS_MATRIX.md: каждый пункт ТЗ, где реализован и как проверить</w:t>
-            </w:r>
-          </w:p>
-        </w:tc>
-      </w:tr>
-      <w:tr>
-        <w:tc>
-          <w:tcPr>
-            <w:tcW w:w="5128" w:type="dxa"/>
-          </w:tcPr>
-          <w:p>
-            <w:r>
-              <w:rPr>
-                <w:sz w:val="18"/>
-              </w:rPr>
-              <w:t>Полнота сопроводительной документации</w:t>
-            </w:r>
-          </w:p>
-        </w:tc>
-        <w:tc>
-          <w:tcPr>
-            <w:tcW w:w="5128" w:type="dxa"/>
-          </w:tcPr>
-          <w:p>
-            <w:r>
-              <w:rPr>
-                <w:rFonts w:ascii="Consolas" w:hAnsi="Consolas"/>
-                <w:sz w:val="18"/>
-              </w:rPr>
-              <w:t>docs/</w:t>
-            </w:r>
-            <w:r>
-              <w:rPr>
-                <w:sz w:val="18"/>
-              </w:rPr>
-              <w:t>: архитектура, методы, установка, руководство пользователя, ограничения, данные, библиотеки</w:t>
-            </w:r>
-          </w:p>
-        </w:tc>
-      </w:tr>
-      <w:tr>
-        <w:tc>
-          <w:tcPr>
-            <w:tcW w:w="5128" w:type="dxa"/>
-          </w:tcPr>
-          <w:p>
-            <w:r>
-              <w:rPr>
-                <w:sz w:val="18"/>
-              </w:rPr>
-              <w:t>Честные границы решения</w:t>
-            </w:r>
-          </w:p>
-        </w:tc>
-        <w:tc>
-          <w:tcPr>
-            <w:tcW w:w="5128" w:type="dxa"/>
-          </w:tcPr>
-          <w:p>
-            <w:r>
-              <w:rPr>
-                <w:sz w:val="18"/>
-              </w:rPr>
-              <w:t>LIMITATIONS.md: что система не делает и почему</w:t>
-            </w:r>
-          </w:p>
-        </w:tc>
-      </w:tr>
-      <w:tr>
-        <w:tc>
-          <w:tcPr>
-            <w:tcW w:w="5128" w:type="dxa"/>
-          </w:tcPr>
-          <w:p>
-            <w:r>
-              <w:rPr>
-                <w:sz w:val="18"/>
-              </w:rPr>
-              <w:t>Работа с данными заказчика</w:t>
-            </w:r>
-          </w:p>
-        </w:tc>
-        <w:tc>
-          <w:tcPr>
-            <w:tcW w:w="5128" w:type="dxa"/>
-          </w:tcPr>
-          <w:p>
-            <w:r>
-              <w:rPr>
-                <w:sz w:val="18"/>
-              </w:rPr>
-              <w:t>DATASET.md: классификатор происшествий, памятка, учебные билеты, что загружено и как</w:t>
+              <w:t>64 набора на сервере и 19 в интерфейсе</w:t>
             </w:r>
           </w:p>
         </w:tc>
       </w:tr>
     </w:tbl>
+    <w:p>
+      <w:r>
+        <w:t>Цифры и способ замера приведены в разделе «Производительность и нагрузка».</w:t>
+      </w:r>
+    </w:p>
     <w:p>
       <w:pPr>
         <w:pStyle w:val="21"/>
       </w:pPr>
-      <w:bookmarkStart w:id="5" w:name="_Toc241182898"/>
+      <w:bookmarkStart w:id="9" w:name="_Toc241183486"/>
+      <w:r>
+        <w:t>8. Соответствие техническому заданию</w:t>
+      </w:r>
+      <w:bookmarkEnd w:id="9"/>
+    </w:p>
+    <w:p>
+      <w:r>
+        <w:t>Требования ТЗ разобраны построчно в разделе «Соответствие техническому заданию»: 174 пункта, по каждому указано, где он реализован и как это проверить. Выполнено 156 пунктов, частично 16, не выполнено 2 (вход через внешний каталог учётных записей и статусы телефонии оператора с постобработкой вызова).</w:t>
+      </w:r>
+    </w:p>
+    <w:p>
+      <w:pPr>
+        <w:pStyle w:val="21"/>
+      </w:pPr>
+      <w:bookmarkStart w:id="10" w:name="_Toc241183487"/>
+      <w:r>
+        <w:t>9. Границы решения</w:t>
+      </w:r>
+      <w:bookmarkEnd w:id="10"/>
+    </w:p>
+    <w:p>
+      <w:r>
+        <w:t>Тренажёр не обрабатывает реальные вызовы, не содержит функций боевой системы-112 и не работает с персональными данными вне учебного процесса. Полный перечень ограничений и сознательных решений, включая расхождения между документами заказчика, приведён в разделе «Условия и ограничения решения».</w:t>
+      </w:r>
+    </w:p>
+    <w:p>
+      <w:pPr>
+        <w:pStyle w:val="21"/>
+      </w:pPr>
+      <w:bookmarkStart w:id="11" w:name="_Toc241183488"/>
+      <w:r>
+        <w:t>10. Состав поставки</w:t>
+      </w:r>
+      <w:bookmarkEnd w:id="11"/>
+    </w:p>
+    <w:p>
+      <w:pPr>
+        <w:pStyle w:val="a0"/>
+      </w:pPr>
+      <w:r>
+        <w:t xml:space="preserve">исходный код без обфускации, с инструкцией запуска в </w:t>
+      </w:r>
+      <w:r>
+        <w:rPr>
+          <w:rFonts w:ascii="Consolas" w:hAnsi="Consolas"/>
+          <w:sz w:val="20"/>
+        </w:rPr>
+        <w:t>README.md</w:t>
+      </w:r>
+      <w:r>
+        <w:t>;</w:t>
+      </w:r>
+    </w:p>
+    <w:p>
+      <w:pPr>
+        <w:pStyle w:val="a0"/>
+      </w:pPr>
+      <w:r>
+        <w:t>сопроводительная документация: настоящий документ и разделы 2-12;</w:t>
+      </w:r>
+    </w:p>
+    <w:p>
+      <w:pPr>
+        <w:pStyle w:val="a0"/>
+      </w:pPr>
+      <w:r>
+        <w:t>учебные данные: классификатор, сценарии, билеты, реплики;</w:t>
+      </w:r>
+    </w:p>
+    <w:p>
+      <w:pPr>
+        <w:pStyle w:val="a0"/>
+      </w:pPr>
+      <w:r>
+        <w:t>файлы развёртывания: Docker Compose, примеры настроек, скрипты резервного копирования;</w:t>
+      </w:r>
+    </w:p>
+    <w:p>
+      <w:pPr>
+        <w:pStyle w:val="a0"/>
+      </w:pPr>
+      <w:r>
+        <w:t>презентация решения.</w:t>
+      </w:r>
+    </w:p>
+    <w:p>
+      <w:r>
+        <w:br w:type="page"/>
+      </w:r>
+    </w:p>
+    <w:p>
+      <w:pPr>
+        <w:pStyle w:val="1"/>
+      </w:pPr>
+      <w:bookmarkStart w:id="12" w:name="_Toc241183489"/>
+      <w:r>
+        <w:lastRenderedPageBreak/>
+        <w:t>2. Маршрут проверки решения</w:t>
+      </w:r>
+      <w:bookmarkEnd w:id="12"/>
+    </w:p>
+    <w:p>
+      <w:r>
+        <w:t xml:space="preserve">Короткий маршрут для эксперта: что открыть, под кем войти, на что смотреть и где лежит ответ по каждому критерию оценки. Полные описания в остальных документах </w:t>
+      </w:r>
+      <w:r>
+        <w:rPr>
+          <w:rFonts w:ascii="Consolas" w:hAnsi="Consolas"/>
+          <w:sz w:val="20"/>
+        </w:rPr>
+        <w:t>docs/</w:t>
+      </w:r>
+      <w:r>
+        <w:t>, здесь только навигация.</w:t>
+      </w:r>
+    </w:p>
+    <w:p>
+      <w:r>
+        <w:rPr>
+          <w:b/>
+        </w:rPr>
+        <w:t>Что это за система.</w:t>
+      </w:r>
+      <w:r>
+        <w:t xml:space="preserve"> Учебное программное обеспечение для подготовки диспетчера ДДС города Москвы: имитация рабочего места АРМ-112, звонки, автоматическая оценка действий обучающегося, кабинет преподавателя и прогноз готовности к аттестации. Работает в закрытом контуре без интернета, на процессоре, без видеокарты.</w:t>
+      </w:r>
+    </w:p>
+    <w:p>
+      <w:pPr>
+        <w:pStyle w:val="21"/>
+      </w:pPr>
+      <w:bookmarkStart w:id="13" w:name="_Toc241183490"/>
+      <w:r>
+        <w:t>Как открыть</w:t>
+      </w:r>
+      <w:bookmarkEnd w:id="13"/>
+    </w:p>
+    <w:tbl>
+      <w:tblPr>
+        <w:tblStyle w:val="aff0"/>
+        <w:tblW w:w="0" w:type="auto"/>
+        <w:tblLook w:val="04A0" w:firstRow="1" w:lastRow="0" w:firstColumn="1" w:lastColumn="0" w:noHBand="0" w:noVBand="1"/>
+      </w:tblPr>
+      <w:tblGrid>
+        <w:gridCol w:w="5128"/>
+        <w:gridCol w:w="5128"/>
+      </w:tblGrid>
+      <w:tr>
+        <w:tc>
+          <w:tcPr>
+            <w:tcW w:w="5128" w:type="dxa"/>
+          </w:tcPr>
+          <w:p>
+            <w:r>
+              <w:rPr>
+                <w:b/>
+                <w:sz w:val="18"/>
+              </w:rPr>
+              <w:t>Способ</w:t>
+            </w:r>
+          </w:p>
+        </w:tc>
+        <w:tc>
+          <w:tcPr>
+            <w:tcW w:w="5128" w:type="dxa"/>
+          </w:tcPr>
+          <w:p>
+            <w:r>
+              <w:rPr>
+                <w:b/>
+                <w:sz w:val="18"/>
+              </w:rPr>
+              <w:t>Что делать</w:t>
+            </w:r>
+          </w:p>
+        </w:tc>
+      </w:tr>
+      <w:tr>
+        <w:tc>
+          <w:tcPr>
+            <w:tcW w:w="5128" w:type="dxa"/>
+          </w:tcPr>
+          <w:p>
+            <w:r>
+              <w:rPr>
+                <w:sz w:val="18"/>
+              </w:rPr>
+              <w:t>Готовый стенд</w:t>
+            </w:r>
+          </w:p>
+        </w:tc>
+        <w:tc>
+          <w:tcPr>
+            <w:tcW w:w="5128" w:type="dxa"/>
+          </w:tcPr>
+          <w:p>
+            <w:r>
+              <w:rPr>
+                <w:sz w:val="18"/>
+              </w:rPr>
+              <w:t>Адрес и демонстрационные логины указаны в форме сдачи. Логины и пароли продублированы на странице входа стенда, отдельно запрашивать ничего не нужно</w:t>
+            </w:r>
+          </w:p>
+        </w:tc>
+      </w:tr>
+      <w:tr>
+        <w:tc>
+          <w:tcPr>
+            <w:tcW w:w="5128" w:type="dxa"/>
+          </w:tcPr>
+          <w:p>
+            <w:r>
+              <w:rPr>
+                <w:sz w:val="18"/>
+              </w:rPr>
+              <w:t>У себя</w:t>
+            </w:r>
+          </w:p>
+        </w:tc>
+        <w:tc>
+          <w:tcPr>
+            <w:tcW w:w="5128" w:type="dxa"/>
+          </w:tcPr>
+          <w:p>
+            <w:r>
+              <w:rPr>
+                <w:rFonts w:ascii="Consolas" w:hAnsi="Consolas"/>
+                <w:sz w:val="18"/>
+              </w:rPr>
+              <w:t>git clone</w:t>
+            </w:r>
+            <w:r>
+              <w:rPr>
+                <w:sz w:val="18"/>
+              </w:rPr>
+              <w:t xml:space="preserve">, </w:t>
+            </w:r>
+            <w:r>
+              <w:rPr>
+                <w:rFonts w:ascii="Consolas" w:hAnsi="Consolas"/>
+                <w:sz w:val="18"/>
+              </w:rPr>
+              <w:t>cp .env.example .env</w:t>
+            </w:r>
+            <w:r>
+              <w:rPr>
+                <w:sz w:val="18"/>
+              </w:rPr>
+              <w:t xml:space="preserve">, </w:t>
+            </w:r>
+            <w:r>
+              <w:rPr>
+                <w:rFonts w:ascii="Consolas" w:hAnsi="Consolas"/>
+                <w:sz w:val="18"/>
+              </w:rPr>
+              <w:t>docker compose up -d --build</w:t>
+            </w:r>
+            <w:r>
+              <w:rPr>
+                <w:sz w:val="18"/>
+              </w:rPr>
+              <w:t xml:space="preserve">, через минуту </w:t>
+            </w:r>
+            <w:r>
+              <w:rPr>
+                <w:rFonts w:ascii="Consolas" w:hAnsi="Consolas"/>
+                <w:sz w:val="18"/>
+              </w:rPr>
+              <w:t>https://localhost</w:t>
+            </w:r>
+            <w:r>
+              <w:rPr>
+                <w:sz w:val="18"/>
+              </w:rPr>
+              <w:t>. Подробно в README и INSTALL.md</w:t>
+            </w:r>
+          </w:p>
+        </w:tc>
+      </w:tr>
+    </w:tbl>
+    <w:p>
+      <w:r>
+        <w:t xml:space="preserve">Роли: </w:t>
+      </w:r>
+      <w:r>
+        <w:rPr>
+          <w:b/>
+        </w:rPr>
+        <w:t>преподаватель</w:t>
+      </w:r>
+      <w:r>
+        <w:t xml:space="preserve"> (занятия, отчёты, аналитика), </w:t>
+      </w:r>
+      <w:r>
+        <w:rPr>
+          <w:b/>
+        </w:rPr>
+        <w:t>обучающийся</w:t>
+      </w:r>
+      <w:r>
+        <w:t xml:space="preserve"> (рабочее место диспетчера и оператора 112), </w:t>
+      </w:r>
+      <w:r>
+        <w:rPr>
+          <w:b/>
+        </w:rPr>
+        <w:t>администратор</w:t>
+      </w:r>
+      <w:r>
+        <w:t xml:space="preserve"> (пользователи, состояние системы, резервные копии).</w:t>
+      </w:r>
+    </w:p>
+    <w:p>
+      <w:pPr>
+        <w:pStyle w:val="21"/>
+      </w:pPr>
+      <w:bookmarkStart w:id="14" w:name="_Toc241183491"/>
+      <w:r>
+        <w:t>Маршрут на 10 минут</w:t>
+      </w:r>
+      <w:bookmarkEnd w:id="14"/>
+    </w:p>
+    <w:p>
+      <w:r>
+        <w:rPr>
+          <w:b/>
+        </w:rPr>
+        <w:t>1. Преподаватель, 2 минуты.</w:t>
+      </w:r>
+      <w:r>
+        <w:t xml:space="preserve"> Войдите преподавателем.</w:t>
+      </w:r>
+    </w:p>
+    <w:p>
+      <w:pPr>
+        <w:pStyle w:val="a0"/>
+      </w:pPr>
+      <w:r>
+        <w:t>«Занятия»: откройте любое завершённое занятие, посмотрите отчёт и выгрузку.</w:t>
+      </w:r>
+    </w:p>
+    <w:p>
+      <w:pPr>
+        <w:pStyle w:val="a0"/>
+      </w:pPr>
+      <w:r>
+        <w:t>«Аналитика»: выжимка текстом, тепловая карта «обучающиеся × группы происшествий», динамика по</w:t>
+      </w:r>
+    </w:p>
+    <w:p>
+      <w:r>
+        <w:t>неделям, типичные ошибки группы, прогноз готовности к аттестации.</w:t>
+      </w:r>
+    </w:p>
+    <w:p>
+      <w:pPr>
+        <w:pStyle w:val="a0"/>
+      </w:pPr>
+      <w:r>
+        <w:t xml:space="preserve">Ссылка </w:t>
+      </w:r>
+      <w:r>
+        <w:rPr>
+          <w:b/>
+        </w:rPr>
+        <w:t>«Достоверность прогноза»</w:t>
+      </w:r>
+      <w:r>
+        <w:t>: качество модели на отложенной выборке, калибровка,</w:t>
+      </w:r>
+    </w:p>
+    <w:p>
+      <w:r>
+        <w:t>вес признаков и честное объяснение, откуда взяты данные.</w:t>
+      </w:r>
+    </w:p>
+    <w:p>
+      <w:r>
+        <w:rPr>
+          <w:b/>
+        </w:rPr>
+        <w:t>2. Обучающийся, 5 минут.</w:t>
+      </w:r>
+      <w:r>
+        <w:t xml:space="preserve"> Войдите обучающимся, откройте активное занятие.</w:t>
+      </w:r>
+    </w:p>
+    <w:p>
+      <w:pPr>
+        <w:pStyle w:val="a0"/>
+      </w:pPr>
+      <w:r>
+        <w:t xml:space="preserve">Режим </w:t>
+      </w:r>
+      <w:r>
+        <w:rPr>
+          <w:b/>
+        </w:rPr>
+        <w:t>«Реагирование на карточку»</w:t>
+      </w:r>
+      <w:r>
+        <w:t>: журнал происшествий, карточка, первичный статус в</w:t>
+      </w:r>
+    </w:p>
+    <w:p>
+      <w:r>
+        <w:t>течение норматива, ход работ, звонок дежурному службы, доклады бригады по телефону.</w:t>
+      </w:r>
+    </w:p>
+    <w:p>
+      <w:pPr>
+        <w:pStyle w:val="a0"/>
+      </w:pPr>
+      <w:r>
+        <w:t xml:space="preserve">Режим </w:t>
+      </w:r>
+      <w:r>
+        <w:rPr>
+          <w:b/>
+        </w:rPr>
+        <w:t>«Приём вызова»</w:t>
+      </w:r>
+      <w:r>
+        <w:t>: звонок заявителя, его роль играет модель, заполнение адреса и</w:t>
+      </w:r>
+    </w:p>
+    <w:p>
+      <w:r>
+        <w:t>опросной карты, выбор служб, сохранение карточки.</w:t>
+      </w:r>
+    </w:p>
+    <w:p>
+      <w:pPr>
+        <w:pStyle w:val="a0"/>
+      </w:pPr>
+      <w:r>
+        <w:t xml:space="preserve">После завершения карточки откройте </w:t>
+      </w:r>
+      <w:r>
+        <w:rPr>
+          <w:b/>
+        </w:rPr>
+        <w:t>разбор</w:t>
+      </w:r>
+      <w:r>
+        <w:t>: составляющие оценки, эталон против решения,</w:t>
+      </w:r>
+    </w:p>
+    <w:p>
+      <w:r>
+        <w:t>найденные ошибки со ссылками на страницы памятки заказчика, расшифровка звонков.</w:t>
+      </w:r>
+    </w:p>
+    <w:p>
+      <w:r>
+        <w:rPr>
+          <w:b/>
+        </w:rPr>
+        <w:t>3. Администратор, 1 минута.</w:t>
+      </w:r>
+      <w:r>
+        <w:t xml:space="preserve"> Состояние сервисов, журнал аудита, резервные копии.</w:t>
+      </w:r>
+    </w:p>
+    <w:p>
+      <w:r>
+        <w:rPr>
+          <w:b/>
+        </w:rPr>
+        <w:lastRenderedPageBreak/>
+        <w:t>4. Код и документы, 2 минуты.</w:t>
+      </w:r>
+      <w:r>
+        <w:t xml:space="preserve"> Разделы ниже.</w:t>
+      </w:r>
+    </w:p>
+    <w:p>
+      <w:pPr>
+        <w:pStyle w:val="21"/>
+      </w:pPr>
+      <w:bookmarkStart w:id="15" w:name="_Toc241183492"/>
+      <w:r>
+        <w:t>Где ответ по каждому критерию</w:t>
+      </w:r>
+      <w:bookmarkEnd w:id="15"/>
+    </w:p>
+    <w:tbl>
+      <w:tblPr>
+        <w:tblStyle w:val="aff0"/>
+        <w:tblW w:w="0" w:type="auto"/>
+        <w:tblLook w:val="04A0" w:firstRow="1" w:lastRow="0" w:firstColumn="1" w:lastColumn="0" w:noHBand="0" w:noVBand="1"/>
+      </w:tblPr>
+      <w:tblGrid>
+        <w:gridCol w:w="5128"/>
+        <w:gridCol w:w="5128"/>
+      </w:tblGrid>
+      <w:tr>
+        <w:tc>
+          <w:tcPr>
+            <w:tcW w:w="5128" w:type="dxa"/>
+          </w:tcPr>
+          <w:p>
+            <w:r>
+              <w:rPr>
+                <w:b/>
+                <w:sz w:val="18"/>
+              </w:rPr>
+              <w:t>Критерий экспертизы</w:t>
+            </w:r>
+          </w:p>
+        </w:tc>
+        <w:tc>
+          <w:tcPr>
+            <w:tcW w:w="5128" w:type="dxa"/>
+          </w:tcPr>
+          <w:p>
+            <w:r>
+              <w:rPr>
+                <w:b/>
+                <w:sz w:val="18"/>
+              </w:rPr>
+              <w:t>Где смотреть</w:t>
+            </w:r>
+          </w:p>
+        </w:tc>
+      </w:tr>
+      <w:tr>
+        <w:tc>
+          <w:tcPr>
+            <w:tcW w:w="5128" w:type="dxa"/>
+          </w:tcPr>
+          <w:p>
+            <w:r>
+              <w:rPr>
+                <w:sz w:val="18"/>
+              </w:rPr>
+              <w:t>Идея и способ решения, используемые технологии</w:t>
+            </w:r>
+          </w:p>
+        </w:tc>
+        <w:tc>
+          <w:tcPr>
+            <w:tcW w:w="5128" w:type="dxa"/>
+          </w:tcPr>
+          <w:p>
+            <w:r>
+              <w:rPr>
+                <w:sz w:val="18"/>
+              </w:rPr>
+              <w:t>ARCHITECTURE.md, LIBRARIES.md</w:t>
+            </w:r>
+          </w:p>
+        </w:tc>
+      </w:tr>
+      <w:tr>
+        <w:tc>
+          <w:tcPr>
+            <w:tcW w:w="5128" w:type="dxa"/>
+          </w:tcPr>
+          <w:p>
+            <w:r>
+              <w:rPr>
+                <w:sz w:val="18"/>
+              </w:rPr>
+              <w:t>Качество кода</w:t>
+            </w:r>
+          </w:p>
+        </w:tc>
+        <w:tc>
+          <w:tcPr>
+            <w:tcW w:w="5128" w:type="dxa"/>
+          </w:tcPr>
+          <w:p>
+            <w:r>
+              <w:rPr>
+                <w:rFonts w:ascii="Consolas" w:hAnsi="Consolas"/>
+                <w:sz w:val="18"/>
+              </w:rPr>
+              <w:t>backend/app</w:t>
+            </w:r>
+            <w:r>
+              <w:rPr>
+                <w:sz w:val="18"/>
+              </w:rPr>
+              <w:t xml:space="preserve"> и </w:t>
+            </w:r>
+            <w:r>
+              <w:rPr>
+                <w:rFonts w:ascii="Consolas" w:hAnsi="Consolas"/>
+                <w:sz w:val="18"/>
+              </w:rPr>
+              <w:t>frontend/src</w:t>
+            </w:r>
+            <w:r>
+              <w:rPr>
+                <w:sz w:val="18"/>
+              </w:rPr>
+              <w:t>, тесты: 64 набора на сервере и 19 в интерфейсе; запуск в README</w:t>
+            </w:r>
+          </w:p>
+        </w:tc>
+      </w:tr>
+      <w:tr>
+        <w:tc>
+          <w:tcPr>
+            <w:tcW w:w="5128" w:type="dxa"/>
+          </w:tcPr>
+          <w:p>
+            <w:r>
+              <w:rPr>
+                <w:sz w:val="18"/>
+              </w:rPr>
+              <w:t>Возможность интеграции в другие системы</w:t>
+            </w:r>
+          </w:p>
+        </w:tc>
+        <w:tc>
+          <w:tcPr>
+            <w:tcW w:w="5128" w:type="dxa"/>
+          </w:tcPr>
+          <w:p>
+            <w:r>
+              <w:rPr>
+                <w:sz w:val="18"/>
+              </w:rPr>
+              <w:t xml:space="preserve">HTTP API с описанием OpenAPI на </w:t>
+            </w:r>
+            <w:r>
+              <w:rPr>
+                <w:rFonts w:ascii="Consolas" w:hAnsi="Consolas"/>
+                <w:sz w:val="18"/>
+              </w:rPr>
+              <w:t>/api/openapi.json</w:t>
+            </w:r>
+            <w:r>
+              <w:rPr>
+                <w:sz w:val="18"/>
+              </w:rPr>
+              <w:t xml:space="preserve"> (страница </w:t>
+            </w:r>
+            <w:r>
+              <w:rPr>
+                <w:rFonts w:ascii="Consolas" w:hAnsi="Consolas"/>
+                <w:sz w:val="18"/>
+              </w:rPr>
+              <w:t>/api/docs</w:t>
+            </w:r>
+            <w:r>
+              <w:rPr>
+                <w:sz w:val="18"/>
+              </w:rPr>
+              <w:t xml:space="preserve"> включается вне боевого режима), обмен по протоколам SIP и ARI, адрес модели задаётся настройкой, см. ARCHITECTURE.md</w:t>
+            </w:r>
+          </w:p>
+        </w:tc>
+      </w:tr>
+      <w:tr>
+        <w:tc>
+          <w:tcPr>
+            <w:tcW w:w="5128" w:type="dxa"/>
+          </w:tcPr>
+          <w:p>
+            <w:r>
+              <w:rPr>
+                <w:sz w:val="18"/>
+              </w:rPr>
+              <w:t>Скорость работы решения</w:t>
+            </w:r>
+          </w:p>
+        </w:tc>
+        <w:tc>
+          <w:tcPr>
+            <w:tcW w:w="5128" w:type="dxa"/>
+          </w:tcPr>
+          <w:p>
+            <w:r>
+              <w:rPr>
+                <w:sz w:val="18"/>
+              </w:rPr>
+              <w:t>PERFORMANCE.md: отклик при 100 пользователях, 20 одновременных занятий, запись в базу, задержка голоса, время ответа модели на процессоре</w:t>
+            </w:r>
+          </w:p>
+        </w:tc>
+      </w:tr>
+      <w:tr>
+        <w:tc>
+          <w:tcPr>
+            <w:tcW w:w="5128" w:type="dxa"/>
+          </w:tcPr>
+          <w:p>
+            <w:r>
+              <w:rPr>
+                <w:sz w:val="18"/>
+              </w:rPr>
+              <w:t>Проверка работы расчётов</w:t>
+            </w:r>
+          </w:p>
+        </w:tc>
+        <w:tc>
+          <w:tcPr>
+            <w:tcW w:w="5128" w:type="dxa"/>
+          </w:tcPr>
+          <w:p>
+            <w:r>
+              <w:rPr>
+                <w:sz w:val="18"/>
+              </w:rPr>
+              <w:t>VOICE_TESTS.md: 12 живых звонков, 408 проверок подсчёта баллов без расхождений с независимым пересчётом; формулы в METHODS.md, раздел 2</w:t>
+            </w:r>
+          </w:p>
+        </w:tc>
+      </w:tr>
+      <w:tr>
+        <w:tc>
+          <w:tcPr>
+            <w:tcW w:w="5128" w:type="dxa"/>
+          </w:tcPr>
+          <w:p>
+            <w:r>
+              <w:rPr>
+                <w:sz w:val="18"/>
+              </w:rPr>
+              <w:t>Проверка прогнозирования и достоверности</w:t>
+            </w:r>
+          </w:p>
+        </w:tc>
+        <w:tc>
+          <w:tcPr>
+            <w:tcW w:w="5128" w:type="dxa"/>
+          </w:tcPr>
+          <w:p>
+            <w:r>
+              <w:rPr>
+                <w:sz w:val="18"/>
+              </w:rPr>
+              <w:t>Страница «Достоверность прогноза» в кабинете преподавателя; методика в METHODS.md, раздел 5</w:t>
+            </w:r>
+          </w:p>
+        </w:tc>
+      </w:tr>
+      <w:tr>
+        <w:tc>
+          <w:tcPr>
+            <w:tcW w:w="5128" w:type="dxa"/>
+          </w:tcPr>
+          <w:p>
+            <w:r>
+              <w:rPr>
+                <w:sz w:val="18"/>
+              </w:rPr>
+              <w:t>Объективность диаграмм</w:t>
+            </w:r>
+          </w:p>
+        </w:tc>
+        <w:tc>
+          <w:tcPr>
+            <w:tcW w:w="5128" w:type="dxa"/>
+          </w:tcPr>
+          <w:p>
+            <w:r>
+              <w:rPr>
+                <w:sz w:val="18"/>
+              </w:rPr>
+              <w:t>Раздел «Аналитика»: под каждым графиком написано, из каких данных он построен и за какой период</w:t>
+            </w:r>
+          </w:p>
+        </w:tc>
+      </w:tr>
+      <w:tr>
+        <w:tc>
+          <w:tcPr>
+            <w:tcW w:w="5128" w:type="dxa"/>
+          </w:tcPr>
+          <w:p>
+            <w:r>
+              <w:rPr>
+                <w:sz w:val="18"/>
+              </w:rPr>
+              <w:t>Соответствие техническому заданию</w:t>
+            </w:r>
+          </w:p>
+        </w:tc>
+        <w:tc>
+          <w:tcPr>
+            <w:tcW w:w="5128" w:type="dxa"/>
+          </w:tcPr>
+          <w:p>
+            <w:r>
+              <w:rPr>
+                <w:sz w:val="18"/>
+              </w:rPr>
+              <w:t>REQUIREMENTS_MATRIX.md: каждый пункт ТЗ, где реализован и как проверить</w:t>
+            </w:r>
+          </w:p>
+        </w:tc>
+      </w:tr>
+      <w:tr>
+        <w:tc>
+          <w:tcPr>
+            <w:tcW w:w="5128" w:type="dxa"/>
+          </w:tcPr>
+          <w:p>
+            <w:r>
+              <w:rPr>
+                <w:sz w:val="18"/>
+              </w:rPr>
+              <w:t>Полнота сопроводительной документации</w:t>
+            </w:r>
+          </w:p>
+        </w:tc>
+        <w:tc>
+          <w:tcPr>
+            <w:tcW w:w="5128" w:type="dxa"/>
+          </w:tcPr>
+          <w:p>
+            <w:r>
+              <w:rPr>
+                <w:rFonts w:ascii="Consolas" w:hAnsi="Consolas"/>
+                <w:sz w:val="18"/>
+              </w:rPr>
+              <w:t>docs/</w:t>
+            </w:r>
+            <w:r>
+              <w:rPr>
+                <w:sz w:val="18"/>
+              </w:rPr>
+              <w:t>: архитектура, методы, установка, руководство пользователя, ограничения, данные, библиотеки</w:t>
+            </w:r>
+          </w:p>
+        </w:tc>
+      </w:tr>
+      <w:tr>
+        <w:tc>
+          <w:tcPr>
+            <w:tcW w:w="5128" w:type="dxa"/>
+          </w:tcPr>
+          <w:p>
+            <w:r>
+              <w:rPr>
+                <w:sz w:val="18"/>
+              </w:rPr>
+              <w:t>Честные границы решения</w:t>
+            </w:r>
+          </w:p>
+        </w:tc>
+        <w:tc>
+          <w:tcPr>
+            <w:tcW w:w="5128" w:type="dxa"/>
+          </w:tcPr>
+          <w:p>
+            <w:r>
+              <w:rPr>
+                <w:sz w:val="18"/>
+              </w:rPr>
+              <w:t>LIMITATIONS.md: что система не делает и почему</w:t>
+            </w:r>
+          </w:p>
+        </w:tc>
+      </w:tr>
+      <w:tr>
+        <w:tc>
+          <w:tcPr>
+            <w:tcW w:w="5128" w:type="dxa"/>
+          </w:tcPr>
+          <w:p>
+            <w:r>
+              <w:rPr>
+                <w:sz w:val="18"/>
+              </w:rPr>
+              <w:t>Работа с данными заказчика</w:t>
+            </w:r>
+          </w:p>
+        </w:tc>
+        <w:tc>
+          <w:tcPr>
+            <w:tcW w:w="5128" w:type="dxa"/>
+          </w:tcPr>
+          <w:p>
+            <w:r>
+              <w:rPr>
+                <w:sz w:val="18"/>
+              </w:rPr>
+              <w:t>DATASET.md: классификатор происшествий, памятка, учебные билеты, что загружено и как</w:t>
+            </w:r>
+          </w:p>
+        </w:tc>
+      </w:tr>
+    </w:tbl>
+    <w:p>
+      <w:pPr>
+        <w:pStyle w:val="21"/>
+      </w:pPr>
+      <w:bookmarkStart w:id="16" w:name="_Toc241183493"/>
       <w:r>
         <w:t>Что стоит заметить</w:t>
       </w:r>
-      <w:bookmarkEnd w:id="5"/>
+      <w:bookmarkEnd w:id="16"/>
     </w:p>
     <w:p>
       <w:pPr>
@@ -6792,12 +8373,12 @@
       <w:pPr>
         <w:pStyle w:val="21"/>
       </w:pPr>
-      <w:bookmarkStart w:id="6" w:name="_Toc241182899"/>
+      <w:bookmarkStart w:id="17" w:name="_Toc241183494"/>
       <w:r>
         <w:lastRenderedPageBreak/>
         <w:t>Если что-то не открылось</w:t>
       </w:r>
-      <w:bookmarkEnd w:id="6"/>
+      <w:bookmarkEnd w:id="17"/>
     </w:p>
     <w:p>
       <w:r>
@@ -6813,12 +8394,12 @@
       <w:pPr>
         <w:pStyle w:val="1"/>
       </w:pPr>
-      <w:bookmarkStart w:id="7" w:name="_Toc241182900"/>
+      <w:bookmarkStart w:id="18" w:name="_Toc241183495"/>
       <w:r>
         <w:lastRenderedPageBreak/>
-        <w:t>2. Архитектура решения</w:t>
-      </w:r>
-      <w:bookmarkEnd w:id="7"/>
+        <w:t>3. Архитектура решения</w:t>
+      </w:r>
+      <w:bookmarkEnd w:id="18"/>
     </w:p>
     <w:p>
       <w:r>
@@ -6829,11 +8410,11 @@
       <w:pPr>
         <w:pStyle w:val="21"/>
       </w:pPr>
-      <w:bookmarkStart w:id="8" w:name="_Toc241182901"/>
+      <w:bookmarkStart w:id="19" w:name="_Toc241183496"/>
       <w:r>
         <w:t>Функциональная архитектура</w:t>
       </w:r>
-      <w:bookmarkEnd w:id="8"/>
+      <w:bookmarkEnd w:id="19"/>
     </w:p>
     <w:p>
       <w:r>
@@ -6849,7 +8430,7 @@
           <w:noProof/>
         </w:rPr>
         <w:drawing>
-          <wp:inline distT="0" distB="0" distL="0" distR="0" wp14:anchorId="14F30C3A" wp14:editId="4B28BE86">
+          <wp:inline distT="0" distB="0" distL="0" distR="0" wp14:anchorId="35BE47CD" wp14:editId="5FD5567E">
             <wp:extent cx="5760000" cy="1867886"/>
             <wp:effectExtent l="0" t="0" r="0" b="0"/>
             <wp:docPr id="1" name="Picture 1"/>
@@ -6933,12 +8514,12 @@
       <w:pPr>
         <w:pStyle w:val="21"/>
       </w:pPr>
-      <w:bookmarkStart w:id="9" w:name="_Toc241182902"/>
+      <w:bookmarkStart w:id="20" w:name="_Toc241183497"/>
       <w:r>
         <w:lastRenderedPageBreak/>
         <w:t>Компонентная архитектура</w:t>
       </w:r>
-      <w:bookmarkEnd w:id="9"/>
+      <w:bookmarkEnd w:id="20"/>
     </w:p>
     <w:p>
       <w:pPr>
@@ -6949,7 +8530,7 @@
           <w:noProof/>
         </w:rPr>
         <w:drawing>
-          <wp:inline distT="0" distB="0" distL="0" distR="0" wp14:anchorId="7521F005" wp14:editId="3201EBC0">
+          <wp:inline distT="0" distB="0" distL="0" distR="0" wp14:anchorId="16640381" wp14:editId="15E73CA4">
             <wp:extent cx="5760000" cy="3081600"/>
             <wp:effectExtent l="0" t="0" r="0" b="0"/>
             <wp:docPr id="2" name="Picture 2"/>
@@ -7881,11 +9462,11 @@
       <w:pPr>
         <w:pStyle w:val="21"/>
       </w:pPr>
-      <w:bookmarkStart w:id="10" w:name="_Toc241182903"/>
+      <w:bookmarkStart w:id="21" w:name="_Toc241183498"/>
       <w:r>
         <w:t>Масштабирование</w:t>
       </w:r>
-      <w:bookmarkEnd w:id="10"/>
+      <w:bookmarkEnd w:id="21"/>
     </w:p>
     <w:p>
       <w:r>
@@ -7937,11 +9518,11 @@
       <w:pPr>
         <w:pStyle w:val="21"/>
       </w:pPr>
-      <w:bookmarkStart w:id="11" w:name="_Toc241182904"/>
+      <w:bookmarkStart w:id="22" w:name="_Toc241183499"/>
       <w:r>
         <w:t>Надёжность</w:t>
       </w:r>
-      <w:bookmarkEnd w:id="11"/>
+      <w:bookmarkEnd w:id="22"/>
     </w:p>
     <w:p>
       <w:pPr>
@@ -7999,11 +9580,11 @@
       <w:pPr>
         <w:pStyle w:val="21"/>
       </w:pPr>
-      <w:bookmarkStart w:id="12" w:name="_Toc241182905"/>
+      <w:bookmarkStart w:id="23" w:name="_Toc241183500"/>
       <w:r>
         <w:t>Безопасность</w:t>
       </w:r>
-      <w:bookmarkEnd w:id="12"/>
+      <w:bookmarkEnd w:id="23"/>
     </w:p>
     <w:p>
       <w:pPr>
@@ -8060,12 +9641,12 @@
       <w:pPr>
         <w:pStyle w:val="1"/>
       </w:pPr>
-      <w:bookmarkStart w:id="13" w:name="_Toc241182906"/>
+      <w:bookmarkStart w:id="24" w:name="_Toc241183501"/>
       <w:r>
         <w:lastRenderedPageBreak/>
-        <w:t>3. Методы обработки данных</w:t>
-      </w:r>
-      <w:bookmarkEnd w:id="13"/>
+        <w:t>4. Методы обработки данных</w:t>
+      </w:r>
+      <w:bookmarkEnd w:id="24"/>
     </w:p>
     <w:p>
       <w:r>
@@ -8076,11 +9657,11 @@
       <w:pPr>
         <w:pStyle w:val="21"/>
       </w:pPr>
-      <w:bookmarkStart w:id="14" w:name="_Toc241182907"/>
+      <w:bookmarkStart w:id="25" w:name="_Toc241183502"/>
       <w:r>
         <w:t>1. Данные заказчика</w:t>
       </w:r>
-      <w:bookmarkEnd w:id="14"/>
+      <w:bookmarkEnd w:id="25"/>
     </w:p>
     <w:p>
       <w:r>
@@ -8124,11 +9705,11 @@
       <w:pPr>
         <w:pStyle w:val="21"/>
       </w:pPr>
-      <w:bookmarkStart w:id="15" w:name="_Toc241182908"/>
+      <w:bookmarkStart w:id="26" w:name="_Toc241183503"/>
       <w:r>
         <w:t>2. Оценка действий</w:t>
       </w:r>
-      <w:bookmarkEnd w:id="15"/>
+      <w:bookmarkEnd w:id="26"/>
     </w:p>
     <w:p>
       <w:r>
@@ -8495,12 +10076,12 @@
       <w:pPr>
         <w:pStyle w:val="21"/>
       </w:pPr>
-      <w:bookmarkStart w:id="16" w:name="_Toc241182909"/>
+      <w:bookmarkStart w:id="27" w:name="_Toc241183504"/>
       <w:r>
         <w:lastRenderedPageBreak/>
         <w:t>3. Диалог с заявителем</w:t>
       </w:r>
-      <w:bookmarkEnd w:id="16"/>
+      <w:bookmarkEnd w:id="27"/>
     </w:p>
     <w:p>
       <w:r>
@@ -8597,11 +10178,11 @@
       <w:pPr>
         <w:pStyle w:val="21"/>
       </w:pPr>
-      <w:bookmarkStart w:id="17" w:name="_Toc241182910"/>
+      <w:bookmarkStart w:id="28" w:name="_Toc241183505"/>
       <w:r>
         <w:t>4. Генерация сценариев</w:t>
       </w:r>
-      <w:bookmarkEnd w:id="17"/>
+      <w:bookmarkEnd w:id="28"/>
     </w:p>
     <w:p>
       <w:r>
@@ -8617,11 +10198,11 @@
       <w:pPr>
         <w:pStyle w:val="21"/>
       </w:pPr>
-      <w:bookmarkStart w:id="18" w:name="_Toc241182911"/>
+      <w:bookmarkStart w:id="29" w:name="_Toc241183506"/>
       <w:r>
         <w:t>5. Аналитика и прогноз</w:t>
       </w:r>
-      <w:bookmarkEnd w:id="18"/>
+      <w:bookmarkEnd w:id="29"/>
     </w:p>
     <w:p>
       <w:r>
@@ -8680,12 +10261,12 @@
       <w:pPr>
         <w:pStyle w:val="1"/>
       </w:pPr>
-      <w:bookmarkStart w:id="19" w:name="_Toc241182912"/>
+      <w:bookmarkStart w:id="30" w:name="_Toc241183507"/>
       <w:r>
         <w:lastRenderedPageBreak/>
-        <w:t>4. Установка, настройка и восстановление</w:t>
-      </w:r>
-      <w:bookmarkEnd w:id="19"/>
+        <w:t>5. Установка, настройка и восстановление</w:t>
+      </w:r>
+      <w:bookmarkEnd w:id="30"/>
     </w:p>
     <w:p>
       <w:r>
@@ -8696,11 +10277,11 @@
       <w:pPr>
         <w:pStyle w:val="21"/>
       </w:pPr>
-      <w:bookmarkStart w:id="20" w:name="_Toc241182913"/>
+      <w:bookmarkStart w:id="31" w:name="_Toc241183508"/>
       <w:r>
         <w:t>1. Требования</w:t>
       </w:r>
-      <w:bookmarkEnd w:id="20"/>
+      <w:bookmarkEnd w:id="31"/>
     </w:p>
     <w:p>
       <w:r>
@@ -8783,11 +10364,11 @@
       <w:pPr>
         <w:pStyle w:val="21"/>
       </w:pPr>
-      <w:bookmarkStart w:id="21" w:name="_Toc241182914"/>
+      <w:bookmarkStart w:id="32" w:name="_Toc241183509"/>
       <w:r>
         <w:t>2. Обычная установка</w:t>
       </w:r>
-      <w:bookmarkEnd w:id="21"/>
+      <w:bookmarkEnd w:id="32"/>
     </w:p>
     <w:p>
       <w:r>
@@ -8934,11 +10515,11 @@
       <w:pPr>
         <w:pStyle w:val="21"/>
       </w:pPr>
-      <w:bookmarkStart w:id="22" w:name="_Toc241182915"/>
+      <w:bookmarkStart w:id="33" w:name="_Toc241183510"/>
       <w:r>
         <w:t>3. Загрузка материалов заказчика</w:t>
       </w:r>
-      <w:bookmarkEnd w:id="22"/>
+      <w:bookmarkEnd w:id="33"/>
     </w:p>
     <w:p>
       <w:r>
@@ -8991,12 +10572,12 @@
       <w:pPr>
         <w:pStyle w:val="21"/>
       </w:pPr>
-      <w:bookmarkStart w:id="23" w:name="_Toc241182916"/>
+      <w:bookmarkStart w:id="34" w:name="_Toc241183511"/>
       <w:r>
         <w:lastRenderedPageBreak/>
         <w:t>4. Модели искусственного интеллекта</w:t>
       </w:r>
-      <w:bookmarkEnd w:id="23"/>
+      <w:bookmarkEnd w:id="34"/>
     </w:p>
     <w:p>
       <w:r>
@@ -9149,11 +10730,11 @@
       <w:pPr>
         <w:pStyle w:val="21"/>
       </w:pPr>
-      <w:bookmarkStart w:id="24" w:name="_Toc241182917"/>
+      <w:bookmarkStart w:id="35" w:name="_Toc241183512"/>
       <w:r>
         <w:t>5. Телефония</w:t>
       </w:r>
-      <w:bookmarkEnd w:id="24"/>
+      <w:bookmarkEnd w:id="35"/>
     </w:p>
     <w:p>
       <w:r>
@@ -9285,11 +10866,11 @@
       <w:pPr>
         <w:pStyle w:val="21"/>
       </w:pPr>
-      <w:bookmarkStart w:id="25" w:name="_Toc241182918"/>
+      <w:bookmarkStart w:id="36" w:name="_Toc241183513"/>
       <w:r>
         <w:t>6. Установка без доступа в интернет</w:t>
       </w:r>
-      <w:bookmarkEnd w:id="25"/>
+      <w:bookmarkEnd w:id="36"/>
     </w:p>
     <w:p>
       <w:r>
@@ -9599,11 +11180,11 @@
       <w:pPr>
         <w:pStyle w:val="21"/>
       </w:pPr>
-      <w:bookmarkStart w:id="26" w:name="_Toc241182919"/>
+      <w:bookmarkStart w:id="37" w:name="_Toc241183514"/>
       <w:r>
         <w:t>7. Резервное копирование и восстановление</w:t>
       </w:r>
-      <w:bookmarkEnd w:id="26"/>
+      <w:bookmarkEnd w:id="37"/>
     </w:p>
     <w:p>
       <w:r>
@@ -9683,11 +11264,11 @@
       <w:pPr>
         <w:pStyle w:val="21"/>
       </w:pPr>
-      <w:bookmarkStart w:id="27" w:name="_Toc241182920"/>
+      <w:bookmarkStart w:id="38" w:name="_Toc241183515"/>
       <w:r>
         <w:t>8. Обновление</w:t>
       </w:r>
-      <w:bookmarkEnd w:id="27"/>
+      <w:bookmarkEnd w:id="38"/>
     </w:p>
     <w:p>
       <w:r>
@@ -9768,12 +11349,12 @@
       <w:pPr>
         <w:pStyle w:val="21"/>
       </w:pPr>
-      <w:bookmarkStart w:id="28" w:name="_Toc241182921"/>
+      <w:bookmarkStart w:id="39" w:name="_Toc241183516"/>
       <w:r>
         <w:lastRenderedPageBreak/>
         <w:t>9. Частые проблемы</w:t>
       </w:r>
-      <w:bookmarkEnd w:id="28"/>
+      <w:bookmarkEnd w:id="39"/>
     </w:p>
     <w:tbl>
       <w:tblPr>
@@ -10059,12 +11640,12 @@
       <w:pPr>
         <w:pStyle w:val="1"/>
       </w:pPr>
-      <w:bookmarkStart w:id="29" w:name="_Toc241182922"/>
+      <w:bookmarkStart w:id="40" w:name="_Toc241183517"/>
       <w:r>
         <w:lastRenderedPageBreak/>
-        <w:t>5. Руководство пользователя</w:t>
-      </w:r>
-      <w:bookmarkEnd w:id="29"/>
+        <w:t>6. Руководство пользователя</w:t>
+      </w:r>
+      <w:bookmarkEnd w:id="40"/>
     </w:p>
     <w:p>
       <w:r>
@@ -10080,11 +11661,11 @@
       <w:pPr>
         <w:pStyle w:val="21"/>
       </w:pPr>
-      <w:bookmarkStart w:id="30" w:name="_Toc241182923"/>
+      <w:bookmarkStart w:id="41" w:name="_Toc241183518"/>
       <w:r>
         <w:t>Обучающийся</w:t>
       </w:r>
-      <w:bookmarkEnd w:id="30"/>
+      <w:bookmarkEnd w:id="41"/>
     </w:p>
     <w:p>
       <w:pPr>
@@ -10369,11 +11950,11 @@
       <w:pPr>
         <w:pStyle w:val="21"/>
       </w:pPr>
-      <w:bookmarkStart w:id="31" w:name="_Toc241182924"/>
+      <w:bookmarkStart w:id="42" w:name="_Toc241183519"/>
       <w:r>
         <w:t>Преподаватель</w:t>
       </w:r>
-      <w:bookmarkEnd w:id="31"/>
+      <w:bookmarkEnd w:id="42"/>
     </w:p>
     <w:p>
       <w:pPr>
@@ -10553,11 +12134,11 @@
       <w:pPr>
         <w:pStyle w:val="21"/>
       </w:pPr>
-      <w:bookmarkStart w:id="32" w:name="_Toc241182925"/>
+      <w:bookmarkStart w:id="43" w:name="_Toc241183520"/>
       <w:r>
         <w:t>Администратор</w:t>
       </w:r>
-      <w:bookmarkEnd w:id="32"/>
+      <w:bookmarkEnd w:id="43"/>
     </w:p>
     <w:p>
       <w:pPr>
@@ -10649,11 +12230,11 @@
       <w:pPr>
         <w:pStyle w:val="21"/>
       </w:pPr>
-      <w:bookmarkStart w:id="33" w:name="_Toc241182926"/>
+      <w:bookmarkStart w:id="44" w:name="_Toc241183521"/>
       <w:r>
         <w:t>Если что-то не работает</w:t>
       </w:r>
-      <w:bookmarkEnd w:id="33"/>
+      <w:bookmarkEnd w:id="44"/>
     </w:p>
     <w:tbl>
       <w:tblPr>
@@ -10845,12 +12426,12 @@
       <w:pPr>
         <w:pStyle w:val="1"/>
       </w:pPr>
-      <w:bookmarkStart w:id="34" w:name="_Toc241182927"/>
+      <w:bookmarkStart w:id="45" w:name="_Toc241183522"/>
       <w:r>
         <w:lastRenderedPageBreak/>
-        <w:t>6. Данные заказчика</w:t>
-      </w:r>
-      <w:bookmarkEnd w:id="34"/>
+        <w:t>7. Данные заказчика</w:t>
+      </w:r>
+      <w:bookmarkEnd w:id="45"/>
     </w:p>
     <w:p>
       <w:r>
@@ -11290,11 +12871,11 @@
       <w:pPr>
         <w:pStyle w:val="21"/>
       </w:pPr>
-      <w:bookmarkStart w:id="35" w:name="_Toc241182928"/>
+      <w:bookmarkStart w:id="46" w:name="_Toc241183523"/>
       <w:r>
         <w:t>1. Классификатор происшествий (xlsx)</w:t>
       </w:r>
-      <w:bookmarkEnd w:id="35"/>
+      <w:bookmarkEnd w:id="46"/>
     </w:p>
     <w:p>
       <w:pPr>
@@ -13211,12 +14792,12 @@
       <w:pPr>
         <w:pStyle w:val="21"/>
       </w:pPr>
-      <w:bookmarkStart w:id="36" w:name="_Toc241182929"/>
+      <w:bookmarkStart w:id="47" w:name="_Toc241183524"/>
       <w:r>
         <w:lastRenderedPageBreak/>
         <w:t>2. Билеты (PDF-скан)</w:t>
       </w:r>
-      <w:bookmarkEnd w:id="36"/>
+      <w:bookmarkEnd w:id="47"/>
     </w:p>
     <w:p>
       <w:r>
@@ -13548,12 +15129,12 @@
       <w:pPr>
         <w:pStyle w:val="21"/>
       </w:pPr>
-      <w:bookmarkStart w:id="37" w:name="_Toc241182930"/>
+      <w:bookmarkStart w:id="48" w:name="_Toc241183525"/>
       <w:r>
         <w:lastRenderedPageBreak/>
         <w:t>3. Памятка «Работа на АРМ-112»</w:t>
       </w:r>
-      <w:bookmarkEnd w:id="37"/>
+      <w:bookmarkEnd w:id="48"/>
     </w:p>
     <w:p>
       <w:r>
@@ -13973,11 +15554,11 @@
       <w:pPr>
         <w:pStyle w:val="21"/>
       </w:pPr>
-      <w:bookmarkStart w:id="38" w:name="_Toc241182931"/>
+      <w:bookmarkStart w:id="49" w:name="_Toc241183526"/>
       <w:r>
         <w:t>4. Улицы Москвы</w:t>
       </w:r>
-      <w:bookmarkEnd w:id="38"/>
+      <w:bookmarkEnd w:id="49"/>
     </w:p>
     <w:p>
       <w:r>
@@ -14098,11 +15679,11 @@
       <w:pPr>
         <w:pStyle w:val="21"/>
       </w:pPr>
-      <w:bookmarkStart w:id="39" w:name="_Toc241182932"/>
+      <w:bookmarkStart w:id="50" w:name="_Toc241183527"/>
       <w:r>
         <w:t>Заложенные ошибки оператора 112 (задача #35)</w:t>
       </w:r>
-      <w:bookmarkEnd w:id="39"/>
+      <w:bookmarkEnd w:id="50"/>
     </w:p>
     <w:p>
       <w:r>
@@ -14469,11 +16050,11 @@
       <w:pPr>
         <w:pStyle w:val="21"/>
       </w:pPr>
-      <w:bookmarkStart w:id="40" w:name="_Toc241182933"/>
+      <w:bookmarkStart w:id="51" w:name="_Toc241183528"/>
       <w:r>
         <w:t>Звонки в службы (задача #36)</w:t>
       </w:r>
-      <w:bookmarkEnd w:id="40"/>
+      <w:bookmarkEnd w:id="51"/>
     </w:p>
     <w:p>
       <w:r>
@@ -14634,12 +16215,12 @@
       <w:pPr>
         <w:pStyle w:val="1"/>
       </w:pPr>
-      <w:bookmarkStart w:id="41" w:name="_Toc241182934"/>
+      <w:bookmarkStart w:id="52" w:name="_Toc241183529"/>
       <w:r>
         <w:lastRenderedPageBreak/>
-        <w:t>7. Условия и ограничения решения</w:t>
-      </w:r>
-      <w:bookmarkEnd w:id="41"/>
+        <w:t>8. Условия и ограничения решения</w:t>
+      </w:r>
+      <w:bookmarkEnd w:id="52"/>
     </w:p>
     <w:p>
       <w:r>
@@ -14650,11 +16231,11 @@
       <w:pPr>
         <w:pStyle w:val="21"/>
       </w:pPr>
-      <w:bookmarkStart w:id="42" w:name="_Toc241182935"/>
+      <w:bookmarkStart w:id="53" w:name="_Toc241183530"/>
       <w:r>
         <w:t>1. Назначение</w:t>
       </w:r>
-      <w:bookmarkEnd w:id="42"/>
+      <w:bookmarkEnd w:id="53"/>
     </w:p>
     <w:p>
       <w:r>
@@ -14716,11 +16297,11 @@
       <w:pPr>
         <w:pStyle w:val="21"/>
       </w:pPr>
-      <w:bookmarkStart w:id="43" w:name="_Toc241182936"/>
+      <w:bookmarkStart w:id="54" w:name="_Toc241183531"/>
       <w:r>
         <w:t>2. Работа без внешних сетей</w:t>
       </w:r>
-      <w:bookmarkEnd w:id="43"/>
+      <w:bookmarkEnd w:id="54"/>
     </w:p>
     <w:p>
       <w:r>
@@ -14741,11 +16322,11 @@
       <w:pPr>
         <w:pStyle w:val="21"/>
       </w:pPr>
-      <w:bookmarkStart w:id="44" w:name="_Toc241182937"/>
+      <w:bookmarkStart w:id="55" w:name="_Toc241183532"/>
       <w:r>
         <w:t>3. Ограничения искусственного интеллекта</w:t>
       </w:r>
-      <w:bookmarkEnd w:id="44"/>
+      <w:bookmarkEnd w:id="55"/>
     </w:p>
     <w:p>
       <w:pPr>
@@ -14895,11 +16476,11 @@
       <w:pPr>
         <w:pStyle w:val="21"/>
       </w:pPr>
-      <w:bookmarkStart w:id="45" w:name="_Toc241182938"/>
+      <w:bookmarkStart w:id="56" w:name="_Toc241183533"/>
       <w:r>
         <w:t>4. Ограничения телефонии</w:t>
       </w:r>
-      <w:bookmarkEnd w:id="45"/>
+      <w:bookmarkEnd w:id="56"/>
     </w:p>
     <w:p>
       <w:pPr>
@@ -14939,11 +16520,11 @@
       <w:pPr>
         <w:pStyle w:val="21"/>
       </w:pPr>
-      <w:bookmarkStart w:id="46" w:name="_Toc241182939"/>
+      <w:bookmarkStart w:id="57" w:name="_Toc241183534"/>
       <w:r>
         <w:t>5. Ограничения данных</w:t>
       </w:r>
-      <w:bookmarkEnd w:id="46"/>
+      <w:bookmarkEnd w:id="57"/>
     </w:p>
     <w:p>
       <w:pPr>
@@ -14997,11 +16578,11 @@
       <w:pPr>
         <w:pStyle w:val="21"/>
       </w:pPr>
-      <w:bookmarkStart w:id="47" w:name="_Toc241182940"/>
+      <w:bookmarkStart w:id="58" w:name="_Toc241183535"/>
       <w:r>
         <w:t>6. Что не реализовано</w:t>
       </w:r>
-      <w:bookmarkEnd w:id="47"/>
+      <w:bookmarkEnd w:id="58"/>
     </w:p>
     <w:tbl>
       <w:tblPr>
@@ -15216,11 +16797,11 @@
       <w:pPr>
         <w:pStyle w:val="21"/>
       </w:pPr>
-      <w:bookmarkStart w:id="48" w:name="_Toc241182941"/>
+      <w:bookmarkStart w:id="59" w:name="_Toc241183536"/>
       <w:r>
         <w:t>7. Условия эксплуатации</w:t>
       </w:r>
-      <w:bookmarkEnd w:id="48"/>
+      <w:bookmarkEnd w:id="59"/>
     </w:p>
     <w:p>
       <w:pPr>
@@ -15286,12 +16867,12 @@
       <w:pPr>
         <w:pStyle w:val="1"/>
       </w:pPr>
-      <w:bookmarkStart w:id="49" w:name="_Toc241182942"/>
+      <w:bookmarkStart w:id="60" w:name="_Toc241183537"/>
       <w:r>
         <w:lastRenderedPageBreak/>
-        <w:t>8. Производительность и нагрузка</w:t>
-      </w:r>
-      <w:bookmarkEnd w:id="49"/>
+        <w:t>9. Производительность и нагрузка</w:t>
+      </w:r>
+      <w:bookmarkEnd w:id="60"/>
     </w:p>
     <w:p>
       <w:r>
@@ -15362,11 +16943,11 @@
       <w:pPr>
         <w:pStyle w:val="21"/>
       </w:pPr>
-      <w:bookmarkStart w:id="50" w:name="_Toc241182943"/>
+      <w:bookmarkStart w:id="61" w:name="_Toc241183538"/>
       <w:r>
         <w:t>Задержка ответа</w:t>
       </w:r>
-      <w:bookmarkEnd w:id="50"/>
+      <w:bookmarkEnd w:id="61"/>
     </w:p>
     <w:tbl>
       <w:tblPr>
@@ -16427,11 +18008,11 @@
       <w:pPr>
         <w:pStyle w:val="21"/>
       </w:pPr>
-      <w:bookmarkStart w:id="51" w:name="_Toc241182944"/>
+      <w:bookmarkStart w:id="62" w:name="_Toc241183539"/>
       <w:r>
         <w:t>Точность выбора реплики (select)</w:t>
       </w:r>
-      <w:bookmarkEnd w:id="51"/>
+      <w:bookmarkEnd w:id="62"/>
     </w:p>
     <w:p>
       <w:r>
@@ -16953,12 +18534,12 @@
       <w:pPr>
         <w:pStyle w:val="21"/>
       </w:pPr>
-      <w:bookmarkStart w:id="52" w:name="_Toc241182945"/>
+      <w:bookmarkStart w:id="63" w:name="_Toc241183540"/>
       <w:r>
         <w:lastRenderedPageBreak/>
         <w:t>Провокации (generate)</w:t>
       </w:r>
-      <w:bookmarkEnd w:id="52"/>
+      <w:bookmarkEnd w:id="63"/>
     </w:p>
     <w:p>
       <w:r>
@@ -17107,11 +18688,11 @@
       <w:pPr>
         <w:pStyle w:val="21"/>
       </w:pPr>
-      <w:bookmarkStart w:id="53" w:name="_Toc241182946"/>
+      <w:bookmarkStart w:id="64" w:name="_Toc241183541"/>
       <w:r>
         <w:t>Как воспроизвести</w:t>
       </w:r>
-      <w:bookmarkEnd w:id="53"/>
+      <w:bookmarkEnd w:id="64"/>
     </w:p>
     <w:p>
       <w:r>
@@ -17126,11 +18707,11 @@
       <w:pPr>
         <w:pStyle w:val="21"/>
       </w:pPr>
-      <w:bookmarkStart w:id="54" w:name="_Toc241182947"/>
+      <w:bookmarkStart w:id="65" w:name="_Toc241183542"/>
       <w:r>
         <w:t>Телефония: задержка ответа в линии (волна 6)</w:t>
       </w:r>
-      <w:bookmarkEnd w:id="54"/>
+      <w:bookmarkEnd w:id="65"/>
     </w:p>
     <w:p>
       <w:r>
@@ -17793,11 +19374,11 @@
       <w:pPr>
         <w:pStyle w:val="21"/>
       </w:pPr>
-      <w:bookmarkStart w:id="55" w:name="_Toc241182948"/>
+      <w:bookmarkStart w:id="66" w:name="_Toc241183543"/>
       <w:r>
         <w:t>Генерация сценариев моделью диалога (волна 11, 20.09.2026)</w:t>
       </w:r>
-      <w:bookmarkEnd w:id="55"/>
+      <w:bookmarkEnd w:id="66"/>
     </w:p>
     <w:p>
       <w:r>
@@ -18398,11 +19979,11 @@
       <w:pPr>
         <w:pStyle w:val="21"/>
       </w:pPr>
-      <w:bookmarkStart w:id="56" w:name="_Toc241182949"/>
+      <w:bookmarkStart w:id="67" w:name="_Toc241183544"/>
       <w:r>
         <w:t>Облачный голос заявителя (Vapi), 21.09.2026</w:t>
       </w:r>
-      <w:bookmarkEnd w:id="56"/>
+      <w:bookmarkEnd w:id="67"/>
     </w:p>
     <w:p>
       <w:r>
@@ -18636,12 +20217,12 @@
       <w:pPr>
         <w:pStyle w:val="21"/>
       </w:pPr>
-      <w:bookmarkStart w:id="57" w:name="_Toc241182950"/>
+      <w:bookmarkStart w:id="68" w:name="_Toc241183545"/>
       <w:r>
         <w:lastRenderedPageBreak/>
         <w:t>Вход в систему под нагрузкой (#71, 22.09.2026)</w:t>
       </w:r>
-      <w:bookmarkEnd w:id="57"/>
+      <w:bookmarkEnd w:id="68"/>
     </w:p>
     <w:p>
       <w:r>
@@ -18981,11 +20562,11 @@
       <w:pPr>
         <w:pStyle w:val="21"/>
       </w:pPr>
-      <w:bookmarkStart w:id="58" w:name="_Toc241182951"/>
+      <w:bookmarkStart w:id="69" w:name="_Toc241183546"/>
       <w:r>
         <w:t>Нагрузка по цифрам ТЗ (22.09.2026)</w:t>
       </w:r>
-      <w:bookmarkEnd w:id="58"/>
+      <w:bookmarkEnd w:id="69"/>
     </w:p>
     <w:p>
       <w:r>
@@ -19471,12 +21052,12 @@
       <w:pPr>
         <w:pStyle w:val="1"/>
       </w:pPr>
-      <w:bookmarkStart w:id="59" w:name="_Toc241182952"/>
+      <w:bookmarkStart w:id="70" w:name="_Toc241183547"/>
       <w:r>
         <w:lastRenderedPageBreak/>
-        <w:t>9. Проверка подсчёта оценки на живых звонках</w:t>
-      </w:r>
-      <w:bookmarkEnd w:id="59"/>
+        <w:t>10. Проверка подсчёта оценки на живых звонках</w:t>
+      </w:r>
+      <w:bookmarkEnd w:id="70"/>
     </w:p>
     <w:p>
       <w:r>
@@ -19561,11 +21142,11 @@
       <w:pPr>
         <w:pStyle w:val="21"/>
       </w:pPr>
-      <w:bookmarkStart w:id="60" w:name="_Toc241182953"/>
+      <w:bookmarkStart w:id="71" w:name="_Toc241183548"/>
       <w:r>
         <w:t>Прогон 21.09.2026</w:t>
       </w:r>
-      <w:bookmarkEnd w:id="60"/>
+      <w:bookmarkEnd w:id="71"/>
     </w:p>
     <w:p>
       <w:r>
@@ -21198,12 +22779,12 @@
       <w:pPr>
         <w:pStyle w:val="21"/>
       </w:pPr>
-      <w:bookmarkStart w:id="61" w:name="_Toc241182954"/>
+      <w:bookmarkStart w:id="72" w:name="_Toc241183549"/>
       <w:r>
         <w:lastRenderedPageBreak/>
         <w:t>Пример: стенограмма теста 01</w:t>
       </w:r>
-      <w:bookmarkEnd w:id="61"/>
+      <w:bookmarkEnd w:id="72"/>
     </w:p>
     <w:p>
       <w:r>
@@ -21691,12 +23272,12 @@
       <w:pPr>
         <w:pStyle w:val="21"/>
       </w:pPr>
-      <w:bookmarkStart w:id="62" w:name="_Toc241182955"/>
+      <w:bookmarkStart w:id="73" w:name="_Toc241183550"/>
       <w:r>
         <w:lastRenderedPageBreak/>
         <w:t>Как запустить</w:t>
       </w:r>
-      <w:bookmarkEnd w:id="62"/>
+      <w:bookmarkEnd w:id="73"/>
     </w:p>
     <w:p>
       <w:r>
@@ -21903,12 +23484,12 @@
       <w:pPr>
         <w:pStyle w:val="1"/>
       </w:pPr>
-      <w:bookmarkStart w:id="63" w:name="_Toc241182956"/>
+      <w:bookmarkStart w:id="74" w:name="_Toc241183551"/>
       <w:r>
         <w:lastRenderedPageBreak/>
-        <w:t>10. Использованные библиотеки и компоненты</w:t>
-      </w:r>
-      <w:bookmarkEnd w:id="63"/>
+        <w:t>11. Использованные библиотеки и компоненты</w:t>
+      </w:r>
+      <w:bookmarkEnd w:id="74"/>
     </w:p>
     <w:p>
       <w:r>
@@ -21919,11 +23500,11 @@
       <w:pPr>
         <w:pStyle w:val="21"/>
       </w:pPr>
-      <w:bookmarkStart w:id="64" w:name="_Toc241182957"/>
+      <w:bookmarkStart w:id="75" w:name="_Toc241183552"/>
       <w:r>
         <w:t>Бэкенд (Python)</w:t>
       </w:r>
-      <w:bookmarkEnd w:id="64"/>
+      <w:bookmarkEnd w:id="75"/>
     </w:p>
     <w:tbl>
       <w:tblPr>
@@ -23760,11 +25341,11 @@
       <w:pPr>
         <w:pStyle w:val="21"/>
       </w:pPr>
-      <w:bookmarkStart w:id="65" w:name="_Toc241182958"/>
+      <w:bookmarkStart w:id="76" w:name="_Toc241183553"/>
       <w:r>
         <w:t>Модели</w:t>
       </w:r>
-      <w:bookmarkEnd w:id="65"/>
+      <w:bookmarkEnd w:id="76"/>
     </w:p>
     <w:p>
       <w:r>
@@ -24446,11 +26027,11 @@
       <w:pPr>
         <w:pStyle w:val="21"/>
       </w:pPr>
-      <w:bookmarkStart w:id="66" w:name="_Toc241182959"/>
+      <w:bookmarkStart w:id="77" w:name="_Toc241183554"/>
       <w:r>
         <w:t>Данные</w:t>
       </w:r>
-      <w:bookmarkEnd w:id="66"/>
+      <w:bookmarkEnd w:id="77"/>
     </w:p>
     <w:tbl>
       <w:tblPr>
@@ -24607,11 +26188,11 @@
       <w:pPr>
         <w:pStyle w:val="21"/>
       </w:pPr>
-      <w:bookmarkStart w:id="67" w:name="_Toc241182960"/>
+      <w:bookmarkStart w:id="78" w:name="_Toc241183555"/>
       <w:r>
         <w:t>Фронтенд (TypeScript)</w:t>
       </w:r>
-      <w:bookmarkEnd w:id="67"/>
+      <w:bookmarkEnd w:id="78"/>
     </w:p>
     <w:tbl>
       <w:tblPr>
@@ -25083,11 +26664,11 @@
       <w:pPr>
         <w:pStyle w:val="21"/>
       </w:pPr>
-      <w:bookmarkStart w:id="68" w:name="_Toc241182961"/>
+      <w:bookmarkStart w:id="79" w:name="_Toc241183556"/>
       <w:r>
         <w:t>Инфраструктура (образы)</w:t>
       </w:r>
-      <w:bookmarkEnd w:id="68"/>
+      <w:bookmarkEnd w:id="79"/>
     </w:p>
     <w:tbl>
       <w:tblPr>
@@ -25426,12 +27007,12 @@
       <w:pPr>
         <w:pStyle w:val="1"/>
       </w:pPr>
-      <w:bookmarkStart w:id="69" w:name="_Toc241182962"/>
+      <w:bookmarkStart w:id="80" w:name="_Toc241183557"/>
       <w:r>
         <w:lastRenderedPageBreak/>
-        <w:t>11. Соответствие техническому заданию</w:t>
-      </w:r>
-      <w:bookmarkEnd w:id="69"/>
+        <w:t>12. Соответствие техническому заданию</w:t>
+      </w:r>
+      <w:bookmarkEnd w:id="80"/>
     </w:p>
     <w:p>
       <w:r>
@@ -25468,11 +27049,11 @@
       <w:pPr>
         <w:pStyle w:val="21"/>
       </w:pPr>
-      <w:bookmarkStart w:id="70" w:name="_Toc241182963"/>
+      <w:bookmarkStart w:id="81" w:name="_Toc241183558"/>
       <w:r>
         <w:t>1. Ключевые компоненты решения (раздел «Описание работы компании»)</w:t>
       </w:r>
-      <w:bookmarkEnd w:id="70"/>
+      <w:bookmarkEnd w:id="81"/>
     </w:p>
     <w:tbl>
       <w:tblPr>
@@ -25811,11 +27392,11 @@
       <w:pPr>
         <w:pStyle w:val="21"/>
       </w:pPr>
-      <w:bookmarkStart w:id="71" w:name="_Toc241182964"/>
+      <w:bookmarkStart w:id="82" w:name="_Toc241183559"/>
       <w:r>
         <w:t>2. Предназначение сервиса</w:t>
       </w:r>
-      <w:bookmarkEnd w:id="71"/>
+      <w:bookmarkEnd w:id="82"/>
     </w:p>
     <w:tbl>
       <w:tblPr>
@@ -26652,11 +28233,11 @@
       <w:pPr>
         <w:pStyle w:val="21"/>
       </w:pPr>
-      <w:bookmarkStart w:id="72" w:name="_Toc241182965"/>
+      <w:bookmarkStart w:id="83" w:name="_Toc241183560"/>
       <w:r>
         <w:t>3. Постановка задачи</w:t>
       </w:r>
-      <w:bookmarkEnd w:id="72"/>
+      <w:bookmarkEnd w:id="83"/>
     </w:p>
     <w:tbl>
       <w:tblPr>
@@ -27258,11 +28839,11 @@
       <w:pPr>
         <w:pStyle w:val="21"/>
       </w:pPr>
-      <w:bookmarkStart w:id="73" w:name="_Toc241182966"/>
+      <w:bookmarkStart w:id="84" w:name="_Toc241183561"/>
       <w:r>
         <w:t>4. Границы решения</w:t>
       </w:r>
-      <w:bookmarkEnd w:id="73"/>
+      <w:bookmarkEnd w:id="84"/>
     </w:p>
     <w:tbl>
       <w:tblPr>
@@ -27558,11 +29139,11 @@
       <w:pPr>
         <w:pStyle w:val="21"/>
       </w:pPr>
-      <w:bookmarkStart w:id="74" w:name="_Toc241182967"/>
+      <w:bookmarkStart w:id="85" w:name="_Toc241183562"/>
       <w:r>
         <w:t>5. Общие требования к сервису</w:t>
       </w:r>
-      <w:bookmarkEnd w:id="74"/>
+      <w:bookmarkEnd w:id="85"/>
     </w:p>
     <w:tbl>
       <w:tblPr>
@@ -28462,11 +30043,11 @@
       <w:pPr>
         <w:pStyle w:val="21"/>
       </w:pPr>
-      <w:bookmarkStart w:id="75" w:name="_Toc241182968"/>
+      <w:bookmarkStart w:id="86" w:name="_Toc241183563"/>
       <w:r>
         <w:t>6. Опциональные требования</w:t>
       </w:r>
-      <w:bookmarkEnd w:id="75"/>
+      <w:bookmarkEnd w:id="86"/>
     </w:p>
     <w:tbl>
       <w:tblPr>
@@ -28837,11 +30418,11 @@
       <w:pPr>
         <w:pStyle w:val="21"/>
       </w:pPr>
-      <w:bookmarkStart w:id="76" w:name="_Toc241182969"/>
+      <w:bookmarkStart w:id="87" w:name="_Toc241183564"/>
       <w:r>
         <w:t>7. Требования к производительности</w:t>
       </w:r>
-      <w:bookmarkEnd w:id="76"/>
+      <w:bookmarkEnd w:id="87"/>
     </w:p>
     <w:tbl>
       <w:tblPr>
@@ -29610,11 +31191,11 @@
       <w:pPr>
         <w:pStyle w:val="21"/>
       </w:pPr>
-      <w:bookmarkStart w:id="77" w:name="_Toc241182970"/>
+      <w:bookmarkStart w:id="88" w:name="_Toc241183565"/>
       <w:r>
         <w:t>8. Пользовательские требования: интерфейс</w:t>
       </w:r>
-      <w:bookmarkEnd w:id="77"/>
+      <w:bookmarkEnd w:id="88"/>
     </w:p>
     <w:tbl>
       <w:tblPr>
@@ -29914,11 +31495,11 @@
       <w:pPr>
         <w:pStyle w:val="21"/>
       </w:pPr>
-      <w:bookmarkStart w:id="78" w:name="_Toc241182971"/>
+      <w:bookmarkStart w:id="89" w:name="_Toc241183566"/>
       <w:r>
         <w:t>9. Роль: администратор</w:t>
       </w:r>
-      <w:bookmarkEnd w:id="78"/>
+      <w:bookmarkEnd w:id="89"/>
     </w:p>
     <w:tbl>
       <w:tblPr>
@@ -31422,11 +33003,11 @@
       <w:pPr>
         <w:pStyle w:val="21"/>
       </w:pPr>
-      <w:bookmarkStart w:id="79" w:name="_Toc241182972"/>
+      <w:bookmarkStart w:id="90" w:name="_Toc241183567"/>
       <w:r>
         <w:t>10. Роль: преподаватель</w:t>
       </w:r>
-      <w:bookmarkEnd w:id="79"/>
+      <w:bookmarkEnd w:id="90"/>
     </w:p>
     <w:tbl>
       <w:tblPr>
@@ -32665,11 +34246,11 @@
       <w:pPr>
         <w:pStyle w:val="21"/>
       </w:pPr>
-      <w:bookmarkStart w:id="80" w:name="_Toc241182973"/>
+      <w:bookmarkStart w:id="91" w:name="_Toc241183568"/>
       <w:r>
         <w:t>11. Роль: обучающийся</w:t>
       </w:r>
-      <w:bookmarkEnd w:id="80"/>
+      <w:bookmarkEnd w:id="91"/>
     </w:p>
     <w:tbl>
       <w:tblPr>
@@ -34307,11 +35888,11 @@
       <w:pPr>
         <w:pStyle w:val="21"/>
       </w:pPr>
-      <w:bookmarkStart w:id="81" w:name="_Toc241182974"/>
+      <w:bookmarkStart w:id="92" w:name="_Toc241183569"/>
       <w:r>
         <w:t>12. Нефункциональные требования</w:t>
       </w:r>
-      <w:bookmarkEnd w:id="81"/>
+      <w:bookmarkEnd w:id="92"/>
     </w:p>
     <w:tbl>
       <w:tblPr>
@@ -35339,11 +36920,11 @@
       <w:pPr>
         <w:pStyle w:val="21"/>
       </w:pPr>
-      <w:bookmarkStart w:id="82" w:name="_Toc241182975"/>
+      <w:bookmarkStart w:id="93" w:name="_Toc241183570"/>
       <w:r>
         <w:t>13. Сценарии из ТЗ и ответы заказчика</w:t>
       </w:r>
-      <w:bookmarkEnd w:id="82"/>
+      <w:bookmarkEnd w:id="93"/>
     </w:p>
     <w:tbl>
       <w:tblPr>
@@ -36201,11 +37782,11 @@
       <w:pPr>
         <w:pStyle w:val="21"/>
       </w:pPr>
-      <w:bookmarkStart w:id="83" w:name="_Toc241182976"/>
+      <w:bookmarkStart w:id="94" w:name="_Toc241183571"/>
       <w:r>
         <w:t>14. Требования к решению и сдаче</w:t>
       </w:r>
-      <w:bookmarkEnd w:id="83"/>
+      <w:bookmarkEnd w:id="94"/>
     </w:p>
     <w:tbl>
       <w:tblPr>
@@ -36916,11 +38497,11 @@
       <w:pPr>
         <w:pStyle w:val="21"/>
       </w:pPr>
-      <w:bookmarkStart w:id="84" w:name="_Toc241182977"/>
+      <w:bookmarkStart w:id="95" w:name="_Toc241183572"/>
       <w:r>
         <w:t>Что закрывает оставшиеся пункты</w:t>
       </w:r>
-      <w:bookmarkEnd w:id="84"/>
+      <w:bookmarkEnd w:id="95"/>
     </w:p>
     <w:tbl>
       <w:tblPr>
@@ -37315,31 +38896,31 @@
       </w:rPr>
     </w:lvl>
   </w:abstractNum>
-  <w:num w:numId="1" w16cid:durableId="1908570926">
+  <w:num w:numId="1" w16cid:durableId="65300577">
     <w:abstractNumId w:val="8"/>
   </w:num>
-  <w:num w:numId="2" w16cid:durableId="262804105">
+  <w:num w:numId="2" w16cid:durableId="1452942395">
     <w:abstractNumId w:val="6"/>
   </w:num>
-  <w:num w:numId="3" w16cid:durableId="2137096031">
+  <w:num w:numId="3" w16cid:durableId="2087989750">
     <w:abstractNumId w:val="5"/>
   </w:num>
-  <w:num w:numId="4" w16cid:durableId="227738367">
+  <w:num w:numId="4" w16cid:durableId="358548284">
     <w:abstractNumId w:val="4"/>
   </w:num>
-  <w:num w:numId="5" w16cid:durableId="293172163">
+  <w:num w:numId="5" w16cid:durableId="1500459221">
     <w:abstractNumId w:val="7"/>
   </w:num>
-  <w:num w:numId="6" w16cid:durableId="57555847">
+  <w:num w:numId="6" w16cid:durableId="15084606">
     <w:abstractNumId w:val="3"/>
   </w:num>
-  <w:num w:numId="7" w16cid:durableId="401293613">
+  <w:num w:numId="7" w16cid:durableId="714161296">
     <w:abstractNumId w:val="2"/>
   </w:num>
-  <w:num w:numId="8" w16cid:durableId="1843155060">
+  <w:num w:numId="8" w16cid:durableId="1913150172">
     <w:abstractNumId w:val="1"/>
   </w:num>
-  <w:num w:numId="9" w16cid:durableId="1810590972">
+  <w:num w:numId="9" w16cid:durableId="1973440970">
     <w:abstractNumId w:val="0"/>
   </w:num>
 </w:numbering>
@@ -48735,7 +50316,7 @@
     <w:autoRedefine/>
     <w:uiPriority w:val="39"/>
     <w:unhideWhenUsed/>
-    <w:rsid w:val="008F2CF4"/>
+    <w:rsid w:val="00DD5B83"/>
     <w:pPr>
       <w:spacing w:after="100"/>
     </w:pPr>
@@ -48747,21 +50328,173 @@
     <w:autoRedefine/>
     <w:uiPriority w:val="39"/>
     <w:unhideWhenUsed/>
-    <w:rsid w:val="008F2CF4"/>
+    <w:rsid w:val="00DD5B83"/>
     <w:pPr>
       <w:spacing w:after="100"/>
       <w:ind w:left="240"/>
     </w:pPr>
+  </w:style>
+  <w:style w:type="paragraph" w:styleId="38">
+    <w:name w:val="toc 3"/>
+    <w:basedOn w:val="a1"/>
+    <w:next w:val="a1"/>
+    <w:autoRedefine/>
+    <w:uiPriority w:val="39"/>
+    <w:unhideWhenUsed/>
+    <w:rsid w:val="00DD5B83"/>
+    <w:pPr>
+      <w:spacing w:after="100" w:line="278" w:lineRule="auto"/>
+      <w:ind w:left="480"/>
+    </w:pPr>
+    <w:rPr>
+      <w:rFonts w:asciiTheme="minorHAnsi" w:hAnsiTheme="minorHAnsi"/>
+      <w:kern w:val="2"/>
+      <w:szCs w:val="24"/>
+      <w:lang w:val="ru-RU" w:eastAsia="ru-RU"/>
+      <w14:ligatures w14:val="standardContextual"/>
+    </w:rPr>
+  </w:style>
+  <w:style w:type="paragraph" w:styleId="41">
+    <w:name w:val="toc 4"/>
+    <w:basedOn w:val="a1"/>
+    <w:next w:val="a1"/>
+    <w:autoRedefine/>
+    <w:uiPriority w:val="39"/>
+    <w:unhideWhenUsed/>
+    <w:rsid w:val="00DD5B83"/>
+    <w:pPr>
+      <w:spacing w:after="100" w:line="278" w:lineRule="auto"/>
+      <w:ind w:left="720"/>
+    </w:pPr>
+    <w:rPr>
+      <w:rFonts w:asciiTheme="minorHAnsi" w:hAnsiTheme="minorHAnsi"/>
+      <w:kern w:val="2"/>
+      <w:szCs w:val="24"/>
+      <w:lang w:val="ru-RU" w:eastAsia="ru-RU"/>
+      <w14:ligatures w14:val="standardContextual"/>
+    </w:rPr>
+  </w:style>
+  <w:style w:type="paragraph" w:styleId="51">
+    <w:name w:val="toc 5"/>
+    <w:basedOn w:val="a1"/>
+    <w:next w:val="a1"/>
+    <w:autoRedefine/>
+    <w:uiPriority w:val="39"/>
+    <w:unhideWhenUsed/>
+    <w:rsid w:val="00DD5B83"/>
+    <w:pPr>
+      <w:spacing w:after="100" w:line="278" w:lineRule="auto"/>
+      <w:ind w:left="960"/>
+    </w:pPr>
+    <w:rPr>
+      <w:rFonts w:asciiTheme="minorHAnsi" w:hAnsiTheme="minorHAnsi"/>
+      <w:kern w:val="2"/>
+      <w:szCs w:val="24"/>
+      <w:lang w:val="ru-RU" w:eastAsia="ru-RU"/>
+      <w14:ligatures w14:val="standardContextual"/>
+    </w:rPr>
+  </w:style>
+  <w:style w:type="paragraph" w:styleId="61">
+    <w:name w:val="toc 6"/>
+    <w:basedOn w:val="a1"/>
+    <w:next w:val="a1"/>
+    <w:autoRedefine/>
+    <w:uiPriority w:val="39"/>
+    <w:unhideWhenUsed/>
+    <w:rsid w:val="00DD5B83"/>
+    <w:pPr>
+      <w:spacing w:after="100" w:line="278" w:lineRule="auto"/>
+      <w:ind w:left="1200"/>
+    </w:pPr>
+    <w:rPr>
+      <w:rFonts w:asciiTheme="minorHAnsi" w:hAnsiTheme="minorHAnsi"/>
+      <w:kern w:val="2"/>
+      <w:szCs w:val="24"/>
+      <w:lang w:val="ru-RU" w:eastAsia="ru-RU"/>
+      <w14:ligatures w14:val="standardContextual"/>
+    </w:rPr>
+  </w:style>
+  <w:style w:type="paragraph" w:styleId="71">
+    <w:name w:val="toc 7"/>
+    <w:basedOn w:val="a1"/>
+    <w:next w:val="a1"/>
+    <w:autoRedefine/>
+    <w:uiPriority w:val="39"/>
+    <w:unhideWhenUsed/>
+    <w:rsid w:val="00DD5B83"/>
+    <w:pPr>
+      <w:spacing w:after="100" w:line="278" w:lineRule="auto"/>
+      <w:ind w:left="1440"/>
+    </w:pPr>
+    <w:rPr>
+      <w:rFonts w:asciiTheme="minorHAnsi" w:hAnsiTheme="minorHAnsi"/>
+      <w:kern w:val="2"/>
+      <w:szCs w:val="24"/>
+      <w:lang w:val="ru-RU" w:eastAsia="ru-RU"/>
+      <w14:ligatures w14:val="standardContextual"/>
+    </w:rPr>
+  </w:style>
+  <w:style w:type="paragraph" w:styleId="81">
+    <w:name w:val="toc 8"/>
+    <w:basedOn w:val="a1"/>
+    <w:next w:val="a1"/>
+    <w:autoRedefine/>
+    <w:uiPriority w:val="39"/>
+    <w:unhideWhenUsed/>
+    <w:rsid w:val="00DD5B83"/>
+    <w:pPr>
+      <w:spacing w:after="100" w:line="278" w:lineRule="auto"/>
+      <w:ind w:left="1680"/>
+    </w:pPr>
+    <w:rPr>
+      <w:rFonts w:asciiTheme="minorHAnsi" w:hAnsiTheme="minorHAnsi"/>
+      <w:kern w:val="2"/>
+      <w:szCs w:val="24"/>
+      <w:lang w:val="ru-RU" w:eastAsia="ru-RU"/>
+      <w14:ligatures w14:val="standardContextual"/>
+    </w:rPr>
+  </w:style>
+  <w:style w:type="paragraph" w:styleId="91">
+    <w:name w:val="toc 9"/>
+    <w:basedOn w:val="a1"/>
+    <w:next w:val="a1"/>
+    <w:autoRedefine/>
+    <w:uiPriority w:val="39"/>
+    <w:unhideWhenUsed/>
+    <w:rsid w:val="00DD5B83"/>
+    <w:pPr>
+      <w:spacing w:after="100" w:line="278" w:lineRule="auto"/>
+      <w:ind w:left="1920"/>
+    </w:pPr>
+    <w:rPr>
+      <w:rFonts w:asciiTheme="minorHAnsi" w:hAnsiTheme="minorHAnsi"/>
+      <w:kern w:val="2"/>
+      <w:szCs w:val="24"/>
+      <w:lang w:val="ru-RU" w:eastAsia="ru-RU"/>
+      <w14:ligatures w14:val="standardContextual"/>
+    </w:rPr>
   </w:style>
   <w:style w:type="character" w:styleId="aff8">
     <w:name w:val="Hyperlink"/>
     <w:basedOn w:val="a2"/>
     <w:uiPriority w:val="99"/>
     <w:unhideWhenUsed/>
-    <w:rsid w:val="008F2CF4"/>
+    <w:rsid w:val="00DD5B83"/>
     <w:rPr>
       <w:color w:val="0000FF" w:themeColor="hyperlink"/>
       <w:u w:val="single"/>
+    </w:rPr>
+  </w:style>
+  <w:style w:type="character" w:styleId="aff9">
+    <w:name w:val="Unresolved Mention"/>
+    <w:basedOn w:val="a2"/>
+    <w:uiPriority w:val="99"/>
+    <w:semiHidden/>
+    <w:unhideWhenUsed/>
+    <w:rsid w:val="00DD5B83"/>
+    <w:rPr>
+      <w:color w:val="605E5C"/>
+      <w:shd w:val="clear" w:color="auto" w:fill="E1DFDD"/>
     </w:rPr>
   </w:style>
 </w:styles>

--- a/docs/submission/Документация_Ультратех_задача9.docx
+++ b/docs/submission/Документация_Ультратех_задача9.docx
@@ -98,7 +98,7 @@
       <w:pPr>
         <w:pStyle w:val="1"/>
       </w:pPr>
-      <w:bookmarkStart w:id="0" w:name="_Toc241183477"/>
+      <w:bookmarkStart w:id="0" w:name="_Toc241184078"/>
       <w:r>
         <w:lastRenderedPageBreak/>
         <w:t>Содержание</w:t>
@@ -124,7 +124,7 @@
       <w:r>
         <w:fldChar w:fldCharType="separate"/>
       </w:r>
-      <w:hyperlink w:anchor="_Toc241183477" w:history="1">
+      <w:hyperlink w:anchor="_Toc241184078" w:history="1">
         <w:r>
           <w:rPr>
             <w:rStyle w:val="aff8"/>
@@ -151,7 +151,7 @@
             <w:noProof/>
             <w:webHidden/>
           </w:rPr>
-          <w:instrText xml:space="preserve"> PAGEREF _Toc241183477 \h </w:instrText>
+          <w:instrText xml:space="preserve"> PAGEREF _Toc241184078 \h </w:instrText>
         </w:r>
         <w:r>
           <w:rPr>
@@ -192,7 +192,7 @@
           <w:noProof/>
         </w:rPr>
       </w:pPr>
-      <w:hyperlink w:anchor="_Toc241183478" w:history="1">
+      <w:hyperlink w:anchor="_Toc241184079" w:history="1">
         <w:r>
           <w:rPr>
             <w:rStyle w:val="aff8"/>
@@ -219,7 +219,7 @@
             <w:noProof/>
             <w:webHidden/>
           </w:rPr>
-          <w:instrText xml:space="preserve"> PAGEREF _Toc241183478 \h </w:instrText>
+          <w:instrText xml:space="preserve"> PAGEREF _Toc241184079 \h </w:instrText>
         </w:r>
         <w:r>
           <w:rPr>
@@ -260,7 +260,7 @@
           <w:noProof/>
         </w:rPr>
       </w:pPr>
-      <w:hyperlink w:anchor="_Toc241183479" w:history="1">
+      <w:hyperlink w:anchor="_Toc241184080" w:history="1">
         <w:r>
           <w:rPr>
             <w:rStyle w:val="aff8"/>
@@ -287,7 +287,7 @@
             <w:noProof/>
             <w:webHidden/>
           </w:rPr>
-          <w:instrText xml:space="preserve"> PAGEREF _Toc241183479 \h </w:instrText>
+          <w:instrText xml:space="preserve"> PAGEREF _Toc241184080 \h </w:instrText>
         </w:r>
         <w:r>
           <w:rPr>
@@ -328,7 +328,7 @@
           <w:noProof/>
         </w:rPr>
       </w:pPr>
-      <w:hyperlink w:anchor="_Toc241183480" w:history="1">
+      <w:hyperlink w:anchor="_Toc241184081" w:history="1">
         <w:r>
           <w:rPr>
             <w:rStyle w:val="aff8"/>
@@ -355,7 +355,7 @@
             <w:noProof/>
             <w:webHidden/>
           </w:rPr>
-          <w:instrText xml:space="preserve"> PAGEREF _Toc241183480 \h </w:instrText>
+          <w:instrText xml:space="preserve"> PAGEREF _Toc241184081 \h </w:instrText>
         </w:r>
         <w:r>
           <w:rPr>
@@ -396,7 +396,7 @@
           <w:noProof/>
         </w:rPr>
       </w:pPr>
-      <w:hyperlink w:anchor="_Toc241183481" w:history="1">
+      <w:hyperlink w:anchor="_Toc241184082" w:history="1">
         <w:r>
           <w:rPr>
             <w:rStyle w:val="aff8"/>
@@ -423,7 +423,7 @@
             <w:noProof/>
             <w:webHidden/>
           </w:rPr>
-          <w:instrText xml:space="preserve"> PAGEREF _Toc241183481 \h </w:instrText>
+          <w:instrText xml:space="preserve"> PAGEREF _Toc241184082 \h </w:instrText>
         </w:r>
         <w:r>
           <w:rPr>
@@ -464,7 +464,7 @@
           <w:noProof/>
         </w:rPr>
       </w:pPr>
-      <w:hyperlink w:anchor="_Toc241183482" w:history="1">
+      <w:hyperlink w:anchor="_Toc241184083" w:history="1">
         <w:r>
           <w:rPr>
             <w:rStyle w:val="aff8"/>
@@ -491,7 +491,7 @@
             <w:noProof/>
             <w:webHidden/>
           </w:rPr>
-          <w:instrText xml:space="preserve"> PAGEREF _Toc241183482 \h </w:instrText>
+          <w:instrText xml:space="preserve"> PAGEREF _Toc241184083 \h </w:instrText>
         </w:r>
         <w:r>
           <w:rPr>
@@ -532,7 +532,7 @@
           <w:noProof/>
         </w:rPr>
       </w:pPr>
-      <w:hyperlink w:anchor="_Toc241183483" w:history="1">
+      <w:hyperlink w:anchor="_Toc241184084" w:history="1">
         <w:r>
           <w:rPr>
             <w:rStyle w:val="aff8"/>
@@ -559,7 +559,7 @@
             <w:noProof/>
             <w:webHidden/>
           </w:rPr>
-          <w:instrText xml:space="preserve"> PAGEREF _Toc241183483 \h </w:instrText>
+          <w:instrText xml:space="preserve"> PAGEREF _Toc241184084 \h </w:instrText>
         </w:r>
         <w:r>
           <w:rPr>
@@ -600,7 +600,7 @@
           <w:noProof/>
         </w:rPr>
       </w:pPr>
-      <w:hyperlink w:anchor="_Toc241183484" w:history="1">
+      <w:hyperlink w:anchor="_Toc241184085" w:history="1">
         <w:r>
           <w:rPr>
             <w:rStyle w:val="aff8"/>
@@ -627,7 +627,7 @@
             <w:noProof/>
             <w:webHidden/>
           </w:rPr>
-          <w:instrText xml:space="preserve"> PAGEREF _Toc241183484 \h </w:instrText>
+          <w:instrText xml:space="preserve"> PAGEREF _Toc241184085 \h </w:instrText>
         </w:r>
         <w:r>
           <w:rPr>
@@ -668,7 +668,7 @@
           <w:noProof/>
         </w:rPr>
       </w:pPr>
-      <w:hyperlink w:anchor="_Toc241183485" w:history="1">
+      <w:hyperlink w:anchor="_Toc241184086" w:history="1">
         <w:r>
           <w:rPr>
             <w:rStyle w:val="aff8"/>
@@ -695,7 +695,7 @@
             <w:noProof/>
             <w:webHidden/>
           </w:rPr>
-          <w:instrText xml:space="preserve"> PAGEREF _Toc241183485 \h </w:instrText>
+          <w:instrText xml:space="preserve"> PAGEREF _Toc241184086 \h </w:instrText>
         </w:r>
         <w:r>
           <w:rPr>
@@ -736,7 +736,7 @@
           <w:noProof/>
         </w:rPr>
       </w:pPr>
-      <w:hyperlink w:anchor="_Toc241183486" w:history="1">
+      <w:hyperlink w:anchor="_Toc241184087" w:history="1">
         <w:r>
           <w:rPr>
             <w:rStyle w:val="aff8"/>
@@ -763,7 +763,7 @@
             <w:noProof/>
             <w:webHidden/>
           </w:rPr>
-          <w:instrText xml:space="preserve"> PAGEREF _Toc241183486 \h </w:instrText>
+          <w:instrText xml:space="preserve"> PAGEREF _Toc241184087 \h </w:instrText>
         </w:r>
         <w:r>
           <w:rPr>
@@ -804,7 +804,7 @@
           <w:noProof/>
         </w:rPr>
       </w:pPr>
-      <w:hyperlink w:anchor="_Toc241183487" w:history="1">
+      <w:hyperlink w:anchor="_Toc241184088" w:history="1">
         <w:r>
           <w:rPr>
             <w:rStyle w:val="aff8"/>
@@ -831,7 +831,7 @@
             <w:noProof/>
             <w:webHidden/>
           </w:rPr>
-          <w:instrText xml:space="preserve"> PAGEREF _Toc241183487 \h </w:instrText>
+          <w:instrText xml:space="preserve"> PAGEREF _Toc241184088 \h </w:instrText>
         </w:r>
         <w:r>
           <w:rPr>
@@ -872,7 +872,7 @@
           <w:noProof/>
         </w:rPr>
       </w:pPr>
-      <w:hyperlink w:anchor="_Toc241183488" w:history="1">
+      <w:hyperlink w:anchor="_Toc241184089" w:history="1">
         <w:r>
           <w:rPr>
             <w:rStyle w:val="aff8"/>
@@ -899,7 +899,7 @@
             <w:noProof/>
             <w:webHidden/>
           </w:rPr>
-          <w:instrText xml:space="preserve"> PAGEREF _Toc241183488 \h </w:instrText>
+          <w:instrText xml:space="preserve"> PAGEREF _Toc241184089 \h </w:instrText>
         </w:r>
         <w:r>
           <w:rPr>
@@ -940,7 +940,7 @@
           <w:noProof/>
         </w:rPr>
       </w:pPr>
-      <w:hyperlink w:anchor="_Toc241183489" w:history="1">
+      <w:hyperlink w:anchor="_Toc241184090" w:history="1">
         <w:r>
           <w:rPr>
             <w:rStyle w:val="aff8"/>
@@ -967,7 +967,7 @@
             <w:noProof/>
             <w:webHidden/>
           </w:rPr>
-          <w:instrText xml:space="preserve"> PAGEREF _Toc241183489 \h </w:instrText>
+          <w:instrText xml:space="preserve"> PAGEREF _Toc241184090 \h </w:instrText>
         </w:r>
         <w:r>
           <w:rPr>
@@ -1008,7 +1008,7 @@
           <w:noProof/>
         </w:rPr>
       </w:pPr>
-      <w:hyperlink w:anchor="_Toc241183490" w:history="1">
+      <w:hyperlink w:anchor="_Toc241184091" w:history="1">
         <w:r>
           <w:rPr>
             <w:rStyle w:val="aff8"/>
@@ -1035,7 +1035,7 @@
             <w:noProof/>
             <w:webHidden/>
           </w:rPr>
-          <w:instrText xml:space="preserve"> PAGEREF _Toc241183490 \h </w:instrText>
+          <w:instrText xml:space="preserve"> PAGEREF _Toc241184091 \h </w:instrText>
         </w:r>
         <w:r>
           <w:rPr>
@@ -1076,7 +1076,7 @@
           <w:noProof/>
         </w:rPr>
       </w:pPr>
-      <w:hyperlink w:anchor="_Toc241183491" w:history="1">
+      <w:hyperlink w:anchor="_Toc241184092" w:history="1">
         <w:r>
           <w:rPr>
             <w:rStyle w:val="aff8"/>
@@ -1103,7 +1103,7 @@
             <w:noProof/>
             <w:webHidden/>
           </w:rPr>
-          <w:instrText xml:space="preserve"> PAGEREF _Toc241183491 \h </w:instrText>
+          <w:instrText xml:space="preserve"> PAGEREF _Toc241184092 \h </w:instrText>
         </w:r>
         <w:r>
           <w:rPr>
@@ -1144,7 +1144,7 @@
           <w:noProof/>
         </w:rPr>
       </w:pPr>
-      <w:hyperlink w:anchor="_Toc241183492" w:history="1">
+      <w:hyperlink w:anchor="_Toc241184093" w:history="1">
         <w:r>
           <w:rPr>
             <w:rStyle w:val="aff8"/>
@@ -1171,7 +1171,7 @@
             <w:noProof/>
             <w:webHidden/>
           </w:rPr>
-          <w:instrText xml:space="preserve"> PAGEREF _Toc241183492 \h </w:instrText>
+          <w:instrText xml:space="preserve"> PAGEREF _Toc241184093 \h </w:instrText>
         </w:r>
         <w:r>
           <w:rPr>
@@ -1212,7 +1212,7 @@
           <w:noProof/>
         </w:rPr>
       </w:pPr>
-      <w:hyperlink w:anchor="_Toc241183493" w:history="1">
+      <w:hyperlink w:anchor="_Toc241184094" w:history="1">
         <w:r>
           <w:rPr>
             <w:rStyle w:val="aff8"/>
@@ -1239,7 +1239,7 @@
             <w:noProof/>
             <w:webHidden/>
           </w:rPr>
-          <w:instrText xml:space="preserve"> PAGEREF _Toc241183493 \h </w:instrText>
+          <w:instrText xml:space="preserve"> PAGEREF _Toc241184094 \h </w:instrText>
         </w:r>
         <w:r>
           <w:rPr>
@@ -1280,7 +1280,7 @@
           <w:noProof/>
         </w:rPr>
       </w:pPr>
-      <w:hyperlink w:anchor="_Toc241183494" w:history="1">
+      <w:hyperlink w:anchor="_Toc241184095" w:history="1">
         <w:r>
           <w:rPr>
             <w:rStyle w:val="aff8"/>
@@ -1307,7 +1307,7 @@
             <w:noProof/>
             <w:webHidden/>
           </w:rPr>
-          <w:instrText xml:space="preserve"> PAGEREF _Toc241183494 \h </w:instrText>
+          <w:instrText xml:space="preserve"> PAGEREF _Toc241184095 \h </w:instrText>
         </w:r>
         <w:r>
           <w:rPr>
@@ -1348,7 +1348,7 @@
           <w:noProof/>
         </w:rPr>
       </w:pPr>
-      <w:hyperlink w:anchor="_Toc241183495" w:history="1">
+      <w:hyperlink w:anchor="_Toc241184096" w:history="1">
         <w:r>
           <w:rPr>
             <w:rStyle w:val="aff8"/>
@@ -1375,7 +1375,7 @@
             <w:noProof/>
             <w:webHidden/>
           </w:rPr>
-          <w:instrText xml:space="preserve"> PAGEREF _Toc241183495 \h </w:instrText>
+          <w:instrText xml:space="preserve"> PAGEREF _Toc241184096 \h </w:instrText>
         </w:r>
         <w:r>
           <w:rPr>
@@ -1416,7 +1416,7 @@
           <w:noProof/>
         </w:rPr>
       </w:pPr>
-      <w:hyperlink w:anchor="_Toc241183496" w:history="1">
+      <w:hyperlink w:anchor="_Toc241184097" w:history="1">
         <w:r>
           <w:rPr>
             <w:rStyle w:val="aff8"/>
@@ -1443,7 +1443,7 @@
             <w:noProof/>
             <w:webHidden/>
           </w:rPr>
-          <w:instrText xml:space="preserve"> PAGEREF _Toc241183496 \h </w:instrText>
+          <w:instrText xml:space="preserve"> PAGEREF _Toc241184097 \h </w:instrText>
         </w:r>
         <w:r>
           <w:rPr>
@@ -1484,7 +1484,7 @@
           <w:noProof/>
         </w:rPr>
       </w:pPr>
-      <w:hyperlink w:anchor="_Toc241183497" w:history="1">
+      <w:hyperlink w:anchor="_Toc241184098" w:history="1">
         <w:r>
           <w:rPr>
             <w:rStyle w:val="aff8"/>
@@ -1511,7 +1511,7 @@
             <w:noProof/>
             <w:webHidden/>
           </w:rPr>
-          <w:instrText xml:space="preserve"> PAGEREF _Toc241183497 \h </w:instrText>
+          <w:instrText xml:space="preserve"> PAGEREF _Toc241184098 \h </w:instrText>
         </w:r>
         <w:r>
           <w:rPr>
@@ -1552,7 +1552,7 @@
           <w:noProof/>
         </w:rPr>
       </w:pPr>
-      <w:hyperlink w:anchor="_Toc241183498" w:history="1">
+      <w:hyperlink w:anchor="_Toc241184099" w:history="1">
         <w:r>
           <w:rPr>
             <w:rStyle w:val="aff8"/>
@@ -1579,7 +1579,7 @@
             <w:noProof/>
             <w:webHidden/>
           </w:rPr>
-          <w:instrText xml:space="preserve"> PAGEREF _Toc241183498 \h </w:instrText>
+          <w:instrText xml:space="preserve"> PAGEREF _Toc241184099 \h </w:instrText>
         </w:r>
         <w:r>
           <w:rPr>
@@ -1620,7 +1620,7 @@
           <w:noProof/>
         </w:rPr>
       </w:pPr>
-      <w:hyperlink w:anchor="_Toc241183499" w:history="1">
+      <w:hyperlink w:anchor="_Toc241184100" w:history="1">
         <w:r>
           <w:rPr>
             <w:rStyle w:val="aff8"/>
@@ -1647,7 +1647,7 @@
             <w:noProof/>
             <w:webHidden/>
           </w:rPr>
-          <w:instrText xml:space="preserve"> PAGEREF _Toc241183499 \h </w:instrText>
+          <w:instrText xml:space="preserve"> PAGEREF _Toc241184100 \h </w:instrText>
         </w:r>
         <w:r>
           <w:rPr>
@@ -1688,7 +1688,7 @@
           <w:noProof/>
         </w:rPr>
       </w:pPr>
-      <w:hyperlink w:anchor="_Toc241183500" w:history="1">
+      <w:hyperlink w:anchor="_Toc241184101" w:history="1">
         <w:r>
           <w:rPr>
             <w:rStyle w:val="aff8"/>
@@ -1715,7 +1715,7 @@
             <w:noProof/>
             <w:webHidden/>
           </w:rPr>
-          <w:instrText xml:space="preserve"> PAGEREF _Toc241183500 \h </w:instrText>
+          <w:instrText xml:space="preserve"> PAGEREF _Toc241184101 \h </w:instrText>
         </w:r>
         <w:r>
           <w:rPr>
@@ -1756,7 +1756,7 @@
           <w:noProof/>
         </w:rPr>
       </w:pPr>
-      <w:hyperlink w:anchor="_Toc241183501" w:history="1">
+      <w:hyperlink w:anchor="_Toc241184102" w:history="1">
         <w:r>
           <w:rPr>
             <w:rStyle w:val="aff8"/>
@@ -1783,7 +1783,7 @@
             <w:noProof/>
             <w:webHidden/>
           </w:rPr>
-          <w:instrText xml:space="preserve"> PAGEREF _Toc241183501 \h </w:instrText>
+          <w:instrText xml:space="preserve"> PAGEREF _Toc241184102 \h </w:instrText>
         </w:r>
         <w:r>
           <w:rPr>
@@ -1824,7 +1824,7 @@
           <w:noProof/>
         </w:rPr>
       </w:pPr>
-      <w:hyperlink w:anchor="_Toc241183502" w:history="1">
+      <w:hyperlink w:anchor="_Toc241184103" w:history="1">
         <w:r>
           <w:rPr>
             <w:rStyle w:val="aff8"/>
@@ -1851,7 +1851,7 @@
             <w:noProof/>
             <w:webHidden/>
           </w:rPr>
-          <w:instrText xml:space="preserve"> PAGEREF _Toc241183502 \h </w:instrText>
+          <w:instrText xml:space="preserve"> PAGEREF _Toc241184103 \h </w:instrText>
         </w:r>
         <w:r>
           <w:rPr>
@@ -1892,7 +1892,7 @@
           <w:noProof/>
         </w:rPr>
       </w:pPr>
-      <w:hyperlink w:anchor="_Toc241183503" w:history="1">
+      <w:hyperlink w:anchor="_Toc241184104" w:history="1">
         <w:r>
           <w:rPr>
             <w:rStyle w:val="aff8"/>
@@ -1919,7 +1919,7 @@
             <w:noProof/>
             <w:webHidden/>
           </w:rPr>
-          <w:instrText xml:space="preserve"> PAGEREF _Toc241183503 \h </w:instrText>
+          <w:instrText xml:space="preserve"> PAGEREF _Toc241184104 \h </w:instrText>
         </w:r>
         <w:r>
           <w:rPr>
@@ -1960,7 +1960,7 @@
           <w:noProof/>
         </w:rPr>
       </w:pPr>
-      <w:hyperlink w:anchor="_Toc241183504" w:history="1">
+      <w:hyperlink w:anchor="_Toc241184105" w:history="1">
         <w:r>
           <w:rPr>
             <w:rStyle w:val="aff8"/>
@@ -1987,7 +1987,7 @@
             <w:noProof/>
             <w:webHidden/>
           </w:rPr>
-          <w:instrText xml:space="preserve"> PAGEREF _Toc241183504 \h </w:instrText>
+          <w:instrText xml:space="preserve"> PAGEREF _Toc241184105 \h </w:instrText>
         </w:r>
         <w:r>
           <w:rPr>
@@ -2028,7 +2028,7 @@
           <w:noProof/>
         </w:rPr>
       </w:pPr>
-      <w:hyperlink w:anchor="_Toc241183505" w:history="1">
+      <w:hyperlink w:anchor="_Toc241184106" w:history="1">
         <w:r>
           <w:rPr>
             <w:rStyle w:val="aff8"/>
@@ -2055,7 +2055,7 @@
             <w:noProof/>
             <w:webHidden/>
           </w:rPr>
-          <w:instrText xml:space="preserve"> PAGEREF _Toc241183505 \h </w:instrText>
+          <w:instrText xml:space="preserve"> PAGEREF _Toc241184106 \h </w:instrText>
         </w:r>
         <w:r>
           <w:rPr>
@@ -2096,7 +2096,7 @@
           <w:noProof/>
         </w:rPr>
       </w:pPr>
-      <w:hyperlink w:anchor="_Toc241183506" w:history="1">
+      <w:hyperlink w:anchor="_Toc241184107" w:history="1">
         <w:r>
           <w:rPr>
             <w:rStyle w:val="aff8"/>
@@ -2123,7 +2123,7 @@
             <w:noProof/>
             <w:webHidden/>
           </w:rPr>
-          <w:instrText xml:space="preserve"> PAGEREF _Toc241183506 \h </w:instrText>
+          <w:instrText xml:space="preserve"> PAGEREF _Toc241184107 \h </w:instrText>
         </w:r>
         <w:r>
           <w:rPr>
@@ -2164,7 +2164,7 @@
           <w:noProof/>
         </w:rPr>
       </w:pPr>
-      <w:hyperlink w:anchor="_Toc241183507" w:history="1">
+      <w:hyperlink w:anchor="_Toc241184108" w:history="1">
         <w:r>
           <w:rPr>
             <w:rStyle w:val="aff8"/>
@@ -2191,7 +2191,7 @@
             <w:noProof/>
             <w:webHidden/>
           </w:rPr>
-          <w:instrText xml:space="preserve"> PAGEREF _Toc241183507 \h </w:instrText>
+          <w:instrText xml:space="preserve"> PAGEREF _Toc241184108 \h </w:instrText>
         </w:r>
         <w:r>
           <w:rPr>
@@ -2232,7 +2232,7 @@
           <w:noProof/>
         </w:rPr>
       </w:pPr>
-      <w:hyperlink w:anchor="_Toc241183508" w:history="1">
+      <w:hyperlink w:anchor="_Toc241184109" w:history="1">
         <w:r>
           <w:rPr>
             <w:rStyle w:val="aff8"/>
@@ -2259,7 +2259,7 @@
             <w:noProof/>
             <w:webHidden/>
           </w:rPr>
-          <w:instrText xml:space="preserve"> PAGEREF _Toc241183508 \h </w:instrText>
+          <w:instrText xml:space="preserve"> PAGEREF _Toc241184109 \h </w:instrText>
         </w:r>
         <w:r>
           <w:rPr>
@@ -2300,7 +2300,7 @@
           <w:noProof/>
         </w:rPr>
       </w:pPr>
-      <w:hyperlink w:anchor="_Toc241183509" w:history="1">
+      <w:hyperlink w:anchor="_Toc241184110" w:history="1">
         <w:r>
           <w:rPr>
             <w:rStyle w:val="aff8"/>
@@ -2327,7 +2327,7 @@
             <w:noProof/>
             <w:webHidden/>
           </w:rPr>
-          <w:instrText xml:space="preserve"> PAGEREF _Toc241183509 \h </w:instrText>
+          <w:instrText xml:space="preserve"> PAGEREF _Toc241184110 \h </w:instrText>
         </w:r>
         <w:r>
           <w:rPr>
@@ -2368,7 +2368,7 @@
           <w:noProof/>
         </w:rPr>
       </w:pPr>
-      <w:hyperlink w:anchor="_Toc241183510" w:history="1">
+      <w:hyperlink w:anchor="_Toc241184111" w:history="1">
         <w:r>
           <w:rPr>
             <w:rStyle w:val="aff8"/>
@@ -2395,7 +2395,7 @@
             <w:noProof/>
             <w:webHidden/>
           </w:rPr>
-          <w:instrText xml:space="preserve"> PAGEREF _Toc241183510 \h </w:instrText>
+          <w:instrText xml:space="preserve"> PAGEREF _Toc241184111 \h </w:instrText>
         </w:r>
         <w:r>
           <w:rPr>
@@ -2436,7 +2436,7 @@
           <w:noProof/>
         </w:rPr>
       </w:pPr>
-      <w:hyperlink w:anchor="_Toc241183511" w:history="1">
+      <w:hyperlink w:anchor="_Toc241184112" w:history="1">
         <w:r>
           <w:rPr>
             <w:rStyle w:val="aff8"/>
@@ -2463,7 +2463,7 @@
             <w:noProof/>
             <w:webHidden/>
           </w:rPr>
-          <w:instrText xml:space="preserve"> PAGEREF _Toc241183511 \h </w:instrText>
+          <w:instrText xml:space="preserve"> PAGEREF _Toc241184112 \h </w:instrText>
         </w:r>
         <w:r>
           <w:rPr>
@@ -2504,7 +2504,7 @@
           <w:noProof/>
         </w:rPr>
       </w:pPr>
-      <w:hyperlink w:anchor="_Toc241183512" w:history="1">
+      <w:hyperlink w:anchor="_Toc241184113" w:history="1">
         <w:r>
           <w:rPr>
             <w:rStyle w:val="aff8"/>
@@ -2531,7 +2531,7 @@
             <w:noProof/>
             <w:webHidden/>
           </w:rPr>
-          <w:instrText xml:space="preserve"> PAGEREF _Toc241183512 \h </w:instrText>
+          <w:instrText xml:space="preserve"> PAGEREF _Toc241184113 \h </w:instrText>
         </w:r>
         <w:r>
           <w:rPr>
@@ -2572,7 +2572,7 @@
           <w:noProof/>
         </w:rPr>
       </w:pPr>
-      <w:hyperlink w:anchor="_Toc241183513" w:history="1">
+      <w:hyperlink w:anchor="_Toc241184114" w:history="1">
         <w:r>
           <w:rPr>
             <w:rStyle w:val="aff8"/>
@@ -2599,7 +2599,7 @@
             <w:noProof/>
             <w:webHidden/>
           </w:rPr>
-          <w:instrText xml:space="preserve"> PAGEREF _Toc241183513 \h </w:instrText>
+          <w:instrText xml:space="preserve"> PAGEREF _Toc241184114 \h </w:instrText>
         </w:r>
         <w:r>
           <w:rPr>
@@ -2640,7 +2640,7 @@
           <w:noProof/>
         </w:rPr>
       </w:pPr>
-      <w:hyperlink w:anchor="_Toc241183514" w:history="1">
+      <w:hyperlink w:anchor="_Toc241184115" w:history="1">
         <w:r>
           <w:rPr>
             <w:rStyle w:val="aff8"/>
@@ -2667,7 +2667,7 @@
             <w:noProof/>
             <w:webHidden/>
           </w:rPr>
-          <w:instrText xml:space="preserve"> PAGEREF _Toc241183514 \h </w:instrText>
+          <w:instrText xml:space="preserve"> PAGEREF _Toc241184115 \h </w:instrText>
         </w:r>
         <w:r>
           <w:rPr>
@@ -2708,7 +2708,7 @@
           <w:noProof/>
         </w:rPr>
       </w:pPr>
-      <w:hyperlink w:anchor="_Toc241183515" w:history="1">
+      <w:hyperlink w:anchor="_Toc241184116" w:history="1">
         <w:r>
           <w:rPr>
             <w:rStyle w:val="aff8"/>
@@ -2735,7 +2735,7 @@
             <w:noProof/>
             <w:webHidden/>
           </w:rPr>
-          <w:instrText xml:space="preserve"> PAGEREF _Toc241183515 \h </w:instrText>
+          <w:instrText xml:space="preserve"> PAGEREF _Toc241184116 \h </w:instrText>
         </w:r>
         <w:r>
           <w:rPr>
@@ -2776,7 +2776,7 @@
           <w:noProof/>
         </w:rPr>
       </w:pPr>
-      <w:hyperlink w:anchor="_Toc241183516" w:history="1">
+      <w:hyperlink w:anchor="_Toc241184117" w:history="1">
         <w:r>
           <w:rPr>
             <w:rStyle w:val="aff8"/>
@@ -2803,7 +2803,7 @@
             <w:noProof/>
             <w:webHidden/>
           </w:rPr>
-          <w:instrText xml:space="preserve"> PAGEREF _Toc241183516 \h </w:instrText>
+          <w:instrText xml:space="preserve"> PAGEREF _Toc241184117 \h </w:instrText>
         </w:r>
         <w:r>
           <w:rPr>
@@ -2844,7 +2844,7 @@
           <w:noProof/>
         </w:rPr>
       </w:pPr>
-      <w:hyperlink w:anchor="_Toc241183517" w:history="1">
+      <w:hyperlink w:anchor="_Toc241184118" w:history="1">
         <w:r>
           <w:rPr>
             <w:rStyle w:val="aff8"/>
@@ -2871,7 +2871,7 @@
             <w:noProof/>
             <w:webHidden/>
           </w:rPr>
-          <w:instrText xml:space="preserve"> PAGEREF _Toc241183517 \h </w:instrText>
+          <w:instrText xml:space="preserve"> PAGEREF _Toc241184118 \h </w:instrText>
         </w:r>
         <w:r>
           <w:rPr>
@@ -2912,7 +2912,7 @@
           <w:noProof/>
         </w:rPr>
       </w:pPr>
-      <w:hyperlink w:anchor="_Toc241183518" w:history="1">
+      <w:hyperlink w:anchor="_Toc241184119" w:history="1">
         <w:r>
           <w:rPr>
             <w:rStyle w:val="aff8"/>
@@ -2939,7 +2939,7 @@
             <w:noProof/>
             <w:webHidden/>
           </w:rPr>
-          <w:instrText xml:space="preserve"> PAGEREF _Toc241183518 \h </w:instrText>
+          <w:instrText xml:space="preserve"> PAGEREF _Toc241184119 \h </w:instrText>
         </w:r>
         <w:r>
           <w:rPr>
@@ -2980,7 +2980,7 @@
           <w:noProof/>
         </w:rPr>
       </w:pPr>
-      <w:hyperlink w:anchor="_Toc241183519" w:history="1">
+      <w:hyperlink w:anchor="_Toc241184120" w:history="1">
         <w:r>
           <w:rPr>
             <w:rStyle w:val="aff8"/>
@@ -3007,7 +3007,7 @@
             <w:noProof/>
             <w:webHidden/>
           </w:rPr>
-          <w:instrText xml:space="preserve"> PAGEREF _Toc241183519 \h </w:instrText>
+          <w:instrText xml:space="preserve"> PAGEREF _Toc241184120 \h </w:instrText>
         </w:r>
         <w:r>
           <w:rPr>
@@ -3027,7 +3027,7 @@
             <w:noProof/>
             <w:webHidden/>
           </w:rPr>
-          <w:t>25</w:t>
+          <w:t>28</w:t>
         </w:r>
         <w:r>
           <w:rPr>
@@ -3048,7 +3048,7 @@
           <w:noProof/>
         </w:rPr>
       </w:pPr>
-      <w:hyperlink w:anchor="_Toc241183520" w:history="1">
+      <w:hyperlink w:anchor="_Toc241184121" w:history="1">
         <w:r>
           <w:rPr>
             <w:rStyle w:val="aff8"/>
@@ -3075,7 +3075,7 @@
             <w:noProof/>
             <w:webHidden/>
           </w:rPr>
-          <w:instrText xml:space="preserve"> PAGEREF _Toc241183520 \h </w:instrText>
+          <w:instrText xml:space="preserve"> PAGEREF _Toc241184121 \h </w:instrText>
         </w:r>
         <w:r>
           <w:rPr>
@@ -3095,7 +3095,7 @@
             <w:noProof/>
             <w:webHidden/>
           </w:rPr>
-          <w:t>26</w:t>
+          <w:t>30</w:t>
         </w:r>
         <w:r>
           <w:rPr>
@@ -3116,7 +3116,7 @@
           <w:noProof/>
         </w:rPr>
       </w:pPr>
-      <w:hyperlink w:anchor="_Toc241183521" w:history="1">
+      <w:hyperlink w:anchor="_Toc241184122" w:history="1">
         <w:r>
           <w:rPr>
             <w:rStyle w:val="aff8"/>
@@ -3143,7 +3143,7 @@
             <w:noProof/>
             <w:webHidden/>
           </w:rPr>
-          <w:instrText xml:space="preserve"> PAGEREF _Toc241183521 \h </w:instrText>
+          <w:instrText xml:space="preserve"> PAGEREF _Toc241184122 \h </w:instrText>
         </w:r>
         <w:r>
           <w:rPr>
@@ -3163,7 +3163,7 @@
             <w:noProof/>
             <w:webHidden/>
           </w:rPr>
-          <w:t>27</w:t>
+          <w:t>31</w:t>
         </w:r>
         <w:r>
           <w:rPr>
@@ -3184,7 +3184,7 @@
           <w:noProof/>
         </w:rPr>
       </w:pPr>
-      <w:hyperlink w:anchor="_Toc241183522" w:history="1">
+      <w:hyperlink w:anchor="_Toc241184123" w:history="1">
         <w:r>
           <w:rPr>
             <w:rStyle w:val="aff8"/>
@@ -3211,7 +3211,7 @@
             <w:noProof/>
             <w:webHidden/>
           </w:rPr>
-          <w:instrText xml:space="preserve"> PAGEREF _Toc241183522 \h </w:instrText>
+          <w:instrText xml:space="preserve"> PAGEREF _Toc241184123 \h </w:instrText>
         </w:r>
         <w:r>
           <w:rPr>
@@ -3231,7 +3231,7 @@
             <w:noProof/>
             <w:webHidden/>
           </w:rPr>
-          <w:t>28</w:t>
+          <w:t>32</w:t>
         </w:r>
         <w:r>
           <w:rPr>
@@ -3252,7 +3252,7 @@
           <w:noProof/>
         </w:rPr>
       </w:pPr>
-      <w:hyperlink w:anchor="_Toc241183523" w:history="1">
+      <w:hyperlink w:anchor="_Toc241184124" w:history="1">
         <w:r>
           <w:rPr>
             <w:rStyle w:val="aff8"/>
@@ -3279,7 +3279,7 @@
             <w:noProof/>
             <w:webHidden/>
           </w:rPr>
-          <w:instrText xml:space="preserve"> PAGEREF _Toc241183523 \h </w:instrText>
+          <w:instrText xml:space="preserve"> PAGEREF _Toc241184124 \h </w:instrText>
         </w:r>
         <w:r>
           <w:rPr>
@@ -3299,7 +3299,7 @@
             <w:noProof/>
             <w:webHidden/>
           </w:rPr>
-          <w:t>28</w:t>
+          <w:t>32</w:t>
         </w:r>
         <w:r>
           <w:rPr>
@@ -3320,7 +3320,7 @@
           <w:noProof/>
         </w:rPr>
       </w:pPr>
-      <w:hyperlink w:anchor="_Toc241183524" w:history="1">
+      <w:hyperlink w:anchor="_Toc241184125" w:history="1">
         <w:r>
           <w:rPr>
             <w:rStyle w:val="aff8"/>
@@ -3347,7 +3347,7 @@
             <w:noProof/>
             <w:webHidden/>
           </w:rPr>
-          <w:instrText xml:space="preserve"> PAGEREF _Toc241183524 \h </w:instrText>
+          <w:instrText xml:space="preserve"> PAGEREF _Toc241184125 \h </w:instrText>
         </w:r>
         <w:r>
           <w:rPr>
@@ -3367,7 +3367,7 @@
             <w:noProof/>
             <w:webHidden/>
           </w:rPr>
-          <w:t>31</w:t>
+          <w:t>35</w:t>
         </w:r>
         <w:r>
           <w:rPr>
@@ -3388,7 +3388,7 @@
           <w:noProof/>
         </w:rPr>
       </w:pPr>
-      <w:hyperlink w:anchor="_Toc241183525" w:history="1">
+      <w:hyperlink w:anchor="_Toc241184126" w:history="1">
         <w:r>
           <w:rPr>
             <w:rStyle w:val="aff8"/>
@@ -3415,7 +3415,7 @@
             <w:noProof/>
             <w:webHidden/>
           </w:rPr>
-          <w:instrText xml:space="preserve"> PAGEREF _Toc241183525 \h </w:instrText>
+          <w:instrText xml:space="preserve"> PAGEREF _Toc241184126 \h </w:instrText>
         </w:r>
         <w:r>
           <w:rPr>
@@ -3435,7 +3435,7 @@
             <w:noProof/>
             <w:webHidden/>
           </w:rPr>
-          <w:t>32</w:t>
+          <w:t>36</w:t>
         </w:r>
         <w:r>
           <w:rPr>
@@ -3456,7 +3456,7 @@
           <w:noProof/>
         </w:rPr>
       </w:pPr>
-      <w:hyperlink w:anchor="_Toc241183526" w:history="1">
+      <w:hyperlink w:anchor="_Toc241184127" w:history="1">
         <w:r>
           <w:rPr>
             <w:rStyle w:val="aff8"/>
@@ -3483,7 +3483,7 @@
             <w:noProof/>
             <w:webHidden/>
           </w:rPr>
-          <w:instrText xml:space="preserve"> PAGEREF _Toc241183526 \h </w:instrText>
+          <w:instrText xml:space="preserve"> PAGEREF _Toc241184127 \h </w:instrText>
         </w:r>
         <w:r>
           <w:rPr>
@@ -3503,7 +3503,7 @@
             <w:noProof/>
             <w:webHidden/>
           </w:rPr>
-          <w:t>32</w:t>
+          <w:t>36</w:t>
         </w:r>
         <w:r>
           <w:rPr>
@@ -3524,7 +3524,7 @@
           <w:noProof/>
         </w:rPr>
       </w:pPr>
-      <w:hyperlink w:anchor="_Toc241183527" w:history="1">
+      <w:hyperlink w:anchor="_Toc241184128" w:history="1">
         <w:r>
           <w:rPr>
             <w:rStyle w:val="aff8"/>
@@ -3551,7 +3551,7 @@
             <w:noProof/>
             <w:webHidden/>
           </w:rPr>
-          <w:instrText xml:space="preserve"> PAGEREF _Toc241183527 \h </w:instrText>
+          <w:instrText xml:space="preserve"> PAGEREF _Toc241184128 \h </w:instrText>
         </w:r>
         <w:r>
           <w:rPr>
@@ -3571,7 +3571,7 @@
             <w:noProof/>
             <w:webHidden/>
           </w:rPr>
-          <w:t>32</w:t>
+          <w:t>36</w:t>
         </w:r>
         <w:r>
           <w:rPr>
@@ -3592,7 +3592,7 @@
           <w:noProof/>
         </w:rPr>
       </w:pPr>
-      <w:hyperlink w:anchor="_Toc241183528" w:history="1">
+      <w:hyperlink w:anchor="_Toc241184129" w:history="1">
         <w:r>
           <w:rPr>
             <w:rStyle w:val="aff8"/>
@@ -3619,7 +3619,7 @@
             <w:noProof/>
             <w:webHidden/>
           </w:rPr>
-          <w:instrText xml:space="preserve"> PAGEREF _Toc241183528 \h </w:instrText>
+          <w:instrText xml:space="preserve"> PAGEREF _Toc241184129 \h </w:instrText>
         </w:r>
         <w:r>
           <w:rPr>
@@ -3639,7 +3639,7 @@
             <w:noProof/>
             <w:webHidden/>
           </w:rPr>
-          <w:t>33</w:t>
+          <w:t>37</w:t>
         </w:r>
         <w:r>
           <w:rPr>
@@ -3660,7 +3660,7 @@
           <w:noProof/>
         </w:rPr>
       </w:pPr>
-      <w:hyperlink w:anchor="_Toc241183529" w:history="1">
+      <w:hyperlink w:anchor="_Toc241184130" w:history="1">
         <w:r>
           <w:rPr>
             <w:rStyle w:val="aff8"/>
@@ -3687,7 +3687,7 @@
             <w:noProof/>
             <w:webHidden/>
           </w:rPr>
-          <w:instrText xml:space="preserve"> PAGEREF _Toc241183529 \h </w:instrText>
+          <w:instrText xml:space="preserve"> PAGEREF _Toc241184130 \h </w:instrText>
         </w:r>
         <w:r>
           <w:rPr>
@@ -3707,7 +3707,7 @@
             <w:noProof/>
             <w:webHidden/>
           </w:rPr>
-          <w:t>34</w:t>
+          <w:t>38</w:t>
         </w:r>
         <w:r>
           <w:rPr>
@@ -3728,7 +3728,7 @@
           <w:noProof/>
         </w:rPr>
       </w:pPr>
-      <w:hyperlink w:anchor="_Toc241183530" w:history="1">
+      <w:hyperlink w:anchor="_Toc241184131" w:history="1">
         <w:r>
           <w:rPr>
             <w:rStyle w:val="aff8"/>
@@ -3755,7 +3755,7 @@
             <w:noProof/>
             <w:webHidden/>
           </w:rPr>
-          <w:instrText xml:space="preserve"> PAGEREF _Toc241183530 \h </w:instrText>
+          <w:instrText xml:space="preserve"> PAGEREF _Toc241184131 \h </w:instrText>
         </w:r>
         <w:r>
           <w:rPr>
@@ -3775,7 +3775,7 @@
             <w:noProof/>
             <w:webHidden/>
           </w:rPr>
-          <w:t>34</w:t>
+          <w:t>38</w:t>
         </w:r>
         <w:r>
           <w:rPr>
@@ -3796,7 +3796,7 @@
           <w:noProof/>
         </w:rPr>
       </w:pPr>
-      <w:hyperlink w:anchor="_Toc241183531" w:history="1">
+      <w:hyperlink w:anchor="_Toc241184132" w:history="1">
         <w:r>
           <w:rPr>
             <w:rStyle w:val="aff8"/>
@@ -3823,7 +3823,7 @@
             <w:noProof/>
             <w:webHidden/>
           </w:rPr>
-          <w:instrText xml:space="preserve"> PAGEREF _Toc241183531 \h </w:instrText>
+          <w:instrText xml:space="preserve"> PAGEREF _Toc241184132 \h </w:instrText>
         </w:r>
         <w:r>
           <w:rPr>
@@ -3843,7 +3843,7 @@
             <w:noProof/>
             <w:webHidden/>
           </w:rPr>
-          <w:t>34</w:t>
+          <w:t>38</w:t>
         </w:r>
         <w:r>
           <w:rPr>
@@ -3864,7 +3864,7 @@
           <w:noProof/>
         </w:rPr>
       </w:pPr>
-      <w:hyperlink w:anchor="_Toc241183532" w:history="1">
+      <w:hyperlink w:anchor="_Toc241184133" w:history="1">
         <w:r>
           <w:rPr>
             <w:rStyle w:val="aff8"/>
@@ -3891,7 +3891,7 @@
             <w:noProof/>
             <w:webHidden/>
           </w:rPr>
-          <w:instrText xml:space="preserve"> PAGEREF _Toc241183532 \h </w:instrText>
+          <w:instrText xml:space="preserve"> PAGEREF _Toc241184133 \h </w:instrText>
         </w:r>
         <w:r>
           <w:rPr>
@@ -3911,7 +3911,7 @@
             <w:noProof/>
             <w:webHidden/>
           </w:rPr>
-          <w:t>34</w:t>
+          <w:t>38</w:t>
         </w:r>
         <w:r>
           <w:rPr>
@@ -3932,7 +3932,7 @@
           <w:noProof/>
         </w:rPr>
       </w:pPr>
-      <w:hyperlink w:anchor="_Toc241183533" w:history="1">
+      <w:hyperlink w:anchor="_Toc241184134" w:history="1">
         <w:r>
           <w:rPr>
             <w:rStyle w:val="aff8"/>
@@ -3959,7 +3959,7 @@
             <w:noProof/>
             <w:webHidden/>
           </w:rPr>
-          <w:instrText xml:space="preserve"> PAGEREF _Toc241183533 \h </w:instrText>
+          <w:instrText xml:space="preserve"> PAGEREF _Toc241184134 \h </w:instrText>
         </w:r>
         <w:r>
           <w:rPr>
@@ -3979,7 +3979,7 @@
             <w:noProof/>
             <w:webHidden/>
           </w:rPr>
-          <w:t>35</w:t>
+          <w:t>39</w:t>
         </w:r>
         <w:r>
           <w:rPr>
@@ -4000,7 +4000,7 @@
           <w:noProof/>
         </w:rPr>
       </w:pPr>
-      <w:hyperlink w:anchor="_Toc241183534" w:history="1">
+      <w:hyperlink w:anchor="_Toc241184135" w:history="1">
         <w:r>
           <w:rPr>
             <w:rStyle w:val="aff8"/>
@@ -4027,7 +4027,7 @@
             <w:noProof/>
             <w:webHidden/>
           </w:rPr>
-          <w:instrText xml:space="preserve"> PAGEREF _Toc241183534 \h </w:instrText>
+          <w:instrText xml:space="preserve"> PAGEREF _Toc241184135 \h </w:instrText>
         </w:r>
         <w:r>
           <w:rPr>
@@ -4047,7 +4047,7 @@
             <w:noProof/>
             <w:webHidden/>
           </w:rPr>
-          <w:t>35</w:t>
+          <w:t>39</w:t>
         </w:r>
         <w:r>
           <w:rPr>
@@ -4068,7 +4068,7 @@
           <w:noProof/>
         </w:rPr>
       </w:pPr>
-      <w:hyperlink w:anchor="_Toc241183535" w:history="1">
+      <w:hyperlink w:anchor="_Toc241184136" w:history="1">
         <w:r>
           <w:rPr>
             <w:rStyle w:val="aff8"/>
@@ -4095,7 +4095,7 @@
             <w:noProof/>
             <w:webHidden/>
           </w:rPr>
-          <w:instrText xml:space="preserve"> PAGEREF _Toc241183535 \h </w:instrText>
+          <w:instrText xml:space="preserve"> PAGEREF _Toc241184136 \h </w:instrText>
         </w:r>
         <w:r>
           <w:rPr>
@@ -4115,7 +4115,7 @@
             <w:noProof/>
             <w:webHidden/>
           </w:rPr>
-          <w:t>36</w:t>
+          <w:t>40</w:t>
         </w:r>
         <w:r>
           <w:rPr>
@@ -4136,7 +4136,7 @@
           <w:noProof/>
         </w:rPr>
       </w:pPr>
-      <w:hyperlink w:anchor="_Toc241183536" w:history="1">
+      <w:hyperlink w:anchor="_Toc241184137" w:history="1">
         <w:r>
           <w:rPr>
             <w:rStyle w:val="aff8"/>
@@ -4163,7 +4163,7 @@
             <w:noProof/>
             <w:webHidden/>
           </w:rPr>
-          <w:instrText xml:space="preserve"> PAGEREF _Toc241183536 \h </w:instrText>
+          <w:instrText xml:space="preserve"> PAGEREF _Toc241184137 \h </w:instrText>
         </w:r>
         <w:r>
           <w:rPr>
@@ -4183,7 +4183,7 @@
             <w:noProof/>
             <w:webHidden/>
           </w:rPr>
-          <w:t>36</w:t>
+          <w:t>40</w:t>
         </w:r>
         <w:r>
           <w:rPr>
@@ -4204,7 +4204,7 @@
           <w:noProof/>
         </w:rPr>
       </w:pPr>
-      <w:hyperlink w:anchor="_Toc241183537" w:history="1">
+      <w:hyperlink w:anchor="_Toc241184138" w:history="1">
         <w:r>
           <w:rPr>
             <w:rStyle w:val="aff8"/>
@@ -4231,7 +4231,7 @@
             <w:noProof/>
             <w:webHidden/>
           </w:rPr>
-          <w:instrText xml:space="preserve"> PAGEREF _Toc241183537 \h </w:instrText>
+          <w:instrText xml:space="preserve"> PAGEREF _Toc241184138 \h </w:instrText>
         </w:r>
         <w:r>
           <w:rPr>
@@ -4251,7 +4251,7 @@
             <w:noProof/>
             <w:webHidden/>
           </w:rPr>
-          <w:t>37</w:t>
+          <w:t>41</w:t>
         </w:r>
         <w:r>
           <w:rPr>
@@ -4272,7 +4272,7 @@
           <w:noProof/>
         </w:rPr>
       </w:pPr>
-      <w:hyperlink w:anchor="_Toc241183538" w:history="1">
+      <w:hyperlink w:anchor="_Toc241184139" w:history="1">
         <w:r>
           <w:rPr>
             <w:rStyle w:val="aff8"/>
@@ -4299,7 +4299,7 @@
             <w:noProof/>
             <w:webHidden/>
           </w:rPr>
-          <w:instrText xml:space="preserve"> PAGEREF _Toc241183538 \h </w:instrText>
+          <w:instrText xml:space="preserve"> PAGEREF _Toc241184139 \h </w:instrText>
         </w:r>
         <w:r>
           <w:rPr>
@@ -4319,7 +4319,7 @@
             <w:noProof/>
             <w:webHidden/>
           </w:rPr>
-          <w:t>37</w:t>
+          <w:t>41</w:t>
         </w:r>
         <w:r>
           <w:rPr>
@@ -4340,7 +4340,7 @@
           <w:noProof/>
         </w:rPr>
       </w:pPr>
-      <w:hyperlink w:anchor="_Toc241183539" w:history="1">
+      <w:hyperlink w:anchor="_Toc241184140" w:history="1">
         <w:r>
           <w:rPr>
             <w:rStyle w:val="aff8"/>
@@ -4367,7 +4367,7 @@
             <w:noProof/>
             <w:webHidden/>
           </w:rPr>
-          <w:instrText xml:space="preserve"> PAGEREF _Toc241183539 \h </w:instrText>
+          <w:instrText xml:space="preserve"> PAGEREF _Toc241184140 \h </w:instrText>
         </w:r>
         <w:r>
           <w:rPr>
@@ -4387,7 +4387,7 @@
             <w:noProof/>
             <w:webHidden/>
           </w:rPr>
-          <w:t>37</w:t>
+          <w:t>41</w:t>
         </w:r>
         <w:r>
           <w:rPr>
@@ -4408,7 +4408,7 @@
           <w:noProof/>
         </w:rPr>
       </w:pPr>
-      <w:hyperlink w:anchor="_Toc241183540" w:history="1">
+      <w:hyperlink w:anchor="_Toc241184141" w:history="1">
         <w:r>
           <w:rPr>
             <w:rStyle w:val="aff8"/>
@@ -4435,7 +4435,7 @@
             <w:noProof/>
             <w:webHidden/>
           </w:rPr>
-          <w:instrText xml:space="preserve"> PAGEREF _Toc241183540 \h </w:instrText>
+          <w:instrText xml:space="preserve"> PAGEREF _Toc241184141 \h </w:instrText>
         </w:r>
         <w:r>
           <w:rPr>
@@ -4455,7 +4455,7 @@
             <w:noProof/>
             <w:webHidden/>
           </w:rPr>
-          <w:t>39</w:t>
+          <w:t>43</w:t>
         </w:r>
         <w:r>
           <w:rPr>
@@ -4476,7 +4476,7 @@
           <w:noProof/>
         </w:rPr>
       </w:pPr>
-      <w:hyperlink w:anchor="_Toc241183541" w:history="1">
+      <w:hyperlink w:anchor="_Toc241184142" w:history="1">
         <w:r>
           <w:rPr>
             <w:rStyle w:val="aff8"/>
@@ -4503,7 +4503,7 @@
             <w:noProof/>
             <w:webHidden/>
           </w:rPr>
-          <w:instrText xml:space="preserve"> PAGEREF _Toc241183541 \h </w:instrText>
+          <w:instrText xml:space="preserve"> PAGEREF _Toc241184142 \h </w:instrText>
         </w:r>
         <w:r>
           <w:rPr>
@@ -4523,7 +4523,7 @@
             <w:noProof/>
             <w:webHidden/>
           </w:rPr>
-          <w:t>39</w:t>
+          <w:t>43</w:t>
         </w:r>
         <w:r>
           <w:rPr>
@@ -4544,7 +4544,7 @@
           <w:noProof/>
         </w:rPr>
       </w:pPr>
-      <w:hyperlink w:anchor="_Toc241183542" w:history="1">
+      <w:hyperlink w:anchor="_Toc241184143" w:history="1">
         <w:r>
           <w:rPr>
             <w:rStyle w:val="aff8"/>
@@ -4571,7 +4571,7 @@
             <w:noProof/>
             <w:webHidden/>
           </w:rPr>
-          <w:instrText xml:space="preserve"> PAGEREF _Toc241183542 \h </w:instrText>
+          <w:instrText xml:space="preserve"> PAGEREF _Toc241184143 \h </w:instrText>
         </w:r>
         <w:r>
           <w:rPr>
@@ -4591,7 +4591,7 @@
             <w:noProof/>
             <w:webHidden/>
           </w:rPr>
-          <w:t>39</w:t>
+          <w:t>43</w:t>
         </w:r>
         <w:r>
           <w:rPr>
@@ -4612,7 +4612,7 @@
           <w:noProof/>
         </w:rPr>
       </w:pPr>
-      <w:hyperlink w:anchor="_Toc241183543" w:history="1">
+      <w:hyperlink w:anchor="_Toc241184144" w:history="1">
         <w:r>
           <w:rPr>
             <w:rStyle w:val="aff8"/>
@@ -4639,7 +4639,7 @@
             <w:noProof/>
             <w:webHidden/>
           </w:rPr>
-          <w:instrText xml:space="preserve"> PAGEREF _Toc241183543 \h </w:instrText>
+          <w:instrText xml:space="preserve"> PAGEREF _Toc241184144 \h </w:instrText>
         </w:r>
         <w:r>
           <w:rPr>
@@ -4659,7 +4659,7 @@
             <w:noProof/>
             <w:webHidden/>
           </w:rPr>
-          <w:t>39</w:t>
+          <w:t>43</w:t>
         </w:r>
         <w:r>
           <w:rPr>
@@ -4680,7 +4680,7 @@
           <w:noProof/>
         </w:rPr>
       </w:pPr>
-      <w:hyperlink w:anchor="_Toc241183544" w:history="1">
+      <w:hyperlink w:anchor="_Toc241184145" w:history="1">
         <w:r>
           <w:rPr>
             <w:rStyle w:val="aff8"/>
@@ -4707,7 +4707,7 @@
             <w:noProof/>
             <w:webHidden/>
           </w:rPr>
-          <w:instrText xml:space="preserve"> PAGEREF _Toc241183544 \h </w:instrText>
+          <w:instrText xml:space="preserve"> PAGEREF _Toc241184145 \h </w:instrText>
         </w:r>
         <w:r>
           <w:rPr>
@@ -4727,7 +4727,7 @@
             <w:noProof/>
             <w:webHidden/>
           </w:rPr>
-          <w:t>40</w:t>
+          <w:t>44</w:t>
         </w:r>
         <w:r>
           <w:rPr>
@@ -4748,7 +4748,7 @@
           <w:noProof/>
         </w:rPr>
       </w:pPr>
-      <w:hyperlink w:anchor="_Toc241183545" w:history="1">
+      <w:hyperlink w:anchor="_Toc241184146" w:history="1">
         <w:r>
           <w:rPr>
             <w:rStyle w:val="aff8"/>
@@ -4775,7 +4775,7 @@
             <w:noProof/>
             <w:webHidden/>
           </w:rPr>
-          <w:instrText xml:space="preserve"> PAGEREF _Toc241183545 \h </w:instrText>
+          <w:instrText xml:space="preserve"> PAGEREF _Toc241184146 \h </w:instrText>
         </w:r>
         <w:r>
           <w:rPr>
@@ -4795,7 +4795,7 @@
             <w:noProof/>
             <w:webHidden/>
           </w:rPr>
-          <w:t>41</w:t>
+          <w:t>45</w:t>
         </w:r>
         <w:r>
           <w:rPr>
@@ -4816,7 +4816,7 @@
           <w:noProof/>
         </w:rPr>
       </w:pPr>
-      <w:hyperlink w:anchor="_Toc241183546" w:history="1">
+      <w:hyperlink w:anchor="_Toc241184147" w:history="1">
         <w:r>
           <w:rPr>
             <w:rStyle w:val="aff8"/>
@@ -4843,7 +4843,7 @@
             <w:noProof/>
             <w:webHidden/>
           </w:rPr>
-          <w:instrText xml:space="preserve"> PAGEREF _Toc241183546 \h </w:instrText>
+          <w:instrText xml:space="preserve"> PAGEREF _Toc241184147 \h </w:instrText>
         </w:r>
         <w:r>
           <w:rPr>
@@ -4863,7 +4863,7 @@
             <w:noProof/>
             <w:webHidden/>
           </w:rPr>
-          <w:t>41</w:t>
+          <w:t>45</w:t>
         </w:r>
         <w:r>
           <w:rPr>
@@ -4884,7 +4884,7 @@
           <w:noProof/>
         </w:rPr>
       </w:pPr>
-      <w:hyperlink w:anchor="_Toc241183547" w:history="1">
+      <w:hyperlink w:anchor="_Toc241184148" w:history="1">
         <w:r>
           <w:rPr>
             <w:rStyle w:val="aff8"/>
@@ -4911,7 +4911,7 @@
             <w:noProof/>
             <w:webHidden/>
           </w:rPr>
-          <w:instrText xml:space="preserve"> PAGEREF _Toc241183547 \h </w:instrText>
+          <w:instrText xml:space="preserve"> PAGEREF _Toc241184148 \h </w:instrText>
         </w:r>
         <w:r>
           <w:rPr>
@@ -4931,7 +4931,7 @@
             <w:noProof/>
             <w:webHidden/>
           </w:rPr>
-          <w:t>43</w:t>
+          <w:t>47</w:t>
         </w:r>
         <w:r>
           <w:rPr>
@@ -4952,7 +4952,7 @@
           <w:noProof/>
         </w:rPr>
       </w:pPr>
-      <w:hyperlink w:anchor="_Toc241183548" w:history="1">
+      <w:hyperlink w:anchor="_Toc241184149" w:history="1">
         <w:r>
           <w:rPr>
             <w:rStyle w:val="aff8"/>
@@ -4979,7 +4979,7 @@
             <w:noProof/>
             <w:webHidden/>
           </w:rPr>
-          <w:instrText xml:space="preserve"> PAGEREF _Toc241183548 \h </w:instrText>
+          <w:instrText xml:space="preserve"> PAGEREF _Toc241184149 \h </w:instrText>
         </w:r>
         <w:r>
           <w:rPr>
@@ -4999,7 +4999,7 @@
             <w:noProof/>
             <w:webHidden/>
           </w:rPr>
-          <w:t>43</w:t>
+          <w:t>47</w:t>
         </w:r>
         <w:r>
           <w:rPr>
@@ -5020,7 +5020,7 @@
           <w:noProof/>
         </w:rPr>
       </w:pPr>
-      <w:hyperlink w:anchor="_Toc241183549" w:history="1">
+      <w:hyperlink w:anchor="_Toc241184150" w:history="1">
         <w:r>
           <w:rPr>
             <w:rStyle w:val="aff8"/>
@@ -5047,7 +5047,7 @@
             <w:noProof/>
             <w:webHidden/>
           </w:rPr>
-          <w:instrText xml:space="preserve"> PAGEREF _Toc241183549 \h </w:instrText>
+          <w:instrText xml:space="preserve"> PAGEREF _Toc241184150 \h </w:instrText>
         </w:r>
         <w:r>
           <w:rPr>
@@ -5067,7 +5067,7 @@
             <w:noProof/>
             <w:webHidden/>
           </w:rPr>
-          <w:t>45</w:t>
+          <w:t>49</w:t>
         </w:r>
         <w:r>
           <w:rPr>
@@ -5088,7 +5088,7 @@
           <w:noProof/>
         </w:rPr>
       </w:pPr>
-      <w:hyperlink w:anchor="_Toc241183550" w:history="1">
+      <w:hyperlink w:anchor="_Toc241184151" w:history="1">
         <w:r>
           <w:rPr>
             <w:rStyle w:val="aff8"/>
@@ -5115,7 +5115,7 @@
             <w:noProof/>
             <w:webHidden/>
           </w:rPr>
-          <w:instrText xml:space="preserve"> PAGEREF _Toc241183550 \h </w:instrText>
+          <w:instrText xml:space="preserve"> PAGEREF _Toc241184151 \h </w:instrText>
         </w:r>
         <w:r>
           <w:rPr>
@@ -5135,7 +5135,7 @@
             <w:noProof/>
             <w:webHidden/>
           </w:rPr>
-          <w:t>46</w:t>
+          <w:t>50</w:t>
         </w:r>
         <w:r>
           <w:rPr>
@@ -5156,7 +5156,7 @@
           <w:noProof/>
         </w:rPr>
       </w:pPr>
-      <w:hyperlink w:anchor="_Toc241183551" w:history="1">
+      <w:hyperlink w:anchor="_Toc241184152" w:history="1">
         <w:r>
           <w:rPr>
             <w:rStyle w:val="aff8"/>
@@ -5183,7 +5183,7 @@
             <w:noProof/>
             <w:webHidden/>
           </w:rPr>
-          <w:instrText xml:space="preserve"> PAGEREF _Toc241183551 \h </w:instrText>
+          <w:instrText xml:space="preserve"> PAGEREF _Toc241184152 \h </w:instrText>
         </w:r>
         <w:r>
           <w:rPr>
@@ -5203,7 +5203,7 @@
             <w:noProof/>
             <w:webHidden/>
           </w:rPr>
-          <w:t>47</w:t>
+          <w:t>51</w:t>
         </w:r>
         <w:r>
           <w:rPr>
@@ -5224,7 +5224,7 @@
           <w:noProof/>
         </w:rPr>
       </w:pPr>
-      <w:hyperlink w:anchor="_Toc241183552" w:history="1">
+      <w:hyperlink w:anchor="_Toc241184153" w:history="1">
         <w:r>
           <w:rPr>
             <w:rStyle w:val="aff8"/>
@@ -5251,7 +5251,7 @@
             <w:noProof/>
             <w:webHidden/>
           </w:rPr>
-          <w:instrText xml:space="preserve"> PAGEREF _Toc241183552 \h </w:instrText>
+          <w:instrText xml:space="preserve"> PAGEREF _Toc241184153 \h </w:instrText>
         </w:r>
         <w:r>
           <w:rPr>
@@ -5271,7 +5271,7 @@
             <w:noProof/>
             <w:webHidden/>
           </w:rPr>
-          <w:t>47</w:t>
+          <w:t>51</w:t>
         </w:r>
         <w:r>
           <w:rPr>
@@ -5292,7 +5292,7 @@
           <w:noProof/>
         </w:rPr>
       </w:pPr>
-      <w:hyperlink w:anchor="_Toc241183553" w:history="1">
+      <w:hyperlink w:anchor="_Toc241184154" w:history="1">
         <w:r>
           <w:rPr>
             <w:rStyle w:val="aff8"/>
@@ -5319,7 +5319,7 @@
             <w:noProof/>
             <w:webHidden/>
           </w:rPr>
-          <w:instrText xml:space="preserve"> PAGEREF _Toc241183553 \h </w:instrText>
+          <w:instrText xml:space="preserve"> PAGEREF _Toc241184154 \h </w:instrText>
         </w:r>
         <w:r>
           <w:rPr>
@@ -5339,7 +5339,7 @@
             <w:noProof/>
             <w:webHidden/>
           </w:rPr>
-          <w:t>48</w:t>
+          <w:t>52</w:t>
         </w:r>
         <w:r>
           <w:rPr>
@@ -5360,7 +5360,7 @@
           <w:noProof/>
         </w:rPr>
       </w:pPr>
-      <w:hyperlink w:anchor="_Toc241183554" w:history="1">
+      <w:hyperlink w:anchor="_Toc241184155" w:history="1">
         <w:r>
           <w:rPr>
             <w:rStyle w:val="aff8"/>
@@ -5387,7 +5387,7 @@
             <w:noProof/>
             <w:webHidden/>
           </w:rPr>
-          <w:instrText xml:space="preserve"> PAGEREF _Toc241183554 \h </w:instrText>
+          <w:instrText xml:space="preserve"> PAGEREF _Toc241184155 \h </w:instrText>
         </w:r>
         <w:r>
           <w:rPr>
@@ -5407,7 +5407,7 @@
             <w:noProof/>
             <w:webHidden/>
           </w:rPr>
-          <w:t>49</w:t>
+          <w:t>53</w:t>
         </w:r>
         <w:r>
           <w:rPr>
@@ -5428,7 +5428,7 @@
           <w:noProof/>
         </w:rPr>
       </w:pPr>
-      <w:hyperlink w:anchor="_Toc241183555" w:history="1">
+      <w:hyperlink w:anchor="_Toc241184156" w:history="1">
         <w:r>
           <w:rPr>
             <w:rStyle w:val="aff8"/>
@@ -5455,7 +5455,7 @@
             <w:noProof/>
             <w:webHidden/>
           </w:rPr>
-          <w:instrText xml:space="preserve"> PAGEREF _Toc241183555 \h </w:instrText>
+          <w:instrText xml:space="preserve"> PAGEREF _Toc241184156 \h </w:instrText>
         </w:r>
         <w:r>
           <w:rPr>
@@ -5475,7 +5475,7 @@
             <w:noProof/>
             <w:webHidden/>
           </w:rPr>
-          <w:t>49</w:t>
+          <w:t>53</w:t>
         </w:r>
         <w:r>
           <w:rPr>
@@ -5496,7 +5496,7 @@
           <w:noProof/>
         </w:rPr>
       </w:pPr>
-      <w:hyperlink w:anchor="_Toc241183556" w:history="1">
+      <w:hyperlink w:anchor="_Toc241184157" w:history="1">
         <w:r>
           <w:rPr>
             <w:rStyle w:val="aff8"/>
@@ -5523,7 +5523,7 @@
             <w:noProof/>
             <w:webHidden/>
           </w:rPr>
-          <w:instrText xml:space="preserve"> PAGEREF _Toc241183556 \h </w:instrText>
+          <w:instrText xml:space="preserve"> PAGEREF _Toc241184157 \h </w:instrText>
         </w:r>
         <w:r>
           <w:rPr>
@@ -5543,7 +5543,7 @@
             <w:noProof/>
             <w:webHidden/>
           </w:rPr>
-          <w:t>49</w:t>
+          <w:t>53</w:t>
         </w:r>
         <w:r>
           <w:rPr>
@@ -5564,7 +5564,7 @@
           <w:noProof/>
         </w:rPr>
       </w:pPr>
-      <w:hyperlink w:anchor="_Toc241183557" w:history="1">
+      <w:hyperlink w:anchor="_Toc241184158" w:history="1">
         <w:r>
           <w:rPr>
             <w:rStyle w:val="aff8"/>
@@ -5591,7 +5591,7 @@
             <w:noProof/>
             <w:webHidden/>
           </w:rPr>
-          <w:instrText xml:space="preserve"> PAGEREF _Toc241183557 \h </w:instrText>
+          <w:instrText xml:space="preserve"> PAGEREF _Toc241184158 \h </w:instrText>
         </w:r>
         <w:r>
           <w:rPr>
@@ -5611,7 +5611,7 @@
             <w:noProof/>
             <w:webHidden/>
           </w:rPr>
-          <w:t>50</w:t>
+          <w:t>54</w:t>
         </w:r>
         <w:r>
           <w:rPr>
@@ -5632,7 +5632,7 @@
           <w:noProof/>
         </w:rPr>
       </w:pPr>
-      <w:hyperlink w:anchor="_Toc241183558" w:history="1">
+      <w:hyperlink w:anchor="_Toc241184159" w:history="1">
         <w:r>
           <w:rPr>
             <w:rStyle w:val="aff8"/>
@@ -5659,7 +5659,7 @@
             <w:noProof/>
             <w:webHidden/>
           </w:rPr>
-          <w:instrText xml:space="preserve"> PAGEREF _Toc241183558 \h </w:instrText>
+          <w:instrText xml:space="preserve"> PAGEREF _Toc241184159 \h </w:instrText>
         </w:r>
         <w:r>
           <w:rPr>
@@ -5679,7 +5679,7 @@
             <w:noProof/>
             <w:webHidden/>
           </w:rPr>
-          <w:t>50</w:t>
+          <w:t>54</w:t>
         </w:r>
         <w:r>
           <w:rPr>
@@ -5700,7 +5700,7 @@
           <w:noProof/>
         </w:rPr>
       </w:pPr>
-      <w:hyperlink w:anchor="_Toc241183559" w:history="1">
+      <w:hyperlink w:anchor="_Toc241184160" w:history="1">
         <w:r>
           <w:rPr>
             <w:rStyle w:val="aff8"/>
@@ -5727,7 +5727,7 @@
             <w:noProof/>
             <w:webHidden/>
           </w:rPr>
-          <w:instrText xml:space="preserve"> PAGEREF _Toc241183559 \h </w:instrText>
+          <w:instrText xml:space="preserve"> PAGEREF _Toc241184160 \h </w:instrText>
         </w:r>
         <w:r>
           <w:rPr>
@@ -5747,7 +5747,7 @@
             <w:noProof/>
             <w:webHidden/>
           </w:rPr>
-          <w:t>50</w:t>
+          <w:t>54</w:t>
         </w:r>
         <w:r>
           <w:rPr>
@@ -5768,7 +5768,7 @@
           <w:noProof/>
         </w:rPr>
       </w:pPr>
-      <w:hyperlink w:anchor="_Toc241183560" w:history="1">
+      <w:hyperlink w:anchor="_Toc241184161" w:history="1">
         <w:r>
           <w:rPr>
             <w:rStyle w:val="aff8"/>
@@ -5795,7 +5795,7 @@
             <w:noProof/>
             <w:webHidden/>
           </w:rPr>
-          <w:instrText xml:space="preserve"> PAGEREF _Toc241183560 \h </w:instrText>
+          <w:instrText xml:space="preserve"> PAGEREF _Toc241184161 \h </w:instrText>
         </w:r>
         <w:r>
           <w:rPr>
@@ -5815,7 +5815,7 @@
             <w:noProof/>
             <w:webHidden/>
           </w:rPr>
-          <w:t>51</w:t>
+          <w:t>55</w:t>
         </w:r>
         <w:r>
           <w:rPr>
@@ -5836,7 +5836,7 @@
           <w:noProof/>
         </w:rPr>
       </w:pPr>
-      <w:hyperlink w:anchor="_Toc241183561" w:history="1">
+      <w:hyperlink w:anchor="_Toc241184162" w:history="1">
         <w:r>
           <w:rPr>
             <w:rStyle w:val="aff8"/>
@@ -5863,7 +5863,7 @@
             <w:noProof/>
             <w:webHidden/>
           </w:rPr>
-          <w:instrText xml:space="preserve"> PAGEREF _Toc241183561 \h </w:instrText>
+          <w:instrText xml:space="preserve"> PAGEREF _Toc241184162 \h </w:instrText>
         </w:r>
         <w:r>
           <w:rPr>
@@ -5883,7 +5883,7 @@
             <w:noProof/>
             <w:webHidden/>
           </w:rPr>
-          <w:t>51</w:t>
+          <w:t>55</w:t>
         </w:r>
         <w:r>
           <w:rPr>
@@ -5904,7 +5904,7 @@
           <w:noProof/>
         </w:rPr>
       </w:pPr>
-      <w:hyperlink w:anchor="_Toc241183562" w:history="1">
+      <w:hyperlink w:anchor="_Toc241184163" w:history="1">
         <w:r>
           <w:rPr>
             <w:rStyle w:val="aff8"/>
@@ -5931,7 +5931,7 @@
             <w:noProof/>
             <w:webHidden/>
           </w:rPr>
-          <w:instrText xml:space="preserve"> PAGEREF _Toc241183562 \h </w:instrText>
+          <w:instrText xml:space="preserve"> PAGEREF _Toc241184163 \h </w:instrText>
         </w:r>
         <w:r>
           <w:rPr>
@@ -5951,7 +5951,7 @@
             <w:noProof/>
             <w:webHidden/>
           </w:rPr>
-          <w:t>51</w:t>
+          <w:t>55</w:t>
         </w:r>
         <w:r>
           <w:rPr>
@@ -5972,7 +5972,7 @@
           <w:noProof/>
         </w:rPr>
       </w:pPr>
-      <w:hyperlink w:anchor="_Toc241183563" w:history="1">
+      <w:hyperlink w:anchor="_Toc241184164" w:history="1">
         <w:r>
           <w:rPr>
             <w:rStyle w:val="aff8"/>
@@ -5999,7 +5999,7 @@
             <w:noProof/>
             <w:webHidden/>
           </w:rPr>
-          <w:instrText xml:space="preserve"> PAGEREF _Toc241183563 \h </w:instrText>
+          <w:instrText xml:space="preserve"> PAGEREF _Toc241184164 \h </w:instrText>
         </w:r>
         <w:r>
           <w:rPr>
@@ -6019,7 +6019,7 @@
             <w:noProof/>
             <w:webHidden/>
           </w:rPr>
-          <w:t>52</w:t>
+          <w:t>56</w:t>
         </w:r>
         <w:r>
           <w:rPr>
@@ -6040,7 +6040,7 @@
           <w:noProof/>
         </w:rPr>
       </w:pPr>
-      <w:hyperlink w:anchor="_Toc241183564" w:history="1">
+      <w:hyperlink w:anchor="_Toc241184165" w:history="1">
         <w:r>
           <w:rPr>
             <w:rStyle w:val="aff8"/>
@@ -6067,7 +6067,7 @@
             <w:noProof/>
             <w:webHidden/>
           </w:rPr>
-          <w:instrText xml:space="preserve"> PAGEREF _Toc241183564 \h </w:instrText>
+          <w:instrText xml:space="preserve"> PAGEREF _Toc241184165 \h </w:instrText>
         </w:r>
         <w:r>
           <w:rPr>
@@ -6087,7 +6087,7 @@
             <w:noProof/>
             <w:webHidden/>
           </w:rPr>
-          <w:t>52</w:t>
+          <w:t>56</w:t>
         </w:r>
         <w:r>
           <w:rPr>
@@ -6108,7 +6108,7 @@
           <w:noProof/>
         </w:rPr>
       </w:pPr>
-      <w:hyperlink w:anchor="_Toc241183565" w:history="1">
+      <w:hyperlink w:anchor="_Toc241184166" w:history="1">
         <w:r>
           <w:rPr>
             <w:rStyle w:val="aff8"/>
@@ -6135,7 +6135,7 @@
             <w:noProof/>
             <w:webHidden/>
           </w:rPr>
-          <w:instrText xml:space="preserve"> PAGEREF _Toc241183565 \h </w:instrText>
+          <w:instrText xml:space="preserve"> PAGEREF _Toc241184166 \h </w:instrText>
         </w:r>
         <w:r>
           <w:rPr>
@@ -6155,7 +6155,7 @@
             <w:noProof/>
             <w:webHidden/>
           </w:rPr>
-          <w:t>53</w:t>
+          <w:t>57</w:t>
         </w:r>
         <w:r>
           <w:rPr>
@@ -6176,7 +6176,7 @@
           <w:noProof/>
         </w:rPr>
       </w:pPr>
-      <w:hyperlink w:anchor="_Toc241183566" w:history="1">
+      <w:hyperlink w:anchor="_Toc241184167" w:history="1">
         <w:r>
           <w:rPr>
             <w:rStyle w:val="aff8"/>
@@ -6203,7 +6203,7 @@
             <w:noProof/>
             <w:webHidden/>
           </w:rPr>
-          <w:instrText xml:space="preserve"> PAGEREF _Toc241183566 \h </w:instrText>
+          <w:instrText xml:space="preserve"> PAGEREF _Toc241184167 \h </w:instrText>
         </w:r>
         <w:r>
           <w:rPr>
@@ -6223,7 +6223,7 @@
             <w:noProof/>
             <w:webHidden/>
           </w:rPr>
-          <w:t>53</w:t>
+          <w:t>57</w:t>
         </w:r>
         <w:r>
           <w:rPr>
@@ -6244,7 +6244,7 @@
           <w:noProof/>
         </w:rPr>
       </w:pPr>
-      <w:hyperlink w:anchor="_Toc241183567" w:history="1">
+      <w:hyperlink w:anchor="_Toc241184168" w:history="1">
         <w:r>
           <w:rPr>
             <w:rStyle w:val="aff8"/>
@@ -6271,7 +6271,7 @@
             <w:noProof/>
             <w:webHidden/>
           </w:rPr>
-          <w:instrText xml:space="preserve"> PAGEREF _Toc241183567 \h </w:instrText>
+          <w:instrText xml:space="preserve"> PAGEREF _Toc241184168 \h </w:instrText>
         </w:r>
         <w:r>
           <w:rPr>
@@ -6291,7 +6291,7 @@
             <w:noProof/>
             <w:webHidden/>
           </w:rPr>
-          <w:t>54</w:t>
+          <w:t>58</w:t>
         </w:r>
         <w:r>
           <w:rPr>
@@ -6312,7 +6312,7 @@
           <w:noProof/>
         </w:rPr>
       </w:pPr>
-      <w:hyperlink w:anchor="_Toc241183568" w:history="1">
+      <w:hyperlink w:anchor="_Toc241184169" w:history="1">
         <w:r>
           <w:rPr>
             <w:rStyle w:val="aff8"/>
@@ -6339,7 +6339,7 @@
             <w:noProof/>
             <w:webHidden/>
           </w:rPr>
-          <w:instrText xml:space="preserve"> PAGEREF _Toc241183568 \h </w:instrText>
+          <w:instrText xml:space="preserve"> PAGEREF _Toc241184169 \h </w:instrText>
         </w:r>
         <w:r>
           <w:rPr>
@@ -6359,7 +6359,7 @@
             <w:noProof/>
             <w:webHidden/>
           </w:rPr>
-          <w:t>55</w:t>
+          <w:t>59</w:t>
         </w:r>
         <w:r>
           <w:rPr>
@@ -6380,7 +6380,7 @@
           <w:noProof/>
         </w:rPr>
       </w:pPr>
-      <w:hyperlink w:anchor="_Toc241183569" w:history="1">
+      <w:hyperlink w:anchor="_Toc241184170" w:history="1">
         <w:r>
           <w:rPr>
             <w:rStyle w:val="aff8"/>
@@ -6407,7 +6407,7 @@
             <w:noProof/>
             <w:webHidden/>
           </w:rPr>
-          <w:instrText xml:space="preserve"> PAGEREF _Toc241183569 \h </w:instrText>
+          <w:instrText xml:space="preserve"> PAGEREF _Toc241184170 \h </w:instrText>
         </w:r>
         <w:r>
           <w:rPr>
@@ -6427,7 +6427,7 @@
             <w:noProof/>
             <w:webHidden/>
           </w:rPr>
-          <w:t>56</w:t>
+          <w:t>60</w:t>
         </w:r>
         <w:r>
           <w:rPr>
@@ -6448,7 +6448,7 @@
           <w:noProof/>
         </w:rPr>
       </w:pPr>
-      <w:hyperlink w:anchor="_Toc241183570" w:history="1">
+      <w:hyperlink w:anchor="_Toc241184171" w:history="1">
         <w:r>
           <w:rPr>
             <w:rStyle w:val="aff8"/>
@@ -6475,7 +6475,7 @@
             <w:noProof/>
             <w:webHidden/>
           </w:rPr>
-          <w:instrText xml:space="preserve"> PAGEREF _Toc241183570 \h </w:instrText>
+          <w:instrText xml:space="preserve"> PAGEREF _Toc241184171 \h </w:instrText>
         </w:r>
         <w:r>
           <w:rPr>
@@ -6495,7 +6495,7 @@
             <w:noProof/>
             <w:webHidden/>
           </w:rPr>
-          <w:t>57</w:t>
+          <w:t>61</w:t>
         </w:r>
         <w:r>
           <w:rPr>
@@ -6516,7 +6516,7 @@
           <w:noProof/>
         </w:rPr>
       </w:pPr>
-      <w:hyperlink w:anchor="_Toc241183571" w:history="1">
+      <w:hyperlink w:anchor="_Toc241184172" w:history="1">
         <w:r>
           <w:rPr>
             <w:rStyle w:val="aff8"/>
@@ -6543,7 +6543,7 @@
             <w:noProof/>
             <w:webHidden/>
           </w:rPr>
-          <w:instrText xml:space="preserve"> PAGEREF _Toc241183571 \h </w:instrText>
+          <w:instrText xml:space="preserve"> PAGEREF _Toc241184172 \h </w:instrText>
         </w:r>
         <w:r>
           <w:rPr>
@@ -6563,7 +6563,7 @@
             <w:noProof/>
             <w:webHidden/>
           </w:rPr>
-          <w:t>58</w:t>
+          <w:t>62</w:t>
         </w:r>
         <w:r>
           <w:rPr>
@@ -6584,7 +6584,7 @@
           <w:noProof/>
         </w:rPr>
       </w:pPr>
-      <w:hyperlink w:anchor="_Toc241183572" w:history="1">
+      <w:hyperlink w:anchor="_Toc241184173" w:history="1">
         <w:r>
           <w:rPr>
             <w:rStyle w:val="aff8"/>
@@ -6611,7 +6611,7 @@
             <w:noProof/>
             <w:webHidden/>
           </w:rPr>
-          <w:instrText xml:space="preserve"> PAGEREF _Toc241183572 \h </w:instrText>
+          <w:instrText xml:space="preserve"> PAGEREF _Toc241184173 \h </w:instrText>
         </w:r>
         <w:r>
           <w:rPr>
@@ -6631,7 +6631,7 @@
             <w:noProof/>
             <w:webHidden/>
           </w:rPr>
-          <w:t>58</w:t>
+          <w:t>62</w:t>
         </w:r>
         <w:r>
           <w:rPr>
@@ -6656,7 +6656,7 @@
       <w:pPr>
         <w:pStyle w:val="1"/>
       </w:pPr>
-      <w:bookmarkStart w:id="1" w:name="_Toc241183478"/>
+      <w:bookmarkStart w:id="1" w:name="_Toc241184079"/>
       <w:r>
         <w:lastRenderedPageBreak/>
         <w:t>1. Пояснительная записка</w:t>
@@ -6667,7 +6667,7 @@
       <w:pPr>
         <w:pStyle w:val="21"/>
       </w:pPr>
-      <w:bookmarkStart w:id="2" w:name="_Toc241183479"/>
+      <w:bookmarkStart w:id="2" w:name="_Toc241184080"/>
       <w:r>
         <w:t>1. Основание и назначение</w:t>
       </w:r>
@@ -6692,7 +6692,7 @@
       <w:pPr>
         <w:pStyle w:val="21"/>
       </w:pPr>
-      <w:bookmarkStart w:id="3" w:name="_Toc241183480"/>
+      <w:bookmarkStart w:id="3" w:name="_Toc241184081"/>
       <w:r>
         <w:t>2. Кого и чему учит</w:t>
       </w:r>
@@ -6860,7 +6860,7 @@
       <w:pPr>
         <w:pStyle w:val="21"/>
       </w:pPr>
-      <w:bookmarkStart w:id="4" w:name="_Toc241183481"/>
+      <w:bookmarkStart w:id="4" w:name="_Toc241184082"/>
       <w:r>
         <w:t>3. Состав решения</w:t>
       </w:r>
@@ -6990,7 +6990,7 @@
       <w:pPr>
         <w:pStyle w:val="21"/>
       </w:pPr>
-      <w:bookmarkStart w:id="5" w:name="_Toc241183482"/>
+      <w:bookmarkStart w:id="5" w:name="_Toc241184083"/>
       <w:r>
         <w:t>4. Как работает занятие</w:t>
       </w:r>
@@ -7068,7 +7068,7 @@
       <w:pPr>
         <w:pStyle w:val="21"/>
       </w:pPr>
-      <w:bookmarkStart w:id="6" w:name="_Toc241183483"/>
+      <w:bookmarkStart w:id="6" w:name="_Toc241184084"/>
       <w:r>
         <w:t>5. Исходные данные заказчика</w:t>
       </w:r>
@@ -7150,7 +7150,7 @@
       <w:pPr>
         <w:pStyle w:val="21"/>
       </w:pPr>
-      <w:bookmarkStart w:id="7" w:name="_Toc241183484"/>
+      <w:bookmarkStart w:id="7" w:name="_Toc241184085"/>
       <w:r>
         <w:t>6. Оценка действий и прогноз</w:t>
       </w:r>
@@ -7170,7 +7170,7 @@
       <w:pPr>
         <w:pStyle w:val="21"/>
       </w:pPr>
-      <w:bookmarkStart w:id="8" w:name="_Toc241183485"/>
+      <w:bookmarkStart w:id="8" w:name="_Toc241184086"/>
       <w:r>
         <w:t>7. Что проверено</w:t>
       </w:r>
@@ -7394,7 +7394,7 @@
       <w:pPr>
         <w:pStyle w:val="21"/>
       </w:pPr>
-      <w:bookmarkStart w:id="9" w:name="_Toc241183486"/>
+      <w:bookmarkStart w:id="9" w:name="_Toc241184087"/>
       <w:r>
         <w:t>8. Соответствие техническому заданию</w:t>
       </w:r>
@@ -7409,7 +7409,7 @@
       <w:pPr>
         <w:pStyle w:val="21"/>
       </w:pPr>
-      <w:bookmarkStart w:id="10" w:name="_Toc241183487"/>
+      <w:bookmarkStart w:id="10" w:name="_Toc241184088"/>
       <w:r>
         <w:t>9. Границы решения</w:t>
       </w:r>
@@ -7424,7 +7424,7 @@
       <w:pPr>
         <w:pStyle w:val="21"/>
       </w:pPr>
-      <w:bookmarkStart w:id="11" w:name="_Toc241183488"/>
+      <w:bookmarkStart w:id="11" w:name="_Toc241184089"/>
       <w:r>
         <w:t>10. Состав поставки</w:t>
       </w:r>
@@ -7489,7 +7489,7 @@
       <w:pPr>
         <w:pStyle w:val="1"/>
       </w:pPr>
-      <w:bookmarkStart w:id="12" w:name="_Toc241183489"/>
+      <w:bookmarkStart w:id="12" w:name="_Toc241184090"/>
       <w:r>
         <w:lastRenderedPageBreak/>
         <w:t>2. Маршрут проверки решения</w:t>
@@ -7526,7 +7526,7 @@
       <w:pPr>
         <w:pStyle w:val="21"/>
       </w:pPr>
-      <w:bookmarkStart w:id="13" w:name="_Toc241183490"/>
+      <w:bookmarkStart w:id="13" w:name="_Toc241184091"/>
       <w:r>
         <w:t>Как открыть</w:t>
       </w:r>
@@ -7711,7 +7711,7 @@
       <w:pPr>
         <w:pStyle w:val="21"/>
       </w:pPr>
-      <w:bookmarkStart w:id="14" w:name="_Toc241183491"/>
+      <w:bookmarkStart w:id="14" w:name="_Toc241184092"/>
       <w:r>
         <w:t>Маршрут на 10 минут</w:t>
       </w:r>
@@ -7875,7 +7875,7 @@
       <w:pPr>
         <w:pStyle w:val="21"/>
       </w:pPr>
-      <w:bookmarkStart w:id="15" w:name="_Toc241183492"/>
+      <w:bookmarkStart w:id="15" w:name="_Toc241184093"/>
       <w:r>
         <w:t>Где ответ по каждому критерию</w:t>
       </w:r>
@@ -8287,7 +8287,7 @@
       <w:pPr>
         <w:pStyle w:val="21"/>
       </w:pPr>
-      <w:bookmarkStart w:id="16" w:name="_Toc241183493"/>
+      <w:bookmarkStart w:id="16" w:name="_Toc241184094"/>
       <w:r>
         <w:t>Что стоит заметить</w:t>
       </w:r>
@@ -8373,7 +8373,7 @@
       <w:pPr>
         <w:pStyle w:val="21"/>
       </w:pPr>
-      <w:bookmarkStart w:id="17" w:name="_Toc241183494"/>
+      <w:bookmarkStart w:id="17" w:name="_Toc241184095"/>
       <w:r>
         <w:lastRenderedPageBreak/>
         <w:t>Если что-то не открылось</w:t>
@@ -8394,7 +8394,7 @@
       <w:pPr>
         <w:pStyle w:val="1"/>
       </w:pPr>
-      <w:bookmarkStart w:id="18" w:name="_Toc241183495"/>
+      <w:bookmarkStart w:id="18" w:name="_Toc241184096"/>
       <w:r>
         <w:lastRenderedPageBreak/>
         <w:t>3. Архитектура решения</w:t>
@@ -8410,7 +8410,7 @@
       <w:pPr>
         <w:pStyle w:val="21"/>
       </w:pPr>
-      <w:bookmarkStart w:id="19" w:name="_Toc241183496"/>
+      <w:bookmarkStart w:id="19" w:name="_Toc241184097"/>
       <w:r>
         <w:t>Функциональная архитектура</w:t>
       </w:r>
@@ -8430,7 +8430,7 @@
           <w:noProof/>
         </w:rPr>
         <w:drawing>
-          <wp:inline distT="0" distB="0" distL="0" distR="0" wp14:anchorId="35BE47CD" wp14:editId="5FD5567E">
+          <wp:inline distT="0" distB="0" distL="0" distR="0" wp14:anchorId="01C6C2D0" wp14:editId="412C4C9A">
             <wp:extent cx="5760000" cy="1867886"/>
             <wp:effectExtent l="0" t="0" r="0" b="0"/>
             <wp:docPr id="1" name="Picture 1"/>
@@ -8514,7 +8514,7 @@
       <w:pPr>
         <w:pStyle w:val="21"/>
       </w:pPr>
-      <w:bookmarkStart w:id="20" w:name="_Toc241183497"/>
+      <w:bookmarkStart w:id="20" w:name="_Toc241184098"/>
       <w:r>
         <w:lastRenderedPageBreak/>
         <w:t>Компонентная архитектура</w:t>
@@ -8530,7 +8530,7 @@
           <w:noProof/>
         </w:rPr>
         <w:drawing>
-          <wp:inline distT="0" distB="0" distL="0" distR="0" wp14:anchorId="16640381" wp14:editId="15E73CA4">
+          <wp:inline distT="0" distB="0" distL="0" distR="0" wp14:anchorId="5B837BC6" wp14:editId="5E3044E0">
             <wp:extent cx="5760000" cy="3081600"/>
             <wp:effectExtent l="0" t="0" r="0" b="0"/>
             <wp:docPr id="2" name="Picture 2"/>
@@ -9462,7 +9462,7 @@
       <w:pPr>
         <w:pStyle w:val="21"/>
       </w:pPr>
-      <w:bookmarkStart w:id="21" w:name="_Toc241183498"/>
+      <w:bookmarkStart w:id="21" w:name="_Toc241184099"/>
       <w:r>
         <w:t>Масштабирование</w:t>
       </w:r>
@@ -9518,7 +9518,7 @@
       <w:pPr>
         <w:pStyle w:val="21"/>
       </w:pPr>
-      <w:bookmarkStart w:id="22" w:name="_Toc241183499"/>
+      <w:bookmarkStart w:id="22" w:name="_Toc241184100"/>
       <w:r>
         <w:t>Надёжность</w:t>
       </w:r>
@@ -9580,7 +9580,7 @@
       <w:pPr>
         <w:pStyle w:val="21"/>
       </w:pPr>
-      <w:bookmarkStart w:id="23" w:name="_Toc241183500"/>
+      <w:bookmarkStart w:id="23" w:name="_Toc241184101"/>
       <w:r>
         <w:t>Безопасность</w:t>
       </w:r>
@@ -9641,7 +9641,7 @@
       <w:pPr>
         <w:pStyle w:val="1"/>
       </w:pPr>
-      <w:bookmarkStart w:id="24" w:name="_Toc241183501"/>
+      <w:bookmarkStart w:id="24" w:name="_Toc241184102"/>
       <w:r>
         <w:lastRenderedPageBreak/>
         <w:t>4. Методы обработки данных</w:t>
@@ -9657,7 +9657,7 @@
       <w:pPr>
         <w:pStyle w:val="21"/>
       </w:pPr>
-      <w:bookmarkStart w:id="25" w:name="_Toc241183502"/>
+      <w:bookmarkStart w:id="25" w:name="_Toc241184103"/>
       <w:r>
         <w:t>1. Данные заказчика</w:t>
       </w:r>
@@ -9705,7 +9705,7 @@
       <w:pPr>
         <w:pStyle w:val="21"/>
       </w:pPr>
-      <w:bookmarkStart w:id="26" w:name="_Toc241183503"/>
+      <w:bookmarkStart w:id="26" w:name="_Toc241184104"/>
       <w:r>
         <w:t>2. Оценка действий</w:t>
       </w:r>
@@ -10076,7 +10076,7 @@
       <w:pPr>
         <w:pStyle w:val="21"/>
       </w:pPr>
-      <w:bookmarkStart w:id="27" w:name="_Toc241183504"/>
+      <w:bookmarkStart w:id="27" w:name="_Toc241184105"/>
       <w:r>
         <w:lastRenderedPageBreak/>
         <w:t>3. Диалог с заявителем</w:t>
@@ -10178,7 +10178,7 @@
       <w:pPr>
         <w:pStyle w:val="21"/>
       </w:pPr>
-      <w:bookmarkStart w:id="28" w:name="_Toc241183505"/>
+      <w:bookmarkStart w:id="28" w:name="_Toc241184106"/>
       <w:r>
         <w:t>4. Генерация сценариев</w:t>
       </w:r>
@@ -10198,7 +10198,7 @@
       <w:pPr>
         <w:pStyle w:val="21"/>
       </w:pPr>
-      <w:bookmarkStart w:id="29" w:name="_Toc241183506"/>
+      <w:bookmarkStart w:id="29" w:name="_Toc241184107"/>
       <w:r>
         <w:t>5. Аналитика и прогноз</w:t>
       </w:r>
@@ -10261,7 +10261,7 @@
       <w:pPr>
         <w:pStyle w:val="1"/>
       </w:pPr>
-      <w:bookmarkStart w:id="30" w:name="_Toc241183507"/>
+      <w:bookmarkStart w:id="30" w:name="_Toc241184108"/>
       <w:r>
         <w:lastRenderedPageBreak/>
         <w:t>5. Установка, настройка и восстановление</w:t>
@@ -10277,7 +10277,7 @@
       <w:pPr>
         <w:pStyle w:val="21"/>
       </w:pPr>
-      <w:bookmarkStart w:id="31" w:name="_Toc241183508"/>
+      <w:bookmarkStart w:id="31" w:name="_Toc241184109"/>
       <w:r>
         <w:t>1. Требования</w:t>
       </w:r>
@@ -10364,7 +10364,7 @@
       <w:pPr>
         <w:pStyle w:val="21"/>
       </w:pPr>
-      <w:bookmarkStart w:id="32" w:name="_Toc241183509"/>
+      <w:bookmarkStart w:id="32" w:name="_Toc241184110"/>
       <w:r>
         <w:t>2. Обычная установка</w:t>
       </w:r>
@@ -10515,7 +10515,7 @@
       <w:pPr>
         <w:pStyle w:val="21"/>
       </w:pPr>
-      <w:bookmarkStart w:id="33" w:name="_Toc241183510"/>
+      <w:bookmarkStart w:id="33" w:name="_Toc241184111"/>
       <w:r>
         <w:t>3. Загрузка материалов заказчика</w:t>
       </w:r>
@@ -10572,7 +10572,7 @@
       <w:pPr>
         <w:pStyle w:val="21"/>
       </w:pPr>
-      <w:bookmarkStart w:id="34" w:name="_Toc241183511"/>
+      <w:bookmarkStart w:id="34" w:name="_Toc241184112"/>
       <w:r>
         <w:lastRenderedPageBreak/>
         <w:t>4. Модели искусственного интеллекта</w:t>
@@ -10730,7 +10730,7 @@
       <w:pPr>
         <w:pStyle w:val="21"/>
       </w:pPr>
-      <w:bookmarkStart w:id="35" w:name="_Toc241183512"/>
+      <w:bookmarkStart w:id="35" w:name="_Toc241184113"/>
       <w:r>
         <w:t>5. Телефония</w:t>
       </w:r>
@@ -10866,7 +10866,7 @@
       <w:pPr>
         <w:pStyle w:val="21"/>
       </w:pPr>
-      <w:bookmarkStart w:id="36" w:name="_Toc241183513"/>
+      <w:bookmarkStart w:id="36" w:name="_Toc241184114"/>
       <w:r>
         <w:t>6. Установка без доступа в интернет</w:t>
       </w:r>
@@ -11180,7 +11180,7 @@
       <w:pPr>
         <w:pStyle w:val="21"/>
       </w:pPr>
-      <w:bookmarkStart w:id="37" w:name="_Toc241183514"/>
+      <w:bookmarkStart w:id="37" w:name="_Toc241184115"/>
       <w:r>
         <w:t>7. Резервное копирование и восстановление</w:t>
       </w:r>
@@ -11264,7 +11264,7 @@
       <w:pPr>
         <w:pStyle w:val="21"/>
       </w:pPr>
-      <w:bookmarkStart w:id="38" w:name="_Toc241183515"/>
+      <w:bookmarkStart w:id="38" w:name="_Toc241184116"/>
       <w:r>
         <w:t>8. Обновление</w:t>
       </w:r>
@@ -11349,7 +11349,7 @@
       <w:pPr>
         <w:pStyle w:val="21"/>
       </w:pPr>
-      <w:bookmarkStart w:id="39" w:name="_Toc241183516"/>
+      <w:bookmarkStart w:id="39" w:name="_Toc241184117"/>
       <w:r>
         <w:lastRenderedPageBreak/>
         <w:t>9. Частые проблемы</w:t>
@@ -11640,7 +11640,7 @@
       <w:pPr>
         <w:pStyle w:val="1"/>
       </w:pPr>
-      <w:bookmarkStart w:id="40" w:name="_Toc241183517"/>
+      <w:bookmarkStart w:id="40" w:name="_Toc241184118"/>
       <w:r>
         <w:lastRenderedPageBreak/>
         <w:t>6. Руководство пользователя</w:t>
@@ -11661,7 +11661,7 @@
       <w:pPr>
         <w:pStyle w:val="21"/>
       </w:pPr>
-      <w:bookmarkStart w:id="41" w:name="_Toc241183518"/>
+      <w:bookmarkStart w:id="41" w:name="_Toc241184119"/>
       <w:r>
         <w:t>Обучающийся</w:t>
       </w:r>
@@ -11686,6 +11686,63 @@
       </w:pPr>
       <w:r>
         <w:t>Рабочее место ДДС: реагирование на карточку</w:t>
+      </w:r>
+    </w:p>
+    <w:p>
+      <w:pPr>
+        <w:jc w:val="center"/>
+      </w:pPr>
+      <w:r>
+        <w:rPr>
+          <w:noProof/>
+        </w:rPr>
+        <w:drawing>
+          <wp:inline distT="0" distB="0" distL="0" distR="0" wp14:anchorId="7CCF3F6E" wp14:editId="35C15B0B">
+            <wp:extent cx="5760000" cy="3600000"/>
+            <wp:effectExtent l="0" t="0" r="0" b="0"/>
+            <wp:docPr id="3" name="Picture 3"/>
+            <wp:cNvGraphicFramePr>
+              <a:graphicFrameLocks xmlns:a="http://schemas.openxmlformats.org/drawingml/2006/main" noChangeAspect="1"/>
+            </wp:cNvGraphicFramePr>
+            <a:graphic xmlns:a="http://schemas.openxmlformats.org/drawingml/2006/main">
+              <a:graphicData uri="http://schemas.openxmlformats.org/drawingml/2006/picture">
+                <pic:pic xmlns:pic="http://schemas.openxmlformats.org/drawingml/2006/picture">
+                  <pic:nvPicPr>
+                    <pic:cNvPr id="0" name="ui-journal.png"/>
+                    <pic:cNvPicPr/>
+                  </pic:nvPicPr>
+                  <pic:blipFill>
+                    <a:blip r:embed="rId8"/>
+                    <a:stretch>
+                      <a:fillRect/>
+                    </a:stretch>
+                  </pic:blipFill>
+                  <pic:spPr>
+                    <a:xfrm>
+                      <a:off x="0" y="0"/>
+                      <a:ext cx="5760000" cy="3600000"/>
+                    </a:xfrm>
+                    <a:prstGeom prst="rect">
+                      <a:avLst/>
+                    </a:prstGeom>
+                  </pic:spPr>
+                </pic:pic>
+              </a:graphicData>
+            </a:graphic>
+          </wp:inline>
+        </w:drawing>
+      </w:r>
+    </w:p>
+    <w:p>
+      <w:pPr>
+        <w:jc w:val="center"/>
+      </w:pPr>
+      <w:r>
+        <w:rPr>
+          <w:i/>
+          <w:sz w:val="20"/>
+        </w:rPr>
+        <w:t>Журнал происшествий службы: состав колонок и строк повторяет живой АРМ-112</w:t>
       </w:r>
     </w:p>
     <w:p>
@@ -11745,6 +11802,7 @@
         <w:pStyle w:val="a"/>
       </w:pPr>
       <w:r>
+        <w:lastRenderedPageBreak/>
         <w:t>Дальше ведите ход работ по одному шагу, как на АРМ-112: «Начало реагирования» (здесь указывается номер наряда), «Прибытие»,</w:t>
       </w:r>
     </w:p>
@@ -11819,10 +11877,125 @@
     </w:p>
     <w:p>
       <w:pPr>
+        <w:jc w:val="center"/>
+      </w:pPr>
+      <w:r>
+        <w:rPr>
+          <w:noProof/>
+        </w:rPr>
+        <w:drawing>
+          <wp:inline distT="0" distB="0" distL="0" distR="0" wp14:anchorId="55CE870B" wp14:editId="6F1F86DD">
+            <wp:extent cx="5760000" cy="3600000"/>
+            <wp:effectExtent l="0" t="0" r="0" b="0"/>
+            <wp:docPr id="4" name="Picture 4"/>
+            <wp:cNvGraphicFramePr>
+              <a:graphicFrameLocks xmlns:a="http://schemas.openxmlformats.org/drawingml/2006/main" noChangeAspect="1"/>
+            </wp:cNvGraphicFramePr>
+            <a:graphic xmlns:a="http://schemas.openxmlformats.org/drawingml/2006/main">
+              <a:graphicData uri="http://schemas.openxmlformats.org/drawingml/2006/picture">
+                <pic:pic xmlns:pic="http://schemas.openxmlformats.org/drawingml/2006/picture">
+                  <pic:nvPicPr>
+                    <pic:cNvPr id="0" name="ui-card.png"/>
+                    <pic:cNvPicPr/>
+                  </pic:nvPicPr>
+                  <pic:blipFill>
+                    <a:blip r:embed="rId9"/>
+                    <a:stretch>
+                      <a:fillRect/>
+                    </a:stretch>
+                  </pic:blipFill>
+                  <pic:spPr>
+                    <a:xfrm>
+                      <a:off x="0" y="0"/>
+                      <a:ext cx="5760000" cy="3600000"/>
+                    </a:xfrm>
+                    <a:prstGeom prst="rect">
+                      <a:avLst/>
+                    </a:prstGeom>
+                  </pic:spPr>
+                </pic:pic>
+              </a:graphicData>
+            </a:graphic>
+          </wp:inline>
+        </w:drawing>
+      </w:r>
+    </w:p>
+    <w:p>
+      <w:pPr>
+        <w:jc w:val="center"/>
+      </w:pPr>
+      <w:r>
+        <w:rPr>
+          <w:i/>
+          <w:sz w:val="20"/>
+        </w:rPr>
+        <w:t>Карточка происшествия: заявитель и адрес слева, признаки и тип справа, полоса служб внизу</w:t>
+      </w:r>
+    </w:p>
+    <w:p>
+      <w:pPr>
         <w:pStyle w:val="31"/>
       </w:pPr>
       <w:r>
+        <w:lastRenderedPageBreak/>
         <w:t>Рабочее место оператора: приём вызова</w:t>
+      </w:r>
+    </w:p>
+    <w:p>
+      <w:pPr>
+        <w:jc w:val="center"/>
+      </w:pPr>
+      <w:r>
+        <w:rPr>
+          <w:noProof/>
+        </w:rPr>
+        <w:drawing>
+          <wp:inline distT="0" distB="0" distL="0" distR="0" wp14:anchorId="2785AC45" wp14:editId="4E2EA0C4">
+            <wp:extent cx="5760000" cy="3600000"/>
+            <wp:effectExtent l="0" t="0" r="0" b="0"/>
+            <wp:docPr id="5" name="Picture 5"/>
+            <wp:cNvGraphicFramePr>
+              <a:graphicFrameLocks xmlns:a="http://schemas.openxmlformats.org/drawingml/2006/main" noChangeAspect="1"/>
+            </wp:cNvGraphicFramePr>
+            <a:graphic xmlns:a="http://schemas.openxmlformats.org/drawingml/2006/main">
+              <a:graphicData uri="http://schemas.openxmlformats.org/drawingml/2006/picture">
+                <pic:pic xmlns:pic="http://schemas.openxmlformats.org/drawingml/2006/picture">
+                  <pic:nvPicPr>
+                    <pic:cNvPr id="0" name="02-card.png"/>
+                    <pic:cNvPicPr/>
+                  </pic:nvPicPr>
+                  <pic:blipFill>
+                    <a:blip r:embed="rId10"/>
+                    <a:stretch>
+                      <a:fillRect/>
+                    </a:stretch>
+                  </pic:blipFill>
+                  <pic:spPr>
+                    <a:xfrm>
+                      <a:off x="0" y="0"/>
+                      <a:ext cx="5760000" cy="3600000"/>
+                    </a:xfrm>
+                    <a:prstGeom prst="rect">
+                      <a:avLst/>
+                    </a:prstGeom>
+                  </pic:spPr>
+                </pic:pic>
+              </a:graphicData>
+            </a:graphic>
+          </wp:inline>
+        </w:drawing>
+      </w:r>
+    </w:p>
+    <w:p>
+      <w:pPr>
+        <w:jc w:val="center"/>
+      </w:pPr>
+      <w:r>
+        <w:rPr>
+          <w:i/>
+          <w:sz w:val="20"/>
+        </w:rPr>
+        <w:t>Приём вызова: разговор с заявителем, адресный блок, опросная карта и службы</w:t>
       </w:r>
     </w:p>
     <w:p>
@@ -11864,7 +12037,6 @@
         <w:pStyle w:val="a"/>
       </w:pPr>
       <w:r>
-        <w:lastRenderedPageBreak/>
         <w:t>Тип происшествия: наберите часть слова в строке «что случилось?» — «газ оборуд» найдёт «Запах</w:t>
       </w:r>
     </w:p>
@@ -11904,6 +12076,7 @@
         <w:pStyle w:val="a"/>
       </w:pPr>
       <w:r>
+        <w:lastRenderedPageBreak/>
         <w:t>Нажмите «Сохранить» и подтвердите «Оповестить и сохранить карточку» (Ctrl+Enter дважды).</w:t>
       </w:r>
     </w:p>
@@ -11916,6 +12089,63 @@
       </w:r>
     </w:p>
     <w:p>
+      <w:pPr>
+        <w:jc w:val="center"/>
+      </w:pPr>
+      <w:r>
+        <w:rPr>
+          <w:noProof/>
+        </w:rPr>
+        <w:drawing>
+          <wp:inline distT="0" distB="0" distL="0" distR="0" wp14:anchorId="6DDA66E7" wp14:editId="6EAA94BD">
+            <wp:extent cx="5760000" cy="6428669"/>
+            <wp:effectExtent l="0" t="0" r="0" b="0"/>
+            <wp:docPr id="6" name="Picture 6"/>
+            <wp:cNvGraphicFramePr>
+              <a:graphicFrameLocks xmlns:a="http://schemas.openxmlformats.org/drawingml/2006/main" noChangeAspect="1"/>
+            </wp:cNvGraphicFramePr>
+            <a:graphic xmlns:a="http://schemas.openxmlformats.org/drawingml/2006/main">
+              <a:graphicData uri="http://schemas.openxmlformats.org/drawingml/2006/picture">
+                <pic:pic xmlns:pic="http://schemas.openxmlformats.org/drawingml/2006/picture">
+                  <pic:nvPicPr>
+                    <pic:cNvPr id="0" name="ui-review.png"/>
+                    <pic:cNvPicPr/>
+                  </pic:nvPicPr>
+                  <pic:blipFill>
+                    <a:blip r:embed="rId11"/>
+                    <a:stretch>
+                      <a:fillRect/>
+                    </a:stretch>
+                  </pic:blipFill>
+                  <pic:spPr>
+                    <a:xfrm>
+                      <a:off x="0" y="0"/>
+                      <a:ext cx="5760000" cy="6428669"/>
+                    </a:xfrm>
+                    <a:prstGeom prst="rect">
+                      <a:avLst/>
+                    </a:prstGeom>
+                  </pic:spPr>
+                </pic:pic>
+              </a:graphicData>
+            </a:graphic>
+          </wp:inline>
+        </w:drawing>
+      </w:r>
+    </w:p>
+    <w:p>
+      <w:pPr>
+        <w:jc w:val="center"/>
+      </w:pPr>
+      <w:r>
+        <w:rPr>
+          <w:i/>
+          <w:sz w:val="20"/>
+        </w:rPr>
+        <w:t>Разбор попытки: составляющие оценки, эталон против решения, названия ошибок из памятки заказчика</w:t>
+      </w:r>
+    </w:p>
+    <w:p>
       <w:r>
         <w:t>Сразу после завершения открывается разбор: итоговый балл, из чего он сложился, что сделано верно, какие ошибки сработали и почему, время против норматива, стенограмма разговора и запись. Читайте объяснения: они написаны словами памятки, по которой работают настоящие диспетчеры.</w:t>
       </w:r>
@@ -11925,6 +12155,7 @@
         <w:pStyle w:val="31"/>
       </w:pPr>
       <w:r>
+        <w:lastRenderedPageBreak/>
         <w:t>Мой прогресс</w:t>
       </w:r>
     </w:p>
@@ -11950,7 +12181,7 @@
       <w:pPr>
         <w:pStyle w:val="21"/>
       </w:pPr>
-      <w:bookmarkStart w:id="42" w:name="_Toc241183519"/>
+      <w:bookmarkStart w:id="42" w:name="_Toc241184120"/>
       <w:r>
         <w:t>Преподаватель</w:t>
       </w:r>
@@ -12011,7 +12242,6 @@
         <w:pStyle w:val="a"/>
       </w:pPr>
       <w:r>
-        <w:lastRenderedPageBreak/>
         <w:t>«Завершить занятие», затем «Отчёт».</w:t>
       </w:r>
     </w:p>
@@ -12072,6 +12302,7 @@
     </w:p>
     <w:p>
       <w:r>
+        <w:lastRenderedPageBreak/>
         <w:t>сохранятся.</w:t>
       </w:r>
     </w:p>
@@ -12122,7 +12353,65 @@
         <w:pStyle w:val="31"/>
       </w:pPr>
       <w:r>
+        <w:lastRenderedPageBreak/>
         <w:t>Аналитика</w:t>
+      </w:r>
+    </w:p>
+    <w:p>
+      <w:pPr>
+        <w:jc w:val="center"/>
+      </w:pPr>
+      <w:r>
+        <w:rPr>
+          <w:noProof/>
+        </w:rPr>
+        <w:drawing>
+          <wp:inline distT="0" distB="0" distL="0" distR="0" wp14:anchorId="21191B5C" wp14:editId="5B3B6645">
+            <wp:extent cx="5760000" cy="5865388"/>
+            <wp:effectExtent l="0" t="0" r="0" b="0"/>
+            <wp:docPr id="7" name="Picture 7"/>
+            <wp:cNvGraphicFramePr>
+              <a:graphicFrameLocks xmlns:a="http://schemas.openxmlformats.org/drawingml/2006/main" noChangeAspect="1"/>
+            </wp:cNvGraphicFramePr>
+            <a:graphic xmlns:a="http://schemas.openxmlformats.org/drawingml/2006/main">
+              <a:graphicData uri="http://schemas.openxmlformats.org/drawingml/2006/picture">
+                <pic:pic xmlns:pic="http://schemas.openxmlformats.org/drawingml/2006/picture">
+                  <pic:nvPicPr>
+                    <pic:cNvPr id="0" name="ui-readiness.png"/>
+                    <pic:cNvPicPr/>
+                  </pic:nvPicPr>
+                  <pic:blipFill>
+                    <a:blip r:embed="rId12"/>
+                    <a:stretch>
+                      <a:fillRect/>
+                    </a:stretch>
+                  </pic:blipFill>
+                  <pic:spPr>
+                    <a:xfrm>
+                      <a:off x="0" y="0"/>
+                      <a:ext cx="5760000" cy="5865388"/>
+                    </a:xfrm>
+                    <a:prstGeom prst="rect">
+                      <a:avLst/>
+                    </a:prstGeom>
+                  </pic:spPr>
+                </pic:pic>
+              </a:graphicData>
+            </a:graphic>
+          </wp:inline>
+        </w:drawing>
+      </w:r>
+    </w:p>
+    <w:p>
+      <w:pPr>
+        <w:jc w:val="center"/>
+      </w:pPr>
+      <w:r>
+        <w:rPr>
+          <w:i/>
+          <w:sz w:val="20"/>
+        </w:rPr>
+        <w:t>Достоверность прогноза: качество модели на отложенной выборке, калибровка и вклад признаков</w:t>
       </w:r>
     </w:p>
     <w:p>
@@ -12134,7 +12423,7 @@
       <w:pPr>
         <w:pStyle w:val="21"/>
       </w:pPr>
-      <w:bookmarkStart w:id="43" w:name="_Toc241183520"/>
+      <w:bookmarkStart w:id="43" w:name="_Toc241184121"/>
       <w:r>
         <w:t>Администратор</w:t>
       </w:r>
@@ -12156,7 +12445,6 @@
     </w:p>
     <w:p>
       <w:r>
-        <w:lastRenderedPageBreak/>
         <w:t>фиксируется в журнале аудита.</w:t>
       </w:r>
     </w:p>
@@ -12168,6 +12456,7 @@
         <w:rPr>
           <w:b/>
         </w:rPr>
+        <w:lastRenderedPageBreak/>
         <w:t>Состояние системы:</w:t>
       </w:r>
       <w:r>
@@ -12230,7 +12519,7 @@
       <w:pPr>
         <w:pStyle w:val="21"/>
       </w:pPr>
-      <w:bookmarkStart w:id="44" w:name="_Toc241183521"/>
+      <w:bookmarkStart w:id="44" w:name="_Toc241184122"/>
       <w:r>
         <w:t>Если что-то не работает</w:t>
       </w:r>
@@ -12426,7 +12715,7 @@
       <w:pPr>
         <w:pStyle w:val="1"/>
       </w:pPr>
-      <w:bookmarkStart w:id="45" w:name="_Toc241183522"/>
+      <w:bookmarkStart w:id="45" w:name="_Toc241184123"/>
       <w:r>
         <w:lastRenderedPageBreak/>
         <w:t>7. Данные заказчика</w:t>
@@ -12871,7 +13160,7 @@
       <w:pPr>
         <w:pStyle w:val="21"/>
       </w:pPr>
-      <w:bookmarkStart w:id="46" w:name="_Toc241183523"/>
+      <w:bookmarkStart w:id="46" w:name="_Toc241184124"/>
       <w:r>
         <w:t>1. Классификатор происшествий (xlsx)</w:t>
       </w:r>
@@ -14792,7 +15081,7 @@
       <w:pPr>
         <w:pStyle w:val="21"/>
       </w:pPr>
-      <w:bookmarkStart w:id="47" w:name="_Toc241183524"/>
+      <w:bookmarkStart w:id="47" w:name="_Toc241184125"/>
       <w:r>
         <w:lastRenderedPageBreak/>
         <w:t>2. Билеты (PDF-скан)</w:t>
@@ -15129,7 +15418,7 @@
       <w:pPr>
         <w:pStyle w:val="21"/>
       </w:pPr>
-      <w:bookmarkStart w:id="48" w:name="_Toc241183525"/>
+      <w:bookmarkStart w:id="48" w:name="_Toc241184126"/>
       <w:r>
         <w:lastRenderedPageBreak/>
         <w:t>3. Памятка «Работа на АРМ-112»</w:t>
@@ -15554,7 +15843,7 @@
       <w:pPr>
         <w:pStyle w:val="21"/>
       </w:pPr>
-      <w:bookmarkStart w:id="49" w:name="_Toc241183526"/>
+      <w:bookmarkStart w:id="49" w:name="_Toc241184127"/>
       <w:r>
         <w:t>4. Улицы Москвы</w:t>
       </w:r>
@@ -15679,7 +15968,7 @@
       <w:pPr>
         <w:pStyle w:val="21"/>
       </w:pPr>
-      <w:bookmarkStart w:id="50" w:name="_Toc241183527"/>
+      <w:bookmarkStart w:id="50" w:name="_Toc241184128"/>
       <w:r>
         <w:t>Заложенные ошибки оператора 112 (задача #35)</w:t>
       </w:r>
@@ -16050,7 +16339,7 @@
       <w:pPr>
         <w:pStyle w:val="21"/>
       </w:pPr>
-      <w:bookmarkStart w:id="51" w:name="_Toc241183528"/>
+      <w:bookmarkStart w:id="51" w:name="_Toc241184129"/>
       <w:r>
         <w:t>Звонки в службы (задача #36)</w:t>
       </w:r>
@@ -16215,7 +16504,7 @@
       <w:pPr>
         <w:pStyle w:val="1"/>
       </w:pPr>
-      <w:bookmarkStart w:id="52" w:name="_Toc241183529"/>
+      <w:bookmarkStart w:id="52" w:name="_Toc241184130"/>
       <w:r>
         <w:lastRenderedPageBreak/>
         <w:t>8. Условия и ограничения решения</w:t>
@@ -16231,7 +16520,7 @@
       <w:pPr>
         <w:pStyle w:val="21"/>
       </w:pPr>
-      <w:bookmarkStart w:id="53" w:name="_Toc241183530"/>
+      <w:bookmarkStart w:id="53" w:name="_Toc241184131"/>
       <w:r>
         <w:t>1. Назначение</w:t>
       </w:r>
@@ -16297,7 +16586,7 @@
       <w:pPr>
         <w:pStyle w:val="21"/>
       </w:pPr>
-      <w:bookmarkStart w:id="54" w:name="_Toc241183531"/>
+      <w:bookmarkStart w:id="54" w:name="_Toc241184132"/>
       <w:r>
         <w:t>2. Работа без внешних сетей</w:t>
       </w:r>
@@ -16322,7 +16611,7 @@
       <w:pPr>
         <w:pStyle w:val="21"/>
       </w:pPr>
-      <w:bookmarkStart w:id="55" w:name="_Toc241183532"/>
+      <w:bookmarkStart w:id="55" w:name="_Toc241184133"/>
       <w:r>
         <w:t>3. Ограничения искусственного интеллекта</w:t>
       </w:r>
@@ -16476,7 +16765,7 @@
       <w:pPr>
         <w:pStyle w:val="21"/>
       </w:pPr>
-      <w:bookmarkStart w:id="56" w:name="_Toc241183533"/>
+      <w:bookmarkStart w:id="56" w:name="_Toc241184134"/>
       <w:r>
         <w:t>4. Ограничения телефонии</w:t>
       </w:r>
@@ -16520,7 +16809,7 @@
       <w:pPr>
         <w:pStyle w:val="21"/>
       </w:pPr>
-      <w:bookmarkStart w:id="57" w:name="_Toc241183534"/>
+      <w:bookmarkStart w:id="57" w:name="_Toc241184135"/>
       <w:r>
         <w:t>5. Ограничения данных</w:t>
       </w:r>
@@ -16578,7 +16867,7 @@
       <w:pPr>
         <w:pStyle w:val="21"/>
       </w:pPr>
-      <w:bookmarkStart w:id="58" w:name="_Toc241183535"/>
+      <w:bookmarkStart w:id="58" w:name="_Toc241184136"/>
       <w:r>
         <w:t>6. Что не реализовано</w:t>
       </w:r>
@@ -16797,7 +17086,7 @@
       <w:pPr>
         <w:pStyle w:val="21"/>
       </w:pPr>
-      <w:bookmarkStart w:id="59" w:name="_Toc241183536"/>
+      <w:bookmarkStart w:id="59" w:name="_Toc241184137"/>
       <w:r>
         <w:t>7. Условия эксплуатации</w:t>
       </w:r>
@@ -16867,7 +17156,7 @@
       <w:pPr>
         <w:pStyle w:val="1"/>
       </w:pPr>
-      <w:bookmarkStart w:id="60" w:name="_Toc241183537"/>
+      <w:bookmarkStart w:id="60" w:name="_Toc241184138"/>
       <w:r>
         <w:lastRenderedPageBreak/>
         <w:t>9. Производительность и нагрузка</w:t>
@@ -16943,7 +17232,7 @@
       <w:pPr>
         <w:pStyle w:val="21"/>
       </w:pPr>
-      <w:bookmarkStart w:id="61" w:name="_Toc241183538"/>
+      <w:bookmarkStart w:id="61" w:name="_Toc241184139"/>
       <w:r>
         <w:t>Задержка ответа</w:t>
       </w:r>
@@ -18008,7 +18297,7 @@
       <w:pPr>
         <w:pStyle w:val="21"/>
       </w:pPr>
-      <w:bookmarkStart w:id="62" w:name="_Toc241183539"/>
+      <w:bookmarkStart w:id="62" w:name="_Toc241184140"/>
       <w:r>
         <w:t>Точность выбора реплики (select)</w:t>
       </w:r>
@@ -18534,7 +18823,7 @@
       <w:pPr>
         <w:pStyle w:val="21"/>
       </w:pPr>
-      <w:bookmarkStart w:id="63" w:name="_Toc241183540"/>
+      <w:bookmarkStart w:id="63" w:name="_Toc241184141"/>
       <w:r>
         <w:lastRenderedPageBreak/>
         <w:t>Провокации (generate)</w:t>
@@ -18688,7 +18977,7 @@
       <w:pPr>
         <w:pStyle w:val="21"/>
       </w:pPr>
-      <w:bookmarkStart w:id="64" w:name="_Toc241183541"/>
+      <w:bookmarkStart w:id="64" w:name="_Toc241184142"/>
       <w:r>
         <w:t>Как воспроизвести</w:t>
       </w:r>
@@ -18707,7 +18996,7 @@
       <w:pPr>
         <w:pStyle w:val="21"/>
       </w:pPr>
-      <w:bookmarkStart w:id="65" w:name="_Toc241183542"/>
+      <w:bookmarkStart w:id="65" w:name="_Toc241184143"/>
       <w:r>
         <w:t>Телефония: задержка ответа в линии (волна 6)</w:t>
       </w:r>
@@ -19374,7 +19663,7 @@
       <w:pPr>
         <w:pStyle w:val="21"/>
       </w:pPr>
-      <w:bookmarkStart w:id="66" w:name="_Toc241183543"/>
+      <w:bookmarkStart w:id="66" w:name="_Toc241184144"/>
       <w:r>
         <w:t>Генерация сценариев моделью диалога (волна 11, 20.09.2026)</w:t>
       </w:r>
@@ -19979,7 +20268,7 @@
       <w:pPr>
         <w:pStyle w:val="21"/>
       </w:pPr>
-      <w:bookmarkStart w:id="67" w:name="_Toc241183544"/>
+      <w:bookmarkStart w:id="67" w:name="_Toc241184145"/>
       <w:r>
         <w:t>Облачный голос заявителя (Vapi), 21.09.2026</w:t>
       </w:r>
@@ -20217,7 +20506,7 @@
       <w:pPr>
         <w:pStyle w:val="21"/>
       </w:pPr>
-      <w:bookmarkStart w:id="68" w:name="_Toc241183545"/>
+      <w:bookmarkStart w:id="68" w:name="_Toc241184146"/>
       <w:r>
         <w:lastRenderedPageBreak/>
         <w:t>Вход в систему под нагрузкой (#71, 22.09.2026)</w:t>
@@ -20562,7 +20851,7 @@
       <w:pPr>
         <w:pStyle w:val="21"/>
       </w:pPr>
-      <w:bookmarkStart w:id="69" w:name="_Toc241183546"/>
+      <w:bookmarkStart w:id="69" w:name="_Toc241184147"/>
       <w:r>
         <w:t>Нагрузка по цифрам ТЗ (22.09.2026)</w:t>
       </w:r>
@@ -21052,7 +21341,7 @@
       <w:pPr>
         <w:pStyle w:val="1"/>
       </w:pPr>
-      <w:bookmarkStart w:id="70" w:name="_Toc241183547"/>
+      <w:bookmarkStart w:id="70" w:name="_Toc241184148"/>
       <w:r>
         <w:lastRenderedPageBreak/>
         <w:t>10. Проверка подсчёта оценки на живых звонках</w:t>
@@ -21142,7 +21431,7 @@
       <w:pPr>
         <w:pStyle w:val="21"/>
       </w:pPr>
-      <w:bookmarkStart w:id="71" w:name="_Toc241183548"/>
+      <w:bookmarkStart w:id="71" w:name="_Toc241184149"/>
       <w:r>
         <w:t>Прогон 21.09.2026</w:t>
       </w:r>
@@ -22779,7 +23068,7 @@
       <w:pPr>
         <w:pStyle w:val="21"/>
       </w:pPr>
-      <w:bookmarkStart w:id="72" w:name="_Toc241183549"/>
+      <w:bookmarkStart w:id="72" w:name="_Toc241184150"/>
       <w:r>
         <w:lastRenderedPageBreak/>
         <w:t>Пример: стенограмма теста 01</w:t>
@@ -23272,7 +23561,7 @@
       <w:pPr>
         <w:pStyle w:val="21"/>
       </w:pPr>
-      <w:bookmarkStart w:id="73" w:name="_Toc241183550"/>
+      <w:bookmarkStart w:id="73" w:name="_Toc241184151"/>
       <w:r>
         <w:lastRenderedPageBreak/>
         <w:t>Как запустить</w:t>
@@ -23484,7 +23773,7 @@
       <w:pPr>
         <w:pStyle w:val="1"/>
       </w:pPr>
-      <w:bookmarkStart w:id="74" w:name="_Toc241183551"/>
+      <w:bookmarkStart w:id="74" w:name="_Toc241184152"/>
       <w:r>
         <w:lastRenderedPageBreak/>
         <w:t>11. Использованные библиотеки и компоненты</w:t>
@@ -23500,7 +23789,7 @@
       <w:pPr>
         <w:pStyle w:val="21"/>
       </w:pPr>
-      <w:bookmarkStart w:id="75" w:name="_Toc241183552"/>
+      <w:bookmarkStart w:id="75" w:name="_Toc241184153"/>
       <w:r>
         <w:t>Бэкенд (Python)</w:t>
       </w:r>
@@ -25341,7 +25630,7 @@
       <w:pPr>
         <w:pStyle w:val="21"/>
       </w:pPr>
-      <w:bookmarkStart w:id="76" w:name="_Toc241183553"/>
+      <w:bookmarkStart w:id="76" w:name="_Toc241184154"/>
       <w:r>
         <w:t>Модели</w:t>
       </w:r>
@@ -26027,7 +26316,7 @@
       <w:pPr>
         <w:pStyle w:val="21"/>
       </w:pPr>
-      <w:bookmarkStart w:id="77" w:name="_Toc241183554"/>
+      <w:bookmarkStart w:id="77" w:name="_Toc241184155"/>
       <w:r>
         <w:t>Данные</w:t>
       </w:r>
@@ -26188,7 +26477,7 @@
       <w:pPr>
         <w:pStyle w:val="21"/>
       </w:pPr>
-      <w:bookmarkStart w:id="78" w:name="_Toc241183555"/>
+      <w:bookmarkStart w:id="78" w:name="_Toc241184156"/>
       <w:r>
         <w:t>Фронтенд (TypeScript)</w:t>
       </w:r>
@@ -26664,7 +26953,7 @@
       <w:pPr>
         <w:pStyle w:val="21"/>
       </w:pPr>
-      <w:bookmarkStart w:id="79" w:name="_Toc241183556"/>
+      <w:bookmarkStart w:id="79" w:name="_Toc241184157"/>
       <w:r>
         <w:t>Инфраструктура (образы)</w:t>
       </w:r>
@@ -27007,7 +27296,7 @@
       <w:pPr>
         <w:pStyle w:val="1"/>
       </w:pPr>
-      <w:bookmarkStart w:id="80" w:name="_Toc241183557"/>
+      <w:bookmarkStart w:id="80" w:name="_Toc241184158"/>
       <w:r>
         <w:lastRenderedPageBreak/>
         <w:t>12. Соответствие техническому заданию</w:t>
@@ -27049,7 +27338,7 @@
       <w:pPr>
         <w:pStyle w:val="21"/>
       </w:pPr>
-      <w:bookmarkStart w:id="81" w:name="_Toc241183558"/>
+      <w:bookmarkStart w:id="81" w:name="_Toc241184159"/>
       <w:r>
         <w:t>1. Ключевые компоненты решения (раздел «Описание работы компании»)</w:t>
       </w:r>
@@ -27392,7 +27681,7 @@
       <w:pPr>
         <w:pStyle w:val="21"/>
       </w:pPr>
-      <w:bookmarkStart w:id="82" w:name="_Toc241183559"/>
+      <w:bookmarkStart w:id="82" w:name="_Toc241184160"/>
       <w:r>
         <w:t>2. Предназначение сервиса</w:t>
       </w:r>
@@ -28233,7 +28522,7 @@
       <w:pPr>
         <w:pStyle w:val="21"/>
       </w:pPr>
-      <w:bookmarkStart w:id="83" w:name="_Toc241183560"/>
+      <w:bookmarkStart w:id="83" w:name="_Toc241184161"/>
       <w:r>
         <w:t>3. Постановка задачи</w:t>
       </w:r>
@@ -28839,7 +29128,7 @@
       <w:pPr>
         <w:pStyle w:val="21"/>
       </w:pPr>
-      <w:bookmarkStart w:id="84" w:name="_Toc241183561"/>
+      <w:bookmarkStart w:id="84" w:name="_Toc241184162"/>
       <w:r>
         <w:t>4. Границы решения</w:t>
       </w:r>
@@ -29139,7 +29428,7 @@
       <w:pPr>
         <w:pStyle w:val="21"/>
       </w:pPr>
-      <w:bookmarkStart w:id="85" w:name="_Toc241183562"/>
+      <w:bookmarkStart w:id="85" w:name="_Toc241184163"/>
       <w:r>
         <w:t>5. Общие требования к сервису</w:t>
       </w:r>
@@ -30043,7 +30332,7 @@
       <w:pPr>
         <w:pStyle w:val="21"/>
       </w:pPr>
-      <w:bookmarkStart w:id="86" w:name="_Toc241183563"/>
+      <w:bookmarkStart w:id="86" w:name="_Toc241184164"/>
       <w:r>
         <w:t>6. Опциональные требования</w:t>
       </w:r>
@@ -30418,7 +30707,7 @@
       <w:pPr>
         <w:pStyle w:val="21"/>
       </w:pPr>
-      <w:bookmarkStart w:id="87" w:name="_Toc241183564"/>
+      <w:bookmarkStart w:id="87" w:name="_Toc241184165"/>
       <w:r>
         <w:t>7. Требования к производительности</w:t>
       </w:r>
@@ -31191,7 +31480,7 @@
       <w:pPr>
         <w:pStyle w:val="21"/>
       </w:pPr>
-      <w:bookmarkStart w:id="88" w:name="_Toc241183565"/>
+      <w:bookmarkStart w:id="88" w:name="_Toc241184166"/>
       <w:r>
         <w:t>8. Пользовательские требования: интерфейс</w:t>
       </w:r>
@@ -31495,7 +31784,7 @@
       <w:pPr>
         <w:pStyle w:val="21"/>
       </w:pPr>
-      <w:bookmarkStart w:id="89" w:name="_Toc241183566"/>
+      <w:bookmarkStart w:id="89" w:name="_Toc241184167"/>
       <w:r>
         <w:t>9. Роль: администратор</w:t>
       </w:r>
@@ -33003,7 +33292,7 @@
       <w:pPr>
         <w:pStyle w:val="21"/>
       </w:pPr>
-      <w:bookmarkStart w:id="90" w:name="_Toc241183567"/>
+      <w:bookmarkStart w:id="90" w:name="_Toc241184168"/>
       <w:r>
         <w:t>10. Роль: преподаватель</w:t>
       </w:r>
@@ -34246,7 +34535,7 @@
       <w:pPr>
         <w:pStyle w:val="21"/>
       </w:pPr>
-      <w:bookmarkStart w:id="91" w:name="_Toc241183568"/>
+      <w:bookmarkStart w:id="91" w:name="_Toc241184169"/>
       <w:r>
         <w:t>11. Роль: обучающийся</w:t>
       </w:r>
@@ -35888,7 +36177,7 @@
       <w:pPr>
         <w:pStyle w:val="21"/>
       </w:pPr>
-      <w:bookmarkStart w:id="92" w:name="_Toc241183569"/>
+      <w:bookmarkStart w:id="92" w:name="_Toc241184170"/>
       <w:r>
         <w:t>12. Нефункциональные требования</w:t>
       </w:r>
@@ -36920,7 +37209,7 @@
       <w:pPr>
         <w:pStyle w:val="21"/>
       </w:pPr>
-      <w:bookmarkStart w:id="93" w:name="_Toc241183570"/>
+      <w:bookmarkStart w:id="93" w:name="_Toc241184171"/>
       <w:r>
         <w:t>13. Сценарии из ТЗ и ответы заказчика</w:t>
       </w:r>
@@ -37782,7 +38071,7 @@
       <w:pPr>
         <w:pStyle w:val="21"/>
       </w:pPr>
-      <w:bookmarkStart w:id="94" w:name="_Toc241183571"/>
+      <w:bookmarkStart w:id="94" w:name="_Toc241184172"/>
       <w:r>
         <w:t>14. Требования к решению и сдаче</w:t>
       </w:r>
@@ -38497,7 +38786,7 @@
       <w:pPr>
         <w:pStyle w:val="21"/>
       </w:pPr>
-      <w:bookmarkStart w:id="95" w:name="_Toc241183572"/>
+      <w:bookmarkStart w:id="95" w:name="_Toc241184173"/>
       <w:r>
         <w:t>Что закрывает оставшиеся пункты</w:t>
       </w:r>
@@ -38896,31 +39185,31 @@
       </w:rPr>
     </w:lvl>
   </w:abstractNum>
-  <w:num w:numId="1" w16cid:durableId="65300577">
+  <w:num w:numId="1" w16cid:durableId="1577090104">
     <w:abstractNumId w:val="8"/>
   </w:num>
-  <w:num w:numId="2" w16cid:durableId="1452942395">
+  <w:num w:numId="2" w16cid:durableId="1306205579">
     <w:abstractNumId w:val="6"/>
   </w:num>
-  <w:num w:numId="3" w16cid:durableId="2087989750">
+  <w:num w:numId="3" w16cid:durableId="525367248">
     <w:abstractNumId w:val="5"/>
   </w:num>
-  <w:num w:numId="4" w16cid:durableId="358548284">
+  <w:num w:numId="4" w16cid:durableId="1114909062">
     <w:abstractNumId w:val="4"/>
   </w:num>
-  <w:num w:numId="5" w16cid:durableId="1500459221">
+  <w:num w:numId="5" w16cid:durableId="2087412538">
     <w:abstractNumId w:val="7"/>
   </w:num>
-  <w:num w:numId="6" w16cid:durableId="15084606">
+  <w:num w:numId="6" w16cid:durableId="775295999">
     <w:abstractNumId w:val="3"/>
   </w:num>
-  <w:num w:numId="7" w16cid:durableId="714161296">
+  <w:num w:numId="7" w16cid:durableId="2126465740">
     <w:abstractNumId w:val="2"/>
   </w:num>
-  <w:num w:numId="8" w16cid:durableId="1913150172">
+  <w:num w:numId="8" w16cid:durableId="62023045">
     <w:abstractNumId w:val="1"/>
   </w:num>
-  <w:num w:numId="9" w16cid:durableId="1973440970">
+  <w:num w:numId="9" w16cid:durableId="37095298">
     <w:abstractNumId w:val="0"/>
   </w:num>
 </w:numbering>
@@ -50316,7 +50605,7 @@
     <w:autoRedefine/>
     <w:uiPriority w:val="39"/>
     <w:unhideWhenUsed/>
-    <w:rsid w:val="00DD5B83"/>
+    <w:rsid w:val="00904C86"/>
     <w:pPr>
       <w:spacing w:after="100"/>
     </w:pPr>
@@ -50328,7 +50617,7 @@
     <w:autoRedefine/>
     <w:uiPriority w:val="39"/>
     <w:unhideWhenUsed/>
-    <w:rsid w:val="00DD5B83"/>
+    <w:rsid w:val="00904C86"/>
     <w:pPr>
       <w:spacing w:after="100"/>
       <w:ind w:left="240"/>
@@ -50341,7 +50630,7 @@
     <w:autoRedefine/>
     <w:uiPriority w:val="39"/>
     <w:unhideWhenUsed/>
-    <w:rsid w:val="00DD5B83"/>
+    <w:rsid w:val="00904C86"/>
     <w:pPr>
       <w:spacing w:after="100" w:line="278" w:lineRule="auto"/>
       <w:ind w:left="480"/>
@@ -50361,7 +50650,7 @@
     <w:autoRedefine/>
     <w:uiPriority w:val="39"/>
     <w:unhideWhenUsed/>
-    <w:rsid w:val="00DD5B83"/>
+    <w:rsid w:val="00904C86"/>
     <w:pPr>
       <w:spacing w:after="100" w:line="278" w:lineRule="auto"/>
       <w:ind w:left="720"/>
@@ -50381,7 +50670,7 @@
     <w:autoRedefine/>
     <w:uiPriority w:val="39"/>
     <w:unhideWhenUsed/>
-    <w:rsid w:val="00DD5B83"/>
+    <w:rsid w:val="00904C86"/>
     <w:pPr>
       <w:spacing w:after="100" w:line="278" w:lineRule="auto"/>
       <w:ind w:left="960"/>
@@ -50401,7 +50690,7 @@
     <w:autoRedefine/>
     <w:uiPriority w:val="39"/>
     <w:unhideWhenUsed/>
-    <w:rsid w:val="00DD5B83"/>
+    <w:rsid w:val="00904C86"/>
     <w:pPr>
       <w:spacing w:after="100" w:line="278" w:lineRule="auto"/>
       <w:ind w:left="1200"/>
@@ -50421,7 +50710,7 @@
     <w:autoRedefine/>
     <w:uiPriority w:val="39"/>
     <w:unhideWhenUsed/>
-    <w:rsid w:val="00DD5B83"/>
+    <w:rsid w:val="00904C86"/>
     <w:pPr>
       <w:spacing w:after="100" w:line="278" w:lineRule="auto"/>
       <w:ind w:left="1440"/>
@@ -50441,7 +50730,7 @@
     <w:autoRedefine/>
     <w:uiPriority w:val="39"/>
     <w:unhideWhenUsed/>
-    <w:rsid w:val="00DD5B83"/>
+    <w:rsid w:val="00904C86"/>
     <w:pPr>
       <w:spacing w:after="100" w:line="278" w:lineRule="auto"/>
       <w:ind w:left="1680"/>
@@ -50461,7 +50750,7 @@
     <w:autoRedefine/>
     <w:uiPriority w:val="39"/>
     <w:unhideWhenUsed/>
-    <w:rsid w:val="00DD5B83"/>
+    <w:rsid w:val="00904C86"/>
     <w:pPr>
       <w:spacing w:after="100" w:line="278" w:lineRule="auto"/>
       <w:ind w:left="1920"/>
@@ -50479,7 +50768,7 @@
     <w:basedOn w:val="a2"/>
     <w:uiPriority w:val="99"/>
     <w:unhideWhenUsed/>
-    <w:rsid w:val="00DD5B83"/>
+    <w:rsid w:val="00904C86"/>
     <w:rPr>
       <w:color w:val="0000FF" w:themeColor="hyperlink"/>
       <w:u w:val="single"/>
@@ -50491,7 +50780,7 @@
     <w:uiPriority w:val="99"/>
     <w:semiHidden/>
     <w:unhideWhenUsed/>
-    <w:rsid w:val="00DD5B83"/>
+    <w:rsid w:val="00904C86"/>
     <w:rPr>
       <w:color w:val="605E5C"/>
       <w:shd w:val="clear" w:color="auto" w:fill="E1DFDD"/>
